--- a/downloads/teacher/ai-6-week-19.docx
+++ b/downloads/teacher/ai-6-week-19.docx
@@ -1938,6 +1938,396 @@
         <w:t>For the Grounded Learning Service, retain an annotated trace and the changed-case result. Name the contract or evidence that makes the deciding step valid, so another team can review it.</w:t>
       </w:r>
     </w:p>
+    <w:p>
+      <w:pPr>
+        <w:pStyle w:val="Heading1"/>
+      </w:pPr>
+      <w:r>
+        <w:t>07. Prepare, teach and assess</w:t>
+      </w:r>
+    </w:p>
+    <w:p>
+      <w:r>
+        <w:t>Teaching target: Explain the mechanism and terminology of sandboxing and resource limits</w:t>
+      </w:r>
+    </w:p>
+    <w:p>
+      <w:r>
+        <w:t>Prepare the labelled worked-case picture, the matching workbook, fictional input cards and a place for individual responses. Check a local Python 3 environment before class; have a paper-trace version ready.</w:t>
+      </w:r>
+    </w:p>
+    <w:tbl>
+      <w:tblPr>
+        <w:tblStyle w:val="LightShading-Accent1"/>
+        <w:tblW w:type="auto" w:w="0"/>
+        <w:tblLook w:firstColumn="1" w:firstRow="1" w:lastColumn="0" w:lastRow="0" w:noHBand="0" w:noVBand="1" w:val="04A0"/>
+      </w:tblPr>
+      <w:tblGrid>
+        <w:gridCol w:w="3408"/>
+        <w:gridCol w:w="3408"/>
+        <w:gridCol w:w="3408"/>
+      </w:tblGrid>
+      <w:tr>
+        <w:trPr>
+          <w:tblHeader/>
+        </w:trPr>
+        <w:tc>
+          <w:tcPr>
+            <w:tcW w:type="dxa" w:w="3408"/>
+          </w:tcPr>
+          <w:p>
+            <w:r>
+              <w:t>Session</w:t>
+            </w:r>
+          </w:p>
+        </w:tc>
+        <w:tc>
+          <w:tcPr>
+            <w:tcW w:type="dxa" w:w="3408"/>
+          </w:tcPr>
+          <w:p>
+            <w:r>
+              <w:t>Plan</w:t>
+            </w:r>
+          </w:p>
+        </w:tc>
+        <w:tc>
+          <w:tcPr>
+            <w:tcW w:type="dxa" w:w="3408"/>
+          </w:tcPr>
+          <w:p>
+            <w:r>
+              <w:t>Resources</w:t>
+            </w:r>
+          </w:p>
+        </w:tc>
+      </w:tr>
+      <w:tr>
+        <w:tc>
+          <w:tcPr>
+            <w:tcW w:type="dxa" w:w="3408"/>
+          </w:tcPr>
+          <w:p>
+            <w:r>
+              <w:t>Session 1 · Understand · 45 min</w:t>
+            </w:r>
+          </w:p>
+        </w:tc>
+        <w:tc>
+          <w:tcPr>
+            <w:tcW w:type="dxa" w:w="3408"/>
+          </w:tcPr>
+          <w:p>
+            <w:r>
+              <w:t>0–7: recall and prerequisite; 7–15: inspect the concrete case and predict; 15–30: teacher models the worked trace; 30–40: learners explain a step using the text and visual; 40–45: check the core idea.</w:t>
+            </w:r>
+          </w:p>
+        </w:tc>
+        <w:tc>
+          <w:tcPr>
+            <w:tcW w:type="dxa" w:w="3408"/>
+          </w:tcPr>
+          <w:p>
+            <w:r>
+              <w:t>Sections 1–6; record the brief recall in the workbook.</w:t>
+            </w:r>
+          </w:p>
+        </w:tc>
+      </w:tr>
+      <w:tr>
+        <w:tc>
+          <w:tcPr>
+            <w:tcW w:type="dxa" w:w="3408"/>
+          </w:tcPr>
+          <w:p>
+            <w:r>
+              <w:t>Session 2 · Practise · 45 min</w:t>
+            </w:r>
+          </w:p>
+        </w:tc>
+        <w:tc>
+          <w:tcPr>
+            <w:tcW w:type="dxa" w:w="3408"/>
+          </w:tcPr>
+          <w:p>
+            <w:r>
+              <w:t>0–5: retrieve the procedure; 5–15: W2 completion practice; 15–23: explain and check with a partner; 23–30: each learner answers the misconception check; 30–40: targeted reteaching or a harder variation; 40–45: prepare the investigation.</w:t>
+            </w:r>
+          </w:p>
+        </w:tc>
+        <w:tc>
+          <w:tcPr>
+            <w:tcW w:type="dxa" w:w="3408"/>
+          </w:tcPr>
+          <w:p>
+            <w:r>
+              <w:t>Sections 7–10; use the matching workbook W2 and misconception check.</w:t>
+            </w:r>
+          </w:p>
+        </w:tc>
+      </w:tr>
+      <w:tr>
+        <w:tc>
+          <w:tcPr>
+            <w:tcW w:type="dxa" w:w="3408"/>
+          </w:tcPr>
+          <w:p>
+            <w:r>
+              <w:t>Session 3 · Investigate and transfer · 45 min</w:t>
+            </w:r>
+          </w:p>
+        </w:tc>
+        <w:tc>
+          <w:tcPr>
+            <w:tcW w:type="dxa" w:w="3408"/>
+          </w:tcPr>
+          <w:p>
+            <w:r>
+              <w:t>0–5: retrieve the decision rule; 5–20: investigate or trace; 20–30: start the independent case; 30–38: connect the project; 38–43: act on feedback; 43–45: plan the return check.</w:t>
+            </w:r>
+          </w:p>
+        </w:tc>
+        <w:tc>
+          <w:tcPr>
+            <w:tcW w:type="dxa" w:w="3408"/>
+          </w:tcPr>
+          <w:p>
+            <w:r>
+              <w:t>Sections 9 and 11–14. Give extra time to finish the full task set; use Section 15 when the week includes a coding lab.</w:t>
+            </w:r>
+          </w:p>
+        </w:tc>
+      </w:tr>
+    </w:tbl>
+    <w:p>
+      <w:r>
+        <w:t>Before class, solve the supported practice: A job requests a public webpage and a write outside its output directory. Show the intermediate steps and give the conclusion with its scope.</w:t>
+      </w:r>
+    </w:p>
+    <w:p>
+      <w:r>
+        <w:t>Reasoned practice answer: Teacher explanation: Both operations violate the sandbox contract. Deny them; public availability does not grant network or filesystem authority.</w:t>
+      </w:r>
+    </w:p>
+    <w:p>
+      <w:r>
+        <w:t>Check every learner before discussion: Use the worked case for Sandboxing and resource limits. Proposed explanation: “The worked result establishes every future case”. Decide whether this explanation is supported. Point to the step or supplied fact that decides; explain your repair if needed.</w:t>
+      </w:r>
+    </w:p>
+    <w:p>
+      <w:r>
+        <w:t>Misconception repair: Resource limits constrain execution but cannot prove generated claims or algorithms correct.</w:t>
+      </w:r>
+    </w:p>
+    <w:p>
+      <w:r>
+        <w:t>Support: read the exact case aloud, enlarge the labelled picture, supply input cards and model only the first deciding step. Accept a spoken explanation or drawing; retain the reasoning goal.</w:t>
+      </w:r>
+    </w:p>
+    <w:p>
+      <w:r>
+        <w:t>Extension: A takes three seconds but still writes 2 MB. Require a prediction and a reason before comparing. Expected result: Stop A for exceeding the time allowance. Reason: The independent two-second limit remains binding.</w:t>
+      </w:r>
+    </w:p>
+    <w:p>
+      <w:r>
+        <w:t>Independent assessment: withhold the reserved answer until the learner has attempted the new case. Record support separately from correctness.</w:t>
+      </w:r>
+    </w:p>
+    <w:tbl>
+      <w:tblPr>
+        <w:tblStyle w:val="LightShading-Accent1"/>
+        <w:tblW w:type="auto" w:w="0"/>
+        <w:tblLook w:firstColumn="1" w:firstRow="1" w:lastColumn="0" w:lastRow="0" w:noHBand="0" w:noVBand="1" w:val="04A0"/>
+      </w:tblPr>
+      <w:tblGrid>
+        <w:gridCol w:w="2556"/>
+        <w:gridCol w:w="2556"/>
+        <w:gridCol w:w="2556"/>
+        <w:gridCol w:w="2556"/>
+      </w:tblGrid>
+      <w:tr>
+        <w:trPr>
+          <w:tblHeader/>
+        </w:trPr>
+        <w:tc>
+          <w:tcPr>
+            <w:tcW w:type="dxa" w:w="2556"/>
+          </w:tcPr>
+          <w:p>
+            <w:r>
+              <w:t>Criterion</w:t>
+            </w:r>
+          </w:p>
+        </w:tc>
+        <w:tc>
+          <w:tcPr>
+            <w:tcW w:type="dxa" w:w="2556"/>
+          </w:tcPr>
+          <w:p>
+            <w:r>
+              <w:t>Not yet</w:t>
+            </w:r>
+          </w:p>
+        </w:tc>
+        <w:tc>
+          <w:tcPr>
+            <w:tcW w:type="dxa" w:w="2556"/>
+          </w:tcPr>
+          <w:p>
+            <w:r>
+              <w:t>With support</w:t>
+            </w:r>
+          </w:p>
+        </w:tc>
+        <w:tc>
+          <w:tcPr>
+            <w:tcW w:type="dxa" w:w="2556"/>
+          </w:tcPr>
+          <w:p>
+            <w:r>
+              <w:t>Independent</w:t>
+            </w:r>
+          </w:p>
+        </w:tc>
+      </w:tr>
+      <w:tr>
+        <w:tc>
+          <w:tcPr>
+            <w:tcW w:type="dxa" w:w="2556"/>
+          </w:tcPr>
+          <w:p>
+            <w:r>
+              <w:t>Explanation</w:t>
+            </w:r>
+          </w:p>
+        </w:tc>
+        <w:tc>
+          <w:tcPr>
+            <w:tcW w:type="dxa" w:w="2556"/>
+          </w:tcPr>
+          <w:p>
+            <w:r>
+              <w:t>Names an answer without a deciding fact</w:t>
+            </w:r>
+          </w:p>
+        </w:tc>
+        <w:tc>
+          <w:tcPr>
+            <w:tcW w:type="dxa" w:w="2556"/>
+          </w:tcPr>
+          <w:p>
+            <w:r>
+              <w:t>Uses a hint to link fact and decision</w:t>
+            </w:r>
+          </w:p>
+        </w:tc>
+        <w:tc>
+          <w:tcPr>
+            <w:tcW w:type="dxa" w:w="2556"/>
+          </w:tcPr>
+          <w:p>
+            <w:r>
+              <w:t>Explains the deciding fact in own words</w:t>
+            </w:r>
+          </w:p>
+        </w:tc>
+      </w:tr>
+      <w:tr>
+        <w:tc>
+          <w:tcPr>
+            <w:tcW w:type="dxa" w:w="2556"/>
+          </w:tcPr>
+          <w:p>
+            <w:r>
+              <w:t>Trace or test</w:t>
+            </w:r>
+          </w:p>
+        </w:tc>
+        <w:tc>
+          <w:tcPr>
+            <w:tcW w:type="dxa" w:w="2556"/>
+          </w:tcPr>
+          <w:p>
+            <w:r>
+              <w:t>Cannot connect input and result</w:t>
+            </w:r>
+          </w:p>
+        </w:tc>
+        <w:tc>
+          <w:tcPr>
+            <w:tcW w:type="dxa" w:w="2556"/>
+          </w:tcPr>
+          <w:p>
+            <w:r>
+              <w:t>Completes steps with prompts</w:t>
+            </w:r>
+          </w:p>
+        </w:tc>
+        <w:tc>
+          <w:tcPr>
+            <w:tcW w:type="dxa" w:w="2556"/>
+          </w:tcPr>
+          <w:p>
+            <w:r>
+              <w:t>Traces or tests a changed case accurately</w:t>
+            </w:r>
+          </w:p>
+        </w:tc>
+      </w:tr>
+      <w:tr>
+        <w:tc>
+          <w:tcPr>
+            <w:tcW w:type="dxa" w:w="2556"/>
+          </w:tcPr>
+          <w:p>
+            <w:r>
+              <w:t>Limits and revision</w:t>
+            </w:r>
+          </w:p>
+        </w:tc>
+        <w:tc>
+          <w:tcPr>
+            <w:tcW w:type="dxa" w:w="2556"/>
+          </w:tcPr>
+          <w:p>
+            <w:r>
+              <w:t>Claims more than evidence supports</w:t>
+            </w:r>
+          </w:p>
+        </w:tc>
+        <w:tc>
+          <w:tcPr>
+            <w:tcW w:type="dxa" w:w="2556"/>
+          </w:tcPr>
+          <w:p>
+            <w:r>
+              <w:t>Names a limit after a prompt</w:t>
+            </w:r>
+          </w:p>
+        </w:tc>
+        <w:tc>
+          <w:tcPr>
+            <w:tcW w:type="dxa" w:w="2556"/>
+          </w:tcPr>
+          <w:p>
+            <w:r>
+              <w:t>States a defensible limit and useful next test</w:t>
+            </w:r>
+          </w:p>
+        </w:tc>
+      </w:tr>
+    </w:tbl>
+    <w:p>
+      <w:r>
+        <w:t>Project checkpoint: Evaluate and revise. Compare with your starting method, explain errors and record a justified revision.</w:t>
+      </w:r>
+    </w:p>
+    <w:p>
+      <w:r>
+        <w:t>Use the weekly teacher answer for topic-specific reasoning. A saved progress tick is an activity record; judge mastery from the learner’s explanation and evidence.</w:t>
+      </w:r>
+    </w:p>
     <w:sectPr>
       <w:pgSz w:w="12240" w:h="15840"/>
       <w:pgMar w:top="936" w:right="1008" w:bottom="936" w:left="1008" w:header="720" w:footer="720" w:gutter="0"/>

--- a/downloads/teacher/ai-6-week-19.docx
+++ b/downloads/teacher/ai-6-week-19.docx
@@ -2328,6 +2328,39 @@
         <w:t>Use the weekly teacher answer for topic-specific reasoning. A saved progress tick is an activity record; judge mastery from the learner’s explanation and evidence.</w:t>
       </w:r>
     </w:p>
+    <w:p>
+      <w:pPr>
+        <w:pStyle w:val="Heading1"/>
+      </w:pPr>
+      <w:r>
+        <w:t>08. Use feedback, labs and repair paths</w:t>
+      </w:r>
+    </w:p>
+    <w:p>
+      <w:r>
+        <w:t>Use the two formative questions as supported practice, not as independent mastery scores. Discuss the deciding evidence rather than accepting a guessed selection.</w:t>
+      </w:r>
+    </w:p>
+    <w:p>
+      <w:r>
+        <w:t>The feedback comes from the reviewed public worked case. Do not reveal the separately reserved independent teacher answer until the learner has attempted that case.</w:t>
+      </w:r>
+    </w:p>
+    <w:p>
+      <w:r>
+        <w:t>Ask students to predict before running code. Preserve errors and actual outputs; collect a changed test and an explanation. The branch-boundary and indexing lessons deliberately include failure cases.</w:t>
+      </w:r>
+    </w:p>
+    <w:p>
+      <w:r>
+        <w:t>Use the earlier worked-explanation links to address a specific missing building block, then return to the current question. Adapt this suggestion after observing the learner; it is not an automatic diagnosis.</w:t>
+      </w:r>
+    </w:p>
+    <w:p>
+      <w:r>
+        <w:t>Collect the completed-work portfolio as evidence. Record support separately from correctness, and assess explanation, trace/test and limitations. Progress ticks and quiz selections alone do not establish mastery.</w:t>
+      </w:r>
+    </w:p>
     <w:sectPr>
       <w:pgSz w:w="12240" w:h="15840"/>
       <w:pgMar w:top="936" w:right="1008" w:bottom="936" w:left="1008" w:header="720" w:footer="720" w:gutter="0"/>

--- a/downloads/teacher/ai-6-week-19.docx
+++ b/downloads/teacher/ai-6-week-19.docx
@@ -29,16 +29,51 @@
       </w:r>
     </w:p>
     <w:p>
-      <w:pPr>
-        <w:pStyle w:val="Heading3"/>
-      </w:pPr>
-      <w:r>
-        <w:t>Teach the learning cycle</w:t>
+      <w:r>
+        <w:t>Prepare Sandboxing and resource limits: check the target, prerequisites, resources and adaptable teaching schedule.</w:t>
       </w:r>
     </w:p>
     <w:p>
-      <w:r>
-        <w:t>Primary target: Explain the mechanism and terminology of sandboxing and resource limits</w:t>
+      <w:pPr>
+        <w:pStyle w:val="Heading3"/>
+      </w:pPr>
+      <w:r>
+        <w:t>Teach the learning cycle</w:t>
+      </w:r>
+    </w:p>
+    <w:p>
+      <w:pPr>
+        <w:spacing w:line="336" w:lineRule="auto" w:after="180"/>
+      </w:pPr>
+      <w:r>
+        <w:rPr>
+          <w:b w:val="0"/>
+        </w:rPr>
+        <w:t xml:space="preserve">Primary target: Explain the </w:t>
+      </w:r>
+      <w:r>
+        <w:rPr>
+          <w:b/>
+        </w:rPr>
+        <w:t>mechanism</w:t>
+      </w:r>
+      <w:r>
+        <w:rPr>
+          <w:b w:val="0"/>
+        </w:rPr>
+        <w:t xml:space="preserve"> and terminology of </w:t>
+      </w:r>
+      <w:r>
+        <w:rPr>
+          <w:b/>
+        </w:rPr>
+        <w:t>sandbox</w:t>
+      </w:r>
+      <w:r>
+        <w:rPr>
+          <w:b w:val="0"/>
+        </w:rPr>
+        <w:t>ing and resource limits</w:t>
       </w:r>
     </w:p>
     <w:tbl>
@@ -185,16 +220,37 @@
       </w:tr>
     </w:tbl>
     <w:p>
-      <w:r>
-        <w:t>This is a starting allocation of 135 minutes, not a validated duration. Preserve all named topics. Schedule extra time for connected examples, the full investigation, independent cases and project building. Repeated copies of a case share one recorded attempt; they are not new evidence.</w:t>
+      <w:pPr>
+        <w:spacing w:line="336" w:lineRule="auto" w:after="180"/>
+      </w:pPr>
+      <w:r>
+        <w:rPr>
+          <w:b w:val="0"/>
+        </w:rPr>
+        <w:t>This is a starting allocation of 135 minutes, not a validated duration. Preserve all named topics. Schedule extra time for connected examples, the full investigation, independent cases and project building.</w:t>
       </w:r>
     </w:p>
     <w:p>
       <w:pPr>
-        <w:pStyle w:val="Heading3"/>
-      </w:pPr>
-      <w:r>
-        <w:t>Retrieval answer guidance</w:t>
+        <w:spacing w:line="336" w:lineRule="auto" w:after="180"/>
+      </w:pPr>
+      <w:r>
+        <w:rPr>
+          <w:b w:val="0"/>
+        </w:rPr>
+        <w:t xml:space="preserve">Repeated copies of a case share one recorded attempt; they are not new </w:t>
+      </w:r>
+      <w:r>
+        <w:rPr>
+          <w:b/>
+        </w:rPr>
+        <w:t>evidence</w:t>
+      </w:r>
+      <w:r>
+        <w:rPr>
+          <w:b w:val="0"/>
+        </w:rPr>
+        <w:t>.</w:t>
       </w:r>
     </w:p>
     <w:p>
@@ -202,178 +258,714 @@
         <w:pStyle w:val="Heading3"/>
       </w:pPr>
       <w:r>
-        <w:t>Untrusted input boundaries</w:t>
+        <w:t>Retrieval answer guidance</w:t>
       </w:r>
     </w:p>
     <w:p>
-      <w:r>
-        <w:t>Without opening the old lesson, explain one key idea from Untrusted input boundaries. Give an example and a mistake that the idea helps you avoid.</w:t>
+      <w:pPr>
+        <w:pStyle w:val="Heading3"/>
+      </w:pPr>
+      <w:r>
+        <w:t>Untrusted input boundaries</w:t>
       </w:r>
     </w:p>
     <w:p>
-      <w:r>
-        <w:t>Look for: Explain the mechanism and terminology of untrusted input boundaries</w:t>
+      <w:pPr>
+        <w:spacing w:line="336" w:lineRule="auto" w:after="180"/>
+      </w:pPr>
+      <w:r>
+        <w:rPr>
+          <w:b w:val="0"/>
+        </w:rPr>
+        <w:t xml:space="preserve">Without opening the old lesson, explain one key idea from Untrusted </w:t>
+      </w:r>
+      <w:r>
+        <w:rPr>
+          <w:b/>
+        </w:rPr>
+        <w:t>input</w:t>
+      </w:r>
+      <w:r>
+        <w:rPr>
+          <w:b w:val="0"/>
+        </w:rPr>
+        <w:t xml:space="preserve"> boundaries. Give an example and a mistake that the idea helps you avoid.</w:t>
       </w:r>
     </w:p>
     <w:p>
-      <w:r>
-        <w:t>Reference example, not the only acceptable wording: Teacher explanation: Untrusted input must be treated according to a contract before reaching code, queries or tools. Data that resembles instructions does not acquire execution authority. For the toy lookup accept room IDs matching one uppercase letter plus one digit. Perform exact dictionary lookup; never evaluate user strings as code. Reject invalid length or characters.</w:t>
+      <w:pPr>
+        <w:spacing w:line="336" w:lineRule="auto" w:after="180"/>
+      </w:pPr>
+      <w:r>
+        <w:rPr>
+          <w:b w:val="0"/>
+        </w:rPr>
+        <w:t xml:space="preserve">Look for: Explain the </w:t>
+      </w:r>
+      <w:r>
+        <w:rPr>
+          <w:b/>
+        </w:rPr>
+        <w:t>mechanism</w:t>
+      </w:r>
+      <w:r>
+        <w:rPr>
+          <w:b w:val="0"/>
+        </w:rPr>
+        <w:t xml:space="preserve"> and terminology of untrusted </w:t>
+      </w:r>
+      <w:r>
+        <w:rPr>
+          <w:b/>
+        </w:rPr>
+        <w:t>input</w:t>
+      </w:r>
+      <w:r>
+        <w:rPr>
+          <w:b w:val="0"/>
+        </w:rPr>
+        <w:t xml:space="preserve"> boundaries</w:t>
       </w:r>
     </w:p>
     <w:p>
       <w:pPr>
-        <w:pStyle w:val="Heading3"/>
-      </w:pPr>
-      <w:r>
-        <w:t>Timeouts retries and cancellation</w:t>
+        <w:spacing w:line="336" w:lineRule="auto" w:after="180"/>
+      </w:pPr>
+      <w:r>
+        <w:rPr>
+          <w:b w:val="0"/>
+        </w:rPr>
+        <w:t xml:space="preserve">Reference example, not the only acceptable wording: Teacher explanation: Untrusted </w:t>
+      </w:r>
+      <w:r>
+        <w:rPr>
+          <w:b/>
+        </w:rPr>
+        <w:t>input</w:t>
+      </w:r>
+      <w:r>
+        <w:rPr>
+          <w:b w:val="0"/>
+        </w:rPr>
+        <w:t xml:space="preserve"> must be treated according to a contract before reaching code, queries or tools.</w:t>
       </w:r>
     </w:p>
     <w:p>
-      <w:r>
-        <w:t>Without opening the old lesson, explain one key idea from Timeouts retries and cancellation. Give an example and a mistake that the idea helps you avoid.</w:t>
+      <w:pPr>
+        <w:spacing w:line="336" w:lineRule="auto" w:after="180"/>
+      </w:pPr>
+      <w:r>
+        <w:rPr>
+          <w:b w:val="0"/>
+        </w:rPr>
+        <w:t>Data that resembles instructions does not acquire execution authority. For the toy lookup accept room IDs matching one uppercase letter plus one digit. Perform exact dictionary lookup; never evaluate user strings as code.</w:t>
       </w:r>
     </w:p>
     <w:p>
-      <w:r>
-        <w:t>Look for: Explain the mechanism and terminology of timeouts retries and cancellation</w:t>
+      <w:pPr>
+        <w:spacing w:line="336" w:lineRule="auto" w:after="180"/>
+      </w:pPr>
+      <w:r>
+        <w:rPr>
+          <w:b w:val="0"/>
+        </w:rPr>
+        <w:t>Reject invalid length or characters.</w:t>
       </w:r>
     </w:p>
     <w:p>
-      <w:r>
-        <w:t>Reference example, not the only acceptable wording: Teacher explanation: Timeouts bound waiting; retries consume a finite budget. Cancellation should stop future work while accounting for operations already committed. Retry only declared transient failures. Use at most three attempts with waiting gaps 1 and 2 seconds; each attempt may run at most 4 seconds. Worst-case elapsed bound excluding overhead is 3*4+1+2=15 seconds.</w:t>
+      <w:pPr>
+        <w:pStyle w:val="Heading3"/>
+      </w:pPr>
+      <w:r>
+        <w:t>Timeouts retries and cancellation</w:t>
       </w:r>
     </w:p>
     <w:p>
       <w:pPr>
-        <w:pStyle w:val="Heading3"/>
-      </w:pPr>
-      <w:r>
-        <w:t>State machines for bounded agents</w:t>
+        <w:spacing w:line="336" w:lineRule="auto" w:after="180"/>
+      </w:pPr>
+      <w:r>
+        <w:rPr>
+          <w:b w:val="0"/>
+        </w:rPr>
+        <w:t>Without opening the old lesson, explain one key idea from Timeouts retries and cancellation. Give an example and a mistake that the idea helps you avoid.</w:t>
       </w:r>
     </w:p>
     <w:p>
-      <w:r>
-        <w:t>Without opening the old lesson, explain one key idea from State machines for bounded agents. Give an example and a mistake that the idea helps you avoid.</w:t>
+      <w:pPr>
+        <w:spacing w:line="336" w:lineRule="auto" w:after="180"/>
+      </w:pPr>
+      <w:r>
+        <w:rPr>
+          <w:b w:val="0"/>
+        </w:rPr>
+        <w:t xml:space="preserve">Look for: Explain the </w:t>
+      </w:r>
+      <w:r>
+        <w:rPr>
+          <w:b/>
+        </w:rPr>
+        <w:t>mechanism</w:t>
+      </w:r>
+      <w:r>
+        <w:rPr>
+          <w:b w:val="0"/>
+        </w:rPr>
+        <w:t xml:space="preserve"> and terminology of timeouts retries and cancellation</w:t>
       </w:r>
     </w:p>
     <w:p>
-      <w:r>
-        <w:t>Look for: Explain the mechanism and terminology of state machines for bounded agents</w:t>
+      <w:pPr>
+        <w:spacing w:line="336" w:lineRule="auto" w:after="180"/>
+      </w:pPr>
+      <w:r>
+        <w:rPr>
+          <w:b w:val="0"/>
+        </w:rPr>
+        <w:t>Reference example, not the only acceptable wording: Teacher explanation: Timeouts bound waiting; retries consume a finite budget. Cancellation should stop future work while accounting for operations already committed.</w:t>
       </w:r>
     </w:p>
     <w:p>
-      <w:r>
-        <w:t>Reference example, not the only acceptable wording: Teacher explanation: A bounded agent uses explicit states and finite action limits. A state machine makes invalid transitions visible. States are ready, looking_up, review, done. ready may start lookup; lookup may finish done or request review; review may finish done after authorised evidence. done is terminal. Maximum two lookup attempts.</w:t>
+      <w:pPr>
+        <w:spacing w:line="336" w:lineRule="auto" w:after="180"/>
+      </w:pPr>
+      <w:r>
+        <w:rPr>
+          <w:b w:val="0"/>
+        </w:rPr>
+        <w:t>Retry only declared transient failures. Use at most three attempts with waiting gaps 1 and 2 seconds; each attempt may run at most 4 seconds. Worst-case elapsed bound excluding overhead is 3*4+1+2=15 seconds.</w:t>
       </w:r>
     </w:p>
     <w:p>
-      <w:r>
-        <w:t>Two 45-minute sessions. Sandboxing and quotas constrain what a process may access or consume. They reduce possible operations but do not verify every result. Use the supplied constructed scenarios to make the mechanism inspectable. Collect W4 before sharing solutions. Students should name intermediate evidence and limitations; classroom pacing and learning effectiveness remain unvalidated.</w:t>
+      <w:pPr>
+        <w:pStyle w:val="Heading3"/>
+      </w:pPr>
+      <w:r>
+        <w:t>State machines for bounded agents</w:t>
       </w:r>
     </w:p>
     <w:p>
       <w:pPr>
-        <w:pStyle w:val="Heading3"/>
-      </w:pPr>
-      <w:r>
-        <w:t>Outcomes</w:t>
+        <w:spacing w:line="336" w:lineRule="auto" w:after="180"/>
+      </w:pPr>
+      <w:r>
+        <w:rPr>
+          <w:b w:val="0"/>
+        </w:rPr>
+        <w:t>Without opening the old lesson, explain one key idea from State machines for bounded agents. Give an example and a mistake that the idea helps you avoid.</w:t>
       </w:r>
     </w:p>
     <w:p>
-      <w:r>
-        <w:t>Explain the mechanism and terminology of sandboxing and resource limits</w:t>
+      <w:pPr>
+        <w:spacing w:line="336" w:lineRule="auto" w:after="180"/>
+      </w:pPr>
+      <w:r>
+        <w:rPr>
+          <w:b w:val="0"/>
+        </w:rPr>
+        <w:t xml:space="preserve">Look for: Explain the </w:t>
+      </w:r>
+      <w:r>
+        <w:rPr>
+          <w:b/>
+        </w:rPr>
+        <w:t>mechanism</w:t>
+      </w:r>
+      <w:r>
+        <w:rPr>
+          <w:b w:val="0"/>
+        </w:rPr>
+        <w:t xml:space="preserve"> and terminology of state machines for bounded agents</w:t>
       </w:r>
     </w:p>
     <w:p>
-      <w:r>
-        <w:t>Apply the stated procedure to a new case with a traceable result</w:t>
+      <w:pPr>
+        <w:spacing w:line="336" w:lineRule="auto" w:after="180"/>
+      </w:pPr>
+      <w:r>
+        <w:rPr>
+          <w:b w:val="0"/>
+        </w:rPr>
+        <w:t>Reference example, not the only acceptable wording: Teacher explanation: A bounded agent uses explicit states and finite action limits. A state machine makes invalid transitions visible.</w:t>
       </w:r>
     </w:p>
     <w:p>
-      <w:r>
-        <w:t>Identify an assumption or limitation and design a revealing follow-up</w:t>
+      <w:pPr>
+        <w:spacing w:line="336" w:lineRule="auto" w:after="180"/>
+      </w:pPr>
+      <w:r>
+        <w:rPr>
+          <w:b w:val="0"/>
+        </w:rPr>
+        <w:t xml:space="preserve">States are ready, looking_up, review, done. ready may start lookup; lookup may finish done or request review; review may finish done after authorised </w:t>
+      </w:r>
+      <w:r>
+        <w:rPr>
+          <w:b/>
+        </w:rPr>
+        <w:t>evidence</w:t>
+      </w:r>
+      <w:r>
+        <w:rPr>
+          <w:b w:val="0"/>
+        </w:rPr>
+        <w:t>. done is terminal. Maximum two lookup attempts.</w:t>
       </w:r>
     </w:p>
     <w:p>
       <w:pPr>
-        <w:pStyle w:val="Heading3"/>
-      </w:pPr>
-      <w:r>
-        <w:t>Preparation</w:t>
+        <w:spacing w:line="336" w:lineRule="auto" w:after="180"/>
+      </w:pPr>
+      <w:r>
+        <w:rPr>
+          <w:b w:val="0"/>
+        </w:rPr>
+        <w:t xml:space="preserve">Two 45-minute sessions. </w:t>
+      </w:r>
+      <w:r>
+        <w:rPr>
+          <w:b/>
+        </w:rPr>
+        <w:t>Sandbox</w:t>
+      </w:r>
+      <w:r>
+        <w:rPr>
+          <w:b w:val="0"/>
+        </w:rPr>
+        <w:t xml:space="preserve">ing and </w:t>
+      </w:r>
+      <w:r>
+        <w:rPr>
+          <w:b/>
+        </w:rPr>
+        <w:t>quota</w:t>
+      </w:r>
+      <w:r>
+        <w:rPr>
+          <w:b w:val="0"/>
+        </w:rPr>
+        <w:t xml:space="preserve">s constrain what a </w:t>
+      </w:r>
+      <w:r>
+        <w:rPr>
+          <w:b/>
+        </w:rPr>
+        <w:t>process</w:t>
+      </w:r>
+      <w:r>
+        <w:rPr>
+          <w:b w:val="0"/>
+        </w:rPr>
+        <w:t xml:space="preserve"> may access or consume. They reduce possible operations but do not verify every result.</w:t>
       </w:r>
     </w:p>
     <w:p>
-      <w:r>
-        <w:t>Lesson and workbook; paper and pencil</w:t>
+      <w:pPr>
+        <w:spacing w:line="336" w:lineRule="auto" w:after="180"/>
+      </w:pPr>
+      <w:r>
+        <w:rPr>
+          <w:b w:val="0"/>
+        </w:rPr>
+        <w:t xml:space="preserve">Use the supplied constructed scenarios to make the </w:t>
+      </w:r>
+      <w:r>
+        <w:rPr>
+          <w:b/>
+        </w:rPr>
+        <w:t>mechanism</w:t>
+      </w:r>
+      <w:r>
+        <w:rPr>
+          <w:b w:val="0"/>
+        </w:rPr>
+        <w:t xml:space="preserve"> inspectable. Collect W4 before sharing solutions.</w:t>
       </w:r>
     </w:p>
     <w:p>
-      <w:r>
-        <w:t>Calculator and optional local Python 3 for arithmetic; no live API or private data</w:t>
+      <w:pPr>
+        <w:spacing w:line="336" w:lineRule="auto" w:after="180"/>
+      </w:pPr>
+      <w:r>
+        <w:rPr>
+          <w:b w:val="0"/>
+        </w:rPr>
+        <w:t xml:space="preserve">Students should name intermediate </w:t>
+      </w:r>
+      <w:r>
+        <w:rPr>
+          <w:b/>
+        </w:rPr>
+        <w:t>evidence</w:t>
+      </w:r>
+      <w:r>
+        <w:rPr>
+          <w:b w:val="0"/>
+        </w:rPr>
+        <w:t xml:space="preserve"> and limitations; classroom pacing and learning effectiveness remain unvalidated.</w:t>
       </w:r>
     </w:p>
     <w:p>
-      <w:r>
-        <w:t>Prepare the fresh retry separately and withhold its solution until after collection</w:t>
+      <w:pPr>
+        <w:pStyle w:val="Heading3"/>
+      </w:pPr>
+      <w:r>
+        <w:t>Outcomes</w:t>
       </w:r>
     </w:p>
     <w:p>
       <w:pPr>
-        <w:pStyle w:val="Heading3"/>
-      </w:pPr>
-      <w:r>
-        <w:t>Prerequisite answer</w:t>
+        <w:spacing w:line="336" w:lineRule="auto" w:after="180"/>
+      </w:pPr>
+      <w:r>
+        <w:rPr>
+          <w:b w:val="0"/>
+        </w:rPr>
+        <w:t xml:space="preserve">Explain the </w:t>
+      </w:r>
+      <w:r>
+        <w:rPr>
+          <w:b/>
+        </w:rPr>
+        <w:t>mechanism</w:t>
+      </w:r>
+      <w:r>
+        <w:rPr>
+          <w:b w:val="0"/>
+        </w:rPr>
+        <w:t xml:space="preserve"> and terminology of </w:t>
+      </w:r>
+      <w:r>
+        <w:rPr>
+          <w:b/>
+        </w:rPr>
+        <w:t>sandbox</w:t>
+      </w:r>
+      <w:r>
+        <w:rPr>
+          <w:b w:val="0"/>
+        </w:rPr>
+        <w:t>ing and resource limits</w:t>
       </w:r>
     </w:p>
     <w:p>
-      <w:r>
-        <w:t>A result depends on the inputs, procedure and conditions that produced it. Preserve data roles and distinguish observed outcomes from predictions or unmeasured conditions. If the prior concept cannot be explained, use a short retrieval activity before this chapter.</w:t>
+      <w:pPr>
+        <w:spacing w:line="336" w:lineRule="auto" w:after="180"/>
+      </w:pPr>
+      <w:r>
+        <w:rPr>
+          <w:b w:val="0"/>
+        </w:rPr>
+        <w:t>Apply the stated procedure to a new case with a traceable result</w:t>
       </w:r>
     </w:p>
     <w:p>
       <w:pPr>
-        <w:pStyle w:val="Heading3"/>
-      </w:pPr>
-      <w:r>
-        <w:t>End goal for the pictorial case</w:t>
+        <w:spacing w:line="336" w:lineRule="auto" w:after="180"/>
+      </w:pPr>
+      <w:r>
+        <w:rPr>
+          <w:b w:val="0"/>
+        </w:rPr>
+        <w:t>Identify an assumption or limitation and design a revealing follow-up</w:t>
       </w:r>
     </w:p>
     <w:p>
-      <w:r>
-        <w:t>Explain sandboxing and resource limits using the deciding step in this fictional service.</w:t>
+      <w:pPr>
+        <w:pStyle w:val="Heading3"/>
+      </w:pPr>
+      <w:r>
+        <w:t>Preparation</w:t>
       </w:r>
     </w:p>
     <w:p>
-      <w:r>
-        <w:t>This added worked case illustrates the week’s main idea. Retain all original and connected topics; schedule its practice within the teaching cycle.</w:t>
+      <w:pPr>
+        <w:spacing w:line="336" w:lineRule="auto" w:after="180"/>
+      </w:pPr>
+      <w:r>
+        <w:rPr>
+          <w:b w:val="0"/>
+        </w:rPr>
+        <w:t>Lesson and workbook; paper and pencil</w:t>
       </w:r>
     </w:p>
     <w:p>
       <w:pPr>
-        <w:pStyle w:val="Heading1"/>
-      </w:pPr>
-      <w:r>
-        <w:t>02. Explain and model the mechanism</w:t>
+        <w:spacing w:line="336" w:lineRule="auto" w:after="180"/>
+      </w:pPr>
+      <w:r>
+        <w:rPr>
+          <w:b w:val="0"/>
+        </w:rPr>
+        <w:t>Calculator and optional local Python 3 for arithmetic; no live API or private data</w:t>
       </w:r>
     </w:p>
     <w:p>
-      <w:r>
-        <w:t>Sandboxing and quotas constrain what a process may access or consume. They reduce possible operations but do not verify every result.</w:t>
+      <w:pPr>
+        <w:spacing w:line="336" w:lineRule="auto" w:after="180"/>
+      </w:pPr>
+      <w:r>
+        <w:rPr>
+          <w:b w:val="0"/>
+        </w:rPr>
+        <w:t>Prepare the fresh retry separately and withhold its solution until after collection</w:t>
       </w:r>
     </w:p>
     <w:p>
-      <w:r>
-        <w:t>Begin by writing the question the procedure is intended to answer. Identify the information already supplied, the information it will produce and the information still missing. These are constructed classroom examples; they do not require live accounts, private records or an external service. Do not treat a plausible explanation as a measured outcome.</w:t>
+      <w:pPr>
+        <w:pStyle w:val="Heading3"/>
+      </w:pPr>
+      <w:r>
+        <w:t>Prerequisite answer</w:t>
       </w:r>
     </w:p>
     <w:p>
-      <w:r>
-        <w:t>The fictional job may read its fixture directory, write its output directory, use no network and run for at most 2 seconds with at most 10 queued tasks. Reject excess work before starting it.</w:t>
+      <w:pPr>
+        <w:spacing w:line="336" w:lineRule="auto" w:after="180"/>
+      </w:pPr>
+      <w:r>
+        <w:rPr>
+          <w:b w:val="0"/>
+        </w:rPr>
+        <w:t xml:space="preserve">A result depends on the </w:t>
+      </w:r>
+      <w:r>
+        <w:rPr>
+          <w:b/>
+        </w:rPr>
+        <w:t>input</w:t>
+      </w:r>
+      <w:r>
+        <w:rPr>
+          <w:b w:val="0"/>
+        </w:rPr>
+        <w:t xml:space="preserve">s, procedure and conditions that produced it. Preserve data roles and distinguish observed outcomes from </w:t>
+      </w:r>
+      <w:r>
+        <w:rPr>
+          <w:b/>
+        </w:rPr>
+        <w:t>prediction</w:t>
+      </w:r>
+      <w:r>
+        <w:rPr>
+          <w:b w:val="0"/>
+        </w:rPr>
+        <w:t>s or unmeasured conditions.</w:t>
       </w:r>
     </w:p>
     <w:p>
-      <w:r>
-        <w:t>Before applying the procedure, write its units, denominator or decision boundary where relevant. A partner should be able to repeat each step using the same inputs. If a required input is absent or violates the stated contract, record that condition explicitly instead of quietly replacing it with a convenient value.</w:t>
+      <w:pPr>
+        <w:spacing w:line="336" w:lineRule="auto" w:after="180"/>
+      </w:pPr>
+      <w:r>
+        <w:rPr>
+          <w:b w:val="0"/>
+        </w:rPr>
+        <w:t>If the prior concept cannot be explained, use a short retrieval activity before this chapter.</w:t>
+      </w:r>
+    </w:p>
+    <w:p>
+      <w:pPr>
+        <w:pStyle w:val="Heading3"/>
+      </w:pPr>
+      <w:r>
+        <w:t>End goal for the pictorial case</w:t>
+      </w:r>
+    </w:p>
+    <w:p>
+      <w:pPr>
+        <w:spacing w:line="336" w:lineRule="auto" w:after="180"/>
+      </w:pPr>
+      <w:r>
+        <w:rPr>
+          <w:b w:val="0"/>
+        </w:rPr>
+        <w:t xml:space="preserve">Explain </w:t>
+      </w:r>
+      <w:r>
+        <w:rPr>
+          <w:b/>
+        </w:rPr>
+        <w:t>sandbox</w:t>
+      </w:r>
+      <w:r>
+        <w:rPr>
+          <w:b w:val="0"/>
+        </w:rPr>
+        <w:t>ing and resource limits using the deciding step in this fictional service.</w:t>
+      </w:r>
+    </w:p>
+    <w:p>
+      <w:pPr>
+        <w:spacing w:line="336" w:lineRule="auto" w:after="180"/>
+      </w:pPr>
+      <w:r>
+        <w:rPr>
+          <w:b w:val="0"/>
+        </w:rPr>
+        <w:t>This added worked case illustrates the week’s main idea. Retain all original and connected topics; schedule its practice within the teaching cycle.</w:t>
+      </w:r>
+    </w:p>
+    <w:p>
+      <w:pPr>
+        <w:pStyle w:val="Heading1"/>
+      </w:pPr>
+      <w:r>
+        <w:t>02. Explain and model the mechanism</w:t>
+      </w:r>
+    </w:p>
+    <w:p>
+      <w:r>
+        <w:t>Model Sandboxing and resource limits using the supplied case, labelled mechanism and reasoning. Make the scope of each conclusion explicit.</w:t>
+      </w:r>
+    </w:p>
+    <w:p>
+      <w:pPr>
+        <w:spacing w:line="336" w:lineRule="auto" w:after="180"/>
+      </w:pPr>
+      <w:r>
+        <w:rPr>
+          <w:b/>
+        </w:rPr>
+        <w:t>Sandbox</w:t>
+      </w:r>
+      <w:r>
+        <w:rPr>
+          <w:b w:val="0"/>
+        </w:rPr>
+        <w:t xml:space="preserve">ing and </w:t>
+      </w:r>
+      <w:r>
+        <w:rPr>
+          <w:b/>
+        </w:rPr>
+        <w:t>quota</w:t>
+      </w:r>
+      <w:r>
+        <w:rPr>
+          <w:b w:val="0"/>
+        </w:rPr>
+        <w:t xml:space="preserve">s constrain what a </w:t>
+      </w:r>
+      <w:r>
+        <w:rPr>
+          <w:b/>
+        </w:rPr>
+        <w:t>process</w:t>
+      </w:r>
+      <w:r>
+        <w:rPr>
+          <w:b w:val="0"/>
+        </w:rPr>
+        <w:t xml:space="preserve"> may access or consume. They reduce possible operations but do not verify every result.</w:t>
+      </w:r>
+    </w:p>
+    <w:p>
+      <w:pPr>
+        <w:pStyle w:val="Heading3"/>
+      </w:pPr>
+      <w:r>
+        <w:t>Explain Sandboxing and resource limits · 1</w:t>
+      </w:r>
+    </w:p>
+    <w:p>
+      <w:pPr>
+        <w:spacing w:line="336" w:lineRule="auto" w:after="180"/>
+      </w:pPr>
+      <w:r>
+        <w:rPr>
+          <w:b w:val="0"/>
+        </w:rPr>
+        <w:t>Begin by writing the question the procedure is intended to answer. Identify the information already supplied, the information it will produce and the information still missing.</w:t>
+      </w:r>
+    </w:p>
+    <w:p>
+      <w:pPr>
+        <w:spacing w:line="336" w:lineRule="auto" w:after="180"/>
+      </w:pPr>
+      <w:r>
+        <w:rPr>
+          <w:b w:val="0"/>
+        </w:rPr>
+        <w:t>These are constructed classroom examples; they do not require live accounts, private records or an external service. Do not treat a plausible explanation as a measured outcome.</w:t>
+      </w:r>
+    </w:p>
+    <w:p>
+      <w:pPr>
+        <w:spacing w:line="336" w:lineRule="auto" w:after="180"/>
+      </w:pPr>
+      <w:r>
+        <w:rPr>
+          <w:b w:val="0"/>
+        </w:rPr>
+        <w:t xml:space="preserve">The fictional job may read its fixture directory, write its </w:t>
+      </w:r>
+      <w:r>
+        <w:rPr>
+          <w:b/>
+        </w:rPr>
+        <w:t>output</w:t>
+      </w:r>
+      <w:r>
+        <w:rPr>
+          <w:b w:val="0"/>
+        </w:rPr>
+        <w:t xml:space="preserve"> directory, use no network and run for at most 2 seconds with at most 10 queued tasks. Reject excess work before starting it.</w:t>
+      </w:r>
+    </w:p>
+    <w:p>
+      <w:pPr>
+        <w:pStyle w:val="Heading3"/>
+      </w:pPr>
+      <w:r>
+        <w:t>Explain Sandboxing and resource limits · 2</w:t>
+      </w:r>
+    </w:p>
+    <w:p>
+      <w:pPr>
+        <w:spacing w:line="336" w:lineRule="auto" w:after="180"/>
+      </w:pPr>
+      <w:r>
+        <w:rPr>
+          <w:b w:val="0"/>
+        </w:rPr>
+        <w:t xml:space="preserve">Before applying the procedure, write its units, denominator or decision boundary where relevant. A partner should be able to repeat each step using the same </w:t>
+      </w:r>
+      <w:r>
+        <w:rPr>
+          <w:b/>
+        </w:rPr>
+        <w:t>input</w:t>
+      </w:r>
+      <w:r>
+        <w:rPr>
+          <w:b w:val="0"/>
+        </w:rPr>
+        <w:t>s.</w:t>
+      </w:r>
+    </w:p>
+    <w:p>
+      <w:pPr>
+        <w:spacing w:line="336" w:lineRule="auto" w:after="180"/>
+      </w:pPr>
+      <w:r>
+        <w:rPr>
+          <w:b w:val="0"/>
+        </w:rPr>
+        <w:t xml:space="preserve">If a required </w:t>
+      </w:r>
+      <w:r>
+        <w:rPr>
+          <w:b/>
+        </w:rPr>
+        <w:t>input</w:t>
+      </w:r>
+      <w:r>
+        <w:rPr>
+          <w:b w:val="0"/>
+        </w:rPr>
+        <w:t xml:space="preserve"> is absent or violates the stated contract, record that condition explicitly instead of quietly replacing it with a convenient value.</w:t>
       </w:r>
     </w:p>
     <w:tbl>
@@ -571,36 +1163,234 @@
       </w:r>
     </w:p>
     <w:p>
-      <w:r>
-        <w:t>Guided: Both operations violate the sandbox contract. Deny them; public availability does not grant network or filesystem authority. Qualification: Resource limits constrain execution but cannot prove generated claims or algorithms correct. Exit: accept a concrete variation with its predicted outcome and a stated condition that would challenge the mechanism; reject a claim resting on unmeasured evidence.</w:t>
+      <w:pPr>
+        <w:pStyle w:val="Heading3"/>
+      </w:pPr>
+      <w:r>
+        <w:t>Explain Sandboxing and resource limits · 3</w:t>
       </w:r>
     </w:p>
     <w:p>
       <w:pPr>
-        <w:pStyle w:val="Heading3"/>
-      </w:pPr>
-      <w:r>
-        <w:t>Model the reasoning aloud</w:t>
+        <w:spacing w:line="336" w:lineRule="auto" w:after="180"/>
+      </w:pPr>
+      <w:r>
+        <w:rPr>
+          <w:b w:val="0"/>
+        </w:rPr>
+        <w:t xml:space="preserve">Guided: Both operations violate the </w:t>
+      </w:r>
+      <w:r>
+        <w:rPr>
+          <w:b/>
+        </w:rPr>
+        <w:t>sandbox</w:t>
+      </w:r>
+      <w:r>
+        <w:rPr>
+          <w:b w:val="0"/>
+        </w:rPr>
+        <w:t xml:space="preserve"> contract. Deny them; public availability does not grant network or filesystem authority.</w:t>
       </w:r>
     </w:p>
     <w:p>
-      <w:r>
-        <w:t>Use the complete worked example below before asking learners to complete W2. Reveal a small part, invite a prediction, then explain the deciding step. These teacher notes contain solutions; do not reveal the independent case answer during modelling.</w:t>
+      <w:pPr>
+        <w:spacing w:line="336" w:lineRule="auto" w:after="180"/>
+      </w:pPr>
+      <w:r>
+        <w:rPr>
+          <w:b w:val="0"/>
+        </w:rPr>
+        <w:t>Qualification: Resource limits constrain execution but cannot prove generated claims or algorithms correct.</w:t>
       </w:r>
     </w:p>
     <w:p>
-      <w:r>
-        <w:t>A job requests a public webpage and a write outside its output directory.</w:t>
+      <w:pPr>
+        <w:spacing w:line="336" w:lineRule="auto" w:after="180"/>
+      </w:pPr>
+      <w:r>
+        <w:rPr>
+          <w:b w:val="0"/>
+        </w:rPr>
+        <w:t xml:space="preserve">Exit: accept a concrete variation with its predicted outcome and a stated condition that would challenge the </w:t>
+      </w:r>
+      <w:r>
+        <w:rPr>
+          <w:b/>
+        </w:rPr>
+        <w:t>mechanism</w:t>
+      </w:r>
+      <w:r>
+        <w:rPr>
+          <w:b w:val="0"/>
+        </w:rPr>
+        <w:t xml:space="preserve">; reject a claim resting on unmeasured </w:t>
+      </w:r>
+      <w:r>
+        <w:rPr>
+          <w:b/>
+        </w:rPr>
+        <w:t>evidence</w:t>
+      </w:r>
+      <w:r>
+        <w:rPr>
+          <w:b w:val="0"/>
+        </w:rPr>
+        <w:t>.</w:t>
       </w:r>
     </w:p>
     <w:p>
-      <w:r>
-        <w:t>Both operations violate the sandbox contract. Deny them; public availability does not grant network or filesystem authority.</w:t>
+      <w:pPr>
+        <w:pStyle w:val="Heading3"/>
+      </w:pPr>
+      <w:r>
+        <w:t>Model the reasoning aloud</w:t>
       </w:r>
     </w:p>
     <w:p>
-      <w:r>
-        <w:t>Compare the intermediate evidence with the final statement. Explain why each number or decision follows from the stated inputs. The conclusion belongs to this scenario and procedure; changing the inputs, evaluation population or authority can change what it establishes. Retain the raw record so a later revision can be compared honestly.</w:t>
+      <w:pPr>
+        <w:spacing w:line="336" w:lineRule="auto" w:after="180"/>
+      </w:pPr>
+      <w:r>
+        <w:rPr>
+          <w:b w:val="0"/>
+        </w:rPr>
+        <w:t xml:space="preserve">Use the complete worked example below before asking learners to complete W2. Reveal a small part, invite a </w:t>
+      </w:r>
+      <w:r>
+        <w:rPr>
+          <w:b/>
+        </w:rPr>
+        <w:t>prediction</w:t>
+      </w:r>
+      <w:r>
+        <w:rPr>
+          <w:b w:val="0"/>
+        </w:rPr>
+        <w:t>, then explain the deciding step.</w:t>
+      </w:r>
+    </w:p>
+    <w:p>
+      <w:pPr>
+        <w:spacing w:line="336" w:lineRule="auto" w:after="180"/>
+      </w:pPr>
+      <w:r>
+        <w:rPr>
+          <w:b w:val="0"/>
+        </w:rPr>
+        <w:t>These teacher notes contain solutions; do not reveal the independent case answer during modelling.</w:t>
+      </w:r>
+    </w:p>
+    <w:p>
+      <w:pPr>
+        <w:spacing w:line="336" w:lineRule="auto" w:after="180"/>
+      </w:pPr>
+      <w:r>
+        <w:rPr>
+          <w:b w:val="0"/>
+        </w:rPr>
+        <w:t xml:space="preserve">A job requests a public webpage and a write outside its </w:t>
+      </w:r>
+      <w:r>
+        <w:rPr>
+          <w:b/>
+        </w:rPr>
+        <w:t>output</w:t>
+      </w:r>
+      <w:r>
+        <w:rPr>
+          <w:b w:val="0"/>
+        </w:rPr>
+        <w:t xml:space="preserve"> directory.</w:t>
+      </w:r>
+    </w:p>
+    <w:p>
+      <w:pPr>
+        <w:spacing w:line="336" w:lineRule="auto" w:after="180"/>
+      </w:pPr>
+      <w:r>
+        <w:rPr>
+          <w:b w:val="0"/>
+        </w:rPr>
+        <w:t xml:space="preserve">Both operations violate the </w:t>
+      </w:r>
+      <w:r>
+        <w:rPr>
+          <w:b/>
+        </w:rPr>
+        <w:t>sandbox</w:t>
+      </w:r>
+      <w:r>
+        <w:rPr>
+          <w:b w:val="0"/>
+        </w:rPr>
+        <w:t xml:space="preserve"> contract. Deny them; public availability does not grant network or filesystem authority.</w:t>
+      </w:r>
+    </w:p>
+    <w:p>
+      <w:pPr>
+        <w:pStyle w:val="Heading3"/>
+      </w:pPr>
+      <w:r>
+        <w:t>Model the reasoning aloud · 4</w:t>
+      </w:r>
+    </w:p>
+    <w:p>
+      <w:pPr>
+        <w:spacing w:line="336" w:lineRule="auto" w:after="180"/>
+      </w:pPr>
+      <w:r>
+        <w:rPr>
+          <w:b w:val="0"/>
+        </w:rPr>
+        <w:t xml:space="preserve">Compare the intermediate </w:t>
+      </w:r>
+      <w:r>
+        <w:rPr>
+          <w:b/>
+        </w:rPr>
+        <w:t>evidence</w:t>
+      </w:r>
+      <w:r>
+        <w:rPr>
+          <w:b w:val="0"/>
+        </w:rPr>
+        <w:t xml:space="preserve"> with the final statement. Explain why each number or decision follows from the stated </w:t>
+      </w:r>
+      <w:r>
+        <w:rPr>
+          <w:b/>
+        </w:rPr>
+        <w:t>input</w:t>
+      </w:r>
+      <w:r>
+        <w:rPr>
+          <w:b w:val="0"/>
+        </w:rPr>
+        <w:t>s.</w:t>
+      </w:r>
+    </w:p>
+    <w:p>
+      <w:pPr>
+        <w:spacing w:line="336" w:lineRule="auto" w:after="180"/>
+      </w:pPr>
+      <w:r>
+        <w:rPr>
+          <w:b w:val="0"/>
+        </w:rPr>
+        <w:t xml:space="preserve">The conclusion belongs to this scenario and procedure; changing the </w:t>
+      </w:r>
+      <w:r>
+        <w:rPr>
+          <w:b/>
+        </w:rPr>
+        <w:t>input</w:t>
+      </w:r>
+      <w:r>
+        <w:rPr>
+          <w:b w:val="0"/>
+        </w:rPr>
+        <w:t>s, evaluation population or authority can change what it establishes. Retain the raw record so a later revision can be compared honestly.</w:t>
       </w:r>
     </w:p>
     <w:tbl>
@@ -706,7 +1496,13 @@
       </w:tr>
     </w:tbl>
     <w:p>
-      <w:r>
+      <w:pPr>
+        <w:spacing w:line="336" w:lineRule="auto" w:after="180"/>
+      </w:pPr>
+      <w:r>
+        <w:rPr>
+          <w:b w:val="0"/>
+        </w:rPr>
         <w:t>Use the diagram and verbal explanation together. Ask learners to match a sentence to a specific visual step; do not assign learners fixed visual or auditory learning styles.</w:t>
       </w:r>
     </w:p>
@@ -719,8 +1515,38 @@
       </w:r>
     </w:p>
     <w:p>
-      <w:r>
-        <w:t>Bound a student program. A toy sandbox forbids network access, allows at most two seconds and limits output to 20 MB.</w:t>
+      <w:pPr>
+        <w:spacing w:line="336" w:lineRule="auto" w:after="180"/>
+      </w:pPr>
+      <w:r>
+        <w:rPr>
+          <w:b w:val="0"/>
+        </w:rPr>
+        <w:t xml:space="preserve">Bound a student program. A toy </w:t>
+      </w:r>
+      <w:r>
+        <w:rPr>
+          <w:b/>
+        </w:rPr>
+        <w:t>sandbox</w:t>
+      </w:r>
+      <w:r>
+        <w:rPr>
+          <w:b w:val="0"/>
+        </w:rPr>
+        <w:t xml:space="preserve"> forbids network access, allows at most two seconds and limits </w:t>
+      </w:r>
+      <w:r>
+        <w:rPr>
+          <w:b/>
+        </w:rPr>
+        <w:t>output</w:t>
+      </w:r>
+      <w:r>
+        <w:rPr>
+          <w:b w:val="0"/>
+        </w:rPr>
+        <w:t xml:space="preserve"> to 20 MB.</w:t>
       </w:r>
     </w:p>
     <w:p>
@@ -732,7 +1558,22 @@
       </w:r>
     </w:p>
     <w:p>
-      <w:r>
+      <w:pPr>
+        <w:pStyle w:val="Heading3"/>
+      </w:pPr>
+      <w:r>
+        <w:t>Supplied facts</w:t>
+      </w:r>
+    </w:p>
+    <w:p>
+      <w:pPr>
+        <w:spacing w:line="336" w:lineRule="auto" w:after="180"/>
+        <w:shd w:fill="F1F6FC"/>
+      </w:pPr>
+      <w:r>
+        <w:rPr>
+          <w:b w:val="0"/>
+        </w:rPr>
         <w:t>A uses one second and writes 2 MB. B tries to contact a website. These are declared trial records.</w:t>
       </w:r>
     </w:p>
@@ -896,21 +1737,49 @@
       </w:r>
     </w:p>
     <w:p>
-      <w:r>
-        <w:t>Sandbox controls bound reach and resource use. Passing an output limit cannot cancel a network or time restriction.</w:t>
+      <w:pPr>
+        <w:pStyle w:val="Heading3"/>
+      </w:pPr>
+      <w:r>
+        <w:t>Why the result follows</w:t>
       </w:r>
     </w:p>
     <w:p>
       <w:pPr>
-        <w:pStyle w:val="Heading3"/>
-      </w:pPr>
-      <w:r>
-        <w:t>What this example does not establish</w:t>
+        <w:spacing w:line="336" w:lineRule="auto" w:after="180"/>
+        <w:shd w:fill="F1F6FC"/>
+      </w:pPr>
+      <w:r>
+        <w:rPr>
+          <w:b/>
+        </w:rPr>
+        <w:t>Sandbox</w:t>
+      </w:r>
+      <w:r>
+        <w:rPr>
+          <w:b w:val="0"/>
+        </w:rPr>
+        <w:t xml:space="preserve"> controls bound reach and resource use. Passing an </w:t>
+      </w:r>
+      <w:r>
+        <w:rPr>
+          <w:b/>
+        </w:rPr>
+        <w:t>output</w:t>
+      </w:r>
+      <w:r>
+        <w:rPr>
+          <w:b w:val="0"/>
+        </w:rPr>
+        <w:t xml:space="preserve"> limit cannot cancel a network or time restriction.</w:t>
       </w:r>
     </w:p>
     <w:p>
-      <w:r>
-        <w:t>These controls are not a complete security proof; implementation and escape risks still require review.</w:t>
+      <w:pPr>
+        <w:pStyle w:val="Heading3"/>
+      </w:pPr>
+      <w:r>
+        <w:t>What this example does not establish</w:t>
       </w:r>
     </w:p>
     <w:p>
@@ -918,43 +1787,168 @@
         <w:pStyle w:val="Heading3"/>
       </w:pPr>
       <w:r>
-        <w:t>Change one thing in the pictured case</w:t>
+        <w:t>Keep the stated limit</w:t>
       </w:r>
     </w:p>
     <w:p>
-      <w:r>
-        <w:t>Change: A takes three seconds but still writes 2 MB.</w:t>
+      <w:pPr>
+        <w:spacing w:line="336" w:lineRule="auto" w:after="180"/>
+        <w:shd w:fill="FFF5E6"/>
+      </w:pPr>
+      <w:r>
+        <w:rPr>
+          <w:b w:val="0"/>
+        </w:rPr>
+        <w:t>These controls are not a complete security proof; implementation and escape risks still require review.</w:t>
       </w:r>
     </w:p>
     <w:p>
-      <w:r>
-        <w:t>Prediction: Stop A for exceeding the time allowance.</w:t>
+      <w:pPr>
+        <w:pStyle w:val="Heading3"/>
+      </w:pPr>
+      <w:r>
+        <w:t>Change one thing in the pictured case</w:t>
       </w:r>
     </w:p>
     <w:p>
-      <w:r>
-        <w:t>Reason: The independent two-second limit remains binding.</w:t>
+      <w:pPr>
+        <w:pStyle w:val="Heading3"/>
+      </w:pPr>
+      <w:r>
+        <w:t>Change one thing</w:t>
       </w:r>
     </w:p>
     <w:p>
       <w:pPr>
-        <w:pStyle w:val="Heading3"/>
-      </w:pPr>
-      <w:r>
-        <w:t>Ask while showing the picture</w:t>
+        <w:spacing w:line="336" w:lineRule="auto" w:after="180"/>
+        <w:shd w:fill="F5F1FB"/>
+      </w:pPr>
+      <w:r>
+        <w:rPr>
+          <w:b w:val="0"/>
+        </w:rPr>
+        <w:t>Change: A takes three seconds but still writes 2 MB.</w:t>
       </w:r>
     </w:p>
     <w:p>
-      <w:r>
-        <w:t>Cover the result. Ask learners to name the inputs and predict the next step. Uncover one step, connect the icon to the actual procedure, and explain its evidence. Then change the supplied condition and compare. The picture is a representation; it does not document execution of a real AI model.</w:t>
+      <w:pPr>
+        <w:pStyle w:val="Heading3"/>
+      </w:pPr>
+      <w:r>
+        <w:t>Predicted result</w:t>
       </w:r>
     </w:p>
     <w:p>
       <w:pPr>
+        <w:spacing w:line="336" w:lineRule="auto" w:after="180"/>
+        <w:shd w:fill="F1F6FC"/>
+      </w:pPr>
+      <w:r>
+        <w:rPr>
+          <w:b/>
+        </w:rPr>
+        <w:t>Prediction</w:t>
+      </w:r>
+      <w:r>
+        <w:rPr>
+          <w:b w:val="0"/>
+        </w:rPr>
+        <w:t>: Stop A for exceeding the time allowance.</w:t>
+      </w:r>
+    </w:p>
+    <w:p>
+      <w:pPr>
+        <w:pStyle w:val="Heading3"/>
+      </w:pPr>
+      <w:r>
+        <w:t>Why the result follows</w:t>
+      </w:r>
+    </w:p>
+    <w:p>
+      <w:pPr>
+        <w:spacing w:line="336" w:lineRule="auto" w:after="180"/>
+        <w:shd w:fill="F1F6FC"/>
+      </w:pPr>
+      <w:r>
+        <w:rPr>
+          <w:b w:val="0"/>
+        </w:rPr>
+        <w:t>Reason: The independent two-second limit remains binding.</w:t>
+      </w:r>
+    </w:p>
+    <w:p>
+      <w:pPr>
+        <w:pStyle w:val="Heading3"/>
+      </w:pPr>
+      <w:r>
+        <w:t>Ask while showing the picture</w:t>
+      </w:r>
+    </w:p>
+    <w:p>
+      <w:pPr>
+        <w:pStyle w:val="Heading3"/>
+      </w:pPr>
+      <w:r>
+        <w:t>Ask while showing the picture · 5</w:t>
+      </w:r>
+    </w:p>
+    <w:p>
+      <w:pPr>
+        <w:spacing w:line="336" w:lineRule="auto" w:after="180"/>
+      </w:pPr>
+      <w:r>
+        <w:rPr>
+          <w:b w:val="0"/>
+        </w:rPr>
+        <w:t xml:space="preserve">Cover the result. Ask learners to name the </w:t>
+      </w:r>
+      <w:r>
+        <w:rPr>
+          <w:b/>
+        </w:rPr>
+        <w:t>input</w:t>
+      </w:r>
+      <w:r>
+        <w:rPr>
+          <w:b w:val="0"/>
+        </w:rPr>
+        <w:t xml:space="preserve">s and predict the next step. Uncover one step, connect the icon to the actual procedure, and explain its </w:t>
+      </w:r>
+      <w:r>
+        <w:rPr>
+          <w:b/>
+        </w:rPr>
+        <w:t>evidence</w:t>
+      </w:r>
+      <w:r>
+        <w:rPr>
+          <w:b w:val="0"/>
+        </w:rPr>
+        <w:t>. Then change the supplied condition and compare.</w:t>
+      </w:r>
+    </w:p>
+    <w:p>
+      <w:pPr>
+        <w:spacing w:line="336" w:lineRule="auto" w:after="180"/>
+      </w:pPr>
+      <w:r>
+        <w:rPr>
+          <w:b w:val="0"/>
+        </w:rPr>
+        <w:t>The picture is a representation; it does not document execution of a real AI model.</w:t>
+      </w:r>
+    </w:p>
+    <w:p>
+      <w:pPr>
         <w:pStyle w:val="Heading1"/>
       </w:pPr>
       <w:r>
         <w:t>03. Demonstrate and guide practice</w:t>
+      </w:r>
+    </w:p>
+    <w:p>
+      <w:r>
+        <w:t>Demonstrate Sandboxing and resource limits, reduce support deliberately and check individual reasoning before discussing answers.</w:t>
       </w:r>
     </w:p>
     <w:tbl>
@@ -1170,36 +2164,112 @@
       </w:tr>
     </w:tbl>
     <w:p>
-      <w:r>
-        <w:t>Use the worked example in Sections 3 and 6. Collect a prediction before revealing its result; ask the learner to point to each intermediate fact.</w:t>
+      <w:pPr>
+        <w:spacing w:line="336" w:lineRule="auto" w:after="180"/>
+      </w:pPr>
+      <w:r>
+        <w:rPr>
+          <w:b w:val="0"/>
+        </w:rPr>
+        <w:t xml:space="preserve">Use the worked example in Sections 3 and 6. Collect a </w:t>
+      </w:r>
+      <w:r>
+        <w:rPr>
+          <w:b/>
+        </w:rPr>
+        <w:t>prediction</w:t>
+      </w:r>
+      <w:r>
+        <w:rPr>
+          <w:b w:val="0"/>
+        </w:rPr>
+        <w:t xml:space="preserve"> before revealing its result; ask the learner to point to each intermediate fact.</w:t>
       </w:r>
     </w:p>
     <w:p>
-      <w:r>
-        <w:t>Provide an input/procedure/result/limit frame and a calculator when needed. Ask students to identify the first step before completing the whole trace. Extension: compare two concrete variants of this mechanism while holding unrelated conditions fixed; report both successful and unsuccessful outcomes.</w:t>
+      <w:pPr>
+        <w:spacing w:line="336" w:lineRule="auto" w:after="180"/>
+      </w:pPr>
+      <w:r>
+        <w:rPr>
+          <w:b w:val="0"/>
+        </w:rPr>
+        <w:t xml:space="preserve">Provide an </w:t>
+      </w:r>
+      <w:r>
+        <w:rPr>
+          <w:b/>
+        </w:rPr>
+        <w:t>input</w:t>
+      </w:r>
+      <w:r>
+        <w:rPr>
+          <w:b w:val="0"/>
+        </w:rPr>
+        <w:t>/procedure/result/limit frame and a calculator when needed. Ask students to identify the first step before completing the whole trace.</w:t>
       </w:r>
     </w:p>
     <w:p>
       <w:pPr>
-        <w:pStyle w:val="Heading3"/>
-      </w:pPr>
-      <w:r>
-        <w:t>Reduce help deliberately</w:t>
+        <w:spacing w:line="336" w:lineRule="auto" w:after="180"/>
+      </w:pPr>
+      <w:r>
+        <w:rPr>
+          <w:b w:val="0"/>
+        </w:rPr>
+        <w:t xml:space="preserve">Extension: compare two concrete variants of this </w:t>
+      </w:r>
+      <w:r>
+        <w:rPr>
+          <w:b/>
+        </w:rPr>
+        <w:t>mechanism</w:t>
+      </w:r>
+      <w:r>
+        <w:rPr>
+          <w:b w:val="0"/>
+        </w:rPr>
+        <w:t xml:space="preserve"> while holding unrelated conditions fixed; report both successful and unsuccessful outcomes.</w:t>
       </w:r>
     </w:p>
     <w:p>
-      <w:r>
-        <w:t>Completion task: A job requests a public webpage and a write outside its output directory. Show the intermediate steps and give the conclusion with its scope.</w:t>
+      <w:pPr>
+        <w:pStyle w:val="Heading3"/>
+      </w:pPr>
+      <w:r>
+        <w:t>Reduce help deliberately</w:t>
       </w:r>
     </w:p>
     <w:p>
-      <w:r>
-        <w:t>Teacher check: Teacher explanation: Both operations violate the sandbox contract. Deny them; public availability does not grant network or filesystem authority.</w:t>
+      <w:pPr>
+        <w:pStyle w:val="Heading3"/>
+      </w:pPr>
+      <w:r>
+        <w:t>Completion practice</w:t>
       </w:r>
     </w:p>
     <w:p>
-      <w:r>
-        <w:t>Start by identifying the given inputs together. Leave the intermediate steps blank. If needed, model one step, then withdraw that help on the next step. Move to a full trace only when the partial trace is understood. For partners, alternate explainer and checker; collect a response from every learner before discussion.</w:t>
+      <w:pPr>
+        <w:spacing w:line="336" w:lineRule="auto" w:after="180"/>
+        <w:shd w:fill="F5F1FB"/>
+      </w:pPr>
+      <w:r>
+        <w:rPr>
+          <w:b w:val="0"/>
+        </w:rPr>
+        <w:t xml:space="preserve">Completion task: A job requests a public webpage and a write outside its </w:t>
+      </w:r>
+      <w:r>
+        <w:rPr>
+          <w:b/>
+        </w:rPr>
+        <w:t>output</w:t>
+      </w:r>
+      <w:r>
+        <w:rPr>
+          <w:b w:val="0"/>
+        </w:rPr>
+        <w:t xml:space="preserve"> directory. Show the intermediate steps and give the conclusion with its scope.</w:t>
       </w:r>
     </w:p>
     <w:p>
@@ -1207,22 +2277,65 @@
         <w:pStyle w:val="Heading3"/>
       </w:pPr>
       <w:r>
-        <w:t>Individual reasoning check</w:t>
+        <w:t>Reasoning to listen for</w:t>
       </w:r>
     </w:p>
     <w:p>
-      <w:r>
-        <w:t>Use the worked case for Sandboxing and resource limits. Proposed explanation: “The worked result establishes every future case”. Decide whether this explanation is supported. Point to the step or supplied fact that decides; explain your repair if needed.</w:t>
+      <w:pPr>
+        <w:spacing w:line="336" w:lineRule="auto" w:after="180"/>
+        <w:shd w:fill="F1F6FC"/>
+      </w:pPr>
+      <w:r>
+        <w:rPr>
+          <w:b w:val="0"/>
+        </w:rPr>
+        <w:t xml:space="preserve">Teacher check: Teacher explanation: Both operations violate the </w:t>
+      </w:r>
+      <w:r>
+        <w:rPr>
+          <w:b/>
+        </w:rPr>
+        <w:t>sandbox</w:t>
+      </w:r>
+      <w:r>
+        <w:rPr>
+          <w:b w:val="0"/>
+        </w:rPr>
+        <w:t xml:space="preserve"> contract. Deny them; public availability does not grant network or filesystem authority.</w:t>
       </w:r>
     </w:p>
     <w:p>
-      <w:r>
-        <w:t>Expected correction: Resource limits constrain execution but cannot prove generated claims or algorithms correct.</w:t>
+      <w:pPr>
+        <w:spacing w:line="336" w:lineRule="auto" w:after="180"/>
+      </w:pPr>
+      <w:r>
+        <w:rPr>
+          <w:b w:val="0"/>
+        </w:rPr>
+        <w:t xml:space="preserve">Start by identifying the given </w:t>
+      </w:r>
+      <w:r>
+        <w:rPr>
+          <w:b/>
+        </w:rPr>
+        <w:t>input</w:t>
+      </w:r>
+      <w:r>
+        <w:rPr>
+          <w:b w:val="0"/>
+        </w:rPr>
+        <w:t>s together. Leave the intermediate steps blank. If needed, model one step, then withdraw that help on the next step. Move to a full trace only when the partial trace is understood.</w:t>
       </w:r>
     </w:p>
     <w:p>
-      <w:r>
-        <w:t>Collect explanations, not only yes/no votes. If a misunderstanding is common, re-model the relevant step for the class. If it affects a few learners, give a short targeted group explanation while others solve a more demanding variation.</w:t>
+      <w:pPr>
+        <w:spacing w:line="336" w:lineRule="auto" w:after="180"/>
+      </w:pPr>
+      <w:r>
+        <w:rPr>
+          <w:b w:val="0"/>
+        </w:rPr>
+        <w:t>For partners, alternate explainer and checker; collect a response from every learner before discussion.</w:t>
       </w:r>
     </w:p>
     <w:p>
@@ -1230,63 +2343,308 @@
         <w:pStyle w:val="Heading3"/>
       </w:pPr>
       <w:r>
-        <w:t>Pictorial practice question</w:t>
+        <w:t>Individual reasoning check</w:t>
       </w:r>
     </w:p>
     <w:p>
-      <w:r>
-        <w:t>Check A against both resource limits and B against network isolation. Why must A stop after three seconds even if its output remains only 2 MB?</w:t>
+      <w:pPr>
+        <w:spacing w:line="336" w:lineRule="auto" w:after="180"/>
+      </w:pPr>
+      <w:r>
+        <w:rPr>
+          <w:b w:val="0"/>
+        </w:rPr>
+        <w:t xml:space="preserve">Use the worked case for </w:t>
+      </w:r>
+      <w:r>
+        <w:rPr>
+          <w:b/>
+        </w:rPr>
+        <w:t>Sandbox</w:t>
+      </w:r>
+      <w:r>
+        <w:rPr>
+          <w:b w:val="0"/>
+        </w:rPr>
+        <w:t>ing and resource limits. Proposed explanation: “The worked result establishes every future case”. Decide whether this explanation is supported.</w:t>
       </w:r>
     </w:p>
     <w:p>
       <w:pPr>
-        <w:pStyle w:val="Heading3"/>
-      </w:pPr>
-      <w:r>
-        <w:t>Reasoned teacher answer</w:t>
+        <w:spacing w:line="336" w:lineRule="auto" w:after="180"/>
+      </w:pPr>
+      <w:r>
+        <w:rPr>
+          <w:b w:val="0"/>
+        </w:rPr>
+        <w:t>Point to the step or supplied fact that decides; explain your repair if needed.</w:t>
       </w:r>
     </w:p>
     <w:p>
-      <w:r>
-        <w:t>Neither program receives network permission. One second and 2 MB fit both resource limits. Stop the prohibited network action regardless of its purpose. Changed case: Stop A for exceeding the time allowance. The independent two-second limit remains binding.</w:t>
+      <w:pPr>
+        <w:pStyle w:val="Heading3"/>
+      </w:pPr>
+      <w:r>
+        <w:t>Expected repair</w:t>
       </w:r>
     </w:p>
     <w:p>
-      <w:r>
-        <w:t>Changed-case reasoning: Stop A for exceeding the time allowance. The independent two-second limit remains binding.</w:t>
+      <w:pPr>
+        <w:spacing w:line="336" w:lineRule="auto" w:after="180"/>
+        <w:shd w:fill="F1F6FC"/>
+      </w:pPr>
+      <w:r>
+        <w:rPr>
+          <w:b w:val="0"/>
+        </w:rPr>
+        <w:t>Expected correction: Resource limits constrain execution but cannot prove generated claims or algorithms correct.</w:t>
       </w:r>
     </w:p>
     <w:p>
-      <w:r>
-        <w:t>Collect each learner’s explanation before discussion. Use the first missing connection between input, deciding step and result to choose support. This question is worked-case practice, not fresh mastery evidence.</w:t>
+      <w:pPr>
+        <w:spacing w:line="336" w:lineRule="auto" w:after="180"/>
+      </w:pPr>
+      <w:r>
+        <w:rPr>
+          <w:b w:val="0"/>
+        </w:rPr>
+        <w:t>Collect explanations, not only yes/no votes. If a misunderstanding is common, re-model the relevant step for the class.</w:t>
       </w:r>
     </w:p>
     <w:p>
       <w:pPr>
-        <w:pStyle w:val="Heading1"/>
-      </w:pPr>
-      <w:r>
-        <w:t>04. Run the investigation and diagnose misconceptions</w:t>
+        <w:spacing w:line="336" w:lineRule="auto" w:after="180"/>
+      </w:pPr>
+      <w:r>
+        <w:rPr>
+          <w:b w:val="0"/>
+        </w:rPr>
+        <w:t>If it affects a few learners, give a short targeted group explanation while others solve a more demanding variation.</w:t>
       </w:r>
     </w:p>
     <w:p>
-      <w:r>
-        <w:t>The worked result establishes every future case: Resource limits constrain execution but cannot prove generated claims or algorithms correct.</w:t>
+      <w:pPr>
+        <w:pStyle w:val="Heading3"/>
+      </w:pPr>
+      <w:r>
+        <w:t>Pictorial practice question</w:t>
       </w:r>
     </w:p>
     <w:p>
-      <w:r>
-        <w:t>A missing input may be replaced without recording the change: A replacement changes the evidence or contract. Record the change and its justification; do not silently turn unknown into a measured value.</w:t>
+      <w:pPr>
+        <w:spacing w:line="336" w:lineRule="auto" w:after="180"/>
+        <w:shd w:fill="F5F1FB"/>
+      </w:pPr>
+      <w:r>
+        <w:rPr>
+          <w:b w:val="0"/>
+        </w:rPr>
+        <w:t xml:space="preserve">Check A against both resource limits and B against network isolation. Why must A stop after three seconds even if its </w:t>
+      </w:r>
+      <w:r>
+        <w:rPr>
+          <w:b/>
+        </w:rPr>
+        <w:t>output</w:t>
+      </w:r>
+      <w:r>
+        <w:rPr>
+          <w:b w:val="0"/>
+        </w:rPr>
+        <w:t xml:space="preserve"> remains only 2 MB?</w:t>
       </w:r>
     </w:p>
     <w:p>
-      <w:r>
-        <w:t>Repeating an assessed case is new independent evidence: A replay checks consistency. An example used for feedback or revision cannot later be described as untouched final evaluation.</w:t>
+      <w:pPr>
+        <w:pStyle w:val="Heading3"/>
+      </w:pPr>
+      <w:r>
+        <w:t>Reasoned teacher answer</w:t>
       </w:r>
     </w:p>
     <w:p>
-      <w:r>
-        <w:t>Use Section 9 for the evidence ledger. Add a boundary or missing-input case and record the expected response before checking. More successful repeats of one case do not establish wider coverage.</w:t>
+      <w:pPr>
+        <w:spacing w:line="336" w:lineRule="auto" w:after="180"/>
+      </w:pPr>
+      <w:r>
+        <w:rPr>
+          <w:b w:val="0"/>
+        </w:rPr>
+        <w:t>Neither program receives network permission. One second and 2 MB fit both resource limits. Stop the prohibited network action regardless of its purpose. Changed case: Stop A for exceeding the time allowance.</w:t>
+      </w:r>
+    </w:p>
+    <w:p>
+      <w:pPr>
+        <w:spacing w:line="336" w:lineRule="auto" w:after="180"/>
+      </w:pPr>
+      <w:r>
+        <w:rPr>
+          <w:b w:val="0"/>
+        </w:rPr>
+        <w:t>The independent two-second limit remains binding.</w:t>
+      </w:r>
+    </w:p>
+    <w:p>
+      <w:pPr>
+        <w:spacing w:line="336" w:lineRule="auto" w:after="180"/>
+      </w:pPr>
+      <w:r>
+        <w:rPr>
+          <w:b w:val="0"/>
+        </w:rPr>
+        <w:t>Changed-case reasoning: Stop A for exceeding the time allowance. The independent two-second limit remains binding.</w:t>
+      </w:r>
+    </w:p>
+    <w:p>
+      <w:pPr>
+        <w:spacing w:line="336" w:lineRule="auto" w:after="180"/>
+      </w:pPr>
+      <w:r>
+        <w:rPr>
+          <w:b w:val="0"/>
+        </w:rPr>
+        <w:t xml:space="preserve">Collect each learner’s explanation before discussion. Use the first missing connection between </w:t>
+      </w:r>
+      <w:r>
+        <w:rPr>
+          <w:b/>
+        </w:rPr>
+        <w:t>input</w:t>
+      </w:r>
+      <w:r>
+        <w:rPr>
+          <w:b w:val="0"/>
+        </w:rPr>
+        <w:t xml:space="preserve">, deciding step and result to choose support. This question is worked-case practice, not fresh mastery </w:t>
+      </w:r>
+      <w:r>
+        <w:rPr>
+          <w:b/>
+        </w:rPr>
+        <w:t>evidence</w:t>
+      </w:r>
+      <w:r>
+        <w:rPr>
+          <w:b w:val="0"/>
+        </w:rPr>
+        <w:t>.</w:t>
+      </w:r>
+    </w:p>
+    <w:p>
+      <w:pPr>
+        <w:pStyle w:val="Heading1"/>
+      </w:pPr>
+      <w:r>
+        <w:t>04. Run the investigation and diagnose misconceptions</w:t>
+      </w:r>
+    </w:p>
+    <w:p>
+      <w:r>
+        <w:t>Run the Sandboxing and resource limits investigation and use the first unsupported step to choose a teaching response.</w:t>
+      </w:r>
+    </w:p>
+    <w:p>
+      <w:pPr>
+        <w:spacing w:line="336" w:lineRule="auto" w:after="180"/>
+      </w:pPr>
+      <w:r>
+        <w:rPr>
+          <w:b w:val="0"/>
+        </w:rPr>
+        <w:t>The worked result establishes every future case: Resource limits constrain execution but cannot prove generated claims or algorithms correct.</w:t>
+      </w:r>
+    </w:p>
+    <w:p>
+      <w:pPr>
+        <w:spacing w:line="336" w:lineRule="auto" w:after="180"/>
+      </w:pPr>
+      <w:r>
+        <w:rPr>
+          <w:b w:val="0"/>
+        </w:rPr>
+        <w:t xml:space="preserve">A missing </w:t>
+      </w:r>
+      <w:r>
+        <w:rPr>
+          <w:b/>
+        </w:rPr>
+        <w:t>input</w:t>
+      </w:r>
+      <w:r>
+        <w:rPr>
+          <w:b w:val="0"/>
+        </w:rPr>
+        <w:t xml:space="preserve"> may be replaced without recording the change: A replacement changes the </w:t>
+      </w:r>
+      <w:r>
+        <w:rPr>
+          <w:b/>
+        </w:rPr>
+        <w:t>evidence</w:t>
+      </w:r>
+      <w:r>
+        <w:rPr>
+          <w:b w:val="0"/>
+        </w:rPr>
+        <w:t xml:space="preserve"> or contract. Record the change and its justification; do not silently turn unknown into a measured value.</w:t>
+      </w:r>
+    </w:p>
+    <w:p>
+      <w:pPr>
+        <w:spacing w:line="336" w:lineRule="auto" w:after="180"/>
+      </w:pPr>
+      <w:r>
+        <w:rPr>
+          <w:b w:val="0"/>
+        </w:rPr>
+        <w:t xml:space="preserve">Repeating an assessed case is new independent </w:t>
+      </w:r>
+      <w:r>
+        <w:rPr>
+          <w:b/>
+        </w:rPr>
+        <w:t>evidence</w:t>
+      </w:r>
+      <w:r>
+        <w:rPr>
+          <w:b w:val="0"/>
+        </w:rPr>
+        <w:t>: A replay checks consistency. An example used for feedback or revision cannot later be described as untouched final evaluation.</w:t>
+      </w:r>
+    </w:p>
+    <w:p>
+      <w:pPr>
+        <w:spacing w:line="336" w:lineRule="auto" w:after="180"/>
+      </w:pPr>
+      <w:r>
+        <w:rPr>
+          <w:b w:val="0"/>
+        </w:rPr>
+        <w:t xml:space="preserve">Use Section 9 for the </w:t>
+      </w:r>
+      <w:r>
+        <w:rPr>
+          <w:b/>
+        </w:rPr>
+        <w:t>evidence</w:t>
+      </w:r>
+      <w:r>
+        <w:rPr>
+          <w:b w:val="0"/>
+        </w:rPr>
+        <w:t xml:space="preserve"> ledger. Add a boundary or missing-</w:t>
+      </w:r>
+      <w:r>
+        <w:rPr>
+          <w:b/>
+        </w:rPr>
+        <w:t>input</w:t>
+      </w:r>
+      <w:r>
+        <w:rPr>
+          <w:b w:val="0"/>
+        </w:rPr>
+        <w:t xml:space="preserve"> case and record the expected response before checking. More successful repeats of one case do not establish wider coverage.</w:t>
       </w:r>
     </w:p>
     <w:p>
@@ -1444,29 +2802,38 @@
       </w:tr>
     </w:tbl>
     <w:p>
-      <w:r>
-        <w:t>Offer an oral explanation, drawing, enlarged visual or fewer examples when that removes a reading/writing barrier. Keep the same reasoning goal. Stretch secure learners by changing a boundary or assumption and asking them to defend the effect, not simply by assigning more of the same questions.</w:t>
+      <w:pPr>
+        <w:spacing w:line="336" w:lineRule="auto" w:after="180"/>
+      </w:pPr>
+      <w:r>
+        <w:rPr>
+          <w:b w:val="0"/>
+        </w:rPr>
+        <w:t>Offer an oral explanation, drawing, enlarged visual or fewer examples when that removes a reading/writing barrier. Keep the same reasoning goal.</w:t>
       </w:r>
     </w:p>
     <w:p>
       <w:pPr>
-        <w:pStyle w:val="Heading1"/>
-      </w:pPr>
-      <w:r>
-        <w:t>05. Assess and explain the answers</w:t>
+        <w:spacing w:line="336" w:lineRule="auto" w:after="180"/>
+      </w:pPr>
+      <w:r>
+        <w:rPr>
+          <w:b w:val="0"/>
+        </w:rPr>
+        <w:t>Stretch secure learners by changing a boundary or assumption and asking them to defend the effect, not simply by assigning more of the same questions.</w:t>
       </w:r>
     </w:p>
     <w:p>
       <w:pPr>
-        <w:pStyle w:val="Heading3"/>
-      </w:pPr>
-      <w:r>
-        <w:t>Guided and exit questions</w:t>
+        <w:pStyle w:val="Heading1"/>
+      </w:pPr>
+      <w:r>
+        <w:t>05. Assess and explain the answers</w:t>
       </w:r>
     </w:p>
     <w:p>
       <w:r>
-        <w:t>Guided: Both operations violate the sandbox contract. Deny them; public availability does not grant network or filesystem authority. Qualification: Resource limits constrain execution but cannot prove generated claims or algorithms correct. Exit: accept a concrete variation with its predicted outcome and a stated condition that would challenge the mechanism; reject a claim resting on unmeasured evidence.</w:t>
+        <w:t>Use the Sandboxing and resource limits questions, teacher keys and criteria after the relevant attempts. Previously discussed cases are practice; protect the separately selected independent task.</w:t>
       </w:r>
     </w:p>
     <w:p>
@@ -1474,89 +2841,292 @@
         <w:pStyle w:val="Heading3"/>
       </w:pPr>
       <w:r>
-        <w:t>W1 Explain the mechanism</w:t>
+        <w:t>Guided and exit questions</w:t>
       </w:r>
     </w:p>
     <w:p>
-      <w:r>
-        <w:t>Explain the weekly mechanism in your own words. Use the worked scenario to name its input, decision rule and output.</w:t>
+      <w:pPr>
+        <w:spacing w:line="336" w:lineRule="auto" w:after="180"/>
+      </w:pPr>
+      <w:r>
+        <w:rPr>
+          <w:b w:val="0"/>
+        </w:rPr>
+        <w:t xml:space="preserve">Guided: Both operations violate the </w:t>
+      </w:r>
+      <w:r>
+        <w:rPr>
+          <w:b/>
+        </w:rPr>
+        <w:t>sandbox</w:t>
+      </w:r>
+      <w:r>
+        <w:rPr>
+          <w:b w:val="0"/>
+        </w:rPr>
+        <w:t xml:space="preserve"> contract. Deny them; public availability does not grant network or filesystem authority.</w:t>
       </w:r>
     </w:p>
     <w:p>
-      <w:r>
-        <w:t>Teacher explanation: Sandboxing and quotas constrain what a process may access or consume. They reduce possible operations but do not verify every result. The fictional job may read its fixture directory, write its output directory, use no network and run for at most 2 seconds with at most 10 queued tasks. Reject excess work before starting it.</w:t>
+      <w:pPr>
+        <w:spacing w:line="336" w:lineRule="auto" w:after="180"/>
+      </w:pPr>
+      <w:r>
+        <w:rPr>
+          <w:b w:val="0"/>
+        </w:rPr>
+        <w:t>Qualification: Resource limits constrain execution but cannot prove generated claims or algorithms correct.</w:t>
       </w:r>
     </w:p>
     <w:p>
       <w:pPr>
-        <w:pStyle w:val="Heading3"/>
-      </w:pPr>
-      <w:r>
-        <w:t>W2 Trace the worked case</w:t>
+        <w:spacing w:line="336" w:lineRule="auto" w:after="180"/>
+      </w:pPr>
+      <w:r>
+        <w:rPr>
+          <w:b w:val="0"/>
+        </w:rPr>
+        <w:t xml:space="preserve">Exit: accept a concrete variation with its predicted outcome and a stated condition that would challenge the </w:t>
+      </w:r>
+      <w:r>
+        <w:rPr>
+          <w:b/>
+        </w:rPr>
+        <w:t>mechanism</w:t>
+      </w:r>
+      <w:r>
+        <w:rPr>
+          <w:b w:val="0"/>
+        </w:rPr>
+        <w:t xml:space="preserve">; reject a claim resting on unmeasured </w:t>
+      </w:r>
+      <w:r>
+        <w:rPr>
+          <w:b/>
+        </w:rPr>
+        <w:t>evidence</w:t>
+      </w:r>
+      <w:r>
+        <w:rPr>
+          <w:b w:val="0"/>
+        </w:rPr>
+        <w:t>.</w:t>
       </w:r>
     </w:p>
     <w:p>
-      <w:r>
-        <w:t>A job requests a public webpage and a write outside its output directory. Show the intermediate steps and give the conclusion with its scope.</w:t>
+      <w:pPr>
+        <w:pStyle w:val="Heading3"/>
+      </w:pPr>
+      <w:r>
+        <w:t>W1 Explain the mechanism</w:t>
       </w:r>
     </w:p>
     <w:p>
-      <w:r>
-        <w:t>Teacher explanation: Both operations violate the sandbox contract. Deny them; public availability does not grant network or filesystem authority.</w:t>
+      <w:pPr>
+        <w:pStyle w:val="Heading3"/>
+      </w:pPr>
+      <w:r>
+        <w:t>Workbook question · W1</w:t>
       </w:r>
     </w:p>
     <w:p>
       <w:pPr>
-        <w:pStyle w:val="Heading3"/>
-      </w:pPr>
-      <w:r>
-        <w:t>W3 Audit the limit</w:t>
+        <w:spacing w:line="336" w:lineRule="auto" w:after="180"/>
+        <w:shd w:fill="F5F1FB"/>
+      </w:pPr>
+      <w:r>
+        <w:rPr>
+          <w:b w:val="0"/>
+        </w:rPr>
+        <w:t xml:space="preserve">Explain the weekly </w:t>
+      </w:r>
+      <w:r>
+        <w:rPr>
+          <w:b/>
+        </w:rPr>
+        <w:t>mechanism</w:t>
+      </w:r>
+      <w:r>
+        <w:rPr>
+          <w:b w:val="0"/>
+        </w:rPr>
+        <w:t xml:space="preserve"> in your own words. Use the worked scenario to name its </w:t>
+      </w:r>
+      <w:r>
+        <w:rPr>
+          <w:b/>
+        </w:rPr>
+        <w:t>input</w:t>
+      </w:r>
+      <w:r>
+        <w:rPr>
+          <w:b w:val="0"/>
+        </w:rPr>
+        <w:t xml:space="preserve">, decision rule and </w:t>
+      </w:r>
+      <w:r>
+        <w:rPr>
+          <w:b/>
+        </w:rPr>
+        <w:t>output</w:t>
+      </w:r>
+      <w:r>
+        <w:rPr>
+          <w:b w:val="0"/>
+        </w:rPr>
+        <w:t>.</w:t>
       </w:r>
     </w:p>
     <w:p>
-      <w:r>
-        <w:t>A report omits this qualification: Resource limits constrain execution but cannot prove generated claims or algorithms correct. Explain how omitting it could change a reader's interpretation, and write an accurate replacement.</w:t>
+      <w:pPr>
+        <w:pStyle w:val="Heading3"/>
+      </w:pPr>
+      <w:r>
+        <w:t>Teacher reasoning · W1</w:t>
       </w:r>
     </w:p>
     <w:p>
-      <w:r>
-        <w:t>Teacher explanation: Resource limits constrain execution but cannot prove generated claims or algorithms correct. State the observed result separately from the unverified or out-of-scope claim; preserve the original evidence rather than inventing a missing fact.</w:t>
+      <w:pPr>
+        <w:spacing w:line="336" w:lineRule="auto" w:after="180"/>
+        <w:shd w:fill="F1F6FC"/>
+      </w:pPr>
+      <w:r>
+        <w:rPr>
+          <w:b w:val="0"/>
+        </w:rPr>
+        <w:t xml:space="preserve">Teacher explanation: </w:t>
+      </w:r>
+      <w:r>
+        <w:rPr>
+          <w:b/>
+        </w:rPr>
+        <w:t>Sandbox</w:t>
+      </w:r>
+      <w:r>
+        <w:rPr>
+          <w:b w:val="0"/>
+        </w:rPr>
+        <w:t xml:space="preserve">ing and </w:t>
+      </w:r>
+      <w:r>
+        <w:rPr>
+          <w:b/>
+        </w:rPr>
+        <w:t>quota</w:t>
+      </w:r>
+      <w:r>
+        <w:rPr>
+          <w:b w:val="0"/>
+        </w:rPr>
+        <w:t xml:space="preserve">s constrain what a </w:t>
+      </w:r>
+      <w:r>
+        <w:rPr>
+          <w:b/>
+        </w:rPr>
+        <w:t>process</w:t>
+      </w:r>
+      <w:r>
+        <w:rPr>
+          <w:b w:val="0"/>
+        </w:rPr>
+        <w:t xml:space="preserve"> may access or consume. They reduce possible operations but do not verify every result.</w:t>
       </w:r>
     </w:p>
     <w:p>
       <w:pPr>
-        <w:pStyle w:val="Heading3"/>
-      </w:pPr>
-      <w:r>
-        <w:t>W4 Apply a new case independently</w:t>
+        <w:spacing w:line="336" w:lineRule="auto" w:after="180"/>
+        <w:shd w:fill="F1F6FC"/>
+      </w:pPr>
+      <w:r>
+        <w:rPr>
+          <w:b w:val="0"/>
+        </w:rPr>
+        <w:t xml:space="preserve">The fictional job may read its fixture directory, write its </w:t>
+      </w:r>
+      <w:r>
+        <w:rPr>
+          <w:b/>
+        </w:rPr>
+        <w:t>output</w:t>
+      </w:r>
+      <w:r>
+        <w:rPr>
+          <w:b w:val="0"/>
+        </w:rPr>
+        <w:t xml:space="preserve"> directory, use no network and run for at most 2 seconds with at most 10 queued tasks. Reject excess work before starting it.</w:t>
       </w:r>
     </w:p>
     <w:p>
-      <w:r>
-        <w:t>Queue currently has 9 tasks; job proposes 2 more under a maximum10 policy. Decide.</w:t>
+      <w:pPr>
+        <w:pStyle w:val="Heading3"/>
+      </w:pPr>
+      <w:r>
+        <w:t>W2 Trace the worked case</w:t>
       </w:r>
     </w:p>
     <w:p>
-      <w:r>
-        <w:t>Teacher explanation: Accepting both would produce11 and exceed quota. Either reject the two-task batch or use a separately declared partial-admission policy; do not invent one.</w:t>
+      <w:pPr>
+        <w:pStyle w:val="Heading3"/>
+      </w:pPr>
+      <w:r>
+        <w:t>Workbook question · W2</w:t>
       </w:r>
     </w:p>
     <w:p>
       <w:pPr>
-        <w:pStyle w:val="Heading3"/>
-      </w:pPr>
-      <w:r>
-        <w:t>W5 Design a revealing follow-up</w:t>
+        <w:spacing w:line="336" w:lineRule="auto" w:after="180"/>
+        <w:shd w:fill="F5F1FB"/>
+      </w:pPr>
+      <w:r>
+        <w:rPr>
+          <w:b w:val="0"/>
+        </w:rPr>
+        <w:t xml:space="preserve">A job requests a public webpage and a write outside its </w:t>
+      </w:r>
+      <w:r>
+        <w:rPr>
+          <w:b/>
+        </w:rPr>
+        <w:t>output</w:t>
+      </w:r>
+      <w:r>
+        <w:rPr>
+          <w:b w:val="0"/>
+        </w:rPr>
+        <w:t xml:space="preserve"> directory. Show the intermediate steps and give the conclusion with its scope.</w:t>
       </w:r>
     </w:p>
     <w:p>
-      <w:r>
-        <w:t>For the worked scenario, propose one additional case that could reveal a failure, describe its expected outcome before running it, and explain what would need to remain fixed for a fair comparison. Do not reuse W4 as a new final test after receiving feedback.</w:t>
+      <w:pPr>
+        <w:pStyle w:val="Heading3"/>
+      </w:pPr>
+      <w:r>
+        <w:t>Teacher reasoning · W2</w:t>
       </w:r>
     </w:p>
     <w:p>
-      <w:r>
-        <w:t>Teacher explanation: Accept a concrete variant of the worked input or a missing/conflicting/boundary condition, with an expectation derived from the declared procedure. Require preserved settings, original outputs and data roles. Resource limits constrain execution but cannot prove generated claims or algorithms correct. The new case should test this particular mechanism rather than merely restate the original result.</w:t>
+      <w:pPr>
+        <w:spacing w:line="336" w:lineRule="auto" w:after="180"/>
+        <w:shd w:fill="F1F6FC"/>
+      </w:pPr>
+      <w:r>
+        <w:rPr>
+          <w:b w:val="0"/>
+        </w:rPr>
+        <w:t xml:space="preserve">Teacher explanation: Both operations violate the </w:t>
+      </w:r>
+      <w:r>
+        <w:rPr>
+          <w:b/>
+        </w:rPr>
+        <w:t>sandbox</w:t>
+      </w:r>
+      <w:r>
+        <w:rPr>
+          <w:b w:val="0"/>
+        </w:rPr>
+        <w:t xml:space="preserve"> contract. Deny them; public availability does not grant network or filesystem authority.</w:t>
       </w:r>
     </w:p>
     <w:p>
@@ -1564,38 +3134,419 @@
         <w:pStyle w:val="Heading3"/>
       </w:pPr>
       <w:r>
-        <w:t>Independent assessment and fresh retry</w:t>
+        <w:t>W3 Audit the limit</w:t>
       </w:r>
     </w:p>
     <w:p>
-      <w:r>
-        <w:t>W4: Accepting both would produce11 and exceed quota. Either reject the two-task batch or use a separately declared partial-admission policy; do not invent one. Require intermediate reasoning and the stated scope. Fresh retry: Queue7 proposes3 then1 under limit10. Expected reasoning: First batch reaches10 and fits; next exceeds10 and is rejected. If students need support, record it and reassess with another new case rather than awarding independence to a copied answer.</w:t>
+      <w:pPr>
+        <w:pStyle w:val="Heading3"/>
+      </w:pPr>
+      <w:r>
+        <w:t>Workbook question · W3</w:t>
       </w:r>
     </w:p>
     <w:p>
       <w:pPr>
-        <w:pStyle w:val="Heading3"/>
-      </w:pPr>
-      <w:r>
-        <w:t>Assess independent transfer</w:t>
+        <w:spacing w:line="336" w:lineRule="auto" w:after="180"/>
+        <w:shd w:fill="F5F1FB"/>
+      </w:pPr>
+      <w:r>
+        <w:rPr>
+          <w:b w:val="0"/>
+        </w:rPr>
+        <w:t>A report omits this qualification: Resource limits constrain execution but cannot prove generated claims or algorithms correct. Explain how omitting it could change a reader's interpretation, and write an accurate replacement.</w:t>
       </w:r>
     </w:p>
     <w:p>
-      <w:r>
-        <w:t>Selected case: Queue currently has 9 tasks; job proposes 2 more under a maximum10 policy. Decide.</w:t>
+      <w:pPr>
+        <w:pStyle w:val="Heading3"/>
+      </w:pPr>
+      <w:r>
+        <w:t>Teacher reasoning · W3</w:t>
       </w:r>
     </w:p>
     <w:p>
       <w:pPr>
-        <w:pStyle w:val="Heading3"/>
-      </w:pPr>
-      <w:r>
-        <w:t>Selected case answer</w:t>
+        <w:spacing w:line="336" w:lineRule="auto" w:after="180"/>
+        <w:shd w:fill="F1F6FC"/>
+      </w:pPr>
+      <w:r>
+        <w:rPr>
+          <w:b w:val="0"/>
+        </w:rPr>
+        <w:t>Teacher explanation: Resource limits constrain execution but cannot prove generated claims or algorithms correct.</w:t>
       </w:r>
     </w:p>
     <w:p>
-      <w:r>
-        <w:t>Teacher explanation: Accepting both would produce11 and exceed quota. Either reject the two-task batch or use a separately declared partial-admission policy; do not invent one.</w:t>
+      <w:pPr>
+        <w:spacing w:line="336" w:lineRule="auto" w:after="180"/>
+        <w:shd w:fill="F1F6FC"/>
+      </w:pPr>
+      <w:r>
+        <w:rPr>
+          <w:b w:val="0"/>
+        </w:rPr>
+        <w:t xml:space="preserve">State the observed result separately from the unverified or out-of-scope claim; preserve the original </w:t>
+      </w:r>
+      <w:r>
+        <w:rPr>
+          <w:b/>
+        </w:rPr>
+        <w:t>evidence</w:t>
+      </w:r>
+      <w:r>
+        <w:rPr>
+          <w:b w:val="0"/>
+        </w:rPr>
+        <w:t xml:space="preserve"> rather than inventing a missing fact.</w:t>
+      </w:r>
+    </w:p>
+    <w:p>
+      <w:pPr>
+        <w:pStyle w:val="Heading3"/>
+      </w:pPr>
+      <w:r>
+        <w:t>W4 Apply a new case independently</w:t>
+      </w:r>
+    </w:p>
+    <w:p>
+      <w:pPr>
+        <w:pStyle w:val="Heading3"/>
+      </w:pPr>
+      <w:r>
+        <w:t>Workbook question · W4</w:t>
+      </w:r>
+    </w:p>
+    <w:p>
+      <w:pPr>
+        <w:spacing w:line="336" w:lineRule="auto" w:after="180"/>
+        <w:shd w:fill="F5F1FB"/>
+      </w:pPr>
+      <w:r>
+        <w:rPr>
+          <w:b w:val="0"/>
+        </w:rPr>
+        <w:t>Queue currently has 9 tasks; job proposes 2 more under a maximum10 policy. Decide.</w:t>
+      </w:r>
+    </w:p>
+    <w:p>
+      <w:pPr>
+        <w:pStyle w:val="Heading3"/>
+      </w:pPr>
+      <w:r>
+        <w:t>Teacher reasoning · W4</w:t>
+      </w:r>
+    </w:p>
+    <w:p>
+      <w:pPr>
+        <w:spacing w:line="336" w:lineRule="auto" w:after="180"/>
+        <w:shd w:fill="F1F6FC"/>
+      </w:pPr>
+      <w:r>
+        <w:rPr>
+          <w:b w:val="0"/>
+        </w:rPr>
+        <w:t xml:space="preserve">Teacher explanation: Accepting both would produce11 and exceed </w:t>
+      </w:r>
+      <w:r>
+        <w:rPr>
+          <w:b/>
+        </w:rPr>
+        <w:t>quota</w:t>
+      </w:r>
+      <w:r>
+        <w:rPr>
+          <w:b w:val="0"/>
+        </w:rPr>
+        <w:t>. Either reject the two-task batch or use a separately declared partial-</w:t>
+      </w:r>
+      <w:r>
+        <w:rPr>
+          <w:b/>
+        </w:rPr>
+        <w:t>admission policy</w:t>
+      </w:r>
+      <w:r>
+        <w:rPr>
+          <w:b w:val="0"/>
+        </w:rPr>
+        <w:t>; do not invent one.</w:t>
+      </w:r>
+    </w:p>
+    <w:p>
+      <w:pPr>
+        <w:pStyle w:val="Heading3"/>
+      </w:pPr>
+      <w:r>
+        <w:t>W5 Design a revealing follow-up</w:t>
+      </w:r>
+    </w:p>
+    <w:p>
+      <w:pPr>
+        <w:pStyle w:val="Heading3"/>
+      </w:pPr>
+      <w:r>
+        <w:t>Workbook question · W5</w:t>
+      </w:r>
+    </w:p>
+    <w:p>
+      <w:pPr>
+        <w:spacing w:line="336" w:lineRule="auto" w:after="180"/>
+        <w:shd w:fill="F5F1FB"/>
+      </w:pPr>
+      <w:r>
+        <w:rPr>
+          <w:b w:val="0"/>
+        </w:rPr>
+        <w:t>For the worked scenario, propose one additional case that could reveal a failure, describe its expected outcome before running it, and explain what would need to remain fixed for a fair comparison.</w:t>
+      </w:r>
+    </w:p>
+    <w:p>
+      <w:pPr>
+        <w:spacing w:line="336" w:lineRule="auto" w:after="180"/>
+        <w:shd w:fill="F5F1FB"/>
+      </w:pPr>
+      <w:r>
+        <w:rPr>
+          <w:b w:val="0"/>
+        </w:rPr>
+        <w:t>Do not reuse W4 as a new final test after receiving feedback.</w:t>
+      </w:r>
+    </w:p>
+    <w:p>
+      <w:pPr>
+        <w:pStyle w:val="Heading3"/>
+      </w:pPr>
+      <w:r>
+        <w:t>Teacher reasoning · W5</w:t>
+      </w:r>
+    </w:p>
+    <w:p>
+      <w:pPr>
+        <w:spacing w:line="336" w:lineRule="auto" w:after="180"/>
+        <w:shd w:fill="F1F6FC"/>
+      </w:pPr>
+      <w:r>
+        <w:rPr>
+          <w:b w:val="0"/>
+        </w:rPr>
+        <w:t xml:space="preserve">Teacher explanation: Accept a concrete variant of the worked </w:t>
+      </w:r>
+      <w:r>
+        <w:rPr>
+          <w:b/>
+        </w:rPr>
+        <w:t>input</w:t>
+      </w:r>
+      <w:r>
+        <w:rPr>
+          <w:b w:val="0"/>
+        </w:rPr>
+        <w:t xml:space="preserve"> or a missing/conflicting/boundary condition, with an expectation derived from the declared procedure.</w:t>
+      </w:r>
+    </w:p>
+    <w:p>
+      <w:pPr>
+        <w:spacing w:line="336" w:lineRule="auto" w:after="180"/>
+        <w:shd w:fill="F1F6FC"/>
+      </w:pPr>
+      <w:r>
+        <w:rPr>
+          <w:b w:val="0"/>
+        </w:rPr>
+        <w:t xml:space="preserve">Require preserved settings, original </w:t>
+      </w:r>
+      <w:r>
+        <w:rPr>
+          <w:b/>
+        </w:rPr>
+        <w:t>output</w:t>
+      </w:r>
+      <w:r>
+        <w:rPr>
+          <w:b w:val="0"/>
+        </w:rPr>
+        <w:t>s and data roles. Resource limits constrain execution but cannot prove generated claims or algorithms correct.</w:t>
+      </w:r>
+    </w:p>
+    <w:p>
+      <w:pPr>
+        <w:spacing w:line="336" w:lineRule="auto" w:after="180"/>
+        <w:shd w:fill="F1F6FC"/>
+      </w:pPr>
+      <w:r>
+        <w:rPr>
+          <w:b w:val="0"/>
+        </w:rPr>
+        <w:t xml:space="preserve">The new case should test this particular </w:t>
+      </w:r>
+      <w:r>
+        <w:rPr>
+          <w:b/>
+        </w:rPr>
+        <w:t>mechanism</w:t>
+      </w:r>
+      <w:r>
+        <w:rPr>
+          <w:b w:val="0"/>
+        </w:rPr>
+        <w:t xml:space="preserve"> rather than merely restate the original result.</w:t>
+      </w:r>
+    </w:p>
+    <w:p>
+      <w:pPr>
+        <w:pStyle w:val="Heading3"/>
+      </w:pPr>
+      <w:r>
+        <w:t>Independent assessment and fresh retry</w:t>
+      </w:r>
+    </w:p>
+    <w:p>
+      <w:pPr>
+        <w:pStyle w:val="Heading3"/>
+      </w:pPr>
+      <w:r>
+        <w:t>Teacher key · Independent assessment and fresh retry</w:t>
+      </w:r>
+    </w:p>
+    <w:p>
+      <w:pPr>
+        <w:spacing w:line="336" w:lineRule="auto" w:after="180"/>
+        <w:shd w:fill="F1F6FC"/>
+      </w:pPr>
+      <w:r>
+        <w:rPr>
+          <w:b w:val="0"/>
+        </w:rPr>
+        <w:t xml:space="preserve">W4: Accepting both would produce11 and exceed </w:t>
+      </w:r>
+      <w:r>
+        <w:rPr>
+          <w:b/>
+        </w:rPr>
+        <w:t>quota</w:t>
+      </w:r>
+      <w:r>
+        <w:rPr>
+          <w:b w:val="0"/>
+        </w:rPr>
+        <w:t>. Either reject the two-task batch or use a separately declared partial-</w:t>
+      </w:r>
+      <w:r>
+        <w:rPr>
+          <w:b/>
+        </w:rPr>
+        <w:t>admission policy</w:t>
+      </w:r>
+      <w:r>
+        <w:rPr>
+          <w:b w:val="0"/>
+        </w:rPr>
+        <w:t>; do not invent one. Require intermediate reasoning and the stated scope.</w:t>
+      </w:r>
+    </w:p>
+    <w:p>
+      <w:pPr>
+        <w:spacing w:line="336" w:lineRule="auto" w:after="180"/>
+        <w:shd w:fill="F1F6FC"/>
+      </w:pPr>
+      <w:r>
+        <w:rPr>
+          <w:b w:val="0"/>
+        </w:rPr>
+        <w:t>Fresh retry: Queue7 proposes3 then1 under limit10. Expected reasoning: First batch reaches10 and fits; next exceeds10 and is rejected.</w:t>
+      </w:r>
+    </w:p>
+    <w:p>
+      <w:pPr>
+        <w:spacing w:line="336" w:lineRule="auto" w:after="180"/>
+        <w:shd w:fill="F1F6FC"/>
+      </w:pPr>
+      <w:r>
+        <w:rPr>
+          <w:b w:val="0"/>
+        </w:rPr>
+        <w:t>If students need support, record it and reassess with another new case rather than awarding independence to a copied answer.</w:t>
+      </w:r>
+    </w:p>
+    <w:p>
+      <w:pPr>
+        <w:pStyle w:val="Heading3"/>
+      </w:pPr>
+      <w:r>
+        <w:t>Assess independent transfer</w:t>
+      </w:r>
+    </w:p>
+    <w:p>
+      <w:pPr>
+        <w:pStyle w:val="Heading3"/>
+      </w:pPr>
+      <w:r>
+        <w:t>Independent question · withhold the key</w:t>
+      </w:r>
+    </w:p>
+    <w:p>
+      <w:pPr>
+        <w:spacing w:line="336" w:lineRule="auto" w:after="180"/>
+        <w:shd w:fill="F5F1FB"/>
+      </w:pPr>
+      <w:r>
+        <w:rPr>
+          <w:b w:val="0"/>
+        </w:rPr>
+        <w:t>Selected case: Queue currently has 9 tasks; job proposes 2 more under a maximum10 policy. Decide.</w:t>
+      </w:r>
+    </w:p>
+    <w:p>
+      <w:pPr>
+        <w:pStyle w:val="Heading3"/>
+      </w:pPr>
+      <w:r>
+        <w:t>Selected case answer</w:t>
+      </w:r>
+    </w:p>
+    <w:p>
+      <w:pPr>
+        <w:pStyle w:val="Heading3"/>
+      </w:pPr>
+      <w:r>
+        <w:t>Teacher key · Selected case answer</w:t>
+      </w:r>
+    </w:p>
+    <w:p>
+      <w:pPr>
+        <w:spacing w:line="336" w:lineRule="auto" w:after="180"/>
+        <w:shd w:fill="F1F6FC"/>
+      </w:pPr>
+      <w:r>
+        <w:rPr>
+          <w:b w:val="0"/>
+        </w:rPr>
+        <w:t xml:space="preserve">Teacher explanation: Accepting both would produce11 and exceed </w:t>
+      </w:r>
+      <w:r>
+        <w:rPr>
+          <w:b/>
+        </w:rPr>
+        <w:t>quota</w:t>
+      </w:r>
+      <w:r>
+        <w:rPr>
+          <w:b w:val="0"/>
+        </w:rPr>
+        <w:t>. Either reject the two-task batch or use a separately declared partial-</w:t>
+      </w:r>
+      <w:r>
+        <w:rPr>
+          <w:b/>
+        </w:rPr>
+        <w:t>admission policy</w:t>
+      </w:r>
+      <w:r>
+        <w:rPr>
+          <w:b w:val="0"/>
+        </w:rPr>
+        <w:t>; do not invent one.</w:t>
       </w:r>
     </w:p>
     <w:tbl>
@@ -1701,67 +3652,305 @@
       </w:tr>
     </w:tbl>
     <w:p>
-      <w:r>
-        <w:t>Record each dimension as not yet, with support, or independent. Accept a valid alternative procedure with a defensible trace. Do not penalise an honestly recorded model failure if the learner correctly explains its evidence and limits.</w:t>
+      <w:pPr>
+        <w:pStyle w:val="Heading3"/>
+      </w:pPr>
+      <w:r>
+        <w:t>Teacher key · Selected case answer</w:t>
       </w:r>
     </w:p>
     <w:p>
       <w:pPr>
-        <w:pStyle w:val="Heading3"/>
-      </w:pPr>
-      <w:r>
-        <w:t>Feedback that the learner uses</w:t>
+        <w:spacing w:line="336" w:lineRule="auto" w:after="180"/>
+        <w:shd w:fill="F1F6FC"/>
+      </w:pPr>
+      <w:r>
+        <w:rPr>
+          <w:b w:val="0"/>
+        </w:rPr>
+        <w:t>Record each dimension as not yet, with support, or independent. Accept a valid alternative procedure with a defensible trace.</w:t>
       </w:r>
     </w:p>
     <w:p>
-      <w:r>
-        <w:t>Name the earliest unsupported step and give one action to repair it. Have the learner make that repair now and explain why. Then assess the relevant skill on a fresh, fully specified case. Confirm it was not previously practised with feedback; solve and check the new case before assigning it. A follow-up design prompt is a starting brief, not automatically an equivalent test.</w:t>
+      <w:pPr>
+        <w:spacing w:line="336" w:lineRule="auto" w:after="180"/>
+        <w:shd w:fill="F1F6FC"/>
+      </w:pPr>
+      <w:r>
+        <w:rPr>
+          <w:b w:val="0"/>
+        </w:rPr>
+        <w:t xml:space="preserve">Do not penalise an honestly recorded model failure if the learner correctly explains its </w:t>
+      </w:r>
+      <w:r>
+        <w:rPr>
+          <w:b/>
+        </w:rPr>
+        <w:t>evidence</w:t>
+      </w:r>
+      <w:r>
+        <w:rPr>
+          <w:b w:val="0"/>
+        </w:rPr>
+        <w:t xml:space="preserve"> and limits.</w:t>
       </w:r>
     </w:p>
     <w:p>
       <w:pPr>
-        <w:pStyle w:val="Heading1"/>
-      </w:pPr>
-      <w:r>
-        <w:t>06. Connect the project, support and next lesson</w:t>
+        <w:pStyle w:val="Heading3"/>
+      </w:pPr>
+      <w:r>
+        <w:t>Feedback that the learner uses</w:t>
       </w:r>
     </w:p>
     <w:p>
-      <w:r>
-        <w:t>Add a labelled sandboxing and resource limits evidence sheet to Grounded Learning Service. Show how you can explain the mechanism and terminology of sandboxing and resource limits. Use the supplied fictional case and keep its inputs, intermediate steps, calculation or prediction, and limitation. Connect this record to last week’s record; a matching answer without a trace is insufficient.</w:t>
+      <w:pPr>
+        <w:spacing w:line="336" w:lineRule="auto" w:after="180"/>
+      </w:pPr>
+      <w:r>
+        <w:rPr>
+          <w:b w:val="0"/>
+        </w:rPr>
+        <w:t>Name the earliest unsupported step and give one action to repair it. Have the learner make that repair now and explain why. Then assess the relevant skill on a fresh, fully specified case.</w:t>
       </w:r>
     </w:p>
     <w:p>
-      <w:r>
-        <w:t>Provide an input/procedure/result/limit frame and a calculator when needed. Ask students to identify the first step before completing the whole trace. Extension: compare two concrete variants of this mechanism while holding unrelated conditions fixed; report both successful and unsuccessful outcomes.</w:t>
+      <w:pPr>
+        <w:spacing w:line="336" w:lineRule="auto" w:after="180"/>
+      </w:pPr>
+      <w:r>
+        <w:rPr>
+          <w:b w:val="0"/>
+        </w:rPr>
+        <w:t>Confirm it was not previously practised with feedback; solve and check the new case before assigning it. A follow-up design prompt is a starting brief, not automatically an equivalent test.</w:t>
       </w:r>
     </w:p>
     <w:p>
-      <w:r>
-        <w:t>Next connection: Data retention and deletion. Preserve the current case record and retrieve its evidence boundary before moving on.</w:t>
+      <w:pPr>
+        <w:pStyle w:val="Heading1"/>
+      </w:pPr>
+      <w:r>
+        <w:t>06. Connect the project, support and next lesson</w:t>
       </w:r>
     </w:p>
     <w:p>
       <w:r>
-        <w:t>Retain the project ledger and assess a changed case after support. Check the relevant prerequisite before carrying this component forward.</w:t>
+        <w:t>Connect Sandboxing and resource limits to Grounded Learning Service, adapt support and plan a later changed-case check.</w:t>
       </w:r>
     </w:p>
     <w:p>
       <w:pPr>
-        <w:pStyle w:val="Heading3"/>
-      </w:pPr>
-      <w:r>
-        <w:t>Plan the delayed return</w:t>
+        <w:spacing w:line="336" w:lineRule="auto" w:after="180"/>
+      </w:pPr>
+      <w:r>
+        <w:rPr>
+          <w:b w:val="0"/>
+        </w:rPr>
+        <w:t xml:space="preserve">Add a labelled </w:t>
+      </w:r>
+      <w:r>
+        <w:rPr>
+          <w:b/>
+        </w:rPr>
+        <w:t>sandbox</w:t>
+      </w:r>
+      <w:r>
+        <w:rPr>
+          <w:b w:val="0"/>
+        </w:rPr>
+        <w:t xml:space="preserve">ing and resource limits </w:t>
+      </w:r>
+      <w:r>
+        <w:rPr>
+          <w:b/>
+        </w:rPr>
+        <w:t>evidence</w:t>
+      </w:r>
+      <w:r>
+        <w:rPr>
+          <w:b w:val="0"/>
+        </w:rPr>
+        <w:t xml:space="preserve"> sheet to Grounded Learning Service. Show how you can explain the </w:t>
+      </w:r>
+      <w:r>
+        <w:rPr>
+          <w:b/>
+        </w:rPr>
+        <w:t>mechanism</w:t>
+      </w:r>
+      <w:r>
+        <w:rPr>
+          <w:b w:val="0"/>
+        </w:rPr>
+        <w:t xml:space="preserve"> and terminology of </w:t>
+      </w:r>
+      <w:r>
+        <w:rPr>
+          <w:b/>
+        </w:rPr>
+        <w:t>sandbox</w:t>
+      </w:r>
+      <w:r>
+        <w:rPr>
+          <w:b w:val="0"/>
+        </w:rPr>
+        <w:t>ing and resource limits.</w:t>
       </w:r>
     </w:p>
     <w:p>
-      <w:r>
-        <w:t>Suggested return points in this level: ai-6/20, ai-6/22, ai-6/25. Use actual classroom dates, adjusting for holidays and gaps. One, three and six teaching weeks are scheduling choices, not a claimed optimal spacing.</w:t>
+      <w:pPr>
+        <w:spacing w:line="336" w:lineRule="auto" w:after="180"/>
+      </w:pPr>
+      <w:r>
+        <w:rPr>
+          <w:b w:val="0"/>
+        </w:rPr>
+        <w:t xml:space="preserve">Use the supplied fictional case and keep its </w:t>
+      </w:r>
+      <w:r>
+        <w:rPr>
+          <w:b/>
+        </w:rPr>
+        <w:t>input</w:t>
+      </w:r>
+      <w:r>
+        <w:rPr>
+          <w:b w:val="0"/>
+        </w:rPr>
+        <w:t xml:space="preserve">s, intermediate steps, calculation or </w:t>
+      </w:r>
+      <w:r>
+        <w:rPr>
+          <w:b/>
+        </w:rPr>
+        <w:t>prediction</w:t>
+      </w:r>
+      <w:r>
+        <w:rPr>
+          <w:b w:val="0"/>
+        </w:rPr>
+        <w:t>, and limitation. Connect this record to last week’s record; a matching answer without a trace is insufficient.</w:t>
       </w:r>
     </w:p>
     <w:p>
-      <w:r>
-        <w:t>At a delayed check, ask for the idea from memory and a changed application. Compare with the earlier independent response and record support used. For a new level, revisit the previous capstone before checking the new prerequisites.</w:t>
+      <w:pPr>
+        <w:spacing w:line="336" w:lineRule="auto" w:after="180"/>
+      </w:pPr>
+      <w:r>
+        <w:rPr>
+          <w:b w:val="0"/>
+        </w:rPr>
+        <w:t xml:space="preserve">Provide an </w:t>
+      </w:r>
+      <w:r>
+        <w:rPr>
+          <w:b/>
+        </w:rPr>
+        <w:t>input</w:t>
+      </w:r>
+      <w:r>
+        <w:rPr>
+          <w:b w:val="0"/>
+        </w:rPr>
+        <w:t>/procedure/result/limit frame and a calculator when needed. Ask students to identify the first step before completing the whole trace.</w:t>
+      </w:r>
+    </w:p>
+    <w:p>
+      <w:pPr>
+        <w:spacing w:line="336" w:lineRule="auto" w:after="180"/>
+      </w:pPr>
+      <w:r>
+        <w:rPr>
+          <w:b w:val="0"/>
+        </w:rPr>
+        <w:t xml:space="preserve">Extension: compare two concrete variants of this </w:t>
+      </w:r>
+      <w:r>
+        <w:rPr>
+          <w:b/>
+        </w:rPr>
+        <w:t>mechanism</w:t>
+      </w:r>
+      <w:r>
+        <w:rPr>
+          <w:b w:val="0"/>
+        </w:rPr>
+        <w:t xml:space="preserve"> while holding unrelated conditions fixed; report both successful and unsuccessful outcomes.</w:t>
+      </w:r>
+    </w:p>
+    <w:p>
+      <w:pPr>
+        <w:spacing w:line="336" w:lineRule="auto" w:after="180"/>
+      </w:pPr>
+      <w:r>
+        <w:rPr>
+          <w:b w:val="0"/>
+        </w:rPr>
+        <w:t xml:space="preserve">Next connection: Data retention and deletion. Preserve the current case record and retrieve its </w:t>
+      </w:r>
+      <w:r>
+        <w:rPr>
+          <w:b/>
+        </w:rPr>
+        <w:t>evidence</w:t>
+      </w:r>
+      <w:r>
+        <w:rPr>
+          <w:b w:val="0"/>
+        </w:rPr>
+        <w:t xml:space="preserve"> boundary before moving on.</w:t>
+      </w:r>
+    </w:p>
+    <w:p>
+      <w:pPr>
+        <w:spacing w:line="336" w:lineRule="auto" w:after="180"/>
+      </w:pPr>
+      <w:r>
+        <w:rPr>
+          <w:b w:val="0"/>
+        </w:rPr>
+        <w:t>Retain the project ledger and assess a changed case after support. Check the relevant prerequisite before carrying this component forward.</w:t>
+      </w:r>
+    </w:p>
+    <w:p>
+      <w:pPr>
+        <w:pStyle w:val="Heading3"/>
+      </w:pPr>
+      <w:r>
+        <w:t>Plan the delayed return</w:t>
+      </w:r>
+    </w:p>
+    <w:p>
+      <w:pPr>
+        <w:spacing w:line="336" w:lineRule="auto" w:after="180"/>
+      </w:pPr>
+      <w:r>
+        <w:rPr>
+          <w:b w:val="0"/>
+        </w:rPr>
+        <w:t>Suggested return points in this level: ai-6/20, ai-6/22, ai-6/25. Use actual classroom dates, adjusting for holidays and gaps. One, three and six teaching weeks are scheduling choices, not a claimed optimal spacing.</w:t>
+      </w:r>
+    </w:p>
+    <w:p>
+      <w:pPr>
+        <w:spacing w:line="336" w:lineRule="auto" w:after="180"/>
+      </w:pPr>
+      <w:r>
+        <w:rPr>
+          <w:b w:val="0"/>
+        </w:rPr>
+        <w:t>At a delayed check, ask for the idea from memory and a changed application. Compare with the earlier independent response and record support used.</w:t>
+      </w:r>
+    </w:p>
+    <w:p>
+      <w:pPr>
+        <w:spacing w:line="336" w:lineRule="auto" w:after="180"/>
+      </w:pPr>
+      <w:r>
+        <w:rPr>
+          <w:b w:val="0"/>
+        </w:rPr>
+        <w:t>For a new level, revisit the previous capstone before checking the new prerequisites.</w:t>
       </w:r>
     </w:p>
     <w:tbl>
@@ -1921,8 +4110,26 @@
       </w:tr>
     </w:tbl>
     <w:p>
-      <w:r>
-        <w:t>Use the evidence to choose reteaching or the next step. A completed page, confidence rating or attractive project does not by itself demonstrate understanding.</w:t>
+      <w:pPr>
+        <w:spacing w:line="336" w:lineRule="auto" w:after="180"/>
+      </w:pPr>
+      <w:r>
+        <w:rPr>
+          <w:b w:val="0"/>
+        </w:rPr>
+        <w:t xml:space="preserve">Use the </w:t>
+      </w:r>
+      <w:r>
+        <w:rPr>
+          <w:b/>
+        </w:rPr>
+        <w:t>evidence</w:t>
+      </w:r>
+      <w:r>
+        <w:rPr>
+          <w:b w:val="0"/>
+        </w:rPr>
+        <w:t xml:space="preserve"> to choose reteaching or the next step. A completed page, confidence rating or attractive project does not by itself demonstrate understanding.</w:t>
       </w:r>
     </w:p>
     <w:p>
@@ -1934,8 +4141,26 @@
       </w:r>
     </w:p>
     <w:p>
-      <w:r>
-        <w:t>For the Grounded Learning Service, retain an annotated trace and the changed-case result. Name the contract or evidence that makes the deciding step valid, so another team can review it.</w:t>
+      <w:pPr>
+        <w:spacing w:line="336" w:lineRule="auto" w:after="180"/>
+      </w:pPr>
+      <w:r>
+        <w:rPr>
+          <w:b w:val="0"/>
+        </w:rPr>
+        <w:t xml:space="preserve">For the Grounded Learning Service, retain an annotated trace and the changed-case result. Name the contract or </w:t>
+      </w:r>
+      <w:r>
+        <w:rPr>
+          <w:b/>
+        </w:rPr>
+        <w:t>evidence</w:t>
+      </w:r>
+      <w:r>
+        <w:rPr>
+          <w:b w:val="0"/>
+        </w:rPr>
+        <w:t xml:space="preserve"> that makes the deciding step valid, so another team can review it.</w:t>
       </w:r>
     </w:p>
     <w:p>
@@ -1948,12 +4173,74 @@
     </w:p>
     <w:p>
       <w:r>
-        <w:t>Teaching target: Explain the mechanism and terminology of sandboxing and resource limits</w:t>
+        <w:t>Use this preparation summary alongside the detailed Sandboxing and resource limits lesson; it is a checklist rather than a replacement for the full sequence.</w:t>
       </w:r>
     </w:p>
     <w:p>
-      <w:r>
-        <w:t>Prepare the labelled worked-case picture, the matching workbook, fictional input cards and a place for individual responses. Check a local Python 3 environment before class; have a paper-trace version ready.</w:t>
+      <w:pPr>
+        <w:pStyle w:val="Heading3"/>
+      </w:pPr>
+      <w:r>
+        <w:t>Teaching target</w:t>
+      </w:r>
+    </w:p>
+    <w:p>
+      <w:pPr>
+        <w:spacing w:line="336" w:lineRule="auto" w:after="180"/>
+        <w:shd w:fill="EDF7F3"/>
+      </w:pPr>
+      <w:r>
+        <w:rPr>
+          <w:b w:val="0"/>
+        </w:rPr>
+        <w:t xml:space="preserve">Teaching target: Explain the </w:t>
+      </w:r>
+      <w:r>
+        <w:rPr>
+          <w:b/>
+        </w:rPr>
+        <w:t>mechanism</w:t>
+      </w:r>
+      <w:r>
+        <w:rPr>
+          <w:b w:val="0"/>
+        </w:rPr>
+        <w:t xml:space="preserve"> and terminology of </w:t>
+      </w:r>
+      <w:r>
+        <w:rPr>
+          <w:b/>
+        </w:rPr>
+        <w:t>sandbox</w:t>
+      </w:r>
+      <w:r>
+        <w:rPr>
+          <w:b w:val="0"/>
+        </w:rPr>
+        <w:t>ing and resource limits</w:t>
+      </w:r>
+    </w:p>
+    <w:p>
+      <w:pPr>
+        <w:spacing w:line="336" w:lineRule="auto" w:after="180"/>
+      </w:pPr>
+      <w:r>
+        <w:rPr>
+          <w:b w:val="0"/>
+        </w:rPr>
+        <w:t xml:space="preserve">Prepare the labelled worked-case picture, the matching workbook, fictional </w:t>
+      </w:r>
+      <w:r>
+        <w:rPr>
+          <w:b/>
+        </w:rPr>
+        <w:t>input</w:t>
+      </w:r>
+      <w:r>
+        <w:rPr>
+          <w:b w:val="0"/>
+        </w:rPr>
+        <w:t xml:space="preserve"> cards and a place for individual responses. Check a local Python 3 environment before class; have a paper-trace version ready.</w:t>
       </w:r>
     </w:p>
     <w:tbl>
@@ -2100,37 +4387,195 @@
       </w:tr>
     </w:tbl>
     <w:p>
-      <w:r>
-        <w:t>Before class, solve the supported practice: A job requests a public webpage and a write outside its output directory. Show the intermediate steps and give the conclusion with its scope.</w:t>
+      <w:pPr>
+        <w:spacing w:line="336" w:lineRule="auto" w:after="180"/>
+      </w:pPr>
+      <w:r>
+        <w:rPr>
+          <w:b w:val="0"/>
+        </w:rPr>
+        <w:t xml:space="preserve">Before class, solve the supported practice: A job requests a public webpage and a write outside its </w:t>
+      </w:r>
+      <w:r>
+        <w:rPr>
+          <w:b/>
+        </w:rPr>
+        <w:t>output</w:t>
+      </w:r>
+      <w:r>
+        <w:rPr>
+          <w:b w:val="0"/>
+        </w:rPr>
+        <w:t xml:space="preserve"> directory. Show the intermediate steps and give the conclusion with its scope.</w:t>
       </w:r>
     </w:p>
     <w:p>
-      <w:r>
-        <w:t>Reasoned practice answer: Teacher explanation: Both operations violate the sandbox contract. Deny them; public availability does not grant network or filesystem authority.</w:t>
+      <w:pPr>
+        <w:pStyle w:val="Heading3"/>
+      </w:pPr>
+      <w:r>
+        <w:t>Supported practice answer</w:t>
       </w:r>
     </w:p>
     <w:p>
-      <w:r>
-        <w:t>Check every learner before discussion: Use the worked case for Sandboxing and resource limits. Proposed explanation: “The worked result establishes every future case”. Decide whether this explanation is supported. Point to the step or supplied fact that decides; explain your repair if needed.</w:t>
+      <w:pPr>
+        <w:spacing w:line="336" w:lineRule="auto" w:after="180"/>
+        <w:shd w:fill="F1F6FC"/>
+      </w:pPr>
+      <w:r>
+        <w:rPr>
+          <w:b w:val="0"/>
+        </w:rPr>
+        <w:t xml:space="preserve">Reasoned practice answer: Teacher explanation: Both operations violate the </w:t>
+      </w:r>
+      <w:r>
+        <w:rPr>
+          <w:b/>
+        </w:rPr>
+        <w:t>sandbox</w:t>
+      </w:r>
+      <w:r>
+        <w:rPr>
+          <w:b w:val="0"/>
+        </w:rPr>
+        <w:t xml:space="preserve"> contract. Deny them; public availability does not grant network or filesystem authority.</w:t>
       </w:r>
     </w:p>
     <w:p>
-      <w:r>
-        <w:t>Misconception repair: Resource limits constrain execution but cannot prove generated claims or algorithms correct.</w:t>
+      <w:pPr>
+        <w:spacing w:line="336" w:lineRule="auto" w:after="180"/>
+      </w:pPr>
+      <w:r>
+        <w:rPr>
+          <w:b w:val="0"/>
+        </w:rPr>
+        <w:t xml:space="preserve">Check every learner before discussion: Use the worked case for </w:t>
+      </w:r>
+      <w:r>
+        <w:rPr>
+          <w:b/>
+        </w:rPr>
+        <w:t>Sandbox</w:t>
+      </w:r>
+      <w:r>
+        <w:rPr>
+          <w:b w:val="0"/>
+        </w:rPr>
+        <w:t>ing and resource limits. Proposed explanation: “The worked result establishes every future case”. Decide whether this explanation is supported.</w:t>
       </w:r>
     </w:p>
     <w:p>
-      <w:r>
-        <w:t>Support: read the exact case aloud, enlarge the labelled picture, supply input cards and model only the first deciding step. Accept a spoken explanation or drawing; retain the reasoning goal.</w:t>
+      <w:pPr>
+        <w:spacing w:line="336" w:lineRule="auto" w:after="180"/>
+      </w:pPr>
+      <w:r>
+        <w:rPr>
+          <w:b w:val="0"/>
+        </w:rPr>
+        <w:t>Point to the step or supplied fact that decides; explain your repair if needed.</w:t>
       </w:r>
     </w:p>
     <w:p>
-      <w:r>
-        <w:t>Extension: A takes three seconds but still writes 2 MB. Require a prediction and a reason before comparing. Expected result: Stop A for exceeding the time allowance. Reason: The independent two-second limit remains binding.</w:t>
+      <w:pPr>
+        <w:pStyle w:val="Heading3"/>
+      </w:pPr>
+      <w:r>
+        <w:t>Repair the misconception</w:t>
       </w:r>
     </w:p>
     <w:p>
-      <w:r>
+      <w:pPr>
+        <w:spacing w:line="336" w:lineRule="auto" w:after="180"/>
+        <w:shd w:fill="FFF5E6"/>
+      </w:pPr>
+      <w:r>
+        <w:rPr>
+          <w:b w:val="0"/>
+        </w:rPr>
+        <w:t>Misconception repair: Resource limits constrain execution but cannot prove generated claims or algorithms correct.</w:t>
+      </w:r>
+    </w:p>
+    <w:p>
+      <w:pPr>
+        <w:pStyle w:val="Heading3"/>
+      </w:pPr>
+      <w:r>
+        <w:t>Support without giving away the answer</w:t>
+      </w:r>
+    </w:p>
+    <w:p>
+      <w:pPr>
+        <w:spacing w:line="336" w:lineRule="auto" w:after="180"/>
+        <w:shd w:fill="F1F6F8"/>
+      </w:pPr>
+      <w:r>
+        <w:rPr>
+          <w:b w:val="0"/>
+        </w:rPr>
+        <w:t xml:space="preserve">Support: read the exact case aloud, enlarge the labelled picture, supply </w:t>
+      </w:r>
+      <w:r>
+        <w:rPr>
+          <w:b/>
+        </w:rPr>
+        <w:t>input</w:t>
+      </w:r>
+      <w:r>
+        <w:rPr>
+          <w:b w:val="0"/>
+        </w:rPr>
+        <w:t xml:space="preserve"> cards and model only the first deciding step. Accept a spoken explanation or drawing; retain the reasoning goal.</w:t>
+      </w:r>
+    </w:p>
+    <w:p>
+      <w:pPr>
+        <w:pStyle w:val="Heading3"/>
+      </w:pPr>
+      <w:r>
+        <w:t>Extend the reasoning</w:t>
+      </w:r>
+    </w:p>
+    <w:p>
+      <w:pPr>
+        <w:spacing w:line="336" w:lineRule="auto" w:after="180"/>
+        <w:shd w:fill="F5F1FB"/>
+      </w:pPr>
+      <w:r>
+        <w:rPr>
+          <w:b w:val="0"/>
+        </w:rPr>
+        <w:t xml:space="preserve">Extension: A takes three seconds but still writes 2 MB. Require a </w:t>
+      </w:r>
+      <w:r>
+        <w:rPr>
+          <w:b/>
+        </w:rPr>
+        <w:t>prediction</w:t>
+      </w:r>
+      <w:r>
+        <w:rPr>
+          <w:b w:val="0"/>
+        </w:rPr>
+        <w:t xml:space="preserve"> and a reason before comparing. Expected result: Stop A for exceeding the time allowance. Reason: The independent two-second limit remains binding.</w:t>
+      </w:r>
+    </w:p>
+    <w:p>
+      <w:pPr>
+        <w:pStyle w:val="Heading3"/>
+      </w:pPr>
+      <w:r>
+        <w:t>Protect the independent attempt</w:t>
+      </w:r>
+    </w:p>
+    <w:p>
+      <w:pPr>
+        <w:spacing w:line="336" w:lineRule="auto" w:after="180"/>
+        <w:shd w:fill="FFF5E6"/>
+      </w:pPr>
+      <w:r>
+        <w:rPr>
+          <w:b w:val="0"/>
+        </w:rPr>
         <w:t>Independent assessment: withhold the reserved answer until the learner has attempted the new case. Record support separately from correctness.</w:t>
       </w:r>
     </w:p>
@@ -2319,46 +4764,1005 @@
       </w:tr>
     </w:tbl>
     <w:p>
-      <w:r>
-        <w:t>Project checkpoint: Evaluate and revise. Compare with your starting method, explain errors and record a justified revision.</w:t>
+      <w:pPr>
+        <w:pStyle w:val="Heading3"/>
+      </w:pPr>
+      <w:r>
+        <w:t>Project checkpoint</w:t>
       </w:r>
     </w:p>
     <w:p>
-      <w:r>
-        <w:t>Use the weekly teacher answer for topic-specific reasoning. A saved progress tick is an activity record; judge mastery from the learner’s explanation and evidence.</w:t>
+      <w:pPr>
+        <w:spacing w:line="336" w:lineRule="auto" w:after="180"/>
+        <w:shd w:fill="EDF7F3"/>
+      </w:pPr>
+      <w:r>
+        <w:rPr>
+          <w:b w:val="0"/>
+        </w:rPr>
+        <w:t>Project checkpoint: Evaluate and revise. Compare with your starting method, explain errors and record a justified revision.</w:t>
       </w:r>
     </w:p>
     <w:p>
       <w:pPr>
-        <w:pStyle w:val="Heading1"/>
-      </w:pPr>
-      <w:r>
-        <w:t>08. Use feedback, labs and repair paths</w:t>
+        <w:spacing w:line="336" w:lineRule="auto" w:after="180"/>
+      </w:pPr>
+      <w:r>
+        <w:rPr>
+          <w:b w:val="0"/>
+        </w:rPr>
+        <w:t xml:space="preserve">Use the weekly teacher answer for topic-specific reasoning. A saved progress tick is an activity record; judge mastery from the learner’s explanation and </w:t>
+      </w:r>
+      <w:r>
+        <w:rPr>
+          <w:b/>
+        </w:rPr>
+        <w:t>evidence</w:t>
+      </w:r>
+      <w:r>
+        <w:rPr>
+          <w:b w:val="0"/>
+        </w:rPr>
+        <w:t>.</w:t>
       </w:r>
     </w:p>
     <w:p>
-      <w:r>
-        <w:t>Use the two formative questions as supported practice, not as independent mastery scores. Discuss the deciding evidence rather than accepting a guessed selection.</w:t>
+      <w:pPr>
+        <w:pStyle w:val="Heading1"/>
+      </w:pPr>
+      <w:r>
+        <w:t>08. Use feedback, labs and repair paths</w:t>
       </w:r>
     </w:p>
     <w:p>
       <w:r>
-        <w:t>The feedback comes from the reviewed public worked case. Do not reveal the separately reserved independent teacher answer until the learner has attempted that case.</w:t>
+        <w:t>Use feedback, earlier review and portfolios purposefully. Apply the coding routine only when this lesson has an executable lab.</w:t>
       </w:r>
     </w:p>
     <w:p>
-      <w:r>
-        <w:t>Ask students to predict before running code. Preserve errors and actual outputs; collect a changed test and an explanation. The branch-boundary and indexing lessons deliberately include failure cases.</w:t>
+      <w:pPr>
+        <w:spacing w:line="336" w:lineRule="auto" w:after="180"/>
+      </w:pPr>
+      <w:r>
+        <w:rPr>
+          <w:b w:val="0"/>
+        </w:rPr>
+        <w:t xml:space="preserve">Use the two formative questions as supported practice, not as independent mastery scores. Discuss the deciding </w:t>
+      </w:r>
+      <w:r>
+        <w:rPr>
+          <w:b/>
+        </w:rPr>
+        <w:t>evidence</w:t>
+      </w:r>
+      <w:r>
+        <w:rPr>
+          <w:b w:val="0"/>
+        </w:rPr>
+        <w:t xml:space="preserve"> rather than accepting a guessed selection.</w:t>
       </w:r>
     </w:p>
     <w:p>
-      <w:r>
-        <w:t>Use the earlier worked-explanation links to address a specific missing building block, then return to the current question. Adapt this suggestion after observing the learner; it is not an automatic diagnosis.</w:t>
+      <w:pPr>
+        <w:spacing w:line="336" w:lineRule="auto" w:after="180"/>
+      </w:pPr>
+      <w:r>
+        <w:rPr>
+          <w:b w:val="0"/>
+        </w:rPr>
+        <w:t>The feedback comes from the reviewed public worked case. Do not reveal the separately reserved independent teacher answer until the learner has attempted that case.</w:t>
       </w:r>
     </w:p>
     <w:p>
-      <w:r>
-        <w:t>Collect the completed-work portfolio as evidence. Record support separately from correctness, and assess explanation, trace/test and limitations. Progress ticks and quiz selections alone do not establish mastery.</w:t>
+      <w:pPr>
+        <w:pStyle w:val="Heading3"/>
+      </w:pPr>
+      <w:r>
+        <w:t>For later coding lessons</w:t>
+      </w:r>
+    </w:p>
+    <w:p>
+      <w:r>
+        <w:t>This week has no code block. Use this routine when a later lesson includes an executable lab.</w:t>
+      </w:r>
+    </w:p>
+    <w:p>
+      <w:pPr>
+        <w:spacing w:line="336" w:lineRule="auto" w:after="180"/>
+        <w:shd w:fill="F1F6F8"/>
+      </w:pPr>
+      <w:r>
+        <w:rPr>
+          <w:b w:val="0"/>
+        </w:rPr>
+        <w:t xml:space="preserve">Ask students to predict before running code. Preserve errors and actual </w:t>
+      </w:r>
+      <w:r>
+        <w:rPr>
+          <w:b/>
+        </w:rPr>
+        <w:t>output</w:t>
+      </w:r>
+      <w:r>
+        <w:rPr>
+          <w:b w:val="0"/>
+        </w:rPr>
+        <w:t>s; collect a changed test and an explanation. The branch-boundary and indexing lessons deliberately include failure cases.</w:t>
+      </w:r>
+    </w:p>
+    <w:p>
+      <w:pPr>
+        <w:spacing w:line="336" w:lineRule="auto" w:after="180"/>
+      </w:pPr>
+      <w:r>
+        <w:rPr>
+          <w:b w:val="0"/>
+        </w:rPr>
+        <w:t>Use the earlier worked-explanation links to address a specific missing building block, then return to the current question. Adapt this suggestion after observing the learner; it is not an automatic diagnosis.</w:t>
+      </w:r>
+    </w:p>
+    <w:p>
+      <w:pPr>
+        <w:spacing w:line="336" w:lineRule="auto" w:after="180"/>
+      </w:pPr>
+      <w:r>
+        <w:rPr>
+          <w:b w:val="0"/>
+        </w:rPr>
+        <w:t xml:space="preserve">Collect the completed-work portfolio as </w:t>
+      </w:r>
+      <w:r>
+        <w:rPr>
+          <w:b/>
+        </w:rPr>
+        <w:t>evidence</w:t>
+      </w:r>
+      <w:r>
+        <w:rPr>
+          <w:b w:val="0"/>
+        </w:rPr>
+        <w:t>. Record support separately from correctness, and assess explanation, trace/test and limitations. Progress ticks and quiz selections alone do not establish mastery.</w:t>
+      </w:r>
+    </w:p>
+    <w:p>
+      <w:pPr>
+        <w:pStyle w:val="Heading1"/>
+      </w:pPr>
+      <w:r>
+        <w:t>09. Visual concept journey</w:t>
+      </w:r>
+    </w:p>
+    <w:p>
+      <w:r>
+        <w:t>Show one Sandboxing and resource limits graphic at a time, request a prediction and discuss its trace before the independent assessment.</w:t>
+      </w:r>
+    </w:p>
+    <w:p>
+      <w:pPr>
+        <w:spacing w:line="336" w:lineRule="auto" w:after="180"/>
+      </w:pPr>
+      <w:r>
+        <w:rPr>
+          <w:b w:val="0"/>
+        </w:rPr>
+        <w:t xml:space="preserve">Use one picture at a time. Hide a worked result before asking for a </w:t>
+      </w:r>
+      <w:r>
+        <w:rPr>
+          <w:b/>
+        </w:rPr>
+        <w:t>prediction</w:t>
+      </w:r>
+      <w:r>
+        <w:rPr>
+          <w:b w:val="0"/>
+        </w:rPr>
+        <w:t>, then reveal it for feedback. These are supported teaching cases; retain the separate independent assessment for a fresh first attempt.</w:t>
+      </w:r>
+    </w:p>
+    <w:p>
+      <w:pPr>
+        <w:pStyle w:val="Heading3"/>
+      </w:pPr>
+      <w:r>
+        <w:t>01. Sandboxing and resource limits: the case</w:t>
+      </w:r>
+    </w:p>
+    <w:p>
+      <w:r>
+        <w:drawing>
+          <wp:inline xmlns:a="http://schemas.openxmlformats.org/drawingml/2006/main" xmlns:pic="http://schemas.openxmlformats.org/drawingml/2006/picture">
+            <wp:extent cx="5486400" cy="2834640"/>
+            <wp:docPr id="2" name="Picture 2" descr="Bound a student program. A toy sandbox forbids network access, allows at most two seconds and limits output to 20 MB. Supplied facts: A uses one second and writes 2 MB. B tries to contact a website. These are declared trial records."/>
+            <wp:cNvGraphicFramePr>
+              <a:graphicFrameLocks noChangeAspect="1"/>
+            </wp:cNvGraphicFramePr>
+            <a:graphic>
+              <a:graphicData uri="http://schemas.openxmlformats.org/drawingml/2006/picture">
+                <pic:pic>
+                  <pic:nvPicPr>
+                    <pic:cNvPr id="0" name="academy-story-ai-6-19-01.png"/>
+                    <pic:cNvPicPr/>
+                  </pic:nvPicPr>
+                  <pic:blipFill>
+                    <a:blip r:embed="rId10"/>
+                    <a:stretch>
+                      <a:fillRect/>
+                    </a:stretch>
+                  </pic:blipFill>
+                  <pic:spPr>
+                    <a:xfrm>
+                      <a:off x="0" y="0"/>
+                      <a:ext cx="5486400" cy="2834640"/>
+                    </a:xfrm>
+                    <a:prstGeom prst="rect"/>
+                  </pic:spPr>
+                </pic:pic>
+              </a:graphicData>
+            </a:graphic>
+          </wp:inline>
+        </w:drawing>
+      </w:r>
+    </w:p>
+    <w:p>
+      <w:pPr>
+        <w:spacing w:line="336" w:lineRule="auto" w:after="180"/>
+      </w:pPr>
+      <w:r>
+        <w:rPr>
+          <w:b w:val="0"/>
+        </w:rPr>
+        <w:t xml:space="preserve">Bound a student program. A toy </w:t>
+      </w:r>
+      <w:r>
+        <w:rPr>
+          <w:b/>
+        </w:rPr>
+        <w:t>sandbox</w:t>
+      </w:r>
+      <w:r>
+        <w:rPr>
+          <w:b w:val="0"/>
+        </w:rPr>
+        <w:t xml:space="preserve"> forbids network access, allows at most two seconds and limits </w:t>
+      </w:r>
+      <w:r>
+        <w:rPr>
+          <w:b/>
+        </w:rPr>
+        <w:t>output</w:t>
+      </w:r>
+      <w:r>
+        <w:rPr>
+          <w:b w:val="0"/>
+        </w:rPr>
+        <w:t xml:space="preserve"> to 20 MB. Supplied facts: A uses one second and writes 2 MB. B tries to contact a website.</w:t>
+      </w:r>
+    </w:p>
+    <w:p>
+      <w:pPr>
+        <w:spacing w:line="336" w:lineRule="auto" w:after="180"/>
+      </w:pPr>
+      <w:r>
+        <w:rPr>
+          <w:b w:val="0"/>
+        </w:rPr>
+        <w:t>These are declared trial records.</w:t>
+      </w:r>
+    </w:p>
+    <w:p>
+      <w:pPr>
+        <w:spacing w:line="336" w:lineRule="auto" w:after="180"/>
+        <w:shd w:fill="F5F1FB"/>
+      </w:pPr>
+      <w:r>
+        <w:rPr>
+          <w:b w:val="0"/>
+        </w:rPr>
+        <w:t>Point to the given fact that matters most. Explain why it matters.</w:t>
+      </w:r>
+    </w:p>
+    <w:p>
+      <w:pPr>
+        <w:pStyle w:val="Heading3"/>
+      </w:pPr>
+      <w:r>
+        <w:t>Discuss while showing the picture</w:t>
+      </w:r>
+    </w:p>
+    <w:p>
+      <w:pPr>
+        <w:spacing w:line="336" w:lineRule="auto" w:after="180"/>
+        <w:shd w:fill="F1F6F8"/>
+      </w:pPr>
+      <w:r>
+        <w:rPr>
+          <w:b w:val="0"/>
+        </w:rPr>
+        <w:t>Teacher prompt: Point to the given fact that matters most. Explain why it matters. Ask learners to describe one label or arrow in ordinary words. Use the adjacent transcript if the image is difficult to see.</w:t>
+      </w:r>
+    </w:p>
+    <w:p>
+      <w:pPr>
+        <w:pStyle w:val="Heading3"/>
+      </w:pPr>
+      <w:r>
+        <w:t>02. Follow the deciding steps</w:t>
+      </w:r>
+    </w:p>
+    <w:p>
+      <w:r>
+        <w:drawing>
+          <wp:inline xmlns:a="http://schemas.openxmlformats.org/drawingml/2006/main" xmlns:pic="http://schemas.openxmlformats.org/drawingml/2006/picture">
+            <wp:extent cx="5486400" cy="3182112"/>
+            <wp:docPr id="3" name="Picture 3" descr="Apply isolation: Neither program receives network permission. → Check A: One second and 2 MB fit both resource limits. → Deny B network call: Stop the prohibited network action regardless of its purpose."/>
+            <wp:cNvGraphicFramePr>
+              <a:graphicFrameLocks noChangeAspect="1"/>
+            </wp:cNvGraphicFramePr>
+            <a:graphic>
+              <a:graphicData uri="http://schemas.openxmlformats.org/drawingml/2006/picture">
+                <pic:pic>
+                  <pic:nvPicPr>
+                    <pic:cNvPr id="0" name="academy-story-ai-6-19-02.png"/>
+                    <pic:cNvPicPr/>
+                  </pic:nvPicPr>
+                  <pic:blipFill>
+                    <a:blip r:embed="rId11"/>
+                    <a:stretch>
+                      <a:fillRect/>
+                    </a:stretch>
+                  </pic:blipFill>
+                  <pic:spPr>
+                    <a:xfrm>
+                      <a:off x="0" y="0"/>
+                      <a:ext cx="5486400" cy="3182112"/>
+                    </a:xfrm>
+                    <a:prstGeom prst="rect"/>
+                  </pic:spPr>
+                </pic:pic>
+              </a:graphicData>
+            </a:graphic>
+          </wp:inline>
+        </w:drawing>
+      </w:r>
+    </w:p>
+    <w:p>
+      <w:pPr>
+        <w:spacing w:line="336" w:lineRule="auto" w:after="180"/>
+      </w:pPr>
+      <w:r>
+        <w:rPr>
+          <w:b w:val="0"/>
+        </w:rPr>
+        <w:t>Apply isolation: Neither program receives network permission. → Check A: One second and 2 MB fit both resource limits. → Deny B network call: Stop the prohibited network action regardless of its purpose.</w:t>
+      </w:r>
+    </w:p>
+    <w:p>
+      <w:pPr>
+        <w:spacing w:line="336" w:lineRule="auto" w:after="180"/>
+        <w:shd w:fill="F5F1FB"/>
+      </w:pPr>
+      <w:r>
+        <w:rPr>
+          <w:b w:val="0"/>
+        </w:rPr>
+        <w:t xml:space="preserve">Point to each numbered stage and explain which recorded </w:t>
+      </w:r>
+      <w:r>
+        <w:rPr>
+          <w:b/>
+        </w:rPr>
+        <w:t>input</w:t>
+      </w:r>
+      <w:r>
+        <w:rPr>
+          <w:b w:val="0"/>
+        </w:rPr>
+        <w:t xml:space="preserve"> it uses.</w:t>
+      </w:r>
+    </w:p>
+    <w:p>
+      <w:pPr>
+        <w:pStyle w:val="Heading3"/>
+      </w:pPr>
+      <w:r>
+        <w:t>Discuss while showing the picture</w:t>
+      </w:r>
+    </w:p>
+    <w:p>
+      <w:pPr>
+        <w:spacing w:line="336" w:lineRule="auto" w:after="180"/>
+        <w:shd w:fill="F1F6F8"/>
+      </w:pPr>
+      <w:r>
+        <w:rPr>
+          <w:b w:val="0"/>
+        </w:rPr>
+        <w:t xml:space="preserve">Teacher prompt: Point to each numbered stage and explain which recorded </w:t>
+      </w:r>
+      <w:r>
+        <w:rPr>
+          <w:b/>
+        </w:rPr>
+        <w:t>input</w:t>
+      </w:r>
+      <w:r>
+        <w:rPr>
+          <w:b w:val="0"/>
+        </w:rPr>
+        <w:t xml:space="preserve"> it uses. Ask learners to describe one label or arrow in ordinary words. Use the adjacent transcript if the image is difficult to see.</w:t>
+      </w:r>
+    </w:p>
+    <w:p>
+      <w:pPr>
+        <w:pStyle w:val="Heading3"/>
+      </w:pPr>
+      <w:r>
+        <w:t>03. Sandboxing and resource limits — evidence trace</w:t>
+      </w:r>
+    </w:p>
+    <w:p>
+      <w:r>
+        <w:drawing>
+          <wp:inline xmlns:a="http://schemas.openxmlformats.org/drawingml/2006/main" xmlns:pic="http://schemas.openxmlformats.org/drawingml/2006/picture">
+            <wp:extent cx="5486400" cy="2996184"/>
+            <wp:docPr id="4" name="Picture 4" descr="Sandboxing and resource limits — evidence trace. A job requests a public webpage and a write outside its output directory. | The fictional job may read its fixture directory, write its output directory, use no network and run for at most 2 seconds with at most 10 queued tasks. Reject excess work before starting it. | Both operations violate the sandbox contract. Deny them; public availability does not grant network or filesystem authority."/>
+            <wp:cNvGraphicFramePr>
+              <a:graphicFrameLocks noChangeAspect="1"/>
+            </wp:cNvGraphicFramePr>
+            <a:graphic>
+              <a:graphicData uri="http://schemas.openxmlformats.org/drawingml/2006/picture">
+                <pic:pic>
+                  <pic:nvPicPr>
+                    <pic:cNvPr id="0" name="academy-story-ai-6-19-03.png"/>
+                    <pic:cNvPicPr/>
+                  </pic:nvPicPr>
+                  <pic:blipFill>
+                    <a:blip r:embed="rId12"/>
+                    <a:stretch>
+                      <a:fillRect/>
+                    </a:stretch>
+                  </pic:blipFill>
+                  <pic:spPr>
+                    <a:xfrm>
+                      <a:off x="0" y="0"/>
+                      <a:ext cx="5486400" cy="2996184"/>
+                    </a:xfrm>
+                    <a:prstGeom prst="rect"/>
+                  </pic:spPr>
+                </pic:pic>
+              </a:graphicData>
+            </a:graphic>
+          </wp:inline>
+        </w:drawing>
+      </w:r>
+    </w:p>
+    <w:p>
+      <w:pPr>
+        <w:spacing w:line="336" w:lineRule="auto" w:after="180"/>
+      </w:pPr>
+      <w:r>
+        <w:rPr>
+          <w:b/>
+        </w:rPr>
+        <w:t>Sandbox</w:t>
+      </w:r>
+      <w:r>
+        <w:rPr>
+          <w:b w:val="0"/>
+        </w:rPr>
+        <w:t xml:space="preserve">ing and resource limits — </w:t>
+      </w:r>
+      <w:r>
+        <w:rPr>
+          <w:b/>
+        </w:rPr>
+        <w:t>evidence</w:t>
+      </w:r>
+      <w:r>
+        <w:rPr>
+          <w:b w:val="0"/>
+        </w:rPr>
+        <w:t xml:space="preserve"> trace.</w:t>
+      </w:r>
+    </w:p>
+    <w:p>
+      <w:pPr>
+        <w:spacing w:line="336" w:lineRule="auto" w:after="180"/>
+      </w:pPr>
+      <w:r>
+        <w:rPr>
+          <w:b w:val="0"/>
+        </w:rPr>
+        <w:t xml:space="preserve">A job requests a public webpage and a write outside its </w:t>
+      </w:r>
+      <w:r>
+        <w:rPr>
+          <w:b/>
+        </w:rPr>
+        <w:t>output</w:t>
+      </w:r>
+      <w:r>
+        <w:rPr>
+          <w:b w:val="0"/>
+        </w:rPr>
+        <w:t xml:space="preserve"> directory. | The fictional job may read its fixture directory, write its </w:t>
+      </w:r>
+      <w:r>
+        <w:rPr>
+          <w:b/>
+        </w:rPr>
+        <w:t>output</w:t>
+      </w:r>
+      <w:r>
+        <w:rPr>
+          <w:b w:val="0"/>
+        </w:rPr>
+        <w:t xml:space="preserve"> directory, use no network and run for at most 2 seconds with at most 10 queued tasks.</w:t>
+      </w:r>
+    </w:p>
+    <w:p>
+      <w:pPr>
+        <w:spacing w:line="336" w:lineRule="auto" w:after="180"/>
+      </w:pPr>
+      <w:r>
+        <w:rPr>
+          <w:b w:val="0"/>
+        </w:rPr>
+        <w:t xml:space="preserve">Reject excess work before starting it. | Both operations violate the </w:t>
+      </w:r>
+      <w:r>
+        <w:rPr>
+          <w:b/>
+        </w:rPr>
+        <w:t>sandbox</w:t>
+      </w:r>
+      <w:r>
+        <w:rPr>
+          <w:b w:val="0"/>
+        </w:rPr>
+        <w:t xml:space="preserve"> contract. Deny them; public availability does not grant network or filesystem authority.</w:t>
+      </w:r>
+    </w:p>
+    <w:p>
+      <w:pPr>
+        <w:spacing w:line="336" w:lineRule="auto" w:after="180"/>
+        <w:shd w:fill="F5F1FB"/>
+      </w:pPr>
+      <w:r>
+        <w:rPr>
+          <w:b w:val="0"/>
+        </w:rPr>
+        <w:t>Read the labels and values. Explain the relationship the model shows.</w:t>
+      </w:r>
+    </w:p>
+    <w:p>
+      <w:pPr>
+        <w:pStyle w:val="Heading3"/>
+      </w:pPr>
+      <w:r>
+        <w:t>Discuss while showing the picture</w:t>
+      </w:r>
+    </w:p>
+    <w:p>
+      <w:pPr>
+        <w:spacing w:line="336" w:lineRule="auto" w:after="180"/>
+        <w:shd w:fill="F1F6F8"/>
+      </w:pPr>
+      <w:r>
+        <w:rPr>
+          <w:b w:val="0"/>
+        </w:rPr>
+        <w:t>Teacher prompt: Read the labels and values. Explain the relationship the model shows. Ask learners to describe one label or arrow in ordinary words. Use the adjacent transcript if the image is difficult to see.</w:t>
+      </w:r>
+    </w:p>
+    <w:p>
+      <w:pPr>
+        <w:pStyle w:val="Heading3"/>
+      </w:pPr>
+      <w:r>
+        <w:t>04. Change one thing. Trace what follows.</w:t>
+      </w:r>
+    </w:p>
+    <w:p>
+      <w:r>
+        <w:drawing>
+          <wp:inline xmlns:a="http://schemas.openxmlformats.org/drawingml/2006/main" xmlns:pic="http://schemas.openxmlformats.org/drawingml/2006/picture">
+            <wp:extent cx="5486400" cy="3026664"/>
+            <wp:docPr id="5" name="Picture 5" descr="Original case: Stop the prohibited network action regardless of its purpose. Changed condition: A takes three seconds but still writes 2 MB. Expected result: Stop A for exceeding the time allowance. Reason: The independent two-second limit remains binding."/>
+            <wp:cNvGraphicFramePr>
+              <a:graphicFrameLocks noChangeAspect="1"/>
+            </wp:cNvGraphicFramePr>
+            <a:graphic>
+              <a:graphicData uri="http://schemas.openxmlformats.org/drawingml/2006/picture">
+                <pic:pic>
+                  <pic:nvPicPr>
+                    <pic:cNvPr id="0" name="academy-story-ai-6-19-04.png"/>
+                    <pic:cNvPicPr/>
+                  </pic:nvPicPr>
+                  <pic:blipFill>
+                    <a:blip r:embed="rId13"/>
+                    <a:stretch>
+                      <a:fillRect/>
+                    </a:stretch>
+                  </pic:blipFill>
+                  <pic:spPr>
+                    <a:xfrm>
+                      <a:off x="0" y="0"/>
+                      <a:ext cx="5486400" cy="3026664"/>
+                    </a:xfrm>
+                    <a:prstGeom prst="rect"/>
+                  </pic:spPr>
+                </pic:pic>
+              </a:graphicData>
+            </a:graphic>
+          </wp:inline>
+        </w:drawing>
+      </w:r>
+    </w:p>
+    <w:p>
+      <w:pPr>
+        <w:spacing w:line="336" w:lineRule="auto" w:after="180"/>
+      </w:pPr>
+      <w:r>
+        <w:rPr>
+          <w:b w:val="0"/>
+        </w:rPr>
+        <w:t>Original case: Stop the prohibited network action regardless of its purpose. Changed condition: A takes three seconds but still writes 2 MB. Expected result: Stop A for exceeding the time allowance.</w:t>
+      </w:r>
+    </w:p>
+    <w:p>
+      <w:pPr>
+        <w:spacing w:line="336" w:lineRule="auto" w:after="180"/>
+      </w:pPr>
+      <w:r>
+        <w:rPr>
+          <w:b w:val="0"/>
+        </w:rPr>
+        <w:t>Reason: The independent two-second limit remains binding.</w:t>
+      </w:r>
+    </w:p>
+    <w:p>
+      <w:pPr>
+        <w:spacing w:line="336" w:lineRule="auto" w:after="180"/>
+        <w:shd w:fill="F5F1FB"/>
+      </w:pPr>
+      <w:r>
+        <w:rPr>
+          <w:b w:val="0"/>
+        </w:rPr>
+        <w:t>Predict before checking the worked changed-case result. Name what changed and what the supplied facts allow you to conclude.</w:t>
+      </w:r>
+    </w:p>
+    <w:p>
+      <w:pPr>
+        <w:pStyle w:val="Heading3"/>
+      </w:pPr>
+      <w:r>
+        <w:t>Discuss while showing the picture</w:t>
+      </w:r>
+    </w:p>
+    <w:p>
+      <w:pPr>
+        <w:spacing w:line="336" w:lineRule="auto" w:after="180"/>
+        <w:shd w:fill="F1F6F8"/>
+      </w:pPr>
+      <w:r>
+        <w:rPr>
+          <w:b w:val="0"/>
+        </w:rPr>
+        <w:t>Teacher prompt: Predict before checking the worked changed-case result. Name what changed and what the supplied facts allow you to conclude. Ask learners to describe one label or arrow in ordinary words.</w:t>
+      </w:r>
+    </w:p>
+    <w:p>
+      <w:pPr>
+        <w:spacing w:line="336" w:lineRule="auto" w:after="180"/>
+        <w:shd w:fill="F1F6F8"/>
+      </w:pPr>
+      <w:r>
+        <w:rPr>
+          <w:b w:val="0"/>
+        </w:rPr>
+        <w:t>Use the adjacent transcript if the image is difficult to see. Changed-case reasoning: The independent two-second limit remains binding.</w:t>
+      </w:r>
+    </w:p>
+    <w:p>
+      <w:pPr>
+        <w:pStyle w:val="Heading3"/>
+      </w:pPr>
+      <w:r>
+        <w:t>05. Connect the explanation to its limit</w:t>
+      </w:r>
+    </w:p>
+    <w:p>
+      <w:r>
+        <w:drawing>
+          <wp:inline xmlns:a="http://schemas.openxmlformats.org/drawingml/2006/main" xmlns:pic="http://schemas.openxmlformats.org/drawingml/2006/picture">
+            <wp:extent cx="5486400" cy="2834640"/>
+            <wp:docPr id="6" name="Picture 6" descr="Sandbox controls bound reach and resource use. Passing an output limit cannot cancel a network or time restriction. Limit: These controls are not a complete security proof; implementation and escape risks still require review."/>
+            <wp:cNvGraphicFramePr>
+              <a:graphicFrameLocks noChangeAspect="1"/>
+            </wp:cNvGraphicFramePr>
+            <a:graphic>
+              <a:graphicData uri="http://schemas.openxmlformats.org/drawingml/2006/picture">
+                <pic:pic>
+                  <pic:nvPicPr>
+                    <pic:cNvPr id="0" name="academy-story-ai-6-19-05.png"/>
+                    <pic:cNvPicPr/>
+                  </pic:nvPicPr>
+                  <pic:blipFill>
+                    <a:blip r:embed="rId14"/>
+                    <a:stretch>
+                      <a:fillRect/>
+                    </a:stretch>
+                  </pic:blipFill>
+                  <pic:spPr>
+                    <a:xfrm>
+                      <a:off x="0" y="0"/>
+                      <a:ext cx="5486400" cy="2834640"/>
+                    </a:xfrm>
+                    <a:prstGeom prst="rect"/>
+                  </pic:spPr>
+                </pic:pic>
+              </a:graphicData>
+            </a:graphic>
+          </wp:inline>
+        </w:drawing>
+      </w:r>
+    </w:p>
+    <w:p>
+      <w:pPr>
+        <w:spacing w:line="336" w:lineRule="auto" w:after="180"/>
+      </w:pPr>
+      <w:r>
+        <w:rPr>
+          <w:b/>
+        </w:rPr>
+        <w:t>Sandbox</w:t>
+      </w:r>
+      <w:r>
+        <w:rPr>
+          <w:b w:val="0"/>
+        </w:rPr>
+        <w:t xml:space="preserve"> controls bound reach and resource use. Passing an </w:t>
+      </w:r>
+      <w:r>
+        <w:rPr>
+          <w:b/>
+        </w:rPr>
+        <w:t>output</w:t>
+      </w:r>
+      <w:r>
+        <w:rPr>
+          <w:b w:val="0"/>
+        </w:rPr>
+        <w:t xml:space="preserve"> limit cannot cancel a network or time restriction. Limit: These controls are not a complete security proof; implementation and escape risks still require review.</w:t>
+      </w:r>
+    </w:p>
+    <w:p>
+      <w:pPr>
+        <w:spacing w:line="336" w:lineRule="auto" w:after="180"/>
+        <w:shd w:fill="F5F1FB"/>
+      </w:pPr>
+      <w:r>
+        <w:rPr>
+          <w:b w:val="0"/>
+        </w:rPr>
+        <w:t>Explain the case, then point to a limit on the claim.</w:t>
+      </w:r>
+    </w:p>
+    <w:p>
+      <w:pPr>
+        <w:pStyle w:val="Heading3"/>
+      </w:pPr>
+      <w:r>
+        <w:t>Discuss while showing the picture</w:t>
+      </w:r>
+    </w:p>
+    <w:p>
+      <w:pPr>
+        <w:spacing w:line="336" w:lineRule="auto" w:after="180"/>
+        <w:shd w:fill="F1F6F8"/>
+      </w:pPr>
+      <w:r>
+        <w:rPr>
+          <w:b w:val="0"/>
+        </w:rPr>
+        <w:t>Teacher prompt: Explain the case, then point to a limit on the claim. Ask learners to describe one label or arrow in ordinary words. Use the adjacent transcript if the image is difficult to see.</w:t>
+      </w:r>
+    </w:p>
+    <w:p>
+      <w:pPr>
+        <w:spacing w:line="336" w:lineRule="auto" w:after="180"/>
+        <w:shd w:fill="F1F6F8"/>
+      </w:pPr>
+      <w:r>
+        <w:rPr>
+          <w:b w:val="0"/>
+        </w:rPr>
+        <w:t>Keep the stated scope: These controls are not a complete security proof; implementation and escape risks still require review.</w:t>
+      </w:r>
+    </w:p>
+    <w:p>
+      <w:pPr>
+        <w:pStyle w:val="Heading3"/>
+      </w:pPr>
+      <w:r>
+        <w:t>06. Make the idea visible in your project</w:t>
+      </w:r>
+    </w:p>
+    <w:p>
+      <w:r>
+        <w:drawing>
+          <wp:inline xmlns:a="http://schemas.openxmlformats.org/drawingml/2006/main" xmlns:pic="http://schemas.openxmlformats.org/drawingml/2006/picture">
+            <wp:extent cx="5486400" cy="3529584"/>
+            <wp:docPr id="7" name="Picture 7" descr="For the Grounded Learning Service, retain an annotated trace and the changed-case result. Name the contract or evidence that makes the deciding step valid, so another team can review it. Draw your input, deciding step, result and limit. Supported question: Check A against both resource limits and B against network isolation. Why must A stop after three seconds even if its output remains only 2 MB?"/>
+            <wp:cNvGraphicFramePr>
+              <a:graphicFrameLocks noChangeAspect="1"/>
+            </wp:cNvGraphicFramePr>
+            <a:graphic>
+              <a:graphicData uri="http://schemas.openxmlformats.org/drawingml/2006/picture">
+                <pic:pic>
+                  <pic:nvPicPr>
+                    <pic:cNvPr id="0" name="academy-story-ai-6-19-06.png"/>
+                    <pic:cNvPicPr/>
+                  </pic:nvPicPr>
+                  <pic:blipFill>
+                    <a:blip r:embed="rId15"/>
+                    <a:stretch>
+                      <a:fillRect/>
+                    </a:stretch>
+                  </pic:blipFill>
+                  <pic:spPr>
+                    <a:xfrm>
+                      <a:off x="0" y="0"/>
+                      <a:ext cx="5486400" cy="3529584"/>
+                    </a:xfrm>
+                    <a:prstGeom prst="rect"/>
+                  </pic:spPr>
+                </pic:pic>
+              </a:graphicData>
+            </a:graphic>
+          </wp:inline>
+        </w:drawing>
+      </w:r>
+    </w:p>
+    <w:p>
+      <w:pPr>
+        <w:spacing w:line="336" w:lineRule="auto" w:after="180"/>
+      </w:pPr>
+      <w:r>
+        <w:rPr>
+          <w:b w:val="0"/>
+        </w:rPr>
+        <w:t xml:space="preserve">For the Grounded Learning Service, retain an annotated trace and the changed-case result. Name the contract or </w:t>
+      </w:r>
+      <w:r>
+        <w:rPr>
+          <w:b/>
+        </w:rPr>
+        <w:t>evidence</w:t>
+      </w:r>
+      <w:r>
+        <w:rPr>
+          <w:b w:val="0"/>
+        </w:rPr>
+        <w:t xml:space="preserve"> that makes the deciding step valid, so another team can review it.</w:t>
+      </w:r>
+    </w:p>
+    <w:p>
+      <w:pPr>
+        <w:spacing w:line="336" w:lineRule="auto" w:after="180"/>
+      </w:pPr>
+      <w:r>
+        <w:rPr>
+          <w:b w:val="0"/>
+        </w:rPr>
+        <w:t xml:space="preserve">Draw your </w:t>
+      </w:r>
+      <w:r>
+        <w:rPr>
+          <w:b/>
+        </w:rPr>
+        <w:t>input</w:t>
+      </w:r>
+      <w:r>
+        <w:rPr>
+          <w:b w:val="0"/>
+        </w:rPr>
+        <w:t xml:space="preserve">, deciding step, result and limit. Supported question: Check A against both resource limits and B against network isolation. Why must A stop after three seconds even if its </w:t>
+      </w:r>
+      <w:r>
+        <w:rPr>
+          <w:b/>
+        </w:rPr>
+        <w:t>output</w:t>
+      </w:r>
+      <w:r>
+        <w:rPr>
+          <w:b w:val="0"/>
+        </w:rPr>
+        <w:t xml:space="preserve"> remains only 2 MB?</w:t>
+      </w:r>
+    </w:p>
+    <w:p>
+      <w:pPr>
+        <w:spacing w:line="336" w:lineRule="auto" w:after="180"/>
+        <w:shd w:fill="F5F1FB"/>
+      </w:pPr>
+      <w:r>
+        <w:rPr>
+          <w:b w:val="0"/>
+        </w:rPr>
+        <w:t xml:space="preserve">Draw your project trace and justify the deciding step using </w:t>
+      </w:r>
+      <w:r>
+        <w:rPr>
+          <w:b/>
+        </w:rPr>
+        <w:t>evidence</w:t>
+      </w:r>
+      <w:r>
+        <w:rPr>
+          <w:b w:val="0"/>
+        </w:rPr>
+        <w:t>.</w:t>
+      </w:r>
+    </w:p>
+    <w:p>
+      <w:pPr>
+        <w:pStyle w:val="Heading3"/>
+      </w:pPr>
+      <w:r>
+        <w:t>Discuss while showing the picture</w:t>
+      </w:r>
+    </w:p>
+    <w:p>
+      <w:pPr>
+        <w:spacing w:line="336" w:lineRule="auto" w:after="180"/>
+        <w:shd w:fill="F1F6F8"/>
+      </w:pPr>
+      <w:r>
+        <w:rPr>
+          <w:b w:val="0"/>
+        </w:rPr>
+        <w:t xml:space="preserve">Teacher prompt: Draw your project trace and justify the deciding step using </w:t>
+      </w:r>
+      <w:r>
+        <w:rPr>
+          <w:b/>
+        </w:rPr>
+        <w:t>evidence</w:t>
+      </w:r>
+      <w:r>
+        <w:rPr>
+          <w:b w:val="0"/>
+        </w:rPr>
+        <w:t>. Ask learners to describe one label or arrow in ordinary words. Use the adjacent transcript if the image is difficult to see.</w:t>
+      </w:r>
+    </w:p>
+    <w:p>
+      <w:pPr>
+        <w:spacing w:line="336" w:lineRule="auto" w:after="180"/>
+        <w:shd w:fill="F1F6F8"/>
+      </w:pPr>
+      <w:r>
+        <w:rPr>
+          <w:b w:val="0"/>
+        </w:rPr>
+        <w:t>Supported practice key: Neither program receives network permission. One second and 2 MB fit both resource limits. Stop the prohibited network action regardless of its purpose.</w:t>
+      </w:r>
+    </w:p>
+    <w:p>
+      <w:pPr>
+        <w:spacing w:line="336" w:lineRule="auto" w:after="180"/>
+        <w:shd w:fill="F1F6F8"/>
+      </w:pPr>
+      <w:r>
+        <w:rPr>
+          <w:b w:val="0"/>
+        </w:rPr>
+        <w:t>Changed case: Stop A for exceeding the time allowance. The independent two-second limit remains binding.</w:t>
       </w:r>
     </w:p>
     <w:sectPr>

--- a/downloads/teacher/ai-6-week-19.docx
+++ b/downloads/teacher/ai-6-week-19.docx
@@ -149,7 +149,7 @@
           </w:tcPr>
           <w:p>
             <w:r>
-              <w:t>Sections 1–6; record the brief recall in the workbook.</w:t>
+              <w:t>Use Your mission, Notice the evidence, See how it works, Words that unlock the idea and Follow a worked example; record recall in the workbook.</w:t>
             </w:r>
           </w:p>
         </w:tc>
@@ -181,7 +181,7 @@
           </w:tcPr>
           <w:p>
             <w:r>
-              <w:t>Sections 7–10; use the matching workbook W2 and misconception check.</w:t>
+              <w:t>Use Find and repair a mistake, Practise together and Build your understanding; use the matching workbook W2 and Individual reasoning check.</w:t>
             </w:r>
           </w:p>
         </w:tc>
@@ -213,7 +213,7 @@
           </w:tcPr>
           <w:p>
             <w:r>
-              <w:t>Sections 9 and 11–14. Give extra time to finish the full task set; use Section 15 when the week includes a coding lab.</w:t>
+              <w:t>Use Run the investigation, Connect your project and Try a new case independently. Allow extra time for the full task set. When code is supplied, use the examples in See how it works or Follow a worked example and the browser lab in Supported practice, repair and portfolio.</w:t>
             </w:r>
           </w:p>
         </w:tc>
@@ -2171,7 +2171,7 @@
         <w:rPr>
           <w:b w:val="0"/>
         </w:rPr>
-        <w:t xml:space="preserve">Use the worked example in Sections 3 and 6. Collect a </w:t>
+        <w:t xml:space="preserve">Use See how it works and Follow a worked example. Collect a </w:t>
       </w:r>
       <w:r>
         <w:rPr>
@@ -2620,7 +2620,7 @@
         <w:rPr>
           <w:b w:val="0"/>
         </w:rPr>
-        <w:t xml:space="preserve">Use Section 9 for the </w:t>
+        <w:t xml:space="preserve">Use Run the investigation for the </w:t>
       </w:r>
       <w:r>
         <w:rPr>
@@ -3226,7 +3226,7 @@
         <w:rPr>
           <w:b w:val="0"/>
         </w:rPr>
-        <w:t>Queue currently has 9 tasks; job proposes 2 more under a maximum10 policy. Decide.</w:t>
+        <w:t>Queue currently has 9 tasks; job proposes 2 more under a maximum 10 policy. Decide.</w:t>
       </w:r>
     </w:p>
     <w:p>
@@ -3246,7 +3246,7 @@
         <w:rPr>
           <w:b w:val="0"/>
         </w:rPr>
-        <w:t xml:space="preserve">Teacher explanation: Accepting both would produce11 and exceed </w:t>
+        <w:t xml:space="preserve">Teacher explanation: Accepting both would produce 11 and exceed </w:t>
       </w:r>
       <w:r>
         <w:rPr>
@@ -3418,7 +3418,7 @@
         <w:rPr>
           <w:b w:val="0"/>
         </w:rPr>
-        <w:t xml:space="preserve">W4: Accepting both would produce11 and exceed </w:t>
+        <w:t xml:space="preserve">W4: Accepting both would produce 11 and exceed </w:t>
       </w:r>
       <w:r>
         <w:rPr>
@@ -3454,7 +3454,7 @@
         <w:rPr>
           <w:b w:val="0"/>
         </w:rPr>
-        <w:t>Fresh retry: Queue7 proposes3 then1 under limit10. Expected reasoning: First batch reaches10 and fits; next exceeds10 and is rejected.</w:t>
+        <w:t>Fresh retry: Queue 7 proposes 3 then 1 under limit 10. Expected reasoning: First batch reaches 10 and fits; next exceeds 10 and is rejected.</w:t>
       </w:r>
     </w:p>
     <w:p>
@@ -3494,7 +3494,7 @@
         <w:rPr>
           <w:b w:val="0"/>
         </w:rPr>
-        <w:t>Selected case: Queue currently has 9 tasks; job proposes 2 more under a maximum10 policy. Decide.</w:t>
+        <w:t>Selected case: Queue currently has 9 tasks; job proposes 2 more under a maximum 10 policy. Decide.</w:t>
       </w:r>
     </w:p>
     <w:p>
@@ -3522,7 +3522,7 @@
         <w:rPr>
           <w:b w:val="0"/>
         </w:rPr>
-        <w:t xml:space="preserve">Teacher explanation: Accepting both would produce11 and exceed </w:t>
+        <w:t xml:space="preserve">Teacher explanation: Accepting both would produce 11 and exceed </w:t>
       </w:r>
       <w:r>
         <w:rPr>
@@ -4316,7 +4316,7 @@
           </w:tcPr>
           <w:p>
             <w:r>
-              <w:t>Sections 1–6; record the brief recall in the workbook.</w:t>
+              <w:t>Use Your mission, Notice the evidence, See how it works, Words that unlock the idea and Follow a worked example; record recall in the workbook.</w:t>
             </w:r>
           </w:p>
         </w:tc>
@@ -4348,7 +4348,7 @@
           </w:tcPr>
           <w:p>
             <w:r>
-              <w:t>Sections 7–10; use the matching workbook W2 and misconception check.</w:t>
+              <w:t>Use Find and repair a mistake, Practise together and Build your understanding; use the matching workbook W2 and Individual reasoning check.</w:t>
             </w:r>
           </w:p>
         </w:tc>
@@ -4380,7 +4380,7 @@
           </w:tcPr>
           <w:p>
             <w:r>
-              <w:t>Sections 9 and 11–14. Give extra time to finish the full task set; use Section 15 when the week includes a coding lab.</w:t>
+              <w:t>Use Run the investigation, Connect your project and Try a new case independently. Allow extra time for the full task set. When code is supplied, use the examples in See how it works or Follow a worked example and the browser lab in Supported practice, repair and portfolio.</w:t>
             </w:r>
           </w:p>
         </w:tc>

--- a/downloads/teacher/ai-6-week-19.docx
+++ b/downloads/teacher/ai-6-week-19.docx
@@ -25,20 +25,38 @@
         <w:pStyle w:val="Heading1"/>
       </w:pPr>
       <w:r>
-        <w:t>01. Prepare the purpose, prerequisites and materials</w:t>
+        <w:t>Ask which permission or resource limit applies and what actually enforced it.</w:t>
       </w:r>
     </w:p>
     <w:p>
       <w:r>
-        <w:t>Prepare Sandboxing and resource limits: check the target, prerequisites, resources and adaptable teaching schedule.</w:t>
+        <w:t>Use abstract handles, declared trial records and explicit admission policy without running untrusted code or claiming OS sandboxing.</w:t>
       </w:r>
     </w:p>
     <w:p>
-      <w:pPr>
-        <w:pStyle w:val="Heading3"/>
-      </w:pPr>
-      <w:r>
-        <w:t>Teach the learning cycle</w:t>
+      <w:r>
+        <w:t>Model scope denials → compare independent resource caps → inspect boundary arithmetic → assess fresh queue projection → identify missing enforcement evidence.</w:t>
+      </w:r>
+    </w:p>
+    <w:p>
+      <w:pPr>
+        <w:pStyle w:val="Heading1"/>
+      </w:pPr>
+      <w:r>
+        <w:t>01. Prepare the connected service investigation</w:t>
+      </w:r>
+    </w:p>
+    <w:p>
+      <w:r>
+        <w:t>Keep modelling, shared practice and independent evidence distinct.</w:t>
+      </w:r>
+    </w:p>
+    <w:p>
+      <w:pPr>
+        <w:pStyle w:val="Heading2"/>
+      </w:pPr>
+      <w:r>
+        <w:t>Target and main teaching plan</w:t>
       </w:r>
     </w:p>
     <w:p>
@@ -255,18 +273,21 @@
     </w:p>
     <w:p>
       <w:pPr>
-        <w:pStyle w:val="Heading3"/>
-      </w:pPr>
-      <w:r>
-        <w:t>Retrieval answer guidance</w:t>
+        <w:pStyle w:val="Heading2"/>
+      </w:pPr>
+      <w:r>
+        <w:t>Preparation and prerequisite</w:t>
       </w:r>
     </w:p>
     <w:p>
       <w:pPr>
-        <w:pStyle w:val="Heading3"/>
-      </w:pPr>
-      <w:r>
-        <w:t>Untrusted input boundaries</w:t>
+        <w:spacing w:line="336" w:lineRule="auto" w:after="180"/>
+      </w:pPr>
+      <w:r>
+        <w:rPr>
+          <w:b w:val="0"/>
+        </w:rPr>
+        <w:t>Lesson and workbook; paper and pencil</w:t>
       </w:r>
     </w:p>
     <w:p>
@@ -277,19 +298,7 @@
         <w:rPr>
           <w:b w:val="0"/>
         </w:rPr>
-        <w:t xml:space="preserve">Without opening the old lesson, explain one key idea from Untrusted </w:t>
-      </w:r>
-      <w:r>
-        <w:rPr>
-          <w:b/>
-        </w:rPr>
-        <w:t>input</w:t>
-      </w:r>
-      <w:r>
-        <w:rPr>
-          <w:b w:val="0"/>
-        </w:rPr>
-        <w:t xml:space="preserve"> boundaries. Give an example and a mistake that the idea helps you avoid.</w:t>
+        <w:t>Calculator and optional local Python 3 for arithmetic; no live API or private data</w:t>
       </w:r>
     </w:p>
     <w:p>
@@ -300,31 +309,7 @@
         <w:rPr>
           <w:b w:val="0"/>
         </w:rPr>
-        <w:t xml:space="preserve">Look for: Explain the </w:t>
-      </w:r>
-      <w:r>
-        <w:rPr>
-          <w:b/>
-        </w:rPr>
-        <w:t>mechanism</w:t>
-      </w:r>
-      <w:r>
-        <w:rPr>
-          <w:b w:val="0"/>
-        </w:rPr>
-        <w:t xml:space="preserve"> and terminology of untrusted </w:t>
-      </w:r>
-      <w:r>
-        <w:rPr>
-          <w:b/>
-        </w:rPr>
-        <w:t>input</w:t>
-      </w:r>
-      <w:r>
-        <w:rPr>
-          <w:b w:val="0"/>
-        </w:rPr>
-        <w:t xml:space="preserve"> boundaries</w:t>
+        <w:t>Prepare the fresh retry separately and withhold its solution until after collection</w:t>
       </w:r>
     </w:p>
     <w:p>
@@ -335,7 +320,7 @@
         <w:rPr>
           <w:b w:val="0"/>
         </w:rPr>
-        <w:t xml:space="preserve">Reference example, not the only acceptable wording: Teacher explanation: Untrusted </w:t>
+        <w:t xml:space="preserve">A result depends on the </w:t>
       </w:r>
       <w:r>
         <w:rPr>
@@ -347,7 +332,19 @@
         <w:rPr>
           <w:b w:val="0"/>
         </w:rPr>
-        <w:t xml:space="preserve"> must be treated according to a contract before reaching code, queries or tools.</w:t>
+        <w:t xml:space="preserve">s, procedure and conditions that produced it. Preserve data roles and distinguish observed outcomes from </w:t>
+      </w:r>
+      <w:r>
+        <w:rPr>
+          <w:b/>
+        </w:rPr>
+        <w:t>prediction</w:t>
+      </w:r>
+      <w:r>
+        <w:rPr>
+          <w:b w:val="0"/>
+        </w:rPr>
+        <w:t>s or unmeasured conditions.</w:t>
       </w:r>
     </w:p>
     <w:p>
@@ -358,26 +355,38 @@
         <w:rPr>
           <w:b w:val="0"/>
         </w:rPr>
-        <w:t>Data that resembles instructions does not acquire execution authority. For the toy lookup accept room IDs matching one uppercase letter plus one digit. Perform exact dictionary lookup; never evaluate user strings as code.</w:t>
+        <w:t>If the prior concept cannot be explained, use a short retrieval activity before this chapter.</w:t>
       </w:r>
     </w:p>
     <w:p>
       <w:pPr>
-        <w:spacing w:line="336" w:lineRule="auto" w:after="180"/>
-      </w:pPr>
-      <w:r>
-        <w:rPr>
-          <w:b w:val="0"/>
-        </w:rPr>
-        <w:t>Reject invalid length or characters.</w:t>
+        <w:pStyle w:val="Heading2"/>
+      </w:pPr>
+      <w:r>
+        <w:t>Opening retrieval</w:t>
       </w:r>
     </w:p>
     <w:p>
       <w:pPr>
-        <w:pStyle w:val="Heading3"/>
-      </w:pPr>
-      <w:r>
-        <w:t>Timeouts retries and cancellation</w:t>
+        <w:spacing w:line="336" w:lineRule="auto" w:after="180"/>
+      </w:pPr>
+      <w:r>
+        <w:rPr>
+          <w:b w:val="0"/>
+        </w:rPr>
+        <w:t xml:space="preserve">Without opening the old lesson, explain one key idea from Untrusted </w:t>
+      </w:r>
+      <w:r>
+        <w:rPr>
+          <w:b/>
+        </w:rPr>
+        <w:t>input</w:t>
+      </w:r>
+      <w:r>
+        <w:rPr>
+          <w:b w:val="0"/>
+        </w:rPr>
+        <w:t xml:space="preserve"> boundaries. Give an example and a mistake that the idea helps you avoid.</w:t>
       </w:r>
     </w:p>
     <w:p>
@@ -388,7 +397,31 @@
         <w:rPr>
           <w:b w:val="0"/>
         </w:rPr>
-        <w:t>Without opening the old lesson, explain one key idea from Timeouts retries and cancellation. Give an example and a mistake that the idea helps you avoid.</w:t>
+        <w:t xml:space="preserve">Look for: Explain the </w:t>
+      </w:r>
+      <w:r>
+        <w:rPr>
+          <w:b/>
+        </w:rPr>
+        <w:t>mechanism</w:t>
+      </w:r>
+      <w:r>
+        <w:rPr>
+          <w:b w:val="0"/>
+        </w:rPr>
+        <w:t xml:space="preserve"> and terminology of untrusted </w:t>
+      </w:r>
+      <w:r>
+        <w:rPr>
+          <w:b/>
+        </w:rPr>
+        <w:t>input</w:t>
+      </w:r>
+      <w:r>
+        <w:rPr>
+          <w:b w:val="0"/>
+        </w:rPr>
+        <w:t xml:space="preserve"> boundaries</w:t>
       </w:r>
     </w:p>
     <w:p>
@@ -399,19 +432,19 @@
         <w:rPr>
           <w:b w:val="0"/>
         </w:rPr>
-        <w:t xml:space="preserve">Look for: Explain the </w:t>
+        <w:t xml:space="preserve">Reference example, not the only acceptable wording: Teacher explanation: Untrusted </w:t>
       </w:r>
       <w:r>
         <w:rPr>
           <w:b/>
         </w:rPr>
-        <w:t>mechanism</w:t>
+        <w:t>input</w:t>
       </w:r>
       <w:r>
         <w:rPr>
           <w:b w:val="0"/>
         </w:rPr>
-        <w:t xml:space="preserve"> and terminology of timeouts retries and cancellation</w:t>
+        <w:t xml:space="preserve"> must be treated according to a contract before reaching code, queries or tools.</w:t>
       </w:r>
     </w:p>
     <w:p>
@@ -422,7 +455,7 @@
         <w:rPr>
           <w:b w:val="0"/>
         </w:rPr>
-        <w:t>Reference example, not the only acceptable wording: Teacher explanation: Timeouts bound waiting; retries consume a finite budget. Cancellation should stop future work while accounting for operations already committed.</w:t>
+        <w:t>Data that resembles instructions does not acquire execution authority. For the toy lookup accept room IDs matching one uppercase letter plus one digit. Perform exact dictionary lookup; never evaluate user strings as code.</w:t>
       </w:r>
     </w:p>
     <w:p>
@@ -433,15 +466,18 @@
         <w:rPr>
           <w:b w:val="0"/>
         </w:rPr>
-        <w:t>Retry only declared transient failures. Use at most three attempts with waiting gaps 1 and 2 seconds; each attempt may run at most 4 seconds. Worst-case elapsed bound excluding overhead is 3*4+1+2=15 seconds.</w:t>
+        <w:t>Reject invalid length or characters.</w:t>
       </w:r>
     </w:p>
     <w:p>
       <w:pPr>
-        <w:pStyle w:val="Heading3"/>
-      </w:pPr>
-      <w:r>
-        <w:t>State machines for bounded agents</w:t>
+        <w:spacing w:line="336" w:lineRule="auto" w:after="180"/>
+      </w:pPr>
+      <w:r>
+        <w:rPr>
+          <w:b w:val="0"/>
+        </w:rPr>
+        <w:t>Without opening the old lesson, explain one key idea from Timeouts retries and cancellation. Give an example and a mistake that the idea helps you avoid.</w:t>
       </w:r>
     </w:p>
     <w:p>
@@ -452,7 +488,19 @@
         <w:rPr>
           <w:b w:val="0"/>
         </w:rPr>
-        <w:t>Without opening the old lesson, explain one key idea from State machines for bounded agents. Give an example and a mistake that the idea helps you avoid.</w:t>
+        <w:t xml:space="preserve">Look for: Explain the </w:t>
+      </w:r>
+      <w:r>
+        <w:rPr>
+          <w:b/>
+        </w:rPr>
+        <w:t>mechanism</w:t>
+      </w:r>
+      <w:r>
+        <w:rPr>
+          <w:b w:val="0"/>
+        </w:rPr>
+        <w:t xml:space="preserve"> and terminology of timeouts retries and cancellation</w:t>
       </w:r>
     </w:p>
     <w:p>
@@ -463,19 +511,7 @@
         <w:rPr>
           <w:b w:val="0"/>
         </w:rPr>
-        <w:t xml:space="preserve">Look for: Explain the </w:t>
-      </w:r>
-      <w:r>
-        <w:rPr>
-          <w:b/>
-        </w:rPr>
-        <w:t>mechanism</w:t>
-      </w:r>
-      <w:r>
-        <w:rPr>
-          <w:b w:val="0"/>
-        </w:rPr>
-        <w:t xml:space="preserve"> and terminology of state machines for bounded agents</w:t>
+        <w:t>Reference example, not the only acceptable wording: Teacher explanation: Timeouts bound waiting; retries consume a finite budget. Cancellation should stop future work while accounting for operations already committed.</w:t>
       </w:r>
     </w:p>
     <w:p>
@@ -486,7 +522,7 @@
         <w:rPr>
           <w:b w:val="0"/>
         </w:rPr>
-        <w:t>Reference example, not the only acceptable wording: Teacher explanation: A bounded agent uses explicit states and finite action limits. A state machine makes invalid transitions visible.</w:t>
+        <w:t>Retry only declared transient failures. Use at most three attempts with waiting gaps 1 and 2 seconds; each attempt may run at most 4 seconds. Worst-case elapsed bound excluding overhead is 3*4+1+2=15 seconds.</w:t>
       </w:r>
     </w:p>
     <w:p>
@@ -497,19 +533,7 @@
         <w:rPr>
           <w:b w:val="0"/>
         </w:rPr>
-        <w:t xml:space="preserve">States are ready, looking_up, review, done. ready may start lookup; lookup may finish done or request review; review may finish done after authorised </w:t>
-      </w:r>
-      <w:r>
-        <w:rPr>
-          <w:b/>
-        </w:rPr>
-        <w:t>evidence</w:t>
-      </w:r>
-      <w:r>
-        <w:rPr>
-          <w:b w:val="0"/>
-        </w:rPr>
-        <w:t>. done is terminal. Maximum two lookup attempts.</w:t>
+        <w:t>Without opening the old lesson, explain one key idea from State machines for bounded agents. Give an example and a mistake that the idea helps you avoid.</w:t>
       </w:r>
     </w:p>
     <w:p>
@@ -520,43 +544,19 @@
         <w:rPr>
           <w:b w:val="0"/>
         </w:rPr>
-        <w:t xml:space="preserve">Two 45-minute sessions. </w:t>
+        <w:t xml:space="preserve">Look for: Explain the </w:t>
       </w:r>
       <w:r>
         <w:rPr>
           <w:b/>
         </w:rPr>
-        <w:t>Sandbox</w:t>
+        <w:t>mechanism</w:t>
       </w:r>
       <w:r>
         <w:rPr>
           <w:b w:val="0"/>
         </w:rPr>
-        <w:t xml:space="preserve">ing and </w:t>
-      </w:r>
-      <w:r>
-        <w:rPr>
-          <w:b/>
-        </w:rPr>
-        <w:t>quota</w:t>
-      </w:r>
-      <w:r>
-        <w:rPr>
-          <w:b w:val="0"/>
-        </w:rPr>
-        <w:t xml:space="preserve">s constrain what a </w:t>
-      </w:r>
-      <w:r>
-        <w:rPr>
-          <w:b/>
-        </w:rPr>
-        <w:t>process</w:t>
-      </w:r>
-      <w:r>
-        <w:rPr>
-          <w:b w:val="0"/>
-        </w:rPr>
-        <w:t xml:space="preserve"> may access or consume. They reduce possible operations but do not verify every result.</w:t>
+        <w:t xml:space="preserve"> and terminology of state machines for bounded agents</w:t>
       </w:r>
     </w:p>
     <w:p>
@@ -567,19 +567,7 @@
         <w:rPr>
           <w:b w:val="0"/>
         </w:rPr>
-        <w:t xml:space="preserve">Use the supplied constructed scenarios to make the </w:t>
-      </w:r>
-      <w:r>
-        <w:rPr>
-          <w:b/>
-        </w:rPr>
-        <w:t>mechanism</w:t>
-      </w:r>
-      <w:r>
-        <w:rPr>
-          <w:b w:val="0"/>
-        </w:rPr>
-        <w:t xml:space="preserve"> inspectable. Collect W4 before sharing solutions.</w:t>
+        <w:t>Reference example, not the only acceptable wording: Teacher explanation: A bounded agent uses explicit states and finite action limits. A state machine makes invalid transitions visible.</w:t>
       </w:r>
     </w:p>
     <w:p>
@@ -590,7 +578,7 @@
         <w:rPr>
           <w:b w:val="0"/>
         </w:rPr>
-        <w:t xml:space="preserve">Students should name intermediate </w:t>
+        <w:t xml:space="preserve">States are ready, looking_up, review, done. ready may start lookup; lookup may finish done or request review; review may finish done after authorised </w:t>
       </w:r>
       <w:r>
         <w:rPr>
@@ -602,15 +590,15 @@
         <w:rPr>
           <w:b w:val="0"/>
         </w:rPr>
-        <w:t xml:space="preserve"> and limitations; classroom pacing and learning effectiveness remain unvalidated.</w:t>
+        <w:t>. done is terminal. Maximum two lookup attempts.</w:t>
       </w:r>
     </w:p>
     <w:p>
       <w:pPr>
-        <w:pStyle w:val="Heading3"/>
-      </w:pPr>
-      <w:r>
-        <w:t>Outcomes</w:t>
+        <w:pStyle w:val="Heading2"/>
+      </w:pPr>
+      <w:r>
+        <w:t>Pictured end goal</w:t>
       </w:r>
     </w:p>
     <w:p>
@@ -621,53 +609,35 @@
         <w:rPr>
           <w:b w:val="0"/>
         </w:rPr>
-        <w:t xml:space="preserve">Explain the </w:t>
+        <w:t xml:space="preserve">Explain </w:t>
       </w:r>
       <w:r>
         <w:rPr>
           <w:b/>
         </w:rPr>
-        <w:t>mechanism</w:t>
+        <w:t>sandbox</w:t>
       </w:r>
       <w:r>
         <w:rPr>
           <w:b w:val="0"/>
         </w:rPr>
-        <w:t xml:space="preserve"> and terminology of </w:t>
-      </w:r>
-      <w:r>
-        <w:rPr>
-          <w:b/>
-        </w:rPr>
-        <w:t>sandbox</w:t>
-      </w:r>
-      <w:r>
-        <w:rPr>
-          <w:b w:val="0"/>
-        </w:rPr>
-        <w:t>ing and resource limits</w:t>
+        <w:t>ing and resource limits using the deciding step in this fictional service.</w:t>
       </w:r>
     </w:p>
     <w:p>
       <w:pPr>
-        <w:spacing w:line="336" w:lineRule="auto" w:after="180"/>
-      </w:pPr>
-      <w:r>
-        <w:rPr>
-          <w:b w:val="0"/>
-        </w:rPr>
-        <w:t>Apply the stated procedure to a new case with a traceable result</w:t>
+        <w:pStyle w:val="Heading2"/>
+      </w:pPr>
+      <w:r>
+        <w:t>Earlier wording, alternatives and picture transcripts · reference / check after trying</w:t>
       </w:r>
     </w:p>
     <w:p>
       <w:pPr>
-        <w:spacing w:line="336" w:lineRule="auto" w:after="180"/>
-      </w:pPr>
-      <w:r>
-        <w:rPr>
-          <w:b w:val="0"/>
-        </w:rPr>
-        <w:t>Identify an assumption or limitation and design a revealing follow-up</w:t>
+        <w:pStyle w:val="Heading3"/>
+      </w:pPr>
+      <w:r>
+        <w:t>Teach the learning cycle</w:t>
       </w:r>
     </w:p>
     <w:p>
@@ -675,83 +645,110 @@
         <w:pStyle w:val="Heading3"/>
       </w:pPr>
       <w:r>
-        <w:t>Preparation</w:t>
+        <w:t>Retrieval answer guidance</w:t>
       </w:r>
     </w:p>
     <w:p>
       <w:pPr>
-        <w:spacing w:line="336" w:lineRule="auto" w:after="180"/>
-      </w:pPr>
-      <w:r>
-        <w:rPr>
-          <w:b w:val="0"/>
-        </w:rPr>
-        <w:t>Lesson and workbook; paper and pencil</w:t>
+        <w:pStyle w:val="Heading3"/>
+      </w:pPr>
+      <w:r>
+        <w:t>Untrusted input boundaries</w:t>
       </w:r>
     </w:p>
     <w:p>
       <w:pPr>
-        <w:spacing w:line="336" w:lineRule="auto" w:after="180"/>
-      </w:pPr>
-      <w:r>
-        <w:rPr>
-          <w:b w:val="0"/>
-        </w:rPr>
-        <w:t>Calculator and optional local Python 3 for arithmetic; no live API or private data</w:t>
+        <w:pStyle w:val="Heading3"/>
+      </w:pPr>
+      <w:r>
+        <w:t>Timeouts retries and cancellation</w:t>
       </w:r>
     </w:p>
     <w:p>
       <w:pPr>
-        <w:spacing w:line="336" w:lineRule="auto" w:after="180"/>
-      </w:pPr>
-      <w:r>
-        <w:rPr>
-          <w:b w:val="0"/>
-        </w:rPr>
-        <w:t>Prepare the fresh retry separately and withhold its solution until after collection</w:t>
+        <w:pStyle w:val="Heading3"/>
+      </w:pPr>
+      <w:r>
+        <w:t>State machines for bounded agents</w:t>
       </w:r>
     </w:p>
     <w:p>
       <w:pPr>
-        <w:pStyle w:val="Heading3"/>
-      </w:pPr>
-      <w:r>
-        <w:t>Prerequisite answer</w:t>
+        <w:spacing w:line="336" w:lineRule="auto" w:after="180"/>
+      </w:pPr>
+      <w:r>
+        <w:rPr>
+          <w:b w:val="0"/>
+        </w:rPr>
+        <w:t xml:space="preserve">Use the three-session teaching cycle above, with extra time as needed. </w:t>
+      </w:r>
+      <w:r>
+        <w:rPr>
+          <w:b/>
+        </w:rPr>
+        <w:t>Sandbox</w:t>
+      </w:r>
+      <w:r>
+        <w:rPr>
+          <w:b w:val="0"/>
+        </w:rPr>
+        <w:t xml:space="preserve">ing and </w:t>
+      </w:r>
+      <w:r>
+        <w:rPr>
+          <w:b/>
+        </w:rPr>
+        <w:t>quota</w:t>
+      </w:r>
+      <w:r>
+        <w:rPr>
+          <w:b w:val="0"/>
+        </w:rPr>
+        <w:t xml:space="preserve">s constrain what a </w:t>
+      </w:r>
+      <w:r>
+        <w:rPr>
+          <w:b/>
+        </w:rPr>
+        <w:t>process</w:t>
+      </w:r>
+      <w:r>
+        <w:rPr>
+          <w:b w:val="0"/>
+        </w:rPr>
+        <w:t xml:space="preserve"> may access or consume. They reduce possible operations but do not verify every result. Use the supplied constructed scenarios to make the </w:t>
+      </w:r>
+      <w:r>
+        <w:rPr>
+          <w:b/>
+        </w:rPr>
+        <w:t>mechanism</w:t>
+      </w:r>
+      <w:r>
+        <w:rPr>
+          <w:b w:val="0"/>
+        </w:rPr>
+        <w:t xml:space="preserve"> inspectable. Collect W4 before sharing solutions. Students should name intermediate </w:t>
+      </w:r>
+      <w:r>
+        <w:rPr>
+          <w:b/>
+        </w:rPr>
+        <w:t>evidence</w:t>
+      </w:r>
+      <w:r>
+        <w:rPr>
+          <w:b w:val="0"/>
+        </w:rPr>
+        <w:t xml:space="preserve"> and limitations; classroom pacing and learning effectiveness remain unvalidated.</w:t>
       </w:r>
     </w:p>
     <w:p>
       <w:pPr>
-        <w:spacing w:line="336" w:lineRule="auto" w:after="180"/>
-      </w:pPr>
-      <w:r>
-        <w:rPr>
-          <w:b w:val="0"/>
-        </w:rPr>
-        <w:t xml:space="preserve">A result depends on the </w:t>
-      </w:r>
-      <w:r>
-        <w:rPr>
-          <w:b/>
-        </w:rPr>
-        <w:t>input</w:t>
-      </w:r>
-      <w:r>
-        <w:rPr>
-          <w:b w:val="0"/>
-        </w:rPr>
-        <w:t xml:space="preserve">s, procedure and conditions that produced it. Preserve data roles and distinguish observed outcomes from </w:t>
-      </w:r>
-      <w:r>
-        <w:rPr>
-          <w:b/>
-        </w:rPr>
-        <w:t>prediction</w:t>
-      </w:r>
-      <w:r>
-        <w:rPr>
-          <w:b w:val="0"/>
-        </w:rPr>
-        <w:t>s or unmeasured conditions.</w:t>
+        <w:pStyle w:val="Heading3"/>
+      </w:pPr>
+      <w:r>
+        <w:t>Outcomes</w:t>
       </w:r>
     </w:p>
     <w:p>
@@ -762,15 +759,42 @@
         <w:rPr>
           <w:b w:val="0"/>
         </w:rPr>
-        <w:t>If the prior concept cannot be explained, use a short retrieval activity before this chapter.</w:t>
+        <w:t xml:space="preserve">Explain the </w:t>
+      </w:r>
+      <w:r>
+        <w:rPr>
+          <w:b/>
+        </w:rPr>
+        <w:t>mechanism</w:t>
+      </w:r>
+      <w:r>
+        <w:rPr>
+          <w:b w:val="0"/>
+        </w:rPr>
+        <w:t xml:space="preserve"> and terminology of </w:t>
+      </w:r>
+      <w:r>
+        <w:rPr>
+          <w:b/>
+        </w:rPr>
+        <w:t>sandbox</w:t>
+      </w:r>
+      <w:r>
+        <w:rPr>
+          <w:b w:val="0"/>
+        </w:rPr>
+        <w:t>ing and resource limits</w:t>
       </w:r>
     </w:p>
     <w:p>
       <w:pPr>
-        <w:pStyle w:val="Heading3"/>
-      </w:pPr>
-      <w:r>
-        <w:t>End goal for the pictorial case</w:t>
+        <w:spacing w:line="336" w:lineRule="auto" w:after="180"/>
+      </w:pPr>
+      <w:r>
+        <w:rPr>
+          <w:b w:val="0"/>
+        </w:rPr>
+        <w:t>Apply the stated procedure to a new case with a traceable result</w:t>
       </w:r>
     </w:p>
     <w:p>
@@ -781,43 +805,31 @@
         <w:rPr>
           <w:b w:val="0"/>
         </w:rPr>
-        <w:t xml:space="preserve">Explain </w:t>
-      </w:r>
-      <w:r>
-        <w:rPr>
-          <w:b/>
-        </w:rPr>
-        <w:t>sandbox</w:t>
-      </w:r>
-      <w:r>
-        <w:rPr>
-          <w:b w:val="0"/>
-        </w:rPr>
-        <w:t>ing and resource limits using the deciding step in this fictional service.</w:t>
+        <w:t>Identify an assumption or limitation and design a revealing follow-up</w:t>
       </w:r>
     </w:p>
     <w:p>
       <w:pPr>
-        <w:spacing w:line="336" w:lineRule="auto" w:after="180"/>
-      </w:pPr>
-      <w:r>
-        <w:rPr>
-          <w:b w:val="0"/>
-        </w:rPr>
-        <w:t>This added worked case illustrates the week’s main idea. Retain all original and connected topics; schedule its practice within the teaching cycle.</w:t>
+        <w:pStyle w:val="Heading3"/>
+      </w:pPr>
+      <w:r>
+        <w:t>Preparation</w:t>
       </w:r>
     </w:p>
     <w:p>
       <w:pPr>
-        <w:pStyle w:val="Heading1"/>
-      </w:pPr>
-      <w:r>
-        <w:t>02. Explain and model the mechanism</w:t>
+        <w:pStyle w:val="Heading3"/>
+      </w:pPr>
+      <w:r>
+        <w:t>Prerequisite answer</w:t>
       </w:r>
     </w:p>
     <w:p>
-      <w:r>
-        <w:t>Model Sandboxing and resource limits using the supplied case, labelled mechanism and reasoning. Make the scope of each conclusion explicit.</w:t>
+      <w:pPr>
+        <w:pStyle w:val="Heading3"/>
+      </w:pPr>
+      <w:r>
+        <w:t>End goal for the pictorial case</w:t>
       </w:r>
     </w:p>
     <w:p>
@@ -826,69 +838,30 @@
       </w:pPr>
       <w:r>
         <w:rPr>
-          <w:b/>
-        </w:rPr>
-        <w:t>Sandbox</w:t>
-      </w:r>
-      <w:r>
-        <w:rPr>
           <w:b w:val="0"/>
         </w:rPr>
-        <w:t xml:space="preserve">ing and </w:t>
-      </w:r>
-      <w:r>
-        <w:rPr>
-          <w:b/>
-        </w:rPr>
-        <w:t>quota</w:t>
-      </w:r>
-      <w:r>
-        <w:rPr>
-          <w:b w:val="0"/>
-        </w:rPr>
-        <w:t xml:space="preserve">s constrain what a </w:t>
-      </w:r>
-      <w:r>
-        <w:rPr>
-          <w:b/>
-        </w:rPr>
-        <w:t>process</w:t>
-      </w:r>
-      <w:r>
-        <w:rPr>
-          <w:b w:val="0"/>
-        </w:rPr>
-        <w:t xml:space="preserve"> may access or consume. They reduce possible operations but do not verify every result.</w:t>
+        <w:t>This added worked case illustrates the week’s main idea. Retain all original and connected topics; schedule its practice within the teaching cycle.</w:t>
       </w:r>
     </w:p>
     <w:p>
       <w:pPr>
-        <w:pStyle w:val="Heading3"/>
-      </w:pPr>
-      <w:r>
-        <w:t>Explain Sandboxing and resource limits · 1</w:t>
+        <w:pStyle w:val="Heading1"/>
+      </w:pPr>
+      <w:r>
+        <w:t>02. Teach permissions, resource records and real enforcement as distinct evidence</w:t>
       </w:r>
     </w:p>
     <w:p>
-      <w:pPr>
-        <w:spacing w:line="336" w:lineRule="auto" w:after="180"/>
-      </w:pPr>
-      <w:r>
-        <w:rPr>
-          <w:b w:val="0"/>
-        </w:rPr>
-        <w:t>Begin by writing the question the procedure is intended to answer. Identify the information already supplied, the information it will produce and the information still missing.</w:t>
+      <w:r>
+        <w:t>Keep main queue scope separate from the picture’s output-size cap.</w:t>
       </w:r>
     </w:p>
     <w:p>
       <w:pPr>
-        <w:spacing w:line="336" w:lineRule="auto" w:after="180"/>
-      </w:pPr>
-      <w:r>
-        <w:rPr>
-          <w:b w:val="0"/>
-        </w:rPr>
-        <w:t>These are constructed classroom examples; they do not require live accounts, private records or an external service. Do not treat a plausible explanation as a measured outcome.</w:t>
+        <w:pStyle w:val="Heading2"/>
+      </w:pPr>
+      <w:r>
+        <w:t>Definitions and complete main policy</w:t>
       </w:r>
     </w:p>
     <w:p>
@@ -897,29 +870,1572 @@
       </w:pPr>
       <w:r>
         <w:rPr>
+          <w:b/>
+        </w:rPr>
+        <w:t>Sandbox</w:t>
+      </w:r>
+      <w:r>
+        <w:rPr>
           <w:b w:val="0"/>
         </w:rPr>
-        <w:t xml:space="preserve">The fictional job may read its fixture directory, write its </w:t>
+        <w:t xml:space="preserve">ing and </w:t>
       </w:r>
       <w:r>
         <w:rPr>
           <w:b/>
         </w:rPr>
-        <w:t>output</w:t>
+        <w:t>quota</w:t>
       </w:r>
       <w:r>
         <w:rPr>
           <w:b w:val="0"/>
         </w:rPr>
-        <w:t xml:space="preserve"> directory, use no network and run for at most 2 seconds with at most 10 queued tasks. Reject excess work before starting it.</w:t>
+        <w:t xml:space="preserve">s constrain what a </w:t>
+      </w:r>
+      <w:r>
+        <w:rPr>
+          <w:b/>
+        </w:rPr>
+        <w:t>process</w:t>
+      </w:r>
+      <w:r>
+        <w:rPr>
+          <w:b w:val="0"/>
+        </w:rPr>
+        <w:t xml:space="preserve"> may access or consume. They reduce possible operations but do not verify every result.</w:t>
       </w:r>
     </w:p>
     <w:p>
       <w:pPr>
+        <w:spacing w:line="336" w:lineRule="auto" w:after="180"/>
+      </w:pPr>
+      <w:r>
+        <w:rPr>
+          <w:b w:val="0"/>
+        </w:rPr>
+        <w:t xml:space="preserve">The fictional job may read its fixture directory, write its </w:t>
+      </w:r>
+      <w:r>
+        <w:rPr>
+          <w:b/>
+        </w:rPr>
+        <w:t>output</w:t>
+      </w:r>
+      <w:r>
+        <w:rPr>
+          <w:b w:val="0"/>
+        </w:rPr>
+        <w:t xml:space="preserve"> directory, use no network and run for at most 2 seconds with at most 10 queued tasks. Reject excess work before starting it.</w:t>
+      </w:r>
+    </w:p>
+    <w:tbl>
+      <w:tblPr>
+        <w:tblStyle w:val="LightShading-Accent1"/>
+        <w:tblW w:type="auto" w:w="0"/>
+        <w:tblLook w:firstColumn="1" w:firstRow="1" w:lastColumn="0" w:lastRow="0" w:noHBand="0" w:noVBand="1" w:val="04A0"/>
+      </w:tblPr>
+      <w:tblGrid>
+        <w:gridCol w:w="5112"/>
+        <w:gridCol w:w="5112"/>
+      </w:tblGrid>
+      <w:tr>
+        <w:trPr>
+          <w:tblHeader/>
+        </w:trPr>
+        <w:tc>
+          <w:tcPr>
+            <w:tcW w:type="dxa" w:w="5112"/>
+          </w:tcPr>
+          <w:p>
+            <w:r>
+              <w:t>Main fictional job policy</w:t>
+            </w:r>
+          </w:p>
+        </w:tc>
+        <w:tc>
+          <w:tcPr>
+            <w:tcW w:type="dxa" w:w="5112"/>
+          </w:tcPr>
+          <w:p>
+            <w:r>
+              <w:t>Complete meaning in the local model</w:t>
+            </w:r>
+          </w:p>
+        </w:tc>
+      </w:tr>
+      <w:tr>
+        <w:tc>
+          <w:tcPr>
+            <w:tcW w:type="dxa" w:w="5112"/>
+          </w:tcPr>
+          <w:p>
+            <w:r>
+              <w:t>Read scope</w:t>
+            </w:r>
+          </w:p>
+        </w:tc>
+        <w:tc>
+          <w:tcPr>
+            <w:tcW w:type="dxa" w:w="5112"/>
+          </w:tcPr>
+          <w:p>
+            <w:r>
+              <w:t>Fixture area only, represented by abstract handle fixtures</w:t>
+            </w:r>
+          </w:p>
+        </w:tc>
+      </w:tr>
+      <w:tr>
+        <w:tc>
+          <w:tcPr>
+            <w:tcW w:type="dxa" w:w="5112"/>
+          </w:tcPr>
+          <w:p>
+            <w:r>
+              <w:t>Write scope</w:t>
+            </w:r>
+          </w:p>
+        </w:tc>
+        <w:tc>
+          <w:tcPr>
+            <w:tcW w:type="dxa" w:w="5112"/>
+          </w:tcPr>
+          <w:p>
+            <w:r>
+              <w:t>Output area only, represented by abstract handle outputs</w:t>
+            </w:r>
+          </w:p>
+        </w:tc>
+      </w:tr>
+      <w:tr>
+        <w:tc>
+          <w:tcPr>
+            <w:tcW w:type="dxa" w:w="5112"/>
+          </w:tcPr>
+          <w:p>
+            <w:r>
+              <w:t>Network</w:t>
+            </w:r>
+          </w:p>
+        </w:tc>
+        <w:tc>
+          <w:tcPr>
+            <w:tcW w:type="dxa" w:w="5112"/>
+          </w:tcPr>
+          <w:p>
+            <w:r>
+              <w:t>No network permission, even for public information</w:t>
+            </w:r>
+          </w:p>
+        </w:tc>
+      </w:tr>
+      <w:tr>
+        <w:tc>
+          <w:tcPr>
+            <w:tcW w:type="dxa" w:w="5112"/>
+          </w:tcPr>
+          <w:p>
+            <w:r>
+              <w:t>Time cap</w:t>
+            </w:r>
+          </w:p>
+        </w:tc>
+        <w:tc>
+          <w:tcPr>
+            <w:tcW w:type="dxa" w:w="5112"/>
+          </w:tcPr>
+          <w:p>
+            <w:r>
+              <w:t>Declared elapsed-runtime maximum 2 seconds; actual enforcement not implemented</w:t>
+            </w:r>
+          </w:p>
+        </w:tc>
+      </w:tr>
+      <w:tr>
+        <w:tc>
+          <w:tcPr>
+            <w:tcW w:type="dxa" w:w="5112"/>
+          </w:tcPr>
+          <w:p>
+            <w:r>
+              <w:t>Queued-task cap</w:t>
+            </w:r>
+          </w:p>
+        </w:tc>
+        <w:tc>
+          <w:tcPr>
+            <w:tcW w:type="dxa" w:w="5112"/>
+          </w:tcPr>
+          <w:p>
+            <w:r>
+              <w:t>At most 10 pending tasks</w:t>
+            </w:r>
+          </w:p>
+        </w:tc>
+      </w:tr>
+      <w:tr>
+        <w:tc>
+          <w:tcPr>
+            <w:tcW w:type="dxa" w:w="5112"/>
+          </w:tcPr>
+          <w:p>
+            <w:r>
+              <w:t>Admission policy used here</w:t>
+            </w:r>
+          </w:p>
+        </w:tc>
+        <w:tc>
+          <w:tcPr>
+            <w:tcW w:type="dxa" w:w="5112"/>
+          </w:tcPr>
+          <w:p>
+            <w:r>
+              <w:t>All-or-nothing batch: reject if current + proposed exceeds 10</w:t>
+            </w:r>
+          </w:p>
+        </w:tc>
+      </w:tr>
+      <w:tr>
+        <w:tc>
+          <w:tcPr>
+            <w:tcW w:type="dxa" w:w="5112"/>
+          </w:tcPr>
+          <w:p>
+            <w:r>
+              <w:t>Code representation</w:t>
+            </w:r>
+          </w:p>
+        </w:tc>
+        <w:tc>
+          <w:tcPr>
+            <w:tcW w:type="dxa" w:w="5112"/>
+          </w:tcPr>
+          <w:p>
+            <w:r>
+              <w:t>Exact operation/resource pairs and arithmetic checks, not filesystem paths</w:t>
+            </w:r>
+          </w:p>
+        </w:tc>
+      </w:tr>
+      <w:tr>
+        <w:tc>
+          <w:tcPr>
+            <w:tcW w:type="dxa" w:w="5112"/>
+          </w:tcPr>
+          <w:p>
+            <w:r>
+              <w:t>Observation</w:t>
+            </w:r>
+          </w:p>
+        </w:tc>
+        <w:tc>
+          <w:tcPr>
+            <w:tcW w:type="dxa" w:w="5112"/>
+          </w:tcPr>
+          <w:p>
+            <w:r>
+              <w:t>Permission decisions and supplied quota records, not actual network/file effects</w:t>
+            </w:r>
+          </w:p>
+        </w:tc>
+      </w:tr>
+      <w:tr>
+        <w:tc>
+          <w:tcPr>
+            <w:tcW w:type="dxa" w:w="5112"/>
+          </w:tcPr>
+          <w:p>
+            <w:r>
+              <w:t>Separate picture</w:t>
+            </w:r>
+          </w:p>
+        </w:tc>
+        <w:tc>
+          <w:tcPr>
+            <w:tcW w:type="dxa" w:w="5112"/>
+          </w:tcPr>
+          <w:p>
+            <w:r>
+              <w:t>Adds its own 20 MB output cap; do not silently borrow it as a main-policy fact</w:t>
+            </w:r>
+          </w:p>
+        </w:tc>
+      </w:tr>
+    </w:tbl>
+    <w:p>
+      <w:pPr>
+        <w:pStyle w:val="Heading2"/>
+      </w:pPr>
+      <w:r>
+        <w:t>Operation and queue decision maps with checked reasoning</w:t>
+      </w:r>
+    </w:p>
+    <w:p>
+      <w:pPr>
         <w:pStyle w:val="Heading3"/>
       </w:pPr>
       <w:r>
-        <w:t>Explain Sandboxing and resource limits · 2</w:t>
+        <w:t>Check each requested operation against its own scope</w:t>
+      </w:r>
+    </w:p>
+    <w:tbl>
+      <w:tblPr>
+        <w:tblStyle w:val="LightShading-Accent1"/>
+        <w:tblW w:type="auto" w:w="0"/>
+        <w:tblLook w:firstColumn="1" w:firstRow="1" w:lastColumn="0" w:lastRow="0" w:noHBand="0" w:noVBand="1" w:val="04A0"/>
+      </w:tblPr>
+      <w:tblGrid>
+        <w:gridCol w:w="3408"/>
+        <w:gridCol w:w="3408"/>
+        <w:gridCol w:w="3408"/>
+      </w:tblGrid>
+      <w:tr>
+        <w:trPr>
+          <w:tblHeader/>
+        </w:trPr>
+        <w:tc>
+          <w:tcPr>
+            <w:tcW w:type="dxa" w:w="3408"/>
+          </w:tcPr>
+          <w:p>
+            <w:r>
+              <w:t>Requested operation</w:t>
+            </w:r>
+          </w:p>
+        </w:tc>
+        <w:tc>
+          <w:tcPr>
+            <w:tcW w:type="dxa" w:w="3408"/>
+          </w:tcPr>
+          <w:p>
+            <w:r>
+              <w:t>Policy check</w:t>
+            </w:r>
+          </w:p>
+        </w:tc>
+        <w:tc>
+          <w:tcPr>
+            <w:tcW w:type="dxa" w:w="3408"/>
+          </w:tcPr>
+          <w:p>
+            <w:r>
+              <w:t>Decision</w:t>
+            </w:r>
+          </w:p>
+        </w:tc>
+      </w:tr>
+      <w:tr>
+        <w:tc>
+          <w:tcPr>
+            <w:tcW w:type="dxa" w:w="3408"/>
+          </w:tcPr>
+          <w:p>
+            <w:r>
+              <w:t>Read fixtures</w:t>
+            </w:r>
+          </w:p>
+        </w:tc>
+        <w:tc>
+          <w:tcPr>
+            <w:tcW w:type="dxa" w:w="3408"/>
+          </w:tcPr>
+          <w:p>
+            <w:r>
+              <w:t>Exact declared read/resource pair</w:t>
+            </w:r>
+          </w:p>
+        </w:tc>
+        <w:tc>
+          <w:tcPr>
+            <w:tcW w:type="dxa" w:w="3408"/>
+          </w:tcPr>
+          <w:p>
+            <w:r>
+              <w:t>Permitted in the policy model</w:t>
+            </w:r>
+          </w:p>
+        </w:tc>
+      </w:tr>
+      <w:tr>
+        <w:tc>
+          <w:tcPr>
+            <w:tcW w:type="dxa" w:w="3408"/>
+          </w:tcPr>
+          <w:p>
+            <w:r>
+              <w:t>Write outputs</w:t>
+            </w:r>
+          </w:p>
+        </w:tc>
+        <w:tc>
+          <w:tcPr>
+            <w:tcW w:type="dxa" w:w="3408"/>
+          </w:tcPr>
+          <w:p>
+            <w:r>
+              <w:t>Exact declared write/resource pair</w:t>
+            </w:r>
+          </w:p>
+        </w:tc>
+        <w:tc>
+          <w:tcPr>
+            <w:tcW w:type="dxa" w:w="3408"/>
+          </w:tcPr>
+          <w:p>
+            <w:r>
+              <w:t>Permitted in the policy model</w:t>
+            </w:r>
+          </w:p>
+        </w:tc>
+      </w:tr>
+      <w:tr>
+        <w:tc>
+          <w:tcPr>
+            <w:tcW w:type="dxa" w:w="3408"/>
+          </w:tcPr>
+          <w:p>
+            <w:r>
+              <w:t>Fetch public webpage</w:t>
+            </w:r>
+          </w:p>
+        </w:tc>
+        <w:tc>
+          <w:tcPr>
+            <w:tcW w:type="dxa" w:w="3408"/>
+          </w:tcPr>
+          <w:p>
+            <w:r>
+              <w:t>No network capability</w:t>
+            </w:r>
+          </w:p>
+        </w:tc>
+        <w:tc>
+          <w:tcPr>
+            <w:tcW w:type="dxa" w:w="3408"/>
+          </w:tcPr>
+          <w:p>
+            <w:r>
+              <w:t>Deny before network execution</w:t>
+            </w:r>
+          </w:p>
+        </w:tc>
+      </w:tr>
+      <w:tr>
+        <w:tc>
+          <w:tcPr>
+            <w:tcW w:type="dxa" w:w="3408"/>
+          </w:tcPr>
+          <w:p>
+            <w:r>
+              <w:t>Write outside output area</w:t>
+            </w:r>
+          </w:p>
+        </w:tc>
+        <w:tc>
+          <w:tcPr>
+            <w:tcW w:type="dxa" w:w="3408"/>
+          </w:tcPr>
+          <w:p>
+            <w:r>
+              <w:t>Resource outside write scope</w:t>
+            </w:r>
+          </w:p>
+        </w:tc>
+        <w:tc>
+          <w:tcPr>
+            <w:tcW w:type="dxa" w:w="3408"/>
+          </w:tcPr>
+          <w:p>
+            <w:r>
+              <w:t>Deny before filesystem effect</w:t>
+            </w:r>
+          </w:p>
+        </w:tc>
+      </w:tr>
+      <w:tr>
+        <w:tc>
+          <w:tcPr>
+            <w:tcW w:type="dxa" w:w="3408"/>
+          </w:tcPr>
+          <w:p>
+            <w:r>
+              <w:t>Write fixture area</w:t>
+            </w:r>
+          </w:p>
+        </w:tc>
+        <w:tc>
+          <w:tcPr>
+            <w:tcW w:type="dxa" w:w="3408"/>
+          </w:tcPr>
+          <w:p>
+            <w:r>
+              <w:t>Read permission does not imply write permission</w:t>
+            </w:r>
+          </w:p>
+        </w:tc>
+        <w:tc>
+          <w:tcPr>
+            <w:tcW w:type="dxa" w:w="3408"/>
+          </w:tcPr>
+          <w:p>
+            <w:r>
+              <w:t>Deny undeclared pair</w:t>
+            </w:r>
+          </w:p>
+        </w:tc>
+      </w:tr>
+    </w:tbl>
+    <w:p>
+      <w:r>
+        <w:t>Abstract handles represent the scope decisions. This is not a path-prefix check, filesystem sandbox or proof that a real process cannot escape.</w:t>
+      </w:r>
+    </w:p>
+    <w:tbl>
+      <w:tblPr>
+        <w:tblStyle w:val="LightShading-Accent1"/>
+        <w:tblW w:type="auto" w:w="0"/>
+        <w:tblLook w:firstColumn="1" w:firstRow="1" w:lastColumn="0" w:lastRow="0" w:noHBand="0" w:noVBand="1" w:val="04A0"/>
+      </w:tblPr>
+      <w:tblGrid>
+        <w:gridCol w:w="3408"/>
+        <w:gridCol w:w="3408"/>
+        <w:gridCol w:w="3408"/>
+      </w:tblGrid>
+      <w:tr>
+        <w:trPr>
+          <w:tblHeader/>
+        </w:trPr>
+        <w:tc>
+          <w:tcPr>
+            <w:tcW w:type="dxa" w:w="3408"/>
+          </w:tcPr>
+          <w:p>
+            <w:r>
+              <w:t>Main admission fixture</w:t>
+            </w:r>
+          </w:p>
+        </w:tc>
+        <w:tc>
+          <w:tcPr>
+            <w:tcW w:type="dxa" w:w="3408"/>
+          </w:tcPr>
+          <w:p>
+            <w:r>
+              <w:t>Projected queued tasks</w:t>
+            </w:r>
+          </w:p>
+        </w:tc>
+        <w:tc>
+          <w:tcPr>
+            <w:tcW w:type="dxa" w:w="3408"/>
+          </w:tcPr>
+          <w:p>
+            <w:r>
+              <w:t>All-or-nothing decision</w:t>
+            </w:r>
+          </w:p>
+        </w:tc>
+      </w:tr>
+      <w:tr>
+        <w:tc>
+          <w:tcPr>
+            <w:tcW w:type="dxa" w:w="3408"/>
+          </w:tcPr>
+          <w:p>
+            <w:r>
+              <w:t>8 currently queued +2 proposed</w:t>
+            </w:r>
+          </w:p>
+        </w:tc>
+        <w:tc>
+          <w:tcPr>
+            <w:tcW w:type="dxa" w:w="3408"/>
+          </w:tcPr>
+          <w:p>
+            <w:r>
+              <w:t>10</w:t>
+            </w:r>
+          </w:p>
+        </w:tc>
+        <w:tc>
+          <w:tcPr>
+            <w:tcW w:type="dxa" w:w="3408"/>
+          </w:tcPr>
+          <w:p>
+            <w:r>
+              <w:t>Accept batch in the policy calculation</w:t>
+            </w:r>
+          </w:p>
+        </w:tc>
+      </w:tr>
+      <w:tr>
+        <w:tc>
+          <w:tcPr>
+            <w:tcW w:type="dxa" w:w="3408"/>
+          </w:tcPr>
+          <w:p>
+            <w:r>
+              <w:t>8 currently queued +3 proposed</w:t>
+            </w:r>
+          </w:p>
+        </w:tc>
+        <w:tc>
+          <w:tcPr>
+            <w:tcW w:type="dxa" w:w="3408"/>
+          </w:tcPr>
+          <w:p>
+            <w:r>
+              <w:t>11</w:t>
+            </w:r>
+          </w:p>
+        </w:tc>
+        <w:tc>
+          <w:tcPr>
+            <w:tcW w:type="dxa" w:w="3408"/>
+          </w:tcPr>
+          <w:p>
+            <w:r>
+              <w:t>Reject batch; current queue remains unchanged in the model</w:t>
+            </w:r>
+          </w:p>
+        </w:tc>
+      </w:tr>
+      <w:tr>
+        <w:tc>
+          <w:tcPr>
+            <w:tcW w:type="dxa" w:w="3408"/>
+          </w:tcPr>
+          <w:p>
+            <w:r>
+              <w:t>Different partial-admission policy</w:t>
+            </w:r>
+          </w:p>
+        </w:tc>
+        <w:tc>
+          <w:tcPr>
+            <w:tcW w:type="dxa" w:w="3408"/>
+          </w:tcPr>
+          <w:p>
+            <w:r>
+              <w:t>Requires explicit separate rule</w:t>
+            </w:r>
+          </w:p>
+        </w:tc>
+        <w:tc>
+          <w:tcPr>
+            <w:tcW w:type="dxa" w:w="3408"/>
+          </w:tcPr>
+          <w:p>
+            <w:r>
+              <w:t>Do not silently choose a partial batch</w:t>
+            </w:r>
+          </w:p>
+        </w:tc>
+      </w:tr>
+      <w:tr>
+        <w:tc>
+          <w:tcPr>
+            <w:tcW w:type="dxa" w:w="3408"/>
+          </w:tcPr>
+          <w:p>
+            <w:r>
+              <w:t>Concurrent real producers</w:t>
+            </w:r>
+          </w:p>
+        </w:tc>
+        <w:tc>
+          <w:tcPr>
+            <w:tcW w:type="dxa" w:w="3408"/>
+          </w:tcPr>
+          <w:p>
+            <w:r>
+              <w:t>Need actual coordinated admission</w:t>
+            </w:r>
+          </w:p>
+        </w:tc>
+        <w:tc>
+          <w:tcPr>
+            <w:tcW w:type="dxa" w:w="3408"/>
+          </w:tcPr>
+          <w:p>
+            <w:r>
+              <w:t>Pure arithmetic does not atomically reserve capacity</w:t>
+            </w:r>
+          </w:p>
+        </w:tc>
+      </w:tr>
+    </w:tbl>
+    <w:p>
+      <w:pPr>
+        <w:spacing w:line="336" w:lineRule="auto" w:after="180"/>
+      </w:pPr>
+      <w:r>
+        <w:rPr>
+          <w:b w:val="0"/>
+        </w:rPr>
+        <w:t>Require denial of both the public-web request and outside-output write under the stated main scope. Do not equate a public resource with permission to contact it. The program checks abstract handles, not actual filesystem paths; a lexical prefix test would not establish safe path/symlink enforcement. Pictured trial records fit or exceed individual caps, but no real job/timer/sandbox runs.</w:t>
+      </w:r>
+    </w:p>
+    <w:p>
+      <w:pPr>
+        <w:spacing w:line="336" w:lineRule="auto" w:after="180"/>
+      </w:pPr>
+      <w:r>
+        <w:rPr>
+          <w:b w:val="0"/>
+        </w:rPr>
+        <w:t>An attempted network operation can be denied successfully; the proposal alone does not prove a leak. Main queue admission is explicitly all-or-nothing: a projected count over 10 rejects the proposed batch. Partial admission would need a separately declared policy, and concurrent admission still needs actual coordinated enforcement.</w:t>
+      </w:r>
+    </w:p>
+    <w:p>
+      <w:pPr>
+        <w:pStyle w:val="Heading3"/>
+      </w:pPr>
+      <w:r>
+        <w:t>Sandboxing and resource limits — evidence trace</w:t>
+      </w:r>
+    </w:p>
+    <w:tbl>
+      <w:tblPr>
+        <w:tblStyle w:val="LightShading-Accent1"/>
+        <w:tblW w:type="auto" w:w="0"/>
+        <w:tblLook w:firstColumn="1" w:firstRow="1" w:lastColumn="0" w:lastRow="0" w:noHBand="0" w:noVBand="1" w:val="04A0"/>
+      </w:tblPr>
+      <w:tblGrid>
+        <w:gridCol w:w="3408"/>
+        <w:gridCol w:w="3408"/>
+        <w:gridCol w:w="3408"/>
+      </w:tblGrid>
+      <w:tr>
+        <w:trPr>
+          <w:tblHeader/>
+        </w:trPr>
+        <w:tc>
+          <w:tcPr>
+            <w:tcW w:type="dxa" w:w="3408"/>
+          </w:tcPr>
+          <w:p>
+            <w:r>
+              <w:t>Input and scope</w:t>
+            </w:r>
+          </w:p>
+        </w:tc>
+        <w:tc>
+          <w:tcPr>
+            <w:tcW w:type="dxa" w:w="3408"/>
+          </w:tcPr>
+          <w:p>
+            <w:r>
+              <w:t>Check or calculation</w:t>
+            </w:r>
+          </w:p>
+        </w:tc>
+        <w:tc>
+          <w:tcPr>
+            <w:tcW w:type="dxa" w:w="3408"/>
+          </w:tcPr>
+          <w:p>
+            <w:r>
+              <w:t>Conclusion and limit</w:t>
+            </w:r>
+          </w:p>
+        </w:tc>
+      </w:tr>
+      <w:tr>
+        <w:tc>
+          <w:tcPr>
+            <w:tcW w:type="dxa" w:w="3408"/>
+          </w:tcPr>
+          <w:p>
+            <w:r>
+              <w:t>A job requests a public webpage and a write outside its output directory.</w:t>
+            </w:r>
+          </w:p>
+        </w:tc>
+        <w:tc>
+          <w:tcPr>
+            <w:tcW w:type="dxa" w:w="3408"/>
+          </w:tcPr>
+          <w:p>
+            <w:r>
+              <w:t>The fictional job may read its fixture directory, write its output directory, use no network and run for at most 2 seconds with at most 10 queued tasks. Reject excess work before starting it.</w:t>
+            </w:r>
+          </w:p>
+        </w:tc>
+        <w:tc>
+          <w:tcPr>
+            <w:tcW w:type="dxa" w:w="3408"/>
+          </w:tcPr>
+          <w:p>
+            <w:r>
+              <w:t>Both operations violate the sandbox contract. Deny them; public availability does not grant network or filesystem authority.</w:t>
+            </w:r>
+          </w:p>
+        </w:tc>
+      </w:tr>
+    </w:tbl>
+    <w:p>
+      <w:r>
+        <w:t>The figure connects this chapter's worked input, declared procedure and result. Read the complete worked reasoning for qualifiers and intermediate steps; the abbreviated labels do not replace that reasoning.</w:t>
+      </w:r>
+    </w:p>
+    <w:p>
+      <w:pPr>
+        <w:spacing w:line="336" w:lineRule="auto" w:after="180"/>
+      </w:pPr>
+      <w:r>
+        <w:rPr>
+          <w:b w:val="0"/>
+        </w:rPr>
+        <w:t xml:space="preserve">Guided: Both operations violate the </w:t>
+      </w:r>
+      <w:r>
+        <w:rPr>
+          <w:b/>
+        </w:rPr>
+        <w:t>sandbox</w:t>
+      </w:r>
+      <w:r>
+        <w:rPr>
+          <w:b w:val="0"/>
+        </w:rPr>
+        <w:t xml:space="preserve"> contract. Deny them; public availability does not grant network or filesystem authority.</w:t>
+      </w:r>
+    </w:p>
+    <w:p>
+      <w:pPr>
+        <w:spacing w:line="336" w:lineRule="auto" w:after="180"/>
+      </w:pPr>
+      <w:r>
+        <w:rPr>
+          <w:b w:val="0"/>
+        </w:rPr>
+        <w:t>Qualification: Resource limits constrain execution but cannot prove generated claims or algorithms correct.</w:t>
+      </w:r>
+    </w:p>
+    <w:p>
+      <w:pPr>
+        <w:spacing w:line="336" w:lineRule="auto" w:after="180"/>
+      </w:pPr>
+      <w:r>
+        <w:rPr>
+          <w:b w:val="0"/>
+        </w:rPr>
+        <w:t xml:space="preserve">Exit: accept a concrete variation with its predicted outcome and a stated condition that would challenge the </w:t>
+      </w:r>
+      <w:r>
+        <w:rPr>
+          <w:b/>
+        </w:rPr>
+        <w:t>mechanism</w:t>
+      </w:r>
+      <w:r>
+        <w:rPr>
+          <w:b w:val="0"/>
+        </w:rPr>
+        <w:t xml:space="preserve">; reject a claim resting on unmeasured </w:t>
+      </w:r>
+      <w:r>
+        <w:rPr>
+          <w:b/>
+        </w:rPr>
+        <w:t>evidence</w:t>
+      </w:r>
+      <w:r>
+        <w:rPr>
+          <w:b w:val="0"/>
+        </w:rPr>
+        <w:t>.</w:t>
+      </w:r>
+    </w:p>
+    <w:p>
+      <w:pPr>
+        <w:spacing w:line="336" w:lineRule="auto" w:after="180"/>
+      </w:pPr>
+      <w:r>
+        <w:rPr>
+          <w:b w:val="0"/>
+        </w:rPr>
+        <w:t xml:space="preserve">A job requests a public webpage and a write outside its </w:t>
+      </w:r>
+      <w:r>
+        <w:rPr>
+          <w:b/>
+        </w:rPr>
+        <w:t>output</w:t>
+      </w:r>
+      <w:r>
+        <w:rPr>
+          <w:b w:val="0"/>
+        </w:rPr>
+        <w:t xml:space="preserve"> directory.</w:t>
+      </w:r>
+    </w:p>
+    <w:p>
+      <w:pPr>
+        <w:spacing w:line="336" w:lineRule="auto" w:after="180"/>
+      </w:pPr>
+      <w:r>
+        <w:rPr>
+          <w:b w:val="0"/>
+        </w:rPr>
+        <w:t xml:space="preserve">Both operations violate the </w:t>
+      </w:r>
+      <w:r>
+        <w:rPr>
+          <w:b/>
+        </w:rPr>
+        <w:t>sandbox</w:t>
+      </w:r>
+      <w:r>
+        <w:rPr>
+          <w:b w:val="0"/>
+        </w:rPr>
+        <w:t xml:space="preserve"> contract. Deny them; public availability does not grant network or filesystem authority.</w:t>
+      </w:r>
+    </w:p>
+    <w:p>
+      <w:pPr>
+        <w:spacing w:line="336" w:lineRule="auto" w:after="180"/>
+      </w:pPr>
+      <w:r>
+        <w:rPr>
+          <w:b w:val="0"/>
+        </w:rPr>
+        <w:t xml:space="preserve">Compare the intermediate </w:t>
+      </w:r>
+      <w:r>
+        <w:rPr>
+          <w:b/>
+        </w:rPr>
+        <w:t>evidence</w:t>
+      </w:r>
+      <w:r>
+        <w:rPr>
+          <w:b w:val="0"/>
+        </w:rPr>
+        <w:t xml:space="preserve"> with the final statement. Explain why each number or decision follows from the stated </w:t>
+      </w:r>
+      <w:r>
+        <w:rPr>
+          <w:b/>
+        </w:rPr>
+        <w:t>input</w:t>
+      </w:r>
+      <w:r>
+        <w:rPr>
+          <w:b w:val="0"/>
+        </w:rPr>
+        <w:t>s.</w:t>
+      </w:r>
+    </w:p>
+    <w:p>
+      <w:pPr>
+        <w:spacing w:line="336" w:lineRule="auto" w:after="180"/>
+      </w:pPr>
+      <w:r>
+        <w:rPr>
+          <w:b w:val="0"/>
+        </w:rPr>
+        <w:t xml:space="preserve">The conclusion belongs to this scenario and procedure; changing the </w:t>
+      </w:r>
+      <w:r>
+        <w:rPr>
+          <w:b/>
+        </w:rPr>
+        <w:t>input</w:t>
+      </w:r>
+      <w:r>
+        <w:rPr>
+          <w:b w:val="0"/>
+        </w:rPr>
+        <w:t>s, evaluation population or authority can change what it establishes. Retain the raw record so a later revision can be compared honestly.</w:t>
+      </w:r>
+    </w:p>
+    <w:p>
+      <w:pPr>
+        <w:pStyle w:val="Heading2"/>
+      </w:pPr>
+      <w:r>
+        <w:t>Inclusive boundaries, invalid data and implementation-limit probes</w:t>
+      </w:r>
+    </w:p>
+    <w:tbl>
+      <w:tblPr>
+        <w:tblStyle w:val="LightShading-Accent1"/>
+        <w:tblW w:type="auto" w:w="0"/>
+        <w:tblLook w:firstColumn="1" w:firstRow="1" w:lastColumn="0" w:lastRow="0" w:noHBand="0" w:noVBand="1" w:val="04A0"/>
+      </w:tblPr>
+      <w:tblGrid>
+        <w:gridCol w:w="5112"/>
+        <w:gridCol w:w="5112"/>
+      </w:tblGrid>
+      <w:tr>
+        <w:trPr>
+          <w:tblHeader/>
+        </w:trPr>
+        <w:tc>
+          <w:tcPr>
+            <w:tcW w:type="dxa" w:w="5112"/>
+          </w:tcPr>
+          <w:p>
+            <w:r>
+              <w:t>Policy or trial probe</w:t>
+            </w:r>
+          </w:p>
+        </w:tc>
+        <w:tc>
+          <w:tcPr>
+            <w:tcW w:type="dxa" w:w="5112"/>
+          </w:tcPr>
+          <w:p>
+            <w:r>
+              <w:t>Expected interpretation</w:t>
+            </w:r>
+          </w:p>
+        </w:tc>
+      </w:tr>
+      <w:tr>
+        <w:tc>
+          <w:tcPr>
+            <w:tcW w:type="dxa" w:w="5112"/>
+          </w:tcPr>
+          <w:p>
+            <w:r>
+              <w:t>Public webpage requested with no network scope</w:t>
+            </w:r>
+          </w:p>
+        </w:tc>
+        <w:tc>
+          <w:tcPr>
+            <w:tcW w:type="dxa" w:w="5112"/>
+          </w:tcPr>
+          <w:p>
+            <w:r>
+              <w:t>Deny; public availability is not capability authority</w:t>
+            </w:r>
+          </w:p>
+        </w:tc>
+      </w:tr>
+      <w:tr>
+        <w:tc>
+          <w:tcPr>
+            <w:tcW w:type="dxa" w:w="5112"/>
+          </w:tcPr>
+          <w:p>
+            <w:r>
+              <w:t>Write outside output area</w:t>
+            </w:r>
+          </w:p>
+        </w:tc>
+        <w:tc>
+          <w:tcPr>
+            <w:tcW w:type="dxa" w:w="5112"/>
+          </w:tcPr>
+          <w:p>
+            <w:r>
+              <w:t>Deny; unrelated allowed resource use does not permit it</w:t>
+            </w:r>
+          </w:p>
+        </w:tc>
+      </w:tr>
+      <w:tr>
+        <w:tc>
+          <w:tcPr>
+            <w:tcW w:type="dxa" w:w="5112"/>
+          </w:tcPr>
+          <w:p>
+            <w:r>
+              <w:t>Pictured 2 seconds and 20 MBexactly, no network request</w:t>
+            </w:r>
+          </w:p>
+        </w:tc>
+        <w:tc>
+          <w:tcPr>
+            <w:tcW w:type="dxa" w:w="5112"/>
+          </w:tcPr>
+          <w:p>
+            <w:r>
+              <w:t>Fits inclusive maxima in the supplied-record calculation</w:t>
+            </w:r>
+          </w:p>
+        </w:tc>
+      </w:tr>
+      <w:tr>
+        <w:tc>
+          <w:tcPr>
+            <w:tcW w:type="dxa" w:w="5112"/>
+          </w:tcPr>
+          <w:p>
+            <w:r>
+              <w:t>Pictured 20 MB plus 1 byte</w:t>
+            </w:r>
+          </w:p>
+        </w:tc>
+        <w:tc>
+          <w:tcPr>
+            <w:tcW w:type="dxa" w:w="5112"/>
+          </w:tcPr>
+          <w:p>
+            <w:r>
+              <w:t>Output-limit finding even when time fits</w:t>
+            </w:r>
+          </w:p>
+        </w:tc>
+      </w:tr>
+      <w:tr>
+        <w:tc>
+          <w:tcPr>
+            <w:tcW w:type="dxa" w:w="5112"/>
+          </w:tcPr>
+          <w:p>
+            <w:r>
+              <w:t>Pictured 3 seconds with 2 MB</w:t>
+            </w:r>
+          </w:p>
+        </w:tc>
+        <w:tc>
+          <w:tcPr>
+            <w:tcW w:type="dxa" w:w="5112"/>
+          </w:tcPr>
+          <w:p>
+            <w:r>
+              <w:t>Time-limit finding even when output fits</w:t>
+            </w:r>
+          </w:p>
+        </w:tc>
+      </w:tr>
+      <w:tr>
+        <w:tc>
+          <w:tcPr>
+            <w:tcW w:type="dxa" w:w="5112"/>
+          </w:tcPr>
+          <w:p>
+            <w:r>
+              <w:t>Queue projection exceeds maximum</w:t>
+            </w:r>
+          </w:p>
+        </w:tc>
+        <w:tc>
+          <w:tcPr>
+            <w:tcW w:type="dxa" w:w="5112"/>
+          </w:tcPr>
+          <w:p>
+            <w:r>
+              <w:t>Reject excess batch before admission under the declared policy</w:t>
+            </w:r>
+          </w:p>
+        </w:tc>
+      </w:tr>
+      <w:tr>
+        <w:tc>
+          <w:tcPr>
+            <w:tcW w:type="dxa" w:w="5112"/>
+          </w:tcPr>
+          <w:p>
+            <w:r>
+              <w:t>Negative/nonfinite duration or Boolean count</w:t>
+            </w:r>
+          </w:p>
+        </w:tc>
+        <w:tc>
+          <w:tcPr>
+            <w:tcW w:type="dxa" w:w="5112"/>
+          </w:tcPr>
+          <w:p>
+            <w:r>
+              <w:t>Reject invalid trial/quota input rather than compute misleading compliance</w:t>
+            </w:r>
+          </w:p>
+        </w:tc>
+      </w:tr>
+      <w:tr>
+        <w:tc>
+          <w:tcPr>
+            <w:tcW w:type="dxa" w:w="5112"/>
+          </w:tcPr>
+          <w:p>
+            <w:r>
+              <w:t>A trial fits declared resource values</w:t>
+            </w:r>
+          </w:p>
+        </w:tc>
+        <w:tc>
+          <w:tcPr>
+            <w:tcW w:type="dxa" w:w="5112"/>
+          </w:tcPr>
+          <w:p>
+            <w:r>
+              <w:t>Does not establish correct algorithm, truthful output or real isolation</w:t>
+            </w:r>
+          </w:p>
+        </w:tc>
+      </w:tr>
+      <w:tr>
+        <w:tc>
+          <w:tcPr>
+            <w:tcW w:type="dxa" w:w="5112"/>
+          </w:tcPr>
+          <w:p>
+            <w:r>
+              <w:t>Local permission/quota functions pass</w:t>
+            </w:r>
+          </w:p>
+        </w:tc>
+        <w:tc>
+          <w:tcPr>
+            <w:tcW w:type="dxa" w:w="5112"/>
+          </w:tcPr>
+          <w:p>
+            <w:r>
+              <w:t>No real path/symlink resolution, process stopping, atomic queue or escape testing performed</w:t>
+            </w:r>
+          </w:p>
+        </w:tc>
+      </w:tr>
+    </w:tbl>
+    <w:p>
+      <w:pPr>
+        <w:pStyle w:val="Heading2"/>
+      </w:pPr>
+      <w:r>
+        <w:t>Separate picture units and trial-record scope</w:t>
+      </w:r>
+    </w:p>
+    <w:p>
+      <w:pPr>
+        <w:spacing w:line="336" w:lineRule="auto" w:after="180"/>
+      </w:pPr>
+      <w:r>
+        <w:rPr>
+          <w:b w:val="0"/>
+        </w:rPr>
+        <w:t xml:space="preserve">Bound a student program. A toy </w:t>
+      </w:r>
+      <w:r>
+        <w:rPr>
+          <w:b/>
+        </w:rPr>
+        <w:t>sandbox</w:t>
+      </w:r>
+      <w:r>
+        <w:rPr>
+          <w:b w:val="0"/>
+        </w:rPr>
+        <w:t xml:space="preserve"> forbids network access, allows at most two seconds and limits </w:t>
+      </w:r>
+      <w:r>
+        <w:rPr>
+          <w:b/>
+        </w:rPr>
+        <w:t>output</w:t>
+      </w:r>
+      <w:r>
+        <w:rPr>
+          <w:b w:val="0"/>
+        </w:rPr>
+        <w:t xml:space="preserve"> to 20 MB.</w:t>
+      </w:r>
+    </w:p>
+    <w:p>
+      <w:pPr>
+        <w:spacing w:line="336" w:lineRule="auto" w:after="180"/>
+      </w:pPr>
+      <w:r>
+        <w:rPr>
+          <w:b w:val="0"/>
+        </w:rPr>
+        <w:t>A uses one second and writes 2 MB. B tries to contact a website. These are declared trial records.</w:t>
+      </w:r>
+    </w:p>
+    <w:p>
+      <w:pPr>
+        <w:spacing w:line="336" w:lineRule="auto" w:after="180"/>
+      </w:pPr>
+      <w:r>
+        <w:rPr>
+          <w:b w:val="0"/>
+        </w:rPr>
+        <w:t>The main policy includes its queue cap; the picture is a separate policy with no network access, at most 2 seconds and at most 20 MB of output. Here 1 MB means one million bytes. Supplied trial A takes 1 second and writes 2 MB, so those resource records fit. Trial B proposes a network call, which must be denied regardless of public availability.</w:t>
+      </w:r>
+    </w:p>
+    <w:p>
+      <w:pPr>
+        <w:spacing w:line="336" w:lineRule="auto" w:after="180"/>
+      </w:pPr>
+      <w:r>
+        <w:rPr>
+          <w:b w:val="0"/>
+        </w:rPr>
+        <w:t>A changed record taking 3 seconds exceeds the independent 2-second limit even with only 2 MB of output. A prohibited attempt does not prove that a real packet was sent; this exercise specifies a required policy decision, not an observed sandbox escape.</w:t>
+      </w:r>
+    </w:p>
+    <w:p>
+      <w:pPr>
+        <w:pStyle w:val="Heading2"/>
+      </w:pPr>
+      <w:r>
+        <w:t>Picture trace and time-overrun key</w:t>
+      </w:r>
+    </w:p>
+    <w:p>
+      <w:r>
+        <w:drawing>
+          <wp:inline xmlns:a="http://schemas.openxmlformats.org/drawingml/2006/main" xmlns:pic="http://schemas.openxmlformats.org/drawingml/2006/picture">
+            <wp:extent cx="5486400" cy="3182112"/>
+            <wp:docPr id="1" name="Picture 1" descr="Apply isolation: Neither program receives network permission. → Check A: One second and 2 MB fit both resource limits. → Deny B network call: Stop the prohibited network action regardless of its purpose."/>
+            <wp:cNvGraphicFramePr>
+              <a:graphicFrameLocks noChangeAspect="1"/>
+            </wp:cNvGraphicFramePr>
+            <a:graphic>
+              <a:graphicData uri="http://schemas.openxmlformats.org/drawingml/2006/picture">
+                <pic:pic>
+                  <pic:nvPicPr>
+                    <pic:cNvPr id="0" name="academy-story-ai-6-19-02.png"/>
+                    <pic:cNvPicPr/>
+                  </pic:nvPicPr>
+                  <pic:blipFill>
+                    <a:blip r:embed="rId9"/>
+                    <a:stretch>
+                      <a:fillRect/>
+                    </a:stretch>
+                  </pic:blipFill>
+                  <pic:spPr>
+                    <a:xfrm>
+                      <a:off x="0" y="0"/>
+                      <a:ext cx="5486400" cy="3182112"/>
+                    </a:xfrm>
+                    <a:prstGeom prst="rect"/>
+                  </pic:spPr>
+                </pic:pic>
+              </a:graphicData>
+            </a:graphic>
+          </wp:inline>
+        </w:drawing>
+      </w:r>
+    </w:p>
+    <w:p>
+      <w:pPr>
+        <w:pStyle w:val="Heading3"/>
+      </w:pPr>
+      <w:r>
+        <w:t>Read the picture one step at a time</w:t>
+      </w:r>
+    </w:p>
+    <w:tbl>
+      <w:tblPr>
+        <w:tblStyle w:val="LightShading-Accent1"/>
+        <w:tblW w:type="auto" w:w="0"/>
+        <w:tblLook w:firstColumn="1" w:firstRow="1" w:lastColumn="0" w:lastRow="0" w:noHBand="0" w:noVBand="1" w:val="04A0"/>
+      </w:tblPr>
+      <w:tblGrid>
+        <w:gridCol w:w="5112"/>
+        <w:gridCol w:w="5112"/>
+      </w:tblGrid>
+      <w:tr>
+        <w:trPr>
+          <w:tblHeader/>
+        </w:trPr>
+        <w:tc>
+          <w:tcPr>
+            <w:tcW w:type="dxa" w:w="5112"/>
+          </w:tcPr>
+          <w:p>
+            <w:r>
+              <w:t>Step</w:t>
+            </w:r>
+          </w:p>
+        </w:tc>
+        <w:tc>
+          <w:tcPr>
+            <w:tcW w:type="dxa" w:w="5112"/>
+          </w:tcPr>
+          <w:p>
+            <w:r>
+              <w:t>What happens and why</w:t>
+            </w:r>
+          </w:p>
+        </w:tc>
+      </w:tr>
+      <w:tr>
+        <w:tc>
+          <w:tcPr>
+            <w:tcW w:type="dxa" w:w="5112"/>
+          </w:tcPr>
+          <w:p>
+            <w:r>
+              <w:t>1. Apply isolation</w:t>
+            </w:r>
+          </w:p>
+        </w:tc>
+        <w:tc>
+          <w:tcPr>
+            <w:tcW w:type="dxa" w:w="5112"/>
+          </w:tcPr>
+          <w:p>
+            <w:r>
+              <w:t>Neither program receives network permission.</w:t>
+            </w:r>
+          </w:p>
+        </w:tc>
+      </w:tr>
+      <w:tr>
+        <w:tc>
+          <w:tcPr>
+            <w:tcW w:type="dxa" w:w="5112"/>
+          </w:tcPr>
+          <w:p>
+            <w:r>
+              <w:t>2. Check A</w:t>
+            </w:r>
+          </w:p>
+        </w:tc>
+        <w:tc>
+          <w:tcPr>
+            <w:tcW w:type="dxa" w:w="5112"/>
+          </w:tcPr>
+          <w:p>
+            <w:r>
+              <w:t>One second and 2 MB fit both resource limits.</w:t>
+            </w:r>
+          </w:p>
+        </w:tc>
+      </w:tr>
+      <w:tr>
+        <w:tc>
+          <w:tcPr>
+            <w:tcW w:type="dxa" w:w="5112"/>
+          </w:tcPr>
+          <w:p>
+            <w:r>
+              <w:t>3. Deny B network call</w:t>
+            </w:r>
+          </w:p>
+        </w:tc>
+        <w:tc>
+          <w:tcPr>
+            <w:tcW w:type="dxa" w:w="5112"/>
+          </w:tcPr>
+          <w:p>
+            <w:r>
+              <w:t>Stop the prohibited network action regardless of its purpose.</w:t>
+            </w:r>
+          </w:p>
+        </w:tc>
+      </w:tr>
+    </w:tbl>
+    <w:p>
+      <w:r>
+        <w:t>Match each pictured step to the supplied facts. This is a worked teaching case, not an independent assessment.</w:t>
+      </w:r>
+    </w:p>
+    <w:p>
+      <w:pPr>
+        <w:spacing w:line="336" w:lineRule="auto" w:after="180"/>
+      </w:pPr>
+      <w:r>
+        <w:rPr>
+          <w:b/>
+        </w:rPr>
+        <w:t>Sandbox</w:t>
+      </w:r>
+      <w:r>
+        <w:rPr>
+          <w:b w:val="0"/>
+        </w:rPr>
+        <w:t xml:space="preserve"> controls bound reach and resource use. Passing an </w:t>
+      </w:r>
+      <w:r>
+        <w:rPr>
+          <w:b/>
+        </w:rPr>
+        <w:t>output</w:t>
+      </w:r>
+      <w:r>
+        <w:rPr>
+          <w:b w:val="0"/>
+        </w:rPr>
+        <w:t xml:space="preserve"> limit cannot cancel a network or time restriction.</w:t>
+      </w:r>
+    </w:p>
+    <w:p>
+      <w:pPr>
+        <w:spacing w:line="336" w:lineRule="auto" w:after="180"/>
+      </w:pPr>
+      <w:r>
+        <w:rPr>
+          <w:b w:val="0"/>
+        </w:rPr>
+        <w:t>These controls are not a complete security proof; implementation and escape risks still require review.</w:t>
+      </w:r>
+    </w:p>
+    <w:p>
+      <w:pPr>
+        <w:spacing w:line="336" w:lineRule="auto" w:after="180"/>
+      </w:pPr>
+      <w:r>
+        <w:rPr>
+          <w:b w:val="0"/>
+        </w:rPr>
+        <w:t>Change: A takes three seconds but still writes 2 MB.</w:t>
+      </w:r>
+    </w:p>
+    <w:p>
+      <w:pPr>
+        <w:spacing w:line="336" w:lineRule="auto" w:after="180"/>
+      </w:pPr>
+      <w:r>
+        <w:rPr>
+          <w:b/>
+        </w:rPr>
+        <w:t>Prediction</w:t>
+      </w:r>
+      <w:r>
+        <w:rPr>
+          <w:b w:val="0"/>
+        </w:rPr>
+        <w:t>: Stop A for exceeding the time allowance.</w:t>
+      </w:r>
+    </w:p>
+    <w:p>
+      <w:pPr>
+        <w:spacing w:line="336" w:lineRule="auto" w:after="180"/>
+      </w:pPr>
+      <w:r>
+        <w:rPr>
+          <w:b w:val="0"/>
+        </w:rPr>
+        <w:t>Reason: The independent two-second limit remains binding.</w:t>
+      </w:r>
+    </w:p>
+    <w:p>
+      <w:pPr>
+        <w:pStyle w:val="Heading2"/>
+      </w:pPr>
+      <w:r>
+        <w:t>Earlier wording, alternatives and picture transcripts · reference / check after trying</w:t>
+      </w:r>
+    </w:p>
+    <w:p>
+      <w:pPr>
+        <w:spacing w:line="336" w:lineRule="auto" w:after="180"/>
+      </w:pPr>
+      <w:r>
+        <w:rPr>
+          <w:b w:val="0"/>
+        </w:rPr>
+        <w:t>Begin by writing the question the procedure is intended to answer. Identify the information already supplied, the information it will produce and the information still missing.</w:t>
+      </w:r>
+    </w:p>
+    <w:p>
+      <w:pPr>
+        <w:spacing w:line="336" w:lineRule="auto" w:after="180"/>
+      </w:pPr>
+      <w:r>
+        <w:rPr>
+          <w:b w:val="0"/>
+        </w:rPr>
+        <w:t>These are constructed classroom examples; they do not require live accounts, private records or an external service. Do not treat a plausible explanation as a measured outcome.</w:t>
       </w:r>
     </w:p>
     <w:p>
@@ -1075,99 +2591,30 @@
         <w:pStyle w:val="Heading3"/>
       </w:pPr>
       <w:r>
-        <w:t>Sandboxing and resource limits — evidence trace</w:t>
-      </w:r>
-    </w:p>
-    <w:tbl>
-      <w:tblPr>
-        <w:tblStyle w:val="LightShading-Accent1"/>
-        <w:tblW w:type="auto" w:w="0"/>
-        <w:tblLook w:firstColumn="1" w:firstRow="1" w:lastColumn="0" w:lastRow="0" w:noHBand="0" w:noVBand="1" w:val="04A0"/>
-      </w:tblPr>
-      <w:tblGrid>
-        <w:gridCol w:w="3408"/>
-        <w:gridCol w:w="3408"/>
-        <w:gridCol w:w="3408"/>
-      </w:tblGrid>
-      <w:tr>
-        <w:trPr>
-          <w:tblHeader/>
-        </w:trPr>
-        <w:tc>
-          <w:tcPr>
-            <w:tcW w:type="dxa" w:w="3408"/>
-          </w:tcPr>
-          <w:p>
-            <w:r>
-              <w:t>Input and scope</w:t>
-            </w:r>
-          </w:p>
-        </w:tc>
-        <w:tc>
-          <w:tcPr>
-            <w:tcW w:type="dxa" w:w="3408"/>
-          </w:tcPr>
-          <w:p>
-            <w:r>
-              <w:t>Check or calculation</w:t>
-            </w:r>
-          </w:p>
-        </w:tc>
-        <w:tc>
-          <w:tcPr>
-            <w:tcW w:type="dxa" w:w="3408"/>
-          </w:tcPr>
-          <w:p>
-            <w:r>
-              <w:t>Conclusion and limit</w:t>
-            </w:r>
-          </w:p>
-        </w:tc>
-      </w:tr>
-      <w:tr>
-        <w:tc>
-          <w:tcPr>
-            <w:tcW w:type="dxa" w:w="3408"/>
-          </w:tcPr>
-          <w:p>
-            <w:r>
-              <w:t>A job requests a public webpage and a write outside its output directory.</w:t>
-            </w:r>
-          </w:p>
-        </w:tc>
-        <w:tc>
-          <w:tcPr>
-            <w:tcW w:type="dxa" w:w="3408"/>
-          </w:tcPr>
-          <w:p>
-            <w:r>
-              <w:t>The fictional job may read its fixture directory, write its output directory, use no network and run for at most 2 seconds with at most 10 queued tasks. Reject excess work before starting it.</w:t>
-            </w:r>
-          </w:p>
-        </w:tc>
-        <w:tc>
-          <w:tcPr>
-            <w:tcW w:type="dxa" w:w="3408"/>
-          </w:tcPr>
-          <w:p>
-            <w:r>
-              <w:t>Both operations violate the sandbox contract. Deny them; public availability does not grant network or filesystem authority.</w:t>
-            </w:r>
-          </w:p>
-        </w:tc>
-      </w:tr>
-    </w:tbl>
-    <w:p>
-      <w:r>
-        <w:t>The figure connects this chapter's worked input, declared procedure and result. Read the complete worked reasoning for qualifiers and intermediate steps; the abbreviated labels do not replace that reasoning.</w:t>
+        <w:t>Model the reasoning aloud</w:t>
       </w:r>
     </w:p>
     <w:p>
       <w:pPr>
-        <w:pStyle w:val="Heading3"/>
-      </w:pPr>
-      <w:r>
-        <w:t>Explain Sandboxing and resource limits · 3</w:t>
+        <w:spacing w:line="336" w:lineRule="auto" w:after="180"/>
+      </w:pPr>
+      <w:r>
+        <w:rPr>
+          <w:b w:val="0"/>
+        </w:rPr>
+        <w:t xml:space="preserve">Use the complete worked example below before asking learners to complete W2. Reveal a small part, invite a </w:t>
+      </w:r>
+      <w:r>
+        <w:rPr>
+          <w:b/>
+        </w:rPr>
+        <w:t>prediction</w:t>
+      </w:r>
+      <w:r>
+        <w:rPr>
+          <w:b w:val="0"/>
+        </w:rPr>
+        <w:t>, then explain the deciding step.</w:t>
       </w:r>
     </w:p>
     <w:p>
@@ -1178,219 +2625,7 @@
         <w:rPr>
           <w:b w:val="0"/>
         </w:rPr>
-        <w:t xml:space="preserve">Guided: Both operations violate the </w:t>
-      </w:r>
-      <w:r>
-        <w:rPr>
-          <w:b/>
-        </w:rPr>
-        <w:t>sandbox</w:t>
-      </w:r>
-      <w:r>
-        <w:rPr>
-          <w:b w:val="0"/>
-        </w:rPr>
-        <w:t xml:space="preserve"> contract. Deny them; public availability does not grant network or filesystem authority.</w:t>
-      </w:r>
-    </w:p>
-    <w:p>
-      <w:pPr>
-        <w:spacing w:line="336" w:lineRule="auto" w:after="180"/>
-      </w:pPr>
-      <w:r>
-        <w:rPr>
-          <w:b w:val="0"/>
-        </w:rPr>
-        <w:t>Qualification: Resource limits constrain execution but cannot prove generated claims or algorithms correct.</w:t>
-      </w:r>
-    </w:p>
-    <w:p>
-      <w:pPr>
-        <w:spacing w:line="336" w:lineRule="auto" w:after="180"/>
-      </w:pPr>
-      <w:r>
-        <w:rPr>
-          <w:b w:val="0"/>
-        </w:rPr>
-        <w:t xml:space="preserve">Exit: accept a concrete variation with its predicted outcome and a stated condition that would challenge the </w:t>
-      </w:r>
-      <w:r>
-        <w:rPr>
-          <w:b/>
-        </w:rPr>
-        <w:t>mechanism</w:t>
-      </w:r>
-      <w:r>
-        <w:rPr>
-          <w:b w:val="0"/>
-        </w:rPr>
-        <w:t xml:space="preserve">; reject a claim resting on unmeasured </w:t>
-      </w:r>
-      <w:r>
-        <w:rPr>
-          <w:b/>
-        </w:rPr>
-        <w:t>evidence</w:t>
-      </w:r>
-      <w:r>
-        <w:rPr>
-          <w:b w:val="0"/>
-        </w:rPr>
-        <w:t>.</w:t>
-      </w:r>
-    </w:p>
-    <w:p>
-      <w:pPr>
-        <w:pStyle w:val="Heading3"/>
-      </w:pPr>
-      <w:r>
-        <w:t>Model the reasoning aloud</w:t>
-      </w:r>
-    </w:p>
-    <w:p>
-      <w:pPr>
-        <w:spacing w:line="336" w:lineRule="auto" w:after="180"/>
-      </w:pPr>
-      <w:r>
-        <w:rPr>
-          <w:b w:val="0"/>
-        </w:rPr>
-        <w:t xml:space="preserve">Use the complete worked example below before asking learners to complete W2. Reveal a small part, invite a </w:t>
-      </w:r>
-      <w:r>
-        <w:rPr>
-          <w:b/>
-        </w:rPr>
-        <w:t>prediction</w:t>
-      </w:r>
-      <w:r>
-        <w:rPr>
-          <w:b w:val="0"/>
-        </w:rPr>
-        <w:t>, then explain the deciding step.</w:t>
-      </w:r>
-    </w:p>
-    <w:p>
-      <w:pPr>
-        <w:spacing w:line="336" w:lineRule="auto" w:after="180"/>
-      </w:pPr>
-      <w:r>
-        <w:rPr>
-          <w:b w:val="0"/>
-        </w:rPr>
         <w:t>These teacher notes contain solutions; do not reveal the independent case answer during modelling.</w:t>
-      </w:r>
-    </w:p>
-    <w:p>
-      <w:pPr>
-        <w:spacing w:line="336" w:lineRule="auto" w:after="180"/>
-      </w:pPr>
-      <w:r>
-        <w:rPr>
-          <w:b w:val="0"/>
-        </w:rPr>
-        <w:t xml:space="preserve">A job requests a public webpage and a write outside its </w:t>
-      </w:r>
-      <w:r>
-        <w:rPr>
-          <w:b/>
-        </w:rPr>
-        <w:t>output</w:t>
-      </w:r>
-      <w:r>
-        <w:rPr>
-          <w:b w:val="0"/>
-        </w:rPr>
-        <w:t xml:space="preserve"> directory.</w:t>
-      </w:r>
-    </w:p>
-    <w:p>
-      <w:pPr>
-        <w:spacing w:line="336" w:lineRule="auto" w:after="180"/>
-      </w:pPr>
-      <w:r>
-        <w:rPr>
-          <w:b w:val="0"/>
-        </w:rPr>
-        <w:t xml:space="preserve">Both operations violate the </w:t>
-      </w:r>
-      <w:r>
-        <w:rPr>
-          <w:b/>
-        </w:rPr>
-        <w:t>sandbox</w:t>
-      </w:r>
-      <w:r>
-        <w:rPr>
-          <w:b w:val="0"/>
-        </w:rPr>
-        <w:t xml:space="preserve"> contract. Deny them; public availability does not grant network or filesystem authority.</w:t>
-      </w:r>
-    </w:p>
-    <w:p>
-      <w:pPr>
-        <w:pStyle w:val="Heading3"/>
-      </w:pPr>
-      <w:r>
-        <w:t>Model the reasoning aloud · 4</w:t>
-      </w:r>
-    </w:p>
-    <w:p>
-      <w:pPr>
-        <w:spacing w:line="336" w:lineRule="auto" w:after="180"/>
-      </w:pPr>
-      <w:r>
-        <w:rPr>
-          <w:b w:val="0"/>
-        </w:rPr>
-        <w:t xml:space="preserve">Compare the intermediate </w:t>
-      </w:r>
-      <w:r>
-        <w:rPr>
-          <w:b/>
-        </w:rPr>
-        <w:t>evidence</w:t>
-      </w:r>
-      <w:r>
-        <w:rPr>
-          <w:b w:val="0"/>
-        </w:rPr>
-        <w:t xml:space="preserve"> with the final statement. Explain why each number or decision follows from the stated </w:t>
-      </w:r>
-      <w:r>
-        <w:rPr>
-          <w:b/>
-        </w:rPr>
-        <w:t>input</w:t>
-      </w:r>
-      <w:r>
-        <w:rPr>
-          <w:b w:val="0"/>
-        </w:rPr>
-        <w:t>s.</w:t>
-      </w:r>
-    </w:p>
-    <w:p>
-      <w:pPr>
-        <w:spacing w:line="336" w:lineRule="auto" w:after="180"/>
-      </w:pPr>
-      <w:r>
-        <w:rPr>
-          <w:b w:val="0"/>
-        </w:rPr>
-        <w:t xml:space="preserve">The conclusion belongs to this scenario and procedure; changing the </w:t>
-      </w:r>
-      <w:r>
-        <w:rPr>
-          <w:b/>
-        </w:rPr>
-        <w:t>input</w:t>
-      </w:r>
-      <w:r>
-        <w:rPr>
-          <w:b w:val="0"/>
-        </w:rPr>
-        <w:t>s, evaluation population or authority can change what it establishes. Retain the raw record so a later revision can be compared honestly.</w:t>
       </w:r>
     </w:p>
     <w:tbl>
@@ -1516,65 +2751,10 @@
     </w:p>
     <w:p>
       <w:pPr>
-        <w:spacing w:line="336" w:lineRule="auto" w:after="180"/>
-      </w:pPr>
-      <w:r>
-        <w:rPr>
-          <w:b w:val="0"/>
-        </w:rPr>
-        <w:t xml:space="preserve">Bound a student program. A toy </w:t>
-      </w:r>
-      <w:r>
-        <w:rPr>
-          <w:b/>
-        </w:rPr>
-        <w:t>sandbox</w:t>
-      </w:r>
-      <w:r>
-        <w:rPr>
-          <w:b w:val="0"/>
-        </w:rPr>
-        <w:t xml:space="preserve"> forbids network access, allows at most two seconds and limits </w:t>
-      </w:r>
-      <w:r>
-        <w:rPr>
-          <w:b/>
-        </w:rPr>
-        <w:t>output</w:t>
-      </w:r>
-      <w:r>
-        <w:rPr>
-          <w:b w:val="0"/>
-        </w:rPr>
-        <w:t xml:space="preserve"> to 20 MB.</w:t>
-      </w:r>
-    </w:p>
-    <w:p>
-      <w:pPr>
         <w:pStyle w:val="Heading3"/>
       </w:pPr>
       <w:r>
         <w:t>The facts we will use</w:t>
-      </w:r>
-    </w:p>
-    <w:p>
-      <w:pPr>
-        <w:pStyle w:val="Heading3"/>
-      </w:pPr>
-      <w:r>
-        <w:t>Supplied facts</w:t>
-      </w:r>
-    </w:p>
-    <w:p>
-      <w:pPr>
-        <w:spacing w:line="336" w:lineRule="auto" w:after="180"/>
-        <w:shd w:fill="F1F6FC"/>
-      </w:pPr>
-      <w:r>
-        <w:rPr>
-          <w:b w:val="0"/>
-        </w:rPr>
-        <w:t>A uses one second and writes 2 MB. B tries to contact a website. These are declared trial records.</w:t>
       </w:r>
     </w:p>
     <w:p>
@@ -1582,7 +2762,7 @@
         <w:drawing>
           <wp:inline xmlns:a="http://schemas.openxmlformats.org/drawingml/2006/main" xmlns:pic="http://schemas.openxmlformats.org/drawingml/2006/picture">
             <wp:extent cx="5486400" cy="5185229"/>
-            <wp:docPr id="1" name="Picture 1" descr="Sandboxing and resource limits. Apply isolation: Neither program receives network permission.. Check A: One second and 2 MB fit both resource limits.. Deny B network call: Stop the prohibited network action regardless of its purpose."/>
+            <wp:docPr id="2" name="Picture 2" descr="Sandboxing and resource limits. Apply isolation: Neither program receives network permission.. Check A: One second and 2 MB fit both resource limits.. Deny B network call: Stop the prohibited network action regardless of its purpose."/>
             <wp:cNvGraphicFramePr>
               <a:graphicFrameLocks noChangeAspect="1"/>
             </wp:cNvGraphicFramePr>
@@ -1594,7 +2774,7 @@
                     <pic:cNvPicPr/>
                   </pic:nvPicPr>
                   <pic:blipFill>
-                    <a:blip r:embed="rId9"/>
+                    <a:blip r:embed="rId10"/>
                     <a:stretch>
                       <a:fillRect/>
                     </a:stretch>
@@ -1618,114 +2798,7 @@
         <w:pStyle w:val="Heading3"/>
       </w:pPr>
       <w:r>
-        <w:t>Read the picture one step at a time</w:t>
-      </w:r>
-    </w:p>
-    <w:tbl>
-      <w:tblPr>
-        <w:tblStyle w:val="LightShading-Accent1"/>
-        <w:tblW w:type="auto" w:w="0"/>
-        <w:tblLook w:firstColumn="1" w:firstRow="1" w:lastColumn="0" w:lastRow="0" w:noHBand="0" w:noVBand="1" w:val="04A0"/>
-      </w:tblPr>
-      <w:tblGrid>
-        <w:gridCol w:w="5112"/>
-        <w:gridCol w:w="5112"/>
-      </w:tblGrid>
-      <w:tr>
-        <w:trPr>
-          <w:tblHeader/>
-        </w:trPr>
-        <w:tc>
-          <w:tcPr>
-            <w:tcW w:type="dxa" w:w="5112"/>
-          </w:tcPr>
-          <w:p>
-            <w:r>
-              <w:t>Step</w:t>
-            </w:r>
-          </w:p>
-        </w:tc>
-        <w:tc>
-          <w:tcPr>
-            <w:tcW w:type="dxa" w:w="5112"/>
-          </w:tcPr>
-          <w:p>
-            <w:r>
-              <w:t>What happens and why</w:t>
-            </w:r>
-          </w:p>
-        </w:tc>
-      </w:tr>
-      <w:tr>
-        <w:tc>
-          <w:tcPr>
-            <w:tcW w:type="dxa" w:w="5112"/>
-          </w:tcPr>
-          <w:p>
-            <w:r>
-              <w:t>1. Apply isolation</w:t>
-            </w:r>
-          </w:p>
-        </w:tc>
-        <w:tc>
-          <w:tcPr>
-            <w:tcW w:type="dxa" w:w="5112"/>
-          </w:tcPr>
-          <w:p>
-            <w:r>
-              <w:t>Neither program receives network permission.</w:t>
-            </w:r>
-          </w:p>
-        </w:tc>
-      </w:tr>
-      <w:tr>
-        <w:tc>
-          <w:tcPr>
-            <w:tcW w:type="dxa" w:w="5112"/>
-          </w:tcPr>
-          <w:p>
-            <w:r>
-              <w:t>2. Check A</w:t>
-            </w:r>
-          </w:p>
-        </w:tc>
-        <w:tc>
-          <w:tcPr>
-            <w:tcW w:type="dxa" w:w="5112"/>
-          </w:tcPr>
-          <w:p>
-            <w:r>
-              <w:t>One second and 2 MB fit both resource limits.</w:t>
-            </w:r>
-          </w:p>
-        </w:tc>
-      </w:tr>
-      <w:tr>
-        <w:tc>
-          <w:tcPr>
-            <w:tcW w:type="dxa" w:w="5112"/>
-          </w:tcPr>
-          <w:p>
-            <w:r>
-              <w:t>3. Deny B network call</w:t>
-            </w:r>
-          </w:p>
-        </w:tc>
-        <w:tc>
-          <w:tcPr>
-            <w:tcW w:type="dxa" w:w="5112"/>
-          </w:tcPr>
-          <w:p>
-            <w:r>
-              <w:t>Stop the prohibited network action regardless of its purpose.</w:t>
-            </w:r>
-          </w:p>
-        </w:tc>
-      </w:tr>
-    </w:tbl>
-    <w:p>
-      <w:r>
-        <w:t>Match each pictured step to the supplied facts. This is a worked teaching case, not an independent assessment.</w:t>
+        <w:t>Why this result follows</w:t>
       </w:r>
     </w:p>
     <w:p>
@@ -1733,7 +2806,7 @@
         <w:pStyle w:val="Heading3"/>
       </w:pPr>
       <w:r>
-        <w:t>Why this result follows</w:t>
+        <w:t>What this example does not establish</w:t>
       </w:r>
     </w:p>
     <w:p>
@@ -1741,155 +2814,204 @@
         <w:pStyle w:val="Heading3"/>
       </w:pPr>
       <w:r>
-        <w:t>Why the result follows</w:t>
+        <w:t>Change one thing in the pictured case</w:t>
       </w:r>
     </w:p>
     <w:p>
       <w:pPr>
-        <w:spacing w:line="336" w:lineRule="auto" w:after="180"/>
-        <w:shd w:fill="F1F6FC"/>
-      </w:pPr>
-      <w:r>
-        <w:rPr>
-          <w:b/>
-        </w:rPr>
-        <w:t>Sandbox</w:t>
-      </w:r>
-      <w:r>
-        <w:rPr>
-          <w:b w:val="0"/>
-        </w:rPr>
-        <w:t xml:space="preserve"> controls bound reach and resource use. Passing an </w:t>
-      </w:r>
-      <w:r>
-        <w:rPr>
-          <w:b/>
-        </w:rPr>
-        <w:t>output</w:t>
-      </w:r>
-      <w:r>
-        <w:rPr>
-          <w:b w:val="0"/>
-        </w:rPr>
-        <w:t xml:space="preserve"> limit cannot cancel a network or time restriction.</w:t>
+        <w:pStyle w:val="Heading3"/>
+      </w:pPr>
+      <w:r>
+        <w:t>Ask while showing the picture</w:t>
       </w:r>
     </w:p>
     <w:p>
       <w:pPr>
-        <w:pStyle w:val="Heading3"/>
-      </w:pPr>
-      <w:r>
-        <w:t>What this example does not establish</w:t>
+        <w:spacing w:line="336" w:lineRule="auto" w:after="180"/>
+      </w:pPr>
+      <w:r>
+        <w:rPr>
+          <w:b w:val="0"/>
+        </w:rPr>
+        <w:t xml:space="preserve">Cover the result. Ask learners to name the </w:t>
+      </w:r>
+      <w:r>
+        <w:rPr>
+          <w:b/>
+        </w:rPr>
+        <w:t>input</w:t>
+      </w:r>
+      <w:r>
+        <w:rPr>
+          <w:b w:val="0"/>
+        </w:rPr>
+        <w:t xml:space="preserve">s and predict the next step. Uncover one step, connect the icon to the actual procedure, and explain its </w:t>
+      </w:r>
+      <w:r>
+        <w:rPr>
+          <w:b/>
+        </w:rPr>
+        <w:t>evidence</w:t>
+      </w:r>
+      <w:r>
+        <w:rPr>
+          <w:b w:val="0"/>
+        </w:rPr>
+        <w:t>. Then change the supplied condition and compare.</w:t>
       </w:r>
     </w:p>
     <w:p>
       <w:pPr>
-        <w:pStyle w:val="Heading3"/>
-      </w:pPr>
-      <w:r>
-        <w:t>Keep the stated limit</w:t>
+        <w:spacing w:line="336" w:lineRule="auto" w:after="180"/>
+      </w:pPr>
+      <w:r>
+        <w:rPr>
+          <w:b w:val="0"/>
+        </w:rPr>
+        <w:t>The picture is a representation; it does not document execution of a real AI model.</w:t>
       </w:r>
     </w:p>
     <w:p>
       <w:pPr>
-        <w:spacing w:line="336" w:lineRule="auto" w:after="180"/>
-        <w:shd w:fill="FFF5E6"/>
-      </w:pPr>
-      <w:r>
-        <w:rPr>
-          <w:b w:val="0"/>
-        </w:rPr>
-        <w:t>These controls are not a complete security proof; implementation and escape risks still require review.</w:t>
+        <w:pStyle w:val="Heading1"/>
+      </w:pPr>
+      <w:r>
+        <w:t>03. Model a step,then remove help</w:t>
       </w:r>
     </w:p>
     <w:p>
-      <w:pPr>
-        <w:pStyle w:val="Heading3"/>
-      </w:pPr>
-      <w:r>
-        <w:t>Change one thing in the pictured case</w:t>
+      <w:r>
+        <w:t>Collect each learner’s reasoning before showing a key.</w:t>
       </w:r>
     </w:p>
     <w:p>
       <w:pPr>
-        <w:pStyle w:val="Heading3"/>
-      </w:pPr>
-      <w:r>
-        <w:t>Change one thing</w:t>
+        <w:pStyle w:val="Heading2"/>
+      </w:pPr>
+      <w:r>
+        <w:t>Current completion task and checked reasoning</w:t>
       </w:r>
     </w:p>
     <w:p>
       <w:pPr>
         <w:spacing w:line="336" w:lineRule="auto" w:after="180"/>
-        <w:shd w:fill="F5F1FB"/>
       </w:pPr>
       <w:r>
         <w:rPr>
           <w:b w:val="0"/>
         </w:rPr>
-        <w:t>Change: A takes three seconds but still writes 2 MB.</w:t>
+        <w:t xml:space="preserve">Completion task: A job requests a public webpage and a write outside its </w:t>
+      </w:r>
+      <w:r>
+        <w:rPr>
+          <w:b/>
+        </w:rPr>
+        <w:t>output</w:t>
+      </w:r>
+      <w:r>
+        <w:rPr>
+          <w:b w:val="0"/>
+        </w:rPr>
+        <w:t xml:space="preserve"> directory. Show the intermediate steps and give the conclusion with its scope.</w:t>
       </w:r>
     </w:p>
     <w:p>
       <w:pPr>
-        <w:pStyle w:val="Heading3"/>
-      </w:pPr>
-      <w:r>
-        <w:t>Predicted result</w:t>
+        <w:spacing w:line="336" w:lineRule="auto" w:after="180"/>
+      </w:pPr>
+      <w:r>
+        <w:rPr>
+          <w:b w:val="0"/>
+        </w:rPr>
+        <w:t xml:space="preserve">Teacher check: Teacher explanation: Both operations violate the </w:t>
+      </w:r>
+      <w:r>
+        <w:rPr>
+          <w:b/>
+        </w:rPr>
+        <w:t>sandbox</w:t>
+      </w:r>
+      <w:r>
+        <w:rPr>
+          <w:b w:val="0"/>
+        </w:rPr>
+        <w:t xml:space="preserve"> contract. Deny them; public availability does not grant network or filesystem authority.</w:t>
       </w:r>
     </w:p>
     <w:p>
       <w:pPr>
         <w:spacing w:line="336" w:lineRule="auto" w:after="180"/>
-        <w:shd w:fill="F1F6FC"/>
-      </w:pPr>
+      </w:pPr>
+      <w:r>
+        <w:rPr>
+          <w:b w:val="0"/>
+        </w:rPr>
+        <w:t xml:space="preserve">Start by identifying the given </w:t>
+      </w:r>
       <w:r>
         <w:rPr>
           <w:b/>
         </w:rPr>
-        <w:t>Prediction</w:t>
+        <w:t>input</w:t>
       </w:r>
       <w:r>
         <w:rPr>
           <w:b w:val="0"/>
         </w:rPr>
-        <w:t>: Stop A for exceeding the time allowance.</w:t>
+        <w:t>s together. Leave the intermediate steps blank. If needed, model one step, then withdraw that help on the next step. Move to a full trace only when the partial trace is understood.</w:t>
       </w:r>
     </w:p>
     <w:p>
       <w:pPr>
-        <w:pStyle w:val="Heading3"/>
-      </w:pPr>
-      <w:r>
-        <w:t>Why the result follows</w:t>
+        <w:spacing w:line="336" w:lineRule="auto" w:after="180"/>
+      </w:pPr>
+      <w:r>
+        <w:rPr>
+          <w:b w:val="0"/>
+        </w:rPr>
+        <w:t>For partners, alternate explainer and checker; collect a response from every learner before discussion.</w:t>
       </w:r>
     </w:p>
     <w:p>
       <w:pPr>
-        <w:spacing w:line="336" w:lineRule="auto" w:after="180"/>
-        <w:shd w:fill="F1F6FC"/>
-      </w:pPr>
-      <w:r>
-        <w:rPr>
-          <w:b w:val="0"/>
-        </w:rPr>
-        <w:t>Reason: The independent two-second limit remains binding.</w:t>
+        <w:pStyle w:val="Heading2"/>
+      </w:pPr>
+      <w:r>
+        <w:t>Individual misconception check</w:t>
       </w:r>
     </w:p>
     <w:p>
       <w:pPr>
-        <w:pStyle w:val="Heading3"/>
-      </w:pPr>
-      <w:r>
-        <w:t>Ask while showing the picture</w:t>
+        <w:spacing w:line="336" w:lineRule="auto" w:after="180"/>
+      </w:pPr>
+      <w:r>
+        <w:rPr>
+          <w:b w:val="0"/>
+        </w:rPr>
+        <w:t xml:space="preserve">Use the worked case for </w:t>
+      </w:r>
+      <w:r>
+        <w:rPr>
+          <w:b/>
+        </w:rPr>
+        <w:t>Sandbox</w:t>
+      </w:r>
+      <w:r>
+        <w:rPr>
+          <w:b w:val="0"/>
+        </w:rPr>
+        <w:t>ing and resource limits. Proposed explanation: “The worked result establishes every future case”. Decide whether this explanation is supported.</w:t>
       </w:r>
     </w:p>
     <w:p>
       <w:pPr>
-        <w:pStyle w:val="Heading3"/>
-      </w:pPr>
-      <w:r>
-        <w:t>Ask while showing the picture · 5</w:t>
+        <w:spacing w:line="336" w:lineRule="auto" w:after="180"/>
+      </w:pPr>
+      <w:r>
+        <w:rPr>
+          <w:b w:val="0"/>
+        </w:rPr>
+        <w:t>Point to the step or supplied fact that decides; explain your repair if needed.</w:t>
       </w:r>
     </w:p>
     <w:p>
@@ -1900,31 +3022,7 @@
         <w:rPr>
           <w:b w:val="0"/>
         </w:rPr>
-        <w:t xml:space="preserve">Cover the result. Ask learners to name the </w:t>
-      </w:r>
-      <w:r>
-        <w:rPr>
-          <w:b/>
-        </w:rPr>
-        <w:t>input</w:t>
-      </w:r>
-      <w:r>
-        <w:rPr>
-          <w:b w:val="0"/>
-        </w:rPr>
-        <w:t xml:space="preserve">s and predict the next step. Uncover one step, connect the icon to the actual procedure, and explain its </w:t>
-      </w:r>
-      <w:r>
-        <w:rPr>
-          <w:b/>
-        </w:rPr>
-        <w:t>evidence</w:t>
-      </w:r>
-      <w:r>
-        <w:rPr>
-          <w:b w:val="0"/>
-        </w:rPr>
-        <w:t>. Then change the supplied condition and compare.</w:t>
+        <w:t>Expected correction: Resource limits constrain execution but cannot prove generated claims or algorithms correct.</w:t>
       </w:r>
     </w:p>
     <w:p>
@@ -1935,20 +3033,202 @@
         <w:rPr>
           <w:b w:val="0"/>
         </w:rPr>
-        <w:t>The picture is a representation; it does not document execution of a real AI model.</w:t>
+        <w:t>Collect explanations, not only yes/no votes. If a misunderstanding is common, re-model the relevant step for the class.</w:t>
       </w:r>
     </w:p>
     <w:p>
       <w:pPr>
-        <w:pStyle w:val="Heading1"/>
-      </w:pPr>
-      <w:r>
-        <w:t>03. Demonstrate and guide practice</w:t>
+        <w:spacing w:line="336" w:lineRule="auto" w:after="180"/>
+      </w:pPr>
+      <w:r>
+        <w:rPr>
+          <w:b w:val="0"/>
+        </w:rPr>
+        <w:t>If it affects a few learners, give a short targeted group explanation while others solve a more demanding variation.</w:t>
       </w:r>
     </w:p>
     <w:p>
-      <w:r>
-        <w:t>Demonstrate Sandboxing and resource limits, reduce support deliberately and check individual reasoning before discussing answers.</w:t>
+      <w:pPr>
+        <w:pStyle w:val="Heading2"/>
+      </w:pPr>
+      <w:r>
+        <w:t>Pictured reasoning and changed case</w:t>
+      </w:r>
+    </w:p>
+    <w:p>
+      <w:pPr>
+        <w:spacing w:line="336" w:lineRule="auto" w:after="180"/>
+      </w:pPr>
+      <w:r>
+        <w:rPr>
+          <w:b w:val="0"/>
+        </w:rPr>
+        <w:t xml:space="preserve">Check A against both resource limits and B against network isolation. Why must A stop after three seconds even if its </w:t>
+      </w:r>
+      <w:r>
+        <w:rPr>
+          <w:b/>
+        </w:rPr>
+        <w:t>output</w:t>
+      </w:r>
+      <w:r>
+        <w:rPr>
+          <w:b w:val="0"/>
+        </w:rPr>
+        <w:t xml:space="preserve"> remains only 2 MB?</w:t>
+      </w:r>
+    </w:p>
+    <w:p>
+      <w:pPr>
+        <w:spacing w:line="336" w:lineRule="auto" w:after="180"/>
+      </w:pPr>
+      <w:r>
+        <w:rPr>
+          <w:b w:val="0"/>
+        </w:rPr>
+        <w:t>Neither program receives network permission. One second and 2 MB fit both resource limits. Stop the prohibited network action regardless of its purpose. Changed case: Stop A for exceeding the time allowance.</w:t>
+      </w:r>
+    </w:p>
+    <w:p>
+      <w:pPr>
+        <w:spacing w:line="336" w:lineRule="auto" w:after="180"/>
+      </w:pPr>
+      <w:r>
+        <w:rPr>
+          <w:b w:val="0"/>
+        </w:rPr>
+        <w:t>The independent two-second limit remains binding.</w:t>
+      </w:r>
+    </w:p>
+    <w:p>
+      <w:pPr>
+        <w:spacing w:line="336" w:lineRule="auto" w:after="180"/>
+      </w:pPr>
+      <w:r>
+        <w:rPr>
+          <w:b w:val="0"/>
+        </w:rPr>
+        <w:t>Changed-case reasoning: Stop A for exceeding the time allowance. The independent two-second limit remains binding.</w:t>
+      </w:r>
+    </w:p>
+    <w:p>
+      <w:pPr>
+        <w:spacing w:line="336" w:lineRule="auto" w:after="180"/>
+      </w:pPr>
+      <w:r>
+        <w:rPr>
+          <w:b w:val="0"/>
+        </w:rPr>
+        <w:t xml:space="preserve">Collect each learner’s explanation before discussion. Use the first missing connection between </w:t>
+      </w:r>
+      <w:r>
+        <w:rPr>
+          <w:b/>
+        </w:rPr>
+        <w:t>input</w:t>
+      </w:r>
+      <w:r>
+        <w:rPr>
+          <w:b w:val="0"/>
+        </w:rPr>
+        <w:t xml:space="preserve">, deciding step and result to choose support. This question is worked-case practice, not fresh mastery </w:t>
+      </w:r>
+      <w:r>
+        <w:rPr>
+          <w:b/>
+        </w:rPr>
+        <w:t>evidence</w:t>
+      </w:r>
+      <w:r>
+        <w:rPr>
+          <w:b w:val="0"/>
+        </w:rPr>
+        <w:t>.</w:t>
+      </w:r>
+    </w:p>
+    <w:p>
+      <w:pPr>
+        <w:pStyle w:val="Heading2"/>
+      </w:pPr>
+      <w:r>
+        <w:t>Accessible support and extension</w:t>
+      </w:r>
+    </w:p>
+    <w:p>
+      <w:pPr>
+        <w:spacing w:line="336" w:lineRule="auto" w:after="180"/>
+      </w:pPr>
+      <w:r>
+        <w:rPr>
+          <w:b w:val="0"/>
+        </w:rPr>
+        <w:t xml:space="preserve">Use See how it works and Follow a worked example. Collect a </w:t>
+      </w:r>
+      <w:r>
+        <w:rPr>
+          <w:b/>
+        </w:rPr>
+        <w:t>prediction</w:t>
+      </w:r>
+      <w:r>
+        <w:rPr>
+          <w:b w:val="0"/>
+        </w:rPr>
+        <w:t xml:space="preserve"> before revealing its result; ask the learner to point to each intermediate fact.</w:t>
+      </w:r>
+    </w:p>
+    <w:p>
+      <w:pPr>
+        <w:spacing w:line="336" w:lineRule="auto" w:after="180"/>
+      </w:pPr>
+      <w:r>
+        <w:rPr>
+          <w:b w:val="0"/>
+        </w:rPr>
+        <w:t xml:space="preserve">Provide an </w:t>
+      </w:r>
+      <w:r>
+        <w:rPr>
+          <w:b/>
+        </w:rPr>
+        <w:t>input</w:t>
+      </w:r>
+      <w:r>
+        <w:rPr>
+          <w:b w:val="0"/>
+        </w:rPr>
+        <w:t>/procedure/result/limit frame and a calculator when needed. Ask students to identify the first step before completing the whole trace.</w:t>
+      </w:r>
+    </w:p>
+    <w:p>
+      <w:pPr>
+        <w:spacing w:line="336" w:lineRule="auto" w:after="180"/>
+      </w:pPr>
+      <w:r>
+        <w:rPr>
+          <w:b w:val="0"/>
+        </w:rPr>
+        <w:t xml:space="preserve">Extension: compare two concrete variants of this </w:t>
+      </w:r>
+      <w:r>
+        <w:rPr>
+          <w:b/>
+        </w:rPr>
+        <w:t>mechanism</w:t>
+      </w:r>
+      <w:r>
+        <w:rPr>
+          <w:b w:val="0"/>
+        </w:rPr>
+        <w:t xml:space="preserve"> while holding unrelated conditions fixed; report both successful and unsuccessful outcomes.</w:t>
+      </w:r>
+    </w:p>
+    <w:p>
+      <w:pPr>
+        <w:pStyle w:val="Heading2"/>
+      </w:pPr>
+      <w:r>
+        <w:t>Earlier wording, alternatives and picture transcripts · reference / check after trying</w:t>
       </w:r>
     </w:p>
     <w:tbl>
@@ -2165,71 +3445,26 @@
     </w:tbl>
     <w:p>
       <w:pPr>
-        <w:spacing w:line="336" w:lineRule="auto" w:after="180"/>
-      </w:pPr>
-      <w:r>
-        <w:rPr>
-          <w:b w:val="0"/>
-        </w:rPr>
-        <w:t xml:space="preserve">Use See how it works and Follow a worked example. Collect a </w:t>
-      </w:r>
-      <w:r>
-        <w:rPr>
-          <w:b/>
-        </w:rPr>
-        <w:t>prediction</w:t>
-      </w:r>
-      <w:r>
-        <w:rPr>
-          <w:b w:val="0"/>
-        </w:rPr>
-        <w:t xml:space="preserve"> before revealing its result; ask the learner to point to each intermediate fact.</w:t>
+        <w:pStyle w:val="Heading3"/>
+      </w:pPr>
+      <w:r>
+        <w:t>Reduce help deliberately</w:t>
       </w:r>
     </w:p>
     <w:p>
       <w:pPr>
-        <w:spacing w:line="336" w:lineRule="auto" w:after="180"/>
-      </w:pPr>
-      <w:r>
-        <w:rPr>
-          <w:b w:val="0"/>
-        </w:rPr>
-        <w:t xml:space="preserve">Provide an </w:t>
-      </w:r>
-      <w:r>
-        <w:rPr>
-          <w:b/>
-        </w:rPr>
-        <w:t>input</w:t>
-      </w:r>
-      <w:r>
-        <w:rPr>
-          <w:b w:val="0"/>
-        </w:rPr>
-        <w:t>/procedure/result/limit frame and a calculator when needed. Ask students to identify the first step before completing the whole trace.</w:t>
+        <w:pStyle w:val="Heading3"/>
+      </w:pPr>
+      <w:r>
+        <w:t>Individual reasoning check</w:t>
       </w:r>
     </w:p>
     <w:p>
       <w:pPr>
-        <w:spacing w:line="336" w:lineRule="auto" w:after="180"/>
-      </w:pPr>
-      <w:r>
-        <w:rPr>
-          <w:b w:val="0"/>
-        </w:rPr>
-        <w:t xml:space="preserve">Extension: compare two concrete variants of this </w:t>
-      </w:r>
-      <w:r>
-        <w:rPr>
-          <w:b/>
-        </w:rPr>
-        <w:t>mechanism</w:t>
-      </w:r>
-      <w:r>
-        <w:rPr>
-          <w:b w:val="0"/>
-        </w:rPr>
-        <w:t xml:space="preserve"> while holding unrelated conditions fixed; report both successful and unsuccessful outcomes.</w:t>
+        <w:pStyle w:val="Heading3"/>
+      </w:pPr>
+      <w:r>
+        <w:t>Pictorial practice question</w:t>
       </w:r>
     </w:p>
     <w:p>
@@ -2237,71 +3472,39 @@
         <w:pStyle w:val="Heading3"/>
       </w:pPr>
       <w:r>
-        <w:t>Reduce help deliberately</w:t>
+        <w:t>Reasoned teacher answer</w:t>
       </w:r>
     </w:p>
     <w:p>
       <w:pPr>
-        <w:pStyle w:val="Heading3"/>
-      </w:pPr>
-      <w:r>
-        <w:t>Completion practice</w:t>
+        <w:pStyle w:val="Heading1"/>
+      </w:pPr>
+      <w:r>
+        <w:t>04. Run the complete supplied investigation</w:t>
       </w:r>
     </w:p>
     <w:p>
-      <w:pPr>
-        <w:spacing w:line="336" w:lineRule="auto" w:after="180"/>
-        <w:shd w:fill="F5F1FB"/>
-      </w:pPr>
-      <w:r>
-        <w:rPr>
-          <w:b w:val="0"/>
-        </w:rPr>
-        <w:t xml:space="preserve">Completion task: A job requests a public webpage and a write outside its </w:t>
-      </w:r>
-      <w:r>
-        <w:rPr>
-          <w:b/>
-        </w:rPr>
-        <w:t>output</w:t>
-      </w:r>
-      <w:r>
-        <w:rPr>
-          <w:b w:val="0"/>
-        </w:rPr>
-        <w:t xml:space="preserve"> directory. Show the intermediate steps and give the conclusion with its scope.</w:t>
+      <w:r>
+        <w:t>Separate predictions,actual runs and paper traces.</w:t>
       </w:r>
     </w:p>
     <w:p>
       <w:pPr>
-        <w:pStyle w:val="Heading3"/>
-      </w:pPr>
-      <w:r>
-        <w:t>Reasoning to listen for</w:t>
+        <w:pStyle w:val="Heading2"/>
+      </w:pPr>
+      <w:r>
+        <w:t>Complete inputs,expected results and limits</w:t>
       </w:r>
     </w:p>
     <w:p>
       <w:pPr>
         <w:spacing w:line="336" w:lineRule="auto" w:after="180"/>
-        <w:shd w:fill="F1F6FC"/>
       </w:pPr>
       <w:r>
         <w:rPr>
           <w:b w:val="0"/>
         </w:rPr>
-        <w:t xml:space="preserve">Teacher check: Teacher explanation: Both operations violate the </w:t>
-      </w:r>
-      <w:r>
-        <w:rPr>
-          <w:b/>
-        </w:rPr>
-        <w:t>sandbox</w:t>
-      </w:r>
-      <w:r>
-        <w:rPr>
-          <w:b w:val="0"/>
-        </w:rPr>
-        <w:t xml:space="preserve"> contract. Deny them; public availability does not grant network or filesystem authority.</w:t>
+        <w:t>Main public-web and outside-output write both denied; abstract policy code does not prove actual isolation. Picture A: 1 second/2 MB fits, network trial B is denied, changed 3-second trial A violates time, regardless of2 MB output. Selected queue 9+2=11 exceeds maximum 10; reject proposed batch under this all-or-nothing policy and preserve current count 9.</w:t>
       </w:r>
     </w:p>
     <w:p>
@@ -2312,38 +3515,26 @@
         <w:rPr>
           <w:b w:val="0"/>
         </w:rPr>
-        <w:t xml:space="preserve">Start by identifying the given </w:t>
-      </w:r>
-      <w:r>
-        <w:rPr>
-          <w:b/>
-        </w:rPr>
-        <w:t>input</w:t>
-      </w:r>
-      <w:r>
-        <w:rPr>
-          <w:b w:val="0"/>
-        </w:rPr>
-        <w:t>s together. Leave the intermediate steps blank. If needed, model one step, then withdraw that help on the next step. Move to a full trace only when the partial trace is understood.</w:t>
+        <w:t>A partial-admission alternative must be explicit and cannot silently enqueue both. Require policy-versus-enforcement and resource-versus-correctness limits.</w:t>
       </w:r>
     </w:p>
     <w:p>
       <w:pPr>
-        <w:spacing w:line="336" w:lineRule="auto" w:after="180"/>
-      </w:pPr>
-      <w:r>
-        <w:rPr>
-          <w:b w:val="0"/>
-        </w:rPr>
-        <w:t>For partners, alternate explainer and checker; collect a response from every learner before discussion.</w:t>
+        <w:pStyle w:val="Heading2"/>
+      </w:pPr>
+      <w:r>
+        <w:t>Diagnose the current misconceptions</w:t>
       </w:r>
     </w:p>
     <w:p>
       <w:pPr>
-        <w:pStyle w:val="Heading3"/>
-      </w:pPr>
-      <w:r>
-        <w:t>Individual reasoning check</w:t>
+        <w:spacing w:line="336" w:lineRule="auto" w:after="180"/>
+      </w:pPr>
+      <w:r>
+        <w:rPr>
+          <w:b w:val="0"/>
+        </w:rPr>
+        <w:t>The worked result establishes every future case: Resource limits constrain execution but cannot prove generated claims or algorithms correct.</w:t>
       </w:r>
     </w:p>
     <w:p>
@@ -2354,19 +3545,31 @@
         <w:rPr>
           <w:b w:val="0"/>
         </w:rPr>
-        <w:t xml:space="preserve">Use the worked case for </w:t>
+        <w:t xml:space="preserve">A missing </w:t>
       </w:r>
       <w:r>
         <w:rPr>
           <w:b/>
         </w:rPr>
-        <w:t>Sandbox</w:t>
+        <w:t>input</w:t>
       </w:r>
       <w:r>
         <w:rPr>
           <w:b w:val="0"/>
         </w:rPr>
-        <w:t>ing and resource limits. Proposed explanation: “The worked result establishes every future case”. Decide whether this explanation is supported.</w:t>
+        <w:t xml:space="preserve"> may be replaced without recording the change: A replacement changes the </w:t>
+      </w:r>
+      <w:r>
+        <w:rPr>
+          <w:b/>
+        </w:rPr>
+        <w:t>evidence</w:t>
+      </w:r>
+      <w:r>
+        <w:rPr>
+          <w:b w:val="0"/>
+        </w:rPr>
+        <w:t xml:space="preserve"> or contract. Record the change and its justification; do not silently turn unknown into a measured value.</w:t>
       </w:r>
     </w:p>
     <w:p>
@@ -2377,282 +3580,62 @@
         <w:rPr>
           <w:b w:val="0"/>
         </w:rPr>
-        <w:t>Point to the step or supplied fact that decides; explain your repair if needed.</w:t>
+        <w:t xml:space="preserve">Repeating an assessed case is new independent </w:t>
+      </w:r>
+      <w:r>
+        <w:rPr>
+          <w:b/>
+        </w:rPr>
+        <w:t>evidence</w:t>
+      </w:r>
+      <w:r>
+        <w:rPr>
+          <w:b w:val="0"/>
+        </w:rPr>
+        <w:t>: A replay checks consistency. An example used for feedback or revision cannot later be described as untouched final evaluation.</w:t>
       </w:r>
     </w:p>
     <w:p>
       <w:pPr>
-        <w:pStyle w:val="Heading3"/>
-      </w:pPr>
-      <w:r>
-        <w:t>Expected repair</w:t>
+        <w:spacing w:line="336" w:lineRule="auto" w:after="180"/>
+      </w:pPr>
+      <w:r>
+        <w:rPr>
+          <w:b w:val="0"/>
+        </w:rPr>
+        <w:t xml:space="preserve">Use Run the investigation for the </w:t>
+      </w:r>
+      <w:r>
+        <w:rPr>
+          <w:b/>
+        </w:rPr>
+        <w:t>evidence</w:t>
+      </w:r>
+      <w:r>
+        <w:rPr>
+          <w:b w:val="0"/>
+        </w:rPr>
+        <w:t xml:space="preserve"> ledger. Add a boundary or missing-</w:t>
+      </w:r>
+      <w:r>
+        <w:rPr>
+          <w:b/>
+        </w:rPr>
+        <w:t>input</w:t>
+      </w:r>
+      <w:r>
+        <w:rPr>
+          <w:b w:val="0"/>
+        </w:rPr>
+        <w:t xml:space="preserve"> case and record the expected response before checking. More successful repeats of one case do not establish wider coverage.</w:t>
       </w:r>
     </w:p>
     <w:p>
       <w:pPr>
-        <w:spacing w:line="336" w:lineRule="auto" w:after="180"/>
-        <w:shd w:fill="F1F6FC"/>
-      </w:pPr>
-      <w:r>
-        <w:rPr>
-          <w:b w:val="0"/>
-        </w:rPr>
-        <w:t>Expected correction: Resource limits constrain execution but cannot prove generated claims or algorithms correct.</w:t>
-      </w:r>
-    </w:p>
-    <w:p>
-      <w:pPr>
-        <w:spacing w:line="336" w:lineRule="auto" w:after="180"/>
-      </w:pPr>
-      <w:r>
-        <w:rPr>
-          <w:b w:val="0"/>
-        </w:rPr>
-        <w:t>Collect explanations, not only yes/no votes. If a misunderstanding is common, re-model the relevant step for the class.</w:t>
-      </w:r>
-    </w:p>
-    <w:p>
-      <w:pPr>
-        <w:spacing w:line="336" w:lineRule="auto" w:after="180"/>
-      </w:pPr>
-      <w:r>
-        <w:rPr>
-          <w:b w:val="0"/>
-        </w:rPr>
-        <w:t>If it affects a few learners, give a short targeted group explanation while others solve a more demanding variation.</w:t>
-      </w:r>
-    </w:p>
-    <w:p>
-      <w:pPr>
-        <w:pStyle w:val="Heading3"/>
-      </w:pPr>
-      <w:r>
-        <w:t>Pictorial practice question</w:t>
-      </w:r>
-    </w:p>
-    <w:p>
-      <w:pPr>
-        <w:spacing w:line="336" w:lineRule="auto" w:after="180"/>
-        <w:shd w:fill="F5F1FB"/>
-      </w:pPr>
-      <w:r>
-        <w:rPr>
-          <w:b w:val="0"/>
-        </w:rPr>
-        <w:t xml:space="preserve">Check A against both resource limits and B against network isolation. Why must A stop after three seconds even if its </w:t>
-      </w:r>
-      <w:r>
-        <w:rPr>
-          <w:b/>
-        </w:rPr>
-        <w:t>output</w:t>
-      </w:r>
-      <w:r>
-        <w:rPr>
-          <w:b w:val="0"/>
-        </w:rPr>
-        <w:t xml:space="preserve"> remains only 2 MB?</w:t>
-      </w:r>
-    </w:p>
-    <w:p>
-      <w:pPr>
-        <w:pStyle w:val="Heading3"/>
-      </w:pPr>
-      <w:r>
-        <w:t>Reasoned teacher answer</w:t>
-      </w:r>
-    </w:p>
-    <w:p>
-      <w:pPr>
-        <w:spacing w:line="336" w:lineRule="auto" w:after="180"/>
-      </w:pPr>
-      <w:r>
-        <w:rPr>
-          <w:b w:val="0"/>
-        </w:rPr>
-        <w:t>Neither program receives network permission. One second and 2 MB fit both resource limits. Stop the prohibited network action regardless of its purpose. Changed case: Stop A for exceeding the time allowance.</w:t>
-      </w:r>
-    </w:p>
-    <w:p>
-      <w:pPr>
-        <w:spacing w:line="336" w:lineRule="auto" w:after="180"/>
-      </w:pPr>
-      <w:r>
-        <w:rPr>
-          <w:b w:val="0"/>
-        </w:rPr>
-        <w:t>The independent two-second limit remains binding.</w:t>
-      </w:r>
-    </w:p>
-    <w:p>
-      <w:pPr>
-        <w:spacing w:line="336" w:lineRule="auto" w:after="180"/>
-      </w:pPr>
-      <w:r>
-        <w:rPr>
-          <w:b w:val="0"/>
-        </w:rPr>
-        <w:t>Changed-case reasoning: Stop A for exceeding the time allowance. The independent two-second limit remains binding.</w:t>
-      </w:r>
-    </w:p>
-    <w:p>
-      <w:pPr>
-        <w:spacing w:line="336" w:lineRule="auto" w:after="180"/>
-      </w:pPr>
-      <w:r>
-        <w:rPr>
-          <w:b w:val="0"/>
-        </w:rPr>
-        <w:t xml:space="preserve">Collect each learner’s explanation before discussion. Use the first missing connection between </w:t>
-      </w:r>
-      <w:r>
-        <w:rPr>
-          <w:b/>
-        </w:rPr>
-        <w:t>input</w:t>
-      </w:r>
-      <w:r>
-        <w:rPr>
-          <w:b w:val="0"/>
-        </w:rPr>
-        <w:t xml:space="preserve">, deciding step and result to choose support. This question is worked-case practice, not fresh mastery </w:t>
-      </w:r>
-      <w:r>
-        <w:rPr>
-          <w:b/>
-        </w:rPr>
-        <w:t>evidence</w:t>
-      </w:r>
-      <w:r>
-        <w:rPr>
-          <w:b w:val="0"/>
-        </w:rPr>
-        <w:t>.</w:t>
-      </w:r>
-    </w:p>
-    <w:p>
-      <w:pPr>
-        <w:pStyle w:val="Heading1"/>
-      </w:pPr>
-      <w:r>
-        <w:t>04. Run the investigation and diagnose misconceptions</w:t>
-      </w:r>
-    </w:p>
-    <w:p>
-      <w:r>
-        <w:t>Run the Sandboxing and resource limits investigation and use the first unsupported step to choose a teaching response.</w:t>
-      </w:r>
-    </w:p>
-    <w:p>
-      <w:pPr>
-        <w:spacing w:line="336" w:lineRule="auto" w:after="180"/>
-      </w:pPr>
-      <w:r>
-        <w:rPr>
-          <w:b w:val="0"/>
-        </w:rPr>
-        <w:t>The worked result establishes every future case: Resource limits constrain execution but cannot prove generated claims or algorithms correct.</w:t>
-      </w:r>
-    </w:p>
-    <w:p>
-      <w:pPr>
-        <w:spacing w:line="336" w:lineRule="auto" w:after="180"/>
-      </w:pPr>
-      <w:r>
-        <w:rPr>
-          <w:b w:val="0"/>
-        </w:rPr>
-        <w:t xml:space="preserve">A missing </w:t>
-      </w:r>
-      <w:r>
-        <w:rPr>
-          <w:b/>
-        </w:rPr>
-        <w:t>input</w:t>
-      </w:r>
-      <w:r>
-        <w:rPr>
-          <w:b w:val="0"/>
-        </w:rPr>
-        <w:t xml:space="preserve"> may be replaced without recording the change: A replacement changes the </w:t>
-      </w:r>
-      <w:r>
-        <w:rPr>
-          <w:b/>
-        </w:rPr>
-        <w:t>evidence</w:t>
-      </w:r>
-      <w:r>
-        <w:rPr>
-          <w:b w:val="0"/>
-        </w:rPr>
-        <w:t xml:space="preserve"> or contract. Record the change and its justification; do not silently turn unknown into a measured value.</w:t>
-      </w:r>
-    </w:p>
-    <w:p>
-      <w:pPr>
-        <w:spacing w:line="336" w:lineRule="auto" w:after="180"/>
-      </w:pPr>
-      <w:r>
-        <w:rPr>
-          <w:b w:val="0"/>
-        </w:rPr>
-        <w:t xml:space="preserve">Repeating an assessed case is new independent </w:t>
-      </w:r>
-      <w:r>
-        <w:rPr>
-          <w:b/>
-        </w:rPr>
-        <w:t>evidence</w:t>
-      </w:r>
-      <w:r>
-        <w:rPr>
-          <w:b w:val="0"/>
-        </w:rPr>
-        <w:t>: A replay checks consistency. An example used for feedback or revision cannot later be described as untouched final evaluation.</w:t>
-      </w:r>
-    </w:p>
-    <w:p>
-      <w:pPr>
-        <w:spacing w:line="336" w:lineRule="auto" w:after="180"/>
-      </w:pPr>
-      <w:r>
-        <w:rPr>
-          <w:b w:val="0"/>
-        </w:rPr>
-        <w:t xml:space="preserve">Use Run the investigation for the </w:t>
-      </w:r>
-      <w:r>
-        <w:rPr>
-          <w:b/>
-        </w:rPr>
-        <w:t>evidence</w:t>
-      </w:r>
-      <w:r>
-        <w:rPr>
-          <w:b w:val="0"/>
-        </w:rPr>
-        <w:t xml:space="preserve"> ledger. Add a boundary or missing-</w:t>
-      </w:r>
-      <w:r>
-        <w:rPr>
-          <w:b/>
-        </w:rPr>
-        <w:t>input</w:t>
-      </w:r>
-      <w:r>
-        <w:rPr>
-          <w:b w:val="0"/>
-        </w:rPr>
-        <w:t xml:space="preserve"> case and record the expected response before checking. More successful repeats of one case do not establish wider coverage.</w:t>
-      </w:r>
-    </w:p>
-    <w:p>
-      <w:pPr>
-        <w:pStyle w:val="Heading3"/>
-      </w:pPr>
-      <w:r>
-        <w:t>Match the support to the first error</w:t>
+        <w:pStyle w:val="Heading2"/>
+      </w:pPr>
+      <w:r>
+        <w:t>Choose accessible support</w:t>
       </w:r>
     </w:p>
     <w:tbl>
@@ -2825,57 +3808,39 @@
     </w:p>
     <w:p>
       <w:pPr>
-        <w:pStyle w:val="Heading1"/>
-      </w:pPr>
-      <w:r>
-        <w:t>05. Assess and explain the answers</w:t>
+        <w:pStyle w:val="Heading2"/>
+      </w:pPr>
+      <w:r>
+        <w:t>Earlier wording, alternatives and picture transcripts · reference / check after trying</w:t>
       </w:r>
     </w:p>
     <w:p>
-      <w:r>
-        <w:t>Use the Sandboxing and resource limits questions, teacher keys and criteria after the relevant attempts. Previously discussed cases are practice; protect the separately selected independent task.</w:t>
+      <w:pPr>
+        <w:pStyle w:val="Heading3"/>
+      </w:pPr>
+      <w:r>
+        <w:t>Match the support to the first error</w:t>
       </w:r>
     </w:p>
     <w:p>
       <w:pPr>
-        <w:pStyle w:val="Heading3"/>
-      </w:pPr>
-      <w:r>
-        <w:t>Guided and exit questions</w:t>
+        <w:pStyle w:val="Heading1"/>
+      </w:pPr>
+      <w:r>
+        <w:t>05. Assess the new service scenario</w:t>
       </w:r>
     </w:p>
     <w:p>
-      <w:pPr>
-        <w:spacing w:line="336" w:lineRule="auto" w:after="180"/>
-      </w:pPr>
-      <w:r>
-        <w:rPr>
-          <w:b w:val="0"/>
-        </w:rPr>
-        <w:t xml:space="preserve">Guided: Both operations violate the </w:t>
-      </w:r>
-      <w:r>
-        <w:rPr>
-          <w:b/>
-        </w:rPr>
-        <w:t>sandbox</w:t>
-      </w:r>
-      <w:r>
-        <w:rPr>
-          <w:b w:val="0"/>
-        </w:rPr>
-        <w:t xml:space="preserve"> contract. Deny them; public availability does not grant network or filesystem authority.</w:t>
+      <w:r>
+        <w:t>Keep the selected answer private until after a first attempt.</w:t>
       </w:r>
     </w:p>
     <w:p>
       <w:pPr>
-        <w:spacing w:line="336" w:lineRule="auto" w:after="180"/>
-      </w:pPr>
-      <w:r>
-        <w:rPr>
-          <w:b w:val="0"/>
-        </w:rPr>
-        <w:t>Qualification: Resource limits constrain execution but cannot prove generated claims or algorithms correct.</w:t>
+        <w:pStyle w:val="Heading2"/>
+      </w:pPr>
+      <w:r>
+        <w:t>Selected independent task and checked answer</w:t>
       </w:r>
     </w:p>
     <w:p>
@@ -2886,667 +3851,50 @@
         <w:rPr>
           <w:b w:val="0"/>
         </w:rPr>
-        <w:t xml:space="preserve">Exit: accept a concrete variation with its predicted outcome and a stated condition that would challenge the </w:t>
-      </w:r>
-      <w:r>
-        <w:rPr>
-          <w:b/>
-        </w:rPr>
-        <w:t>mechanism</w:t>
-      </w:r>
-      <w:r>
-        <w:rPr>
-          <w:b w:val="0"/>
-        </w:rPr>
-        <w:t xml:space="preserve">; reject a claim resting on unmeasured </w:t>
-      </w:r>
-      <w:r>
-        <w:rPr>
-          <w:b/>
-        </w:rPr>
-        <w:t>evidence</w:t>
-      </w:r>
-      <w:r>
-        <w:rPr>
-          <w:b w:val="0"/>
-        </w:rPr>
-        <w:t>.</w:t>
+        <w:t>Selected case: Queue currently has 9 tasks; job proposes 2 more under a maximum 10 policy. Decide.</w:t>
       </w:r>
     </w:p>
     <w:p>
       <w:pPr>
-        <w:pStyle w:val="Heading3"/>
-      </w:pPr>
-      <w:r>
-        <w:t>W1 Explain the mechanism</w:t>
+        <w:spacing w:line="336" w:lineRule="auto" w:after="180"/>
+      </w:pPr>
+      <w:r>
+        <w:rPr>
+          <w:b w:val="0"/>
+        </w:rPr>
+        <w:t xml:space="preserve">Teacher explanation: Accepting both would produce 11 and exceed </w:t>
+      </w:r>
+      <w:r>
+        <w:rPr>
+          <w:b/>
+        </w:rPr>
+        <w:t>quota</w:t>
+      </w:r>
+      <w:r>
+        <w:rPr>
+          <w:b w:val="0"/>
+        </w:rPr>
+        <w:t>. Either reject the two-task batch or use a separately declared partial-</w:t>
+      </w:r>
+      <w:r>
+        <w:rPr>
+          <w:b/>
+        </w:rPr>
+        <w:t>admission policy</w:t>
+      </w:r>
+      <w:r>
+        <w:rPr>
+          <w:b w:val="0"/>
+        </w:rPr>
+        <w:t>; do not invent one.</w:t>
       </w:r>
     </w:p>
     <w:p>
       <w:pPr>
-        <w:pStyle w:val="Heading3"/>
-      </w:pPr>
-      <w:r>
-        <w:t>Workbook question · W1</w:t>
-      </w:r>
-    </w:p>
-    <w:p>
-      <w:pPr>
-        <w:spacing w:line="336" w:lineRule="auto" w:after="180"/>
-        <w:shd w:fill="F5F1FB"/>
-      </w:pPr>
-      <w:r>
-        <w:rPr>
-          <w:b w:val="0"/>
-        </w:rPr>
-        <w:t xml:space="preserve">Explain the weekly </w:t>
-      </w:r>
-      <w:r>
-        <w:rPr>
-          <w:b/>
-        </w:rPr>
-        <w:t>mechanism</w:t>
-      </w:r>
-      <w:r>
-        <w:rPr>
-          <w:b w:val="0"/>
-        </w:rPr>
-        <w:t xml:space="preserve"> in your own words. Use the worked scenario to name its </w:t>
-      </w:r>
-      <w:r>
-        <w:rPr>
-          <w:b/>
-        </w:rPr>
-        <w:t>input</w:t>
-      </w:r>
-      <w:r>
-        <w:rPr>
-          <w:b w:val="0"/>
-        </w:rPr>
-        <w:t xml:space="preserve">, decision rule and </w:t>
-      </w:r>
-      <w:r>
-        <w:rPr>
-          <w:b/>
-        </w:rPr>
-        <w:t>output</w:t>
-      </w:r>
-      <w:r>
-        <w:rPr>
-          <w:b w:val="0"/>
-        </w:rPr>
-        <w:t>.</w:t>
-      </w:r>
-    </w:p>
-    <w:p>
-      <w:pPr>
-        <w:pStyle w:val="Heading3"/>
-      </w:pPr>
-      <w:r>
-        <w:t>Teacher reasoning · W1</w:t>
-      </w:r>
-    </w:p>
-    <w:p>
-      <w:pPr>
-        <w:spacing w:line="336" w:lineRule="auto" w:after="180"/>
-        <w:shd w:fill="F1F6FC"/>
-      </w:pPr>
-      <w:r>
-        <w:rPr>
-          <w:b w:val="0"/>
-        </w:rPr>
-        <w:t xml:space="preserve">Teacher explanation: </w:t>
-      </w:r>
-      <w:r>
-        <w:rPr>
-          <w:b/>
-        </w:rPr>
-        <w:t>Sandbox</w:t>
-      </w:r>
-      <w:r>
-        <w:rPr>
-          <w:b w:val="0"/>
-        </w:rPr>
-        <w:t xml:space="preserve">ing and </w:t>
-      </w:r>
-      <w:r>
-        <w:rPr>
-          <w:b/>
-        </w:rPr>
-        <w:t>quota</w:t>
-      </w:r>
-      <w:r>
-        <w:rPr>
-          <w:b w:val="0"/>
-        </w:rPr>
-        <w:t xml:space="preserve">s constrain what a </w:t>
-      </w:r>
-      <w:r>
-        <w:rPr>
-          <w:b/>
-        </w:rPr>
-        <w:t>process</w:t>
-      </w:r>
-      <w:r>
-        <w:rPr>
-          <w:b w:val="0"/>
-        </w:rPr>
-        <w:t xml:space="preserve"> may access or consume. They reduce possible operations but do not verify every result.</w:t>
-      </w:r>
-    </w:p>
-    <w:p>
-      <w:pPr>
-        <w:spacing w:line="336" w:lineRule="auto" w:after="180"/>
-        <w:shd w:fill="F1F6FC"/>
-      </w:pPr>
-      <w:r>
-        <w:rPr>
-          <w:b w:val="0"/>
-        </w:rPr>
-        <w:t xml:space="preserve">The fictional job may read its fixture directory, write its </w:t>
-      </w:r>
-      <w:r>
-        <w:rPr>
-          <w:b/>
-        </w:rPr>
-        <w:t>output</w:t>
-      </w:r>
-      <w:r>
-        <w:rPr>
-          <w:b w:val="0"/>
-        </w:rPr>
-        <w:t xml:space="preserve"> directory, use no network and run for at most 2 seconds with at most 10 queued tasks. Reject excess work before starting it.</w:t>
-      </w:r>
-    </w:p>
-    <w:p>
-      <w:pPr>
-        <w:pStyle w:val="Heading3"/>
-      </w:pPr>
-      <w:r>
-        <w:t>W2 Trace the worked case</w:t>
-      </w:r>
-    </w:p>
-    <w:p>
-      <w:pPr>
-        <w:pStyle w:val="Heading3"/>
-      </w:pPr>
-      <w:r>
-        <w:t>Workbook question · W2</w:t>
-      </w:r>
-    </w:p>
-    <w:p>
-      <w:pPr>
-        <w:spacing w:line="336" w:lineRule="auto" w:after="180"/>
-        <w:shd w:fill="F5F1FB"/>
-      </w:pPr>
-      <w:r>
-        <w:rPr>
-          <w:b w:val="0"/>
-        </w:rPr>
-        <w:t xml:space="preserve">A job requests a public webpage and a write outside its </w:t>
-      </w:r>
-      <w:r>
-        <w:rPr>
-          <w:b/>
-        </w:rPr>
-        <w:t>output</w:t>
-      </w:r>
-      <w:r>
-        <w:rPr>
-          <w:b w:val="0"/>
-        </w:rPr>
-        <w:t xml:space="preserve"> directory. Show the intermediate steps and give the conclusion with its scope.</w:t>
-      </w:r>
-    </w:p>
-    <w:p>
-      <w:pPr>
-        <w:pStyle w:val="Heading3"/>
-      </w:pPr>
-      <w:r>
-        <w:t>Teacher reasoning · W2</w:t>
-      </w:r>
-    </w:p>
-    <w:p>
-      <w:pPr>
-        <w:spacing w:line="336" w:lineRule="auto" w:after="180"/>
-        <w:shd w:fill="F1F6FC"/>
-      </w:pPr>
-      <w:r>
-        <w:rPr>
-          <w:b w:val="0"/>
-        </w:rPr>
-        <w:t xml:space="preserve">Teacher explanation: Both operations violate the </w:t>
-      </w:r>
-      <w:r>
-        <w:rPr>
-          <w:b/>
-        </w:rPr>
-        <w:t>sandbox</w:t>
-      </w:r>
-      <w:r>
-        <w:rPr>
-          <w:b w:val="0"/>
-        </w:rPr>
-        <w:t xml:space="preserve"> contract. Deny them; public availability does not grant network or filesystem authority.</w:t>
-      </w:r>
-    </w:p>
-    <w:p>
-      <w:pPr>
-        <w:pStyle w:val="Heading3"/>
-      </w:pPr>
-      <w:r>
-        <w:t>W3 Audit the limit</w:t>
-      </w:r>
-    </w:p>
-    <w:p>
-      <w:pPr>
-        <w:pStyle w:val="Heading3"/>
-      </w:pPr>
-      <w:r>
-        <w:t>Workbook question · W3</w:t>
-      </w:r>
-    </w:p>
-    <w:p>
-      <w:pPr>
-        <w:spacing w:line="336" w:lineRule="auto" w:after="180"/>
-        <w:shd w:fill="F5F1FB"/>
-      </w:pPr>
-      <w:r>
-        <w:rPr>
-          <w:b w:val="0"/>
-        </w:rPr>
-        <w:t>A report omits this qualification: Resource limits constrain execution but cannot prove generated claims or algorithms correct. Explain how omitting it could change a reader's interpretation, and write an accurate replacement.</w:t>
-      </w:r>
-    </w:p>
-    <w:p>
-      <w:pPr>
-        <w:pStyle w:val="Heading3"/>
-      </w:pPr>
-      <w:r>
-        <w:t>Teacher reasoning · W3</w:t>
-      </w:r>
-    </w:p>
-    <w:p>
-      <w:pPr>
-        <w:spacing w:line="336" w:lineRule="auto" w:after="180"/>
-        <w:shd w:fill="F1F6FC"/>
-      </w:pPr>
-      <w:r>
-        <w:rPr>
-          <w:b w:val="0"/>
-        </w:rPr>
-        <w:t>Teacher explanation: Resource limits constrain execution but cannot prove generated claims or algorithms correct.</w:t>
-      </w:r>
-    </w:p>
-    <w:p>
-      <w:pPr>
-        <w:spacing w:line="336" w:lineRule="auto" w:after="180"/>
-        <w:shd w:fill="F1F6FC"/>
-      </w:pPr>
-      <w:r>
-        <w:rPr>
-          <w:b w:val="0"/>
-        </w:rPr>
-        <w:t xml:space="preserve">State the observed result separately from the unverified or out-of-scope claim; preserve the original </w:t>
-      </w:r>
-      <w:r>
-        <w:rPr>
-          <w:b/>
-        </w:rPr>
-        <w:t>evidence</w:t>
-      </w:r>
-      <w:r>
-        <w:rPr>
-          <w:b w:val="0"/>
-        </w:rPr>
-        <w:t xml:space="preserve"> rather than inventing a missing fact.</w:t>
-      </w:r>
-    </w:p>
-    <w:p>
-      <w:pPr>
-        <w:pStyle w:val="Heading3"/>
-      </w:pPr>
-      <w:r>
-        <w:t>W4 Apply a new case independently</w:t>
-      </w:r>
-    </w:p>
-    <w:p>
-      <w:pPr>
-        <w:pStyle w:val="Heading3"/>
-      </w:pPr>
-      <w:r>
-        <w:t>Workbook question · W4</w:t>
-      </w:r>
-    </w:p>
-    <w:p>
-      <w:pPr>
-        <w:spacing w:line="336" w:lineRule="auto" w:after="180"/>
-        <w:shd w:fill="F5F1FB"/>
-      </w:pPr>
-      <w:r>
-        <w:rPr>
-          <w:b w:val="0"/>
-        </w:rPr>
-        <w:t>Queue currently has 9 tasks; job proposes 2 more under a maximum 10 policy. Decide.</w:t>
-      </w:r>
-    </w:p>
-    <w:p>
-      <w:pPr>
-        <w:pStyle w:val="Heading3"/>
-      </w:pPr>
-      <w:r>
-        <w:t>Teacher reasoning · W4</w:t>
-      </w:r>
-    </w:p>
-    <w:p>
-      <w:pPr>
-        <w:spacing w:line="336" w:lineRule="auto" w:after="180"/>
-        <w:shd w:fill="F1F6FC"/>
-      </w:pPr>
-      <w:r>
-        <w:rPr>
-          <w:b w:val="0"/>
-        </w:rPr>
-        <w:t xml:space="preserve">Teacher explanation: Accepting both would produce 11 and exceed </w:t>
-      </w:r>
-      <w:r>
-        <w:rPr>
-          <w:b/>
-        </w:rPr>
-        <w:t>quota</w:t>
-      </w:r>
-      <w:r>
-        <w:rPr>
-          <w:b w:val="0"/>
-        </w:rPr>
-        <w:t>. Either reject the two-task batch or use a separately declared partial-</w:t>
-      </w:r>
-      <w:r>
-        <w:rPr>
-          <w:b/>
-        </w:rPr>
-        <w:t>admission policy</w:t>
-      </w:r>
-      <w:r>
-        <w:rPr>
-          <w:b w:val="0"/>
-        </w:rPr>
-        <w:t>; do not invent one.</w:t>
-      </w:r>
-    </w:p>
-    <w:p>
-      <w:pPr>
-        <w:pStyle w:val="Heading3"/>
-      </w:pPr>
-      <w:r>
-        <w:t>W5 Design a revealing follow-up</w:t>
-      </w:r>
-    </w:p>
-    <w:p>
-      <w:pPr>
-        <w:pStyle w:val="Heading3"/>
-      </w:pPr>
-      <w:r>
-        <w:t>Workbook question · W5</w:t>
-      </w:r>
-    </w:p>
-    <w:p>
-      <w:pPr>
-        <w:spacing w:line="336" w:lineRule="auto" w:after="180"/>
-        <w:shd w:fill="F5F1FB"/>
-      </w:pPr>
-      <w:r>
-        <w:rPr>
-          <w:b w:val="0"/>
-        </w:rPr>
-        <w:t>For the worked scenario, propose one additional case that could reveal a failure, describe its expected outcome before running it, and explain what would need to remain fixed for a fair comparison.</w:t>
-      </w:r>
-    </w:p>
-    <w:p>
-      <w:pPr>
-        <w:spacing w:line="336" w:lineRule="auto" w:after="180"/>
-        <w:shd w:fill="F5F1FB"/>
-      </w:pPr>
-      <w:r>
-        <w:rPr>
-          <w:b w:val="0"/>
-        </w:rPr>
-        <w:t>Do not reuse W4 as a new final test after receiving feedback.</w:t>
-      </w:r>
-    </w:p>
-    <w:p>
-      <w:pPr>
-        <w:pStyle w:val="Heading3"/>
-      </w:pPr>
-      <w:r>
-        <w:t>Teacher reasoning · W5</w:t>
-      </w:r>
-    </w:p>
-    <w:p>
-      <w:pPr>
-        <w:spacing w:line="336" w:lineRule="auto" w:after="180"/>
-        <w:shd w:fill="F1F6FC"/>
-      </w:pPr>
-      <w:r>
-        <w:rPr>
-          <w:b w:val="0"/>
-        </w:rPr>
-        <w:t xml:space="preserve">Teacher explanation: Accept a concrete variant of the worked </w:t>
-      </w:r>
-      <w:r>
-        <w:rPr>
-          <w:b/>
-        </w:rPr>
-        <w:t>input</w:t>
-      </w:r>
-      <w:r>
-        <w:rPr>
-          <w:b w:val="0"/>
-        </w:rPr>
-        <w:t xml:space="preserve"> or a missing/conflicting/boundary condition, with an expectation derived from the declared procedure.</w:t>
-      </w:r>
-    </w:p>
-    <w:p>
-      <w:pPr>
-        <w:spacing w:line="336" w:lineRule="auto" w:after="180"/>
-        <w:shd w:fill="F1F6FC"/>
-      </w:pPr>
-      <w:r>
-        <w:rPr>
-          <w:b w:val="0"/>
-        </w:rPr>
-        <w:t xml:space="preserve">Require preserved settings, original </w:t>
-      </w:r>
-      <w:r>
-        <w:rPr>
-          <w:b/>
-        </w:rPr>
-        <w:t>output</w:t>
-      </w:r>
-      <w:r>
-        <w:rPr>
-          <w:b w:val="0"/>
-        </w:rPr>
-        <w:t>s and data roles. Resource limits constrain execution but cannot prove generated claims or algorithms correct.</w:t>
-      </w:r>
-    </w:p>
-    <w:p>
-      <w:pPr>
-        <w:spacing w:line="336" w:lineRule="auto" w:after="180"/>
-        <w:shd w:fill="F1F6FC"/>
-      </w:pPr>
-      <w:r>
-        <w:rPr>
-          <w:b w:val="0"/>
-        </w:rPr>
-        <w:t xml:space="preserve">The new case should test this particular </w:t>
-      </w:r>
-      <w:r>
-        <w:rPr>
-          <w:b/>
-        </w:rPr>
-        <w:t>mechanism</w:t>
-      </w:r>
-      <w:r>
-        <w:rPr>
-          <w:b w:val="0"/>
-        </w:rPr>
-        <w:t xml:space="preserve"> rather than merely restate the original result.</w:t>
-      </w:r>
-    </w:p>
-    <w:p>
-      <w:pPr>
-        <w:pStyle w:val="Heading3"/>
-      </w:pPr>
-      <w:r>
-        <w:t>Independent assessment and fresh retry</w:t>
-      </w:r>
-    </w:p>
-    <w:p>
-      <w:pPr>
-        <w:pStyle w:val="Heading3"/>
-      </w:pPr>
-      <w:r>
-        <w:t>Teacher key · Independent assessment and fresh retry</w:t>
-      </w:r>
-    </w:p>
-    <w:p>
-      <w:pPr>
-        <w:spacing w:line="336" w:lineRule="auto" w:after="180"/>
-        <w:shd w:fill="F1F6FC"/>
-      </w:pPr>
-      <w:r>
-        <w:rPr>
-          <w:b w:val="0"/>
-        </w:rPr>
-        <w:t xml:space="preserve">W4: Accepting both would produce 11 and exceed </w:t>
-      </w:r>
-      <w:r>
-        <w:rPr>
-          <w:b/>
-        </w:rPr>
-        <w:t>quota</w:t>
-      </w:r>
-      <w:r>
-        <w:rPr>
-          <w:b w:val="0"/>
-        </w:rPr>
-        <w:t>. Either reject the two-task batch or use a separately declared partial-</w:t>
-      </w:r>
-      <w:r>
-        <w:rPr>
-          <w:b/>
-        </w:rPr>
-        <w:t>admission policy</w:t>
-      </w:r>
-      <w:r>
-        <w:rPr>
-          <w:b w:val="0"/>
-        </w:rPr>
-        <w:t>; do not invent one. Require intermediate reasoning and the stated scope.</w:t>
-      </w:r>
-    </w:p>
-    <w:p>
-      <w:pPr>
-        <w:spacing w:line="336" w:lineRule="auto" w:after="180"/>
-        <w:shd w:fill="F1F6FC"/>
-      </w:pPr>
-      <w:r>
-        <w:rPr>
-          <w:b w:val="0"/>
-        </w:rPr>
-        <w:t>Fresh retry: Queue 7 proposes 3 then 1 under limit 10. Expected reasoning: First batch reaches 10 and fits; next exceeds 10 and is rejected.</w:t>
-      </w:r>
-    </w:p>
-    <w:p>
-      <w:pPr>
-        <w:spacing w:line="336" w:lineRule="auto" w:after="180"/>
-        <w:shd w:fill="F1F6FC"/>
-      </w:pPr>
-      <w:r>
-        <w:rPr>
-          <w:b w:val="0"/>
-        </w:rPr>
-        <w:t>If students need support, record it and reassess with another new case rather than awarding independence to a copied answer.</w:t>
-      </w:r>
-    </w:p>
-    <w:p>
-      <w:pPr>
-        <w:pStyle w:val="Heading3"/>
-      </w:pPr>
-      <w:r>
-        <w:t>Assess independent transfer</w:t>
-      </w:r>
-    </w:p>
-    <w:p>
-      <w:pPr>
-        <w:pStyle w:val="Heading3"/>
-      </w:pPr>
-      <w:r>
-        <w:t>Independent question · withhold the key</w:t>
-      </w:r>
-    </w:p>
-    <w:p>
-      <w:pPr>
-        <w:spacing w:line="336" w:lineRule="auto" w:after="180"/>
-        <w:shd w:fill="F5F1FB"/>
-      </w:pPr>
-      <w:r>
-        <w:rPr>
-          <w:b w:val="0"/>
-        </w:rPr>
-        <w:t>Selected case: Queue currently has 9 tasks; job proposes 2 more under a maximum 10 policy. Decide.</w:t>
-      </w:r>
-    </w:p>
-    <w:p>
-      <w:pPr>
-        <w:pStyle w:val="Heading3"/>
-      </w:pPr>
-      <w:r>
-        <w:t>Selected case answer</w:t>
-      </w:r>
-    </w:p>
-    <w:p>
-      <w:pPr>
-        <w:pStyle w:val="Heading3"/>
-      </w:pPr>
-      <w:r>
-        <w:t>Teacher key · Selected case answer</w:t>
-      </w:r>
-    </w:p>
-    <w:p>
-      <w:pPr>
-        <w:spacing w:line="336" w:lineRule="auto" w:after="180"/>
-        <w:shd w:fill="F1F6FC"/>
-      </w:pPr>
-      <w:r>
-        <w:rPr>
-          <w:b w:val="0"/>
-        </w:rPr>
-        <w:t xml:space="preserve">Teacher explanation: Accepting both would produce 11 and exceed </w:t>
-      </w:r>
-      <w:r>
-        <w:rPr>
-          <w:b/>
-        </w:rPr>
-        <w:t>quota</w:t>
-      </w:r>
-      <w:r>
-        <w:rPr>
-          <w:b w:val="0"/>
-        </w:rPr>
-        <w:t>. Either reject the two-task batch or use a separately declared partial-</w:t>
-      </w:r>
-      <w:r>
-        <w:rPr>
-          <w:b/>
-        </w:rPr>
-        <w:t>admission policy</w:t>
-      </w:r>
-      <w:r>
-        <w:rPr>
-          <w:b w:val="0"/>
-        </w:rPr>
-        <w:t>; do not invent one.</w:t>
+        <w:pStyle w:val="Heading2"/>
+      </w:pPr>
+      <w:r>
+        <w:t>Judge explanation,trace and limits</w:t>
       </w:r>
     </w:p>
     <w:tbl>
@@ -3653,54 +4001,55 @@
     </w:tbl>
     <w:p>
       <w:pPr>
-        <w:pStyle w:val="Heading3"/>
-      </w:pPr>
-      <w:r>
-        <w:t>Teacher key · Selected case answer</w:t>
+        <w:spacing w:line="336" w:lineRule="auto" w:after="180"/>
+      </w:pPr>
+      <w:r>
+        <w:rPr>
+          <w:b w:val="0"/>
+        </w:rPr>
+        <w:t>Record each dimension as not yet, with support, or independent. Accept a valid alternative procedure with a defensible trace.</w:t>
       </w:r>
     </w:p>
     <w:p>
       <w:pPr>
         <w:spacing w:line="336" w:lineRule="auto" w:after="180"/>
-        <w:shd w:fill="F1F6FC"/>
       </w:pPr>
       <w:r>
         <w:rPr>
           <w:b w:val="0"/>
         </w:rPr>
-        <w:t>Record each dimension as not yet, with support, or independent. Accept a valid alternative procedure with a defensible trace.</w:t>
+        <w:t xml:space="preserve">Do not penalise an honestly recorded model failure if the learner correctly explains its </w:t>
+      </w:r>
+      <w:r>
+        <w:rPr>
+          <w:b/>
+        </w:rPr>
+        <w:t>evidence</w:t>
+      </w:r>
+      <w:r>
+        <w:rPr>
+          <w:b w:val="0"/>
+        </w:rPr>
+        <w:t xml:space="preserve"> and limits.</w:t>
       </w:r>
     </w:p>
     <w:p>
       <w:pPr>
-        <w:spacing w:line="336" w:lineRule="auto" w:after="180"/>
-        <w:shd w:fill="F1F6FC"/>
-      </w:pPr>
-      <w:r>
-        <w:rPr>
-          <w:b w:val="0"/>
-        </w:rPr>
-        <w:t xml:space="preserve">Do not penalise an honestly recorded model failure if the learner correctly explains its </w:t>
-      </w:r>
-      <w:r>
-        <w:rPr>
-          <w:b/>
-        </w:rPr>
-        <w:t>evidence</w:t>
-      </w:r>
-      <w:r>
-        <w:rPr>
-          <w:b w:val="0"/>
-        </w:rPr>
-        <w:t xml:space="preserve"> and limits.</w:t>
+        <w:pStyle w:val="Heading2"/>
+      </w:pPr>
+      <w:r>
+        <w:t>Give one usable repair</w:t>
       </w:r>
     </w:p>
     <w:p>
       <w:pPr>
-        <w:pStyle w:val="Heading3"/>
-      </w:pPr>
-      <w:r>
-        <w:t>Feedback that the learner uses</w:t>
+        <w:spacing w:line="336" w:lineRule="auto" w:after="180"/>
+      </w:pPr>
+      <w:r>
+        <w:rPr>
+          <w:b w:val="0"/>
+        </w:rPr>
+        <w:t>Name the earliest unsupported step and give one action to repair it. Have the learner make that repair now and explain why. Then assess the relevant skill on a fresh, fully specified case.</w:t>
       </w:r>
     </w:p>
     <w:p>
@@ -3711,31 +4060,109 @@
         <w:rPr>
           <w:b w:val="0"/>
         </w:rPr>
-        <w:t>Name the earliest unsupported step and give one action to repair it. Have the learner make that repair now and explain why. Then assess the relevant skill on a fresh, fully specified case.</w:t>
+        <w:t>Confirm it was not previously practised with feedback; solve and check the new case before assigning it. A follow-up design prompt is a starting brief, not automatically an equivalent test.</w:t>
       </w:r>
     </w:p>
     <w:p>
       <w:pPr>
-        <w:spacing w:line="336" w:lineRule="auto" w:after="180"/>
-      </w:pPr>
-      <w:r>
-        <w:rPr>
-          <w:b w:val="0"/>
-        </w:rPr>
-        <w:t>Confirm it was not previously practised with feedback; solve and check the new case before assigning it. A follow-up design prompt is a starting brief, not automatically an equivalent test.</w:t>
+        <w:pStyle w:val="Heading2"/>
+      </w:pPr>
+      <w:r>
+        <w:t>W1 Explain the mechanism</w:t>
       </w:r>
     </w:p>
     <w:p>
       <w:pPr>
-        <w:pStyle w:val="Heading1"/>
-      </w:pPr>
-      <w:r>
-        <w:t>06. Connect the project, support and next lesson</w:t>
+        <w:spacing w:line="336" w:lineRule="auto" w:after="180"/>
+      </w:pPr>
+      <w:r>
+        <w:rPr>
+          <w:b w:val="0"/>
+        </w:rPr>
+        <w:t xml:space="preserve">Explain the weekly </w:t>
+      </w:r>
+      <w:r>
+        <w:rPr>
+          <w:b/>
+        </w:rPr>
+        <w:t>mechanism</w:t>
+      </w:r>
+      <w:r>
+        <w:rPr>
+          <w:b w:val="0"/>
+        </w:rPr>
+        <w:t xml:space="preserve"> in your own words. Use the worked scenario to name its </w:t>
+      </w:r>
+      <w:r>
+        <w:rPr>
+          <w:b/>
+        </w:rPr>
+        <w:t>input</w:t>
+      </w:r>
+      <w:r>
+        <w:rPr>
+          <w:b w:val="0"/>
+        </w:rPr>
+        <w:t xml:space="preserve">, decision rule and </w:t>
+      </w:r>
+      <w:r>
+        <w:rPr>
+          <w:b/>
+        </w:rPr>
+        <w:t>output</w:t>
+      </w:r>
+      <w:r>
+        <w:rPr>
+          <w:b w:val="0"/>
+        </w:rPr>
+        <w:t>.</w:t>
       </w:r>
     </w:p>
     <w:p>
-      <w:r>
-        <w:t>Connect Sandboxing and resource limits to Grounded Learning Service, adapt support and plan a later changed-case check.</w:t>
+      <w:pPr>
+        <w:spacing w:line="336" w:lineRule="auto" w:after="180"/>
+      </w:pPr>
+      <w:r>
+        <w:rPr>
+          <w:b w:val="0"/>
+        </w:rPr>
+        <w:t xml:space="preserve">Teacher explanation: </w:t>
+      </w:r>
+      <w:r>
+        <w:rPr>
+          <w:b/>
+        </w:rPr>
+        <w:t>Sandbox</w:t>
+      </w:r>
+      <w:r>
+        <w:rPr>
+          <w:b w:val="0"/>
+        </w:rPr>
+        <w:t xml:space="preserve">ing and </w:t>
+      </w:r>
+      <w:r>
+        <w:rPr>
+          <w:b/>
+        </w:rPr>
+        <w:t>quota</w:t>
+      </w:r>
+      <w:r>
+        <w:rPr>
+          <w:b w:val="0"/>
+        </w:rPr>
+        <w:t xml:space="preserve">s constrain what a </w:t>
+      </w:r>
+      <w:r>
+        <w:rPr>
+          <w:b/>
+        </w:rPr>
+        <w:t>process</w:t>
+      </w:r>
+      <w:r>
+        <w:rPr>
+          <w:b w:val="0"/>
+        </w:rPr>
+        <w:t xml:space="preserve"> may access or consume. They reduce possible operations but do not verify every result.</w:t>
       </w:r>
     </w:p>
     <w:p>
@@ -3746,90 +4173,27 @@
         <w:rPr>
           <w:b w:val="0"/>
         </w:rPr>
-        <w:t xml:space="preserve">Add a labelled </w:t>
+        <w:t xml:space="preserve">The fictional job may read its fixture directory, write its </w:t>
       </w:r>
       <w:r>
         <w:rPr>
           <w:b/>
         </w:rPr>
-        <w:t>sandbox</w:t>
+        <w:t>output</w:t>
       </w:r>
       <w:r>
         <w:rPr>
           <w:b w:val="0"/>
         </w:rPr>
-        <w:t xml:space="preserve">ing and resource limits </w:t>
-      </w:r>
-      <w:r>
-        <w:rPr>
-          <w:b/>
-        </w:rPr>
-        <w:t>evidence</w:t>
-      </w:r>
-      <w:r>
-        <w:rPr>
-          <w:b w:val="0"/>
-        </w:rPr>
-        <w:t xml:space="preserve"> sheet to Grounded Learning Service. Show how you can explain the </w:t>
-      </w:r>
-      <w:r>
-        <w:rPr>
-          <w:b/>
-        </w:rPr>
-        <w:t>mechanism</w:t>
-      </w:r>
-      <w:r>
-        <w:rPr>
-          <w:b w:val="0"/>
-        </w:rPr>
-        <w:t xml:space="preserve"> and terminology of </w:t>
-      </w:r>
-      <w:r>
-        <w:rPr>
-          <w:b/>
-        </w:rPr>
-        <w:t>sandbox</w:t>
-      </w:r>
-      <w:r>
-        <w:rPr>
-          <w:b w:val="0"/>
-        </w:rPr>
-        <w:t>ing and resource limits.</w:t>
+        <w:t xml:space="preserve"> directory, use no network and run for at most 2 seconds with at most 10 queued tasks. Reject excess work before starting it.</w:t>
       </w:r>
     </w:p>
     <w:p>
       <w:pPr>
-        <w:spacing w:line="336" w:lineRule="auto" w:after="180"/>
-      </w:pPr>
-      <w:r>
-        <w:rPr>
-          <w:b w:val="0"/>
-        </w:rPr>
-        <w:t xml:space="preserve">Use the supplied fictional case and keep its </w:t>
-      </w:r>
-      <w:r>
-        <w:rPr>
-          <w:b/>
-        </w:rPr>
-        <w:t>input</w:t>
-      </w:r>
-      <w:r>
-        <w:rPr>
-          <w:b w:val="0"/>
-        </w:rPr>
-        <w:t xml:space="preserve">s, intermediate steps, calculation or </w:t>
-      </w:r>
-      <w:r>
-        <w:rPr>
-          <w:b/>
-        </w:rPr>
-        <w:t>prediction</w:t>
-      </w:r>
-      <w:r>
-        <w:rPr>
-          <w:b w:val="0"/>
-        </w:rPr>
-        <w:t>, and limitation. Connect this record to last week’s record; a matching answer without a trace is insufficient.</w:t>
+        <w:pStyle w:val="Heading2"/>
+      </w:pPr>
+      <w:r>
+        <w:t>W2 Trace the worked case</w:t>
       </w:r>
     </w:p>
     <w:p>
@@ -3840,19 +4204,19 @@
         <w:rPr>
           <w:b w:val="0"/>
         </w:rPr>
-        <w:t xml:space="preserve">Provide an </w:t>
+        <w:t xml:space="preserve">A job requests a public webpage and a write outside its </w:t>
       </w:r>
       <w:r>
         <w:rPr>
           <w:b/>
         </w:rPr>
-        <w:t>input</w:t>
+        <w:t>output</w:t>
       </w:r>
       <w:r>
         <w:rPr>
           <w:b w:val="0"/>
         </w:rPr>
-        <w:t>/procedure/result/limit frame and a calculator when needed. Ask students to identify the first step before completing the whole trace.</w:t>
+        <w:t xml:space="preserve"> directory. Show the intermediate steps and give the conclusion with its scope.</w:t>
       </w:r>
     </w:p>
     <w:p>
@@ -3863,42 +4227,27 @@
         <w:rPr>
           <w:b w:val="0"/>
         </w:rPr>
-        <w:t xml:space="preserve">Extension: compare two concrete variants of this </w:t>
+        <w:t xml:space="preserve">Teacher explanation: Both operations violate the </w:t>
       </w:r>
       <w:r>
         <w:rPr>
           <w:b/>
         </w:rPr>
-        <w:t>mechanism</w:t>
+        <w:t>sandbox</w:t>
       </w:r>
       <w:r>
         <w:rPr>
           <w:b w:val="0"/>
         </w:rPr>
-        <w:t xml:space="preserve"> while holding unrelated conditions fixed; report both successful and unsuccessful outcomes.</w:t>
+        <w:t xml:space="preserve"> contract. Deny them; public availability does not grant network or filesystem authority.</w:t>
       </w:r>
     </w:p>
     <w:p>
       <w:pPr>
-        <w:spacing w:line="336" w:lineRule="auto" w:after="180"/>
-      </w:pPr>
-      <w:r>
-        <w:rPr>
-          <w:b w:val="0"/>
-        </w:rPr>
-        <w:t xml:space="preserve">Next connection: Data retention and deletion. Preserve the current case record and retrieve its </w:t>
-      </w:r>
-      <w:r>
-        <w:rPr>
-          <w:b/>
-        </w:rPr>
-        <w:t>evidence</w:t>
-      </w:r>
-      <w:r>
-        <w:rPr>
-          <w:b w:val="0"/>
-        </w:rPr>
-        <w:t xml:space="preserve"> boundary before moving on.</w:t>
+        <w:pStyle w:val="Heading2"/>
+      </w:pPr>
+      <w:r>
+        <w:t>W3 Audit the limit</w:t>
       </w:r>
     </w:p>
     <w:p>
@@ -3909,15 +4258,626 @@
         <w:rPr>
           <w:b w:val="0"/>
         </w:rPr>
-        <w:t>Retain the project ledger and assess a changed case after support. Check the relevant prerequisite before carrying this component forward.</w:t>
+        <w:t>A report omits this qualification: Resource limits constrain execution but cannot prove generated claims or algorithms correct. Explain how omitting it could change a reader's interpretation, and write an accurate replacement.</w:t>
       </w:r>
     </w:p>
     <w:p>
       <w:pPr>
+        <w:spacing w:line="336" w:lineRule="auto" w:after="180"/>
+      </w:pPr>
+      <w:r>
+        <w:rPr>
+          <w:b w:val="0"/>
+        </w:rPr>
+        <w:t>Teacher explanation: Resource limits constrain execution but cannot prove generated claims or algorithms correct.</w:t>
+      </w:r>
+    </w:p>
+    <w:p>
+      <w:pPr>
+        <w:spacing w:line="336" w:lineRule="auto" w:after="180"/>
+      </w:pPr>
+      <w:r>
+        <w:rPr>
+          <w:b w:val="0"/>
+        </w:rPr>
+        <w:t xml:space="preserve">State the observed result separately from the unverified or out-of-scope claim; preserve the original </w:t>
+      </w:r>
+      <w:r>
+        <w:rPr>
+          <w:b/>
+        </w:rPr>
+        <w:t>evidence</w:t>
+      </w:r>
+      <w:r>
+        <w:rPr>
+          <w:b w:val="0"/>
+        </w:rPr>
+        <w:t xml:space="preserve"> rather than inventing a missing fact.</w:t>
+      </w:r>
+    </w:p>
+    <w:p>
+      <w:pPr>
+        <w:pStyle w:val="Heading2"/>
+      </w:pPr>
+      <w:r>
+        <w:t>W5 Design a revealing follow-up</w:t>
+      </w:r>
+    </w:p>
+    <w:p>
+      <w:pPr>
+        <w:spacing w:line="336" w:lineRule="auto" w:after="180"/>
+      </w:pPr>
+      <w:r>
+        <w:rPr>
+          <w:b w:val="0"/>
+        </w:rPr>
+        <w:t>For the worked scenario, propose one additional case that could reveal a failure, describe its expected outcome before running it, and explain what would need to remain fixed for a fair comparison.</w:t>
+      </w:r>
+    </w:p>
+    <w:p>
+      <w:pPr>
+        <w:spacing w:line="336" w:lineRule="auto" w:after="180"/>
+      </w:pPr>
+      <w:r>
+        <w:rPr>
+          <w:b w:val="0"/>
+        </w:rPr>
+        <w:t>Do not reuse W4 as a new final test after receiving feedback.</w:t>
+      </w:r>
+    </w:p>
+    <w:p>
+      <w:pPr>
+        <w:spacing w:line="336" w:lineRule="auto" w:after="180"/>
+      </w:pPr>
+      <w:r>
+        <w:rPr>
+          <w:b w:val="0"/>
+        </w:rPr>
+        <w:t xml:space="preserve">Teacher explanation: Accept a concrete variant of the worked </w:t>
+      </w:r>
+      <w:r>
+        <w:rPr>
+          <w:b/>
+        </w:rPr>
+        <w:t>input</w:t>
+      </w:r>
+      <w:r>
+        <w:rPr>
+          <w:b w:val="0"/>
+        </w:rPr>
+        <w:t xml:space="preserve"> or a missing/conflicting/boundary condition, with an expectation derived from the declared procedure.</w:t>
+      </w:r>
+    </w:p>
+    <w:p>
+      <w:pPr>
+        <w:spacing w:line="336" w:lineRule="auto" w:after="180"/>
+      </w:pPr>
+      <w:r>
+        <w:rPr>
+          <w:b w:val="0"/>
+        </w:rPr>
+        <w:t xml:space="preserve">Require preserved settings, original </w:t>
+      </w:r>
+      <w:r>
+        <w:rPr>
+          <w:b/>
+        </w:rPr>
+        <w:t>output</w:t>
+      </w:r>
+      <w:r>
+        <w:rPr>
+          <w:b w:val="0"/>
+        </w:rPr>
+        <w:t>s and data roles. Resource limits constrain execution but cannot prove generated claims or algorithms correct.</w:t>
+      </w:r>
+    </w:p>
+    <w:p>
+      <w:pPr>
+        <w:spacing w:line="336" w:lineRule="auto" w:after="180"/>
+      </w:pPr>
+      <w:r>
+        <w:rPr>
+          <w:b w:val="0"/>
+        </w:rPr>
+        <w:t xml:space="preserve">The new case should test this particular </w:t>
+      </w:r>
+      <w:r>
+        <w:rPr>
+          <w:b/>
+        </w:rPr>
+        <w:t>mechanism</w:t>
+      </w:r>
+      <w:r>
+        <w:rPr>
+          <w:b w:val="0"/>
+        </w:rPr>
+        <w:t xml:space="preserve"> rather than merely restate the original result.</w:t>
+      </w:r>
+    </w:p>
+    <w:p>
+      <w:pPr>
+        <w:pStyle w:val="Heading2"/>
+      </w:pPr>
+      <w:r>
+        <w:t>Earlier wording, alternatives and picture transcripts · reference / check after trying</w:t>
+      </w:r>
+    </w:p>
+    <w:p>
+      <w:pPr>
         <w:pStyle w:val="Heading3"/>
       </w:pPr>
       <w:r>
-        <w:t>Plan the delayed return</w:t>
+        <w:t>Guided and exit questions</w:t>
+      </w:r>
+    </w:p>
+    <w:p>
+      <w:pPr>
+        <w:spacing w:line="336" w:lineRule="auto" w:after="180"/>
+      </w:pPr>
+      <w:r>
+        <w:rPr>
+          <w:b w:val="0"/>
+        </w:rPr>
+        <w:t xml:space="preserve">Guided: Both operations violate the </w:t>
+      </w:r>
+      <w:r>
+        <w:rPr>
+          <w:b/>
+        </w:rPr>
+        <w:t>sandbox</w:t>
+      </w:r>
+      <w:r>
+        <w:rPr>
+          <w:b w:val="0"/>
+        </w:rPr>
+        <w:t xml:space="preserve"> contract. Deny them; public availability does not grant network or filesystem authority.</w:t>
+      </w:r>
+    </w:p>
+    <w:p>
+      <w:pPr>
+        <w:spacing w:line="336" w:lineRule="auto" w:after="180"/>
+      </w:pPr>
+      <w:r>
+        <w:rPr>
+          <w:b w:val="0"/>
+        </w:rPr>
+        <w:t>Qualification: Resource limits constrain execution but cannot prove generated claims or algorithms correct.</w:t>
+      </w:r>
+    </w:p>
+    <w:p>
+      <w:pPr>
+        <w:spacing w:line="336" w:lineRule="auto" w:after="180"/>
+      </w:pPr>
+      <w:r>
+        <w:rPr>
+          <w:b w:val="0"/>
+        </w:rPr>
+        <w:t xml:space="preserve">Exit: accept a concrete variation with its predicted outcome and a stated condition that would challenge the </w:t>
+      </w:r>
+      <w:r>
+        <w:rPr>
+          <w:b/>
+        </w:rPr>
+        <w:t>mechanism</w:t>
+      </w:r>
+      <w:r>
+        <w:rPr>
+          <w:b w:val="0"/>
+        </w:rPr>
+        <w:t xml:space="preserve">; reject a claim resting on unmeasured </w:t>
+      </w:r>
+      <w:r>
+        <w:rPr>
+          <w:b/>
+        </w:rPr>
+        <w:t>evidence</w:t>
+      </w:r>
+      <w:r>
+        <w:rPr>
+          <w:b w:val="0"/>
+        </w:rPr>
+        <w:t>.</w:t>
+      </w:r>
+    </w:p>
+    <w:p>
+      <w:pPr>
+        <w:pStyle w:val="Heading3"/>
+      </w:pPr>
+      <w:r>
+        <w:t>W1 Explain the mechanism</w:t>
+      </w:r>
+    </w:p>
+    <w:p>
+      <w:pPr>
+        <w:pStyle w:val="Heading3"/>
+      </w:pPr>
+      <w:r>
+        <w:t>W2 Trace the worked case</w:t>
+      </w:r>
+    </w:p>
+    <w:p>
+      <w:pPr>
+        <w:pStyle w:val="Heading3"/>
+      </w:pPr>
+      <w:r>
+        <w:t>W3 Audit the limit</w:t>
+      </w:r>
+    </w:p>
+    <w:p>
+      <w:pPr>
+        <w:pStyle w:val="Heading3"/>
+      </w:pPr>
+      <w:r>
+        <w:t>W4 Apply a new case independently</w:t>
+      </w:r>
+    </w:p>
+    <w:p>
+      <w:pPr>
+        <w:spacing w:line="336" w:lineRule="auto" w:after="180"/>
+      </w:pPr>
+      <w:r>
+        <w:rPr>
+          <w:b w:val="0"/>
+        </w:rPr>
+        <w:t>Queue currently has 9 tasks; job proposes 2 more under a maximum 10 policy. Decide.</w:t>
+      </w:r>
+    </w:p>
+    <w:p>
+      <w:pPr>
+        <w:spacing w:line="336" w:lineRule="auto" w:after="180"/>
+      </w:pPr>
+      <w:r>
+        <w:rPr>
+          <w:b w:val="0"/>
+        </w:rPr>
+        <w:t xml:space="preserve">Teacher explanation: Accepting both would produce 11 and exceed </w:t>
+      </w:r>
+      <w:r>
+        <w:rPr>
+          <w:b/>
+        </w:rPr>
+        <w:t>quota</w:t>
+      </w:r>
+      <w:r>
+        <w:rPr>
+          <w:b w:val="0"/>
+        </w:rPr>
+        <w:t>. Either reject the two-task batch or use a separately declared partial-</w:t>
+      </w:r>
+      <w:r>
+        <w:rPr>
+          <w:b/>
+        </w:rPr>
+        <w:t>admission policy</w:t>
+      </w:r>
+      <w:r>
+        <w:rPr>
+          <w:b w:val="0"/>
+        </w:rPr>
+        <w:t>; do not invent one.</w:t>
+      </w:r>
+    </w:p>
+    <w:p>
+      <w:pPr>
+        <w:pStyle w:val="Heading3"/>
+      </w:pPr>
+      <w:r>
+        <w:t>W5 Design a revealing follow-up</w:t>
+      </w:r>
+    </w:p>
+    <w:p>
+      <w:pPr>
+        <w:pStyle w:val="Heading3"/>
+      </w:pPr>
+      <w:r>
+        <w:t>Independent assessment and fresh retry</w:t>
+      </w:r>
+    </w:p>
+    <w:p>
+      <w:pPr>
+        <w:spacing w:line="336" w:lineRule="auto" w:after="180"/>
+      </w:pPr>
+      <w:r>
+        <w:rPr>
+          <w:b w:val="0"/>
+        </w:rPr>
+        <w:t xml:space="preserve">W4: Accepting both would produce 11 and exceed </w:t>
+      </w:r>
+      <w:r>
+        <w:rPr>
+          <w:b/>
+        </w:rPr>
+        <w:t>quota</w:t>
+      </w:r>
+      <w:r>
+        <w:rPr>
+          <w:b w:val="0"/>
+        </w:rPr>
+        <w:t>. Either reject the two-task batch or use a separately declared partial-</w:t>
+      </w:r>
+      <w:r>
+        <w:rPr>
+          <w:b/>
+        </w:rPr>
+        <w:t>admission policy</w:t>
+      </w:r>
+      <w:r>
+        <w:rPr>
+          <w:b w:val="0"/>
+        </w:rPr>
+        <w:t>; do not invent one. Require intermediate reasoning and the stated scope.</w:t>
+      </w:r>
+    </w:p>
+    <w:p>
+      <w:pPr>
+        <w:spacing w:line="336" w:lineRule="auto" w:after="180"/>
+      </w:pPr>
+      <w:r>
+        <w:rPr>
+          <w:b w:val="0"/>
+        </w:rPr>
+        <w:t>Fresh retry: Queue 7 proposes 3 then 1 under limit 10. Expected reasoning: First batch reaches 10 and fits; next exceeds 10 and is rejected.</w:t>
+      </w:r>
+    </w:p>
+    <w:p>
+      <w:pPr>
+        <w:spacing w:line="336" w:lineRule="auto" w:after="180"/>
+      </w:pPr>
+      <w:r>
+        <w:rPr>
+          <w:b w:val="0"/>
+        </w:rPr>
+        <w:t>If students need support, record it and reassess with another new case rather than awarding independence to a copied answer.</w:t>
+      </w:r>
+    </w:p>
+    <w:p>
+      <w:pPr>
+        <w:pStyle w:val="Heading3"/>
+      </w:pPr>
+      <w:r>
+        <w:t>Assess independent transfer</w:t>
+      </w:r>
+    </w:p>
+    <w:p>
+      <w:pPr>
+        <w:pStyle w:val="Heading3"/>
+      </w:pPr>
+      <w:r>
+        <w:t>Selected case answer</w:t>
+      </w:r>
+    </w:p>
+    <w:p>
+      <w:pPr>
+        <w:pStyle w:val="Heading3"/>
+      </w:pPr>
+      <w:r>
+        <w:t>Feedback that the learner uses</w:t>
+      </w:r>
+    </w:p>
+    <w:p>
+      <w:pPr>
+        <w:pStyle w:val="Heading1"/>
+      </w:pPr>
+      <w:r>
+        <w:t>06. Connect, support and revisit service design</w:t>
+      </w:r>
+    </w:p>
+    <w:p>
+      <w:r>
+        <w:t>Use saved evidence and boundary decisions to choose the next step.</w:t>
+      </w:r>
+    </w:p>
+    <w:p>
+      <w:pPr>
+        <w:pStyle w:val="Heading2"/>
+      </w:pPr>
+      <w:r>
+        <w:t>Project and next-week bridge</w:t>
+      </w:r>
+    </w:p>
+    <w:p>
+      <w:pPr>
+        <w:spacing w:line="336" w:lineRule="auto" w:after="180"/>
+      </w:pPr>
+      <w:r>
+        <w:rPr>
+          <w:b w:val="0"/>
+        </w:rPr>
+        <w:t xml:space="preserve">Add a labelled </w:t>
+      </w:r>
+      <w:r>
+        <w:rPr>
+          <w:b/>
+        </w:rPr>
+        <w:t>sandbox</w:t>
+      </w:r>
+      <w:r>
+        <w:rPr>
+          <w:b w:val="0"/>
+        </w:rPr>
+        <w:t xml:space="preserve">ing and resource limits </w:t>
+      </w:r>
+      <w:r>
+        <w:rPr>
+          <w:b/>
+        </w:rPr>
+        <w:t>evidence</w:t>
+      </w:r>
+      <w:r>
+        <w:rPr>
+          <w:b w:val="0"/>
+        </w:rPr>
+        <w:t xml:space="preserve"> sheet to Grounded Learning Service. Show how you can explain the </w:t>
+      </w:r>
+      <w:r>
+        <w:rPr>
+          <w:b/>
+        </w:rPr>
+        <w:t>mechanism</w:t>
+      </w:r>
+      <w:r>
+        <w:rPr>
+          <w:b w:val="0"/>
+        </w:rPr>
+        <w:t xml:space="preserve"> and terminology of </w:t>
+      </w:r>
+      <w:r>
+        <w:rPr>
+          <w:b/>
+        </w:rPr>
+        <w:t>sandbox</w:t>
+      </w:r>
+      <w:r>
+        <w:rPr>
+          <w:b w:val="0"/>
+        </w:rPr>
+        <w:t>ing and resource limits.</w:t>
+      </w:r>
+    </w:p>
+    <w:p>
+      <w:pPr>
+        <w:spacing w:line="336" w:lineRule="auto" w:after="180"/>
+      </w:pPr>
+      <w:r>
+        <w:rPr>
+          <w:b w:val="0"/>
+        </w:rPr>
+        <w:t xml:space="preserve">Use the supplied fictional case and keep its </w:t>
+      </w:r>
+      <w:r>
+        <w:rPr>
+          <w:b/>
+        </w:rPr>
+        <w:t>input</w:t>
+      </w:r>
+      <w:r>
+        <w:rPr>
+          <w:b w:val="0"/>
+        </w:rPr>
+        <w:t xml:space="preserve">s, intermediate steps, calculation or </w:t>
+      </w:r>
+      <w:r>
+        <w:rPr>
+          <w:b/>
+        </w:rPr>
+        <w:t>prediction</w:t>
+      </w:r>
+      <w:r>
+        <w:rPr>
+          <w:b w:val="0"/>
+        </w:rPr>
+        <w:t>, and limitation. Connect this record to last week’s record; a matching answer without a trace is insufficient.</w:t>
+      </w:r>
+    </w:p>
+    <w:p>
+      <w:pPr>
+        <w:spacing w:line="336" w:lineRule="auto" w:after="180"/>
+      </w:pPr>
+      <w:r>
+        <w:rPr>
+          <w:b w:val="0"/>
+        </w:rPr>
+        <w:t xml:space="preserve">Provide an </w:t>
+      </w:r>
+      <w:r>
+        <w:rPr>
+          <w:b/>
+        </w:rPr>
+        <w:t>input</w:t>
+      </w:r>
+      <w:r>
+        <w:rPr>
+          <w:b w:val="0"/>
+        </w:rPr>
+        <w:t>/procedure/result/limit frame and a calculator when needed. Ask students to identify the first step before completing the whole trace.</w:t>
+      </w:r>
+    </w:p>
+    <w:p>
+      <w:pPr>
+        <w:spacing w:line="336" w:lineRule="auto" w:after="180"/>
+      </w:pPr>
+      <w:r>
+        <w:rPr>
+          <w:b w:val="0"/>
+        </w:rPr>
+        <w:t xml:space="preserve">Extension: compare two concrete variants of this </w:t>
+      </w:r>
+      <w:r>
+        <w:rPr>
+          <w:b/>
+        </w:rPr>
+        <w:t>mechanism</w:t>
+      </w:r>
+      <w:r>
+        <w:rPr>
+          <w:b w:val="0"/>
+        </w:rPr>
+        <w:t xml:space="preserve"> while holding unrelated conditions fixed; report both successful and unsuccessful outcomes.</w:t>
+      </w:r>
+    </w:p>
+    <w:p>
+      <w:pPr>
+        <w:spacing w:line="336" w:lineRule="auto" w:after="180"/>
+      </w:pPr>
+      <w:r>
+        <w:rPr>
+          <w:b w:val="0"/>
+        </w:rPr>
+        <w:t xml:space="preserve">Next connection: Data retention and deletion. Preserve the current case record and retrieve its </w:t>
+      </w:r>
+      <w:r>
+        <w:rPr>
+          <w:b/>
+        </w:rPr>
+        <w:t>evidence</w:t>
+      </w:r>
+      <w:r>
+        <w:rPr>
+          <w:b w:val="0"/>
+        </w:rPr>
+        <w:t xml:space="preserve"> boundary before moving on.</w:t>
+      </w:r>
+    </w:p>
+    <w:p>
+      <w:pPr>
+        <w:spacing w:line="336" w:lineRule="auto" w:after="180"/>
+      </w:pPr>
+      <w:r>
+        <w:rPr>
+          <w:b w:val="0"/>
+        </w:rPr>
+        <w:t>Retain the project ledger and assess a changed case after support. Check the relevant prerequisite before carrying this component forward.</w:t>
+      </w:r>
+    </w:p>
+    <w:p>
+      <w:pPr>
+        <w:spacing w:line="336" w:lineRule="auto" w:after="180"/>
+      </w:pPr>
+      <w:r>
+        <w:rPr>
+          <w:b w:val="0"/>
+        </w:rPr>
+        <w:t xml:space="preserve">For the Grounded Learning Service, retain an annotated trace and the changed-case result. Name the contract or </w:t>
+      </w:r>
+      <w:r>
+        <w:rPr>
+          <w:b/>
+        </w:rPr>
+        <w:t>evidence</w:t>
+      </w:r>
+      <w:r>
+        <w:rPr>
+          <w:b w:val="0"/>
+        </w:rPr>
+        <w:t xml:space="preserve"> that makes the deciding step valid, so another team can review it.</w:t>
+      </w:r>
+    </w:p>
+    <w:p>
+      <w:pPr>
+        <w:pStyle w:val="Heading2"/>
+      </w:pPr>
+      <w:r>
+        <w:t>Delayed return and support record</w:t>
       </w:r>
     </w:p>
     <w:p>
@@ -4134,60 +5094,60 @@
     </w:p>
     <w:p>
       <w:pPr>
-        <w:pStyle w:val="Heading3"/>
-      </w:pPr>
-      <w:r>
-        <w:t>Project evidence from this case</w:t>
+        <w:pStyle w:val="Heading2"/>
+      </w:pPr>
+      <w:r>
+        <w:t>Earlier wording, alternatives and picture transcripts · reference / check after trying</w:t>
       </w:r>
     </w:p>
     <w:p>
       <w:pPr>
-        <w:spacing w:line="336" w:lineRule="auto" w:after="180"/>
-      </w:pPr>
-      <w:r>
-        <w:rPr>
-          <w:b w:val="0"/>
-        </w:rPr>
-        <w:t xml:space="preserve">For the Grounded Learning Service, retain an annotated trace and the changed-case result. Name the contract or </w:t>
-      </w:r>
-      <w:r>
-        <w:rPr>
-          <w:b/>
-        </w:rPr>
-        <w:t>evidence</w:t>
-      </w:r>
-      <w:r>
-        <w:rPr>
-          <w:b w:val="0"/>
-        </w:rPr>
-        <w:t xml:space="preserve"> that makes the deciding step valid, so another team can review it.</w:t>
+        <w:pStyle w:val="Heading3"/>
+      </w:pPr>
+      <w:r>
+        <w:t>Plan the delayed return</w:t>
       </w:r>
     </w:p>
     <w:p>
       <w:pPr>
-        <w:pStyle w:val="Heading1"/>
-      </w:pPr>
-      <w:r>
-        <w:t>07. Prepare, teach and assess</w:t>
+        <w:pStyle w:val="Heading3"/>
+      </w:pPr>
+      <w:r>
+        <w:t>Project evidence from this case</w:t>
       </w:r>
     </w:p>
     <w:p>
-      <w:r>
-        <w:t>Use this preparation summary alongside the detailed Sandboxing and resource limits lesson; it is a checklist rather than a replacement for the full sequence.</w:t>
+      <w:pPr>
+        <w:pStyle w:val="Heading1"/>
+      </w:pPr>
+      <w:r>
+        <w:t>Reference bank and extra practice</w:t>
       </w:r>
     </w:p>
     <w:p>
       <w:pPr>
-        <w:pStyle w:val="Heading3"/>
-      </w:pPr>
-      <w:r>
-        <w:t>Teaching target</w:t>
+        <w:pStyle w:val="Heading1"/>
+      </w:pPr>
+      <w:r>
+        <w:t>07. Reference · Alternative planning checklist</w:t>
       </w:r>
     </w:p>
     <w:p>
+      <w:r>
+        <w:t>Use alongside the main route when helpful.</w:t>
+      </w:r>
+    </w:p>
+    <w:p>
+      <w:pPr>
+        <w:pStyle w:val="Heading2"/>
+      </w:pPr>
+      <w:r>
+        <w:t>Planning,assessment and project reminders</w:t>
+      </w:r>
+    </w:p>
+    <w:p>
       <w:pPr>
         <w:spacing w:line="336" w:lineRule="auto" w:after="180"/>
-        <w:shd w:fill="EDF7F3"/>
       </w:pPr>
       <w:r>
         <w:rPr>
@@ -4411,34 +5371,48 @@
     </w:p>
     <w:p>
       <w:pPr>
-        <w:pStyle w:val="Heading3"/>
-      </w:pPr>
-      <w:r>
-        <w:t>Supported practice answer</w:t>
+        <w:spacing w:line="336" w:lineRule="auto" w:after="180"/>
+      </w:pPr>
+      <w:r>
+        <w:rPr>
+          <w:b w:val="0"/>
+        </w:rPr>
+        <w:t xml:space="preserve">Reasoned practice answer: Teacher explanation: Both operations violate the </w:t>
+      </w:r>
+      <w:r>
+        <w:rPr>
+          <w:b/>
+        </w:rPr>
+        <w:t>sandbox</w:t>
+      </w:r>
+      <w:r>
+        <w:rPr>
+          <w:b w:val="0"/>
+        </w:rPr>
+        <w:t xml:space="preserve"> contract. Deny them; public availability does not grant network or filesystem authority.</w:t>
       </w:r>
     </w:p>
     <w:p>
       <w:pPr>
         <w:spacing w:line="336" w:lineRule="auto" w:after="180"/>
-        <w:shd w:fill="F1F6FC"/>
       </w:pPr>
       <w:r>
         <w:rPr>
           <w:b w:val="0"/>
         </w:rPr>
-        <w:t xml:space="preserve">Reasoned practice answer: Teacher explanation: Both operations violate the </w:t>
+        <w:t xml:space="preserve">Check every learner before discussion: Use the worked case for </w:t>
       </w:r>
       <w:r>
         <w:rPr>
           <w:b/>
         </w:rPr>
-        <w:t>sandbox</w:t>
+        <w:t>Sandbox</w:t>
       </w:r>
       <w:r>
         <w:rPr>
           <w:b w:val="0"/>
         </w:rPr>
-        <w:t xml:space="preserve"> contract. Deny them; public availability does not grant network or filesystem authority.</w:t>
+        <w:t>ing and resource limits. Proposed explanation: “The worked result establishes every future case”. Decide whether this explanation is supported.</w:t>
       </w:r>
     </w:p>
     <w:p>
@@ -4449,19 +5423,7 @@
         <w:rPr>
           <w:b w:val="0"/>
         </w:rPr>
-        <w:t xml:space="preserve">Check every learner before discussion: Use the worked case for </w:t>
-      </w:r>
-      <w:r>
-        <w:rPr>
-          <w:b/>
-        </w:rPr>
-        <w:t>Sandbox</w:t>
-      </w:r>
-      <w:r>
-        <w:rPr>
-          <w:b w:val="0"/>
-        </w:rPr>
-        <w:t>ing and resource limits. Proposed explanation: “The worked result establishes every future case”. Decide whether this explanation is supported.</w:t>
+        <w:t>Point to the step or supplied fact that decides; explain your repair if needed.</w:t>
       </w:r>
     </w:p>
     <w:p>
@@ -4472,105 +5434,58 @@
         <w:rPr>
           <w:b w:val="0"/>
         </w:rPr>
-        <w:t>Point to the step or supplied fact that decides; explain your repair if needed.</w:t>
+        <w:t>Misconception repair: Resource limits constrain execution but cannot prove generated claims or algorithms correct.</w:t>
       </w:r>
     </w:p>
     <w:p>
       <w:pPr>
-        <w:pStyle w:val="Heading3"/>
-      </w:pPr>
-      <w:r>
-        <w:t>Repair the misconception</w:t>
+        <w:spacing w:line="336" w:lineRule="auto" w:after="180"/>
+      </w:pPr>
+      <w:r>
+        <w:rPr>
+          <w:b w:val="0"/>
+        </w:rPr>
+        <w:t xml:space="preserve">Support: read the exact case aloud, enlarge the labelled picture, supply </w:t>
+      </w:r>
+      <w:r>
+        <w:rPr>
+          <w:b/>
+        </w:rPr>
+        <w:t>input</w:t>
+      </w:r>
+      <w:r>
+        <w:rPr>
+          <w:b w:val="0"/>
+        </w:rPr>
+        <w:t xml:space="preserve"> cards and model only the first deciding step. Accept a spoken explanation or drawing; retain the reasoning goal.</w:t>
       </w:r>
     </w:p>
     <w:p>
       <w:pPr>
         <w:spacing w:line="336" w:lineRule="auto" w:after="180"/>
-        <w:shd w:fill="FFF5E6"/>
       </w:pPr>
       <w:r>
         <w:rPr>
           <w:b w:val="0"/>
         </w:rPr>
-        <w:t>Misconception repair: Resource limits constrain execution but cannot prove generated claims or algorithms correct.</w:t>
+        <w:t xml:space="preserve">Extension: A takes three seconds but still writes 2 MB. Require a </w:t>
+      </w:r>
+      <w:r>
+        <w:rPr>
+          <w:b/>
+        </w:rPr>
+        <w:t>prediction</w:t>
+      </w:r>
+      <w:r>
+        <w:rPr>
+          <w:b w:val="0"/>
+        </w:rPr>
+        <w:t xml:space="preserve"> and a reason before comparing. Expected result: Stop A for exceeding the time allowance. Reason: The independent two-second limit remains binding.</w:t>
       </w:r>
     </w:p>
     <w:p>
       <w:pPr>
-        <w:pStyle w:val="Heading3"/>
-      </w:pPr>
-      <w:r>
-        <w:t>Support without giving away the answer</w:t>
-      </w:r>
-    </w:p>
-    <w:p>
-      <w:pPr>
         <w:spacing w:line="336" w:lineRule="auto" w:after="180"/>
-        <w:shd w:fill="F1F6F8"/>
-      </w:pPr>
-      <w:r>
-        <w:rPr>
-          <w:b w:val="0"/>
-        </w:rPr>
-        <w:t xml:space="preserve">Support: read the exact case aloud, enlarge the labelled picture, supply </w:t>
-      </w:r>
-      <w:r>
-        <w:rPr>
-          <w:b/>
-        </w:rPr>
-        <w:t>input</w:t>
-      </w:r>
-      <w:r>
-        <w:rPr>
-          <w:b w:val="0"/>
-        </w:rPr>
-        <w:t xml:space="preserve"> cards and model only the first deciding step. Accept a spoken explanation or drawing; retain the reasoning goal.</w:t>
-      </w:r>
-    </w:p>
-    <w:p>
-      <w:pPr>
-        <w:pStyle w:val="Heading3"/>
-      </w:pPr>
-      <w:r>
-        <w:t>Extend the reasoning</w:t>
-      </w:r>
-    </w:p>
-    <w:p>
-      <w:pPr>
-        <w:spacing w:line="336" w:lineRule="auto" w:after="180"/>
-        <w:shd w:fill="F5F1FB"/>
-      </w:pPr>
-      <w:r>
-        <w:rPr>
-          <w:b w:val="0"/>
-        </w:rPr>
-        <w:t xml:space="preserve">Extension: A takes three seconds but still writes 2 MB. Require a </w:t>
-      </w:r>
-      <w:r>
-        <w:rPr>
-          <w:b/>
-        </w:rPr>
-        <w:t>prediction</w:t>
-      </w:r>
-      <w:r>
-        <w:rPr>
-          <w:b w:val="0"/>
-        </w:rPr>
-        <w:t xml:space="preserve"> and a reason before comparing. Expected result: Stop A for exceeding the time allowance. Reason: The independent two-second limit remains binding.</w:t>
-      </w:r>
-    </w:p>
-    <w:p>
-      <w:pPr>
-        <w:pStyle w:val="Heading3"/>
-      </w:pPr>
-      <w:r>
-        <w:t>Protect the independent attempt</w:t>
-      </w:r>
-    </w:p>
-    <w:p>
-      <w:pPr>
-        <w:spacing w:line="336" w:lineRule="auto" w:after="180"/>
-        <w:shd w:fill="FFF5E6"/>
       </w:pPr>
       <w:r>
         <w:rPr>
@@ -4765,58 +5680,57 @@
     </w:tbl>
     <w:p>
       <w:pPr>
-        <w:pStyle w:val="Heading3"/>
-      </w:pPr>
-      <w:r>
-        <w:t>Project checkpoint</w:t>
+        <w:spacing w:line="336" w:lineRule="auto" w:after="180"/>
+      </w:pPr>
+      <w:r>
+        <w:rPr>
+          <w:b w:val="0"/>
+        </w:rPr>
+        <w:t>Project checkpoint: Evaluate and revise. Compare with your starting method, explain errors and record a justified revision.</w:t>
       </w:r>
     </w:p>
     <w:p>
       <w:pPr>
         <w:spacing w:line="336" w:lineRule="auto" w:after="180"/>
-        <w:shd w:fill="EDF7F3"/>
       </w:pPr>
       <w:r>
         <w:rPr>
           <w:b w:val="0"/>
         </w:rPr>
-        <w:t>Project checkpoint: Evaluate and revise. Compare with your starting method, explain errors and record a justified revision.</w:t>
+        <w:t xml:space="preserve">Use the weekly teacher answer for topic-specific reasoning. A saved progress tick is an activity record; judge mastery from the learner’s explanation and </w:t>
+      </w:r>
+      <w:r>
+        <w:rPr>
+          <w:b/>
+        </w:rPr>
+        <w:t>evidence</w:t>
+      </w:r>
+      <w:r>
+        <w:rPr>
+          <w:b w:val="0"/>
+        </w:rPr>
+        <w:t>.</w:t>
       </w:r>
     </w:p>
     <w:p>
       <w:pPr>
-        <w:spacing w:line="336" w:lineRule="auto" w:after="180"/>
-      </w:pPr>
-      <w:r>
-        <w:rPr>
-          <w:b w:val="0"/>
-        </w:rPr>
-        <w:t xml:space="preserve">Use the weekly teacher answer for topic-specific reasoning. A saved progress tick is an activity record; judge mastery from the learner’s explanation and </w:t>
-      </w:r>
-      <w:r>
-        <w:rPr>
-          <w:b/>
-        </w:rPr>
-        <w:t>evidence</w:t>
-      </w:r>
-      <w:r>
-        <w:rPr>
-          <w:b w:val="0"/>
-        </w:rPr>
-        <w:t>.</w:t>
+        <w:pStyle w:val="Heading1"/>
+      </w:pPr>
+      <w:r>
+        <w:t>08. Reference · Feedback,labs and repair paths</w:t>
       </w:r>
     </w:p>
     <w:p>
-      <w:pPr>
-        <w:pStyle w:val="Heading1"/>
-      </w:pPr>
-      <w:r>
-        <w:t>08. Use feedback, labs and repair paths</w:t>
+      <w:r>
+        <w:t>Retain the first attempt and the evidence used for a repair.</w:t>
       </w:r>
     </w:p>
     <w:p>
-      <w:r>
-        <w:t>Use feedback, earlier review and portfolios purposefully. Apply the coding routine only when this lesson has an executable lab.</w:t>
+      <w:pPr>
+        <w:pStyle w:val="Heading2"/>
+      </w:pPr>
+      <w:r>
+        <w:t>Feedback and record guidance</w:t>
       </w:r>
     </w:p>
     <w:p>
@@ -4854,40 +5768,42 @@
       </w:r>
     </w:p>
     <w:p>
-      <w:pPr>
-        <w:pStyle w:val="Heading3"/>
-      </w:pPr>
-      <w:r>
-        <w:t>For later coding lessons</w:t>
+      <w:r>
+        <w:t>This week has no code block. Use this routine when a later lesson includes an executable lab.</w:t>
       </w:r>
     </w:p>
     <w:p>
-      <w:r>
-        <w:t>This week has no code block. Use this routine when a later lesson includes an executable lab.</w:t>
+      <w:pPr>
+        <w:spacing w:line="336" w:lineRule="auto" w:after="180"/>
+      </w:pPr>
+      <w:r>
+        <w:rPr>
+          <w:b w:val="0"/>
+        </w:rPr>
+        <w:t xml:space="preserve">Ask students to predict before running code. Preserve errors and actual </w:t>
+      </w:r>
+      <w:r>
+        <w:rPr>
+          <w:b/>
+        </w:rPr>
+        <w:t>output</w:t>
+      </w:r>
+      <w:r>
+        <w:rPr>
+          <w:b w:val="0"/>
+        </w:rPr>
+        <w:t>s; collect a changed test and an explanation. The branch-boundary and indexing lessons deliberately include failure cases.</w:t>
       </w:r>
     </w:p>
     <w:p>
       <w:pPr>
         <w:spacing w:line="336" w:lineRule="auto" w:after="180"/>
-        <w:shd w:fill="F1F6F8"/>
       </w:pPr>
       <w:r>
         <w:rPr>
           <w:b w:val="0"/>
         </w:rPr>
-        <w:t xml:space="preserve">Ask students to predict before running code. Preserve errors and actual </w:t>
-      </w:r>
-      <w:r>
-        <w:rPr>
-          <w:b/>
-        </w:rPr>
-        <w:t>output</w:t>
-      </w:r>
-      <w:r>
-        <w:rPr>
-          <w:b w:val="0"/>
-        </w:rPr>
-        <w:t>s; collect a changed test and an explanation. The branch-boundary and indexing lessons deliberately include failure cases.</w:t>
+        <w:t>Use the earlier worked-explanation links to address a specific missing building block, then return to the current question. Adapt this suggestion after observing the learner; it is not an automatic diagnosis.</w:t>
       </w:r>
     </w:p>
     <w:p>
@@ -4898,71 +5814,37 @@
         <w:rPr>
           <w:b w:val="0"/>
         </w:rPr>
-        <w:t>Use the earlier worked-explanation links to address a specific missing building block, then return to the current question. Adapt this suggestion after observing the learner; it is not an automatic diagnosis.</w:t>
+        <w:t xml:space="preserve">Collect the completed-work portfolio as </w:t>
+      </w:r>
+      <w:r>
+        <w:rPr>
+          <w:b/>
+        </w:rPr>
+        <w:t>evidence</w:t>
+      </w:r>
+      <w:r>
+        <w:rPr>
+          <w:b w:val="0"/>
+        </w:rPr>
+        <w:t>. Record support separately from correctness, and assess explanation, trace/test and limitations. Progress ticks and quiz selections alone do not establish mastery.</w:t>
       </w:r>
     </w:p>
     <w:p>
       <w:pPr>
-        <w:spacing w:line="336" w:lineRule="auto" w:after="180"/>
-      </w:pPr>
-      <w:r>
-        <w:rPr>
-          <w:b w:val="0"/>
-        </w:rPr>
-        <w:t xml:space="preserve">Collect the completed-work portfolio as </w:t>
-      </w:r>
-      <w:r>
-        <w:rPr>
-          <w:b/>
-        </w:rPr>
-        <w:t>evidence</w:t>
-      </w:r>
-      <w:r>
-        <w:rPr>
-          <w:b w:val="0"/>
-        </w:rPr>
-        <w:t>. Record support separately from correctness, and assess explanation, trace/test and limitations. Progress ticks and quiz selections alone do not establish mastery.</w:t>
+        <w:pStyle w:val="Heading1"/>
+      </w:pPr>
+      <w:r>
+        <w:t>09. Reference · Teach with the six pictures</w:t>
       </w:r>
     </w:p>
     <w:p>
-      <w:pPr>
-        <w:pStyle w:val="Heading1"/>
-      </w:pPr>
-      <w:r>
-        <w:t>09. Visual concept journey</w:t>
+      <w:r>
+        <w:t>Choose one picture for a particular reasoning move.</w:t>
       </w:r>
     </w:p>
     <w:p>
-      <w:r>
-        <w:t>Show one Sandboxing and resource limits graphic at a time, request a prediction and discuss its trace before the independent assessment.</w:t>
-      </w:r>
-    </w:p>
-    <w:p>
-      <w:pPr>
-        <w:spacing w:line="336" w:lineRule="auto" w:after="180"/>
-      </w:pPr>
-      <w:r>
-        <w:rPr>
-          <w:b w:val="0"/>
-        </w:rPr>
-        <w:t xml:space="preserve">Use one picture at a time. Hide a worked result before asking for a </w:t>
-      </w:r>
-      <w:r>
-        <w:rPr>
-          <w:b/>
-        </w:rPr>
-        <w:t>prediction</w:t>
-      </w:r>
-      <w:r>
-        <w:rPr>
-          <w:b w:val="0"/>
-        </w:rPr>
-        <w:t>, then reveal it for feedback. These are supported teaching cases; retain the separate independent assessment for a fresh first attempt.</w:t>
-      </w:r>
-    </w:p>
-    <w:p>
-      <w:pPr>
-        <w:pStyle w:val="Heading3"/>
+      <w:pPr>
+        <w:pStyle w:val="Heading2"/>
       </w:pPr>
       <w:r>
         <w:t>01. Sandboxing and resource limits: the case</w:t>
@@ -4973,7 +5855,7 @@
         <w:drawing>
           <wp:inline xmlns:a="http://schemas.openxmlformats.org/drawingml/2006/main" xmlns:pic="http://schemas.openxmlformats.org/drawingml/2006/picture">
             <wp:extent cx="5486400" cy="2834640"/>
-            <wp:docPr id="2" name="Picture 2" descr="Bound a student program. A toy sandbox forbids network access, allows at most two seconds and limits output to 20 MB. Supplied facts: A uses one second and writes 2 MB. B tries to contact a website. These are declared trial records."/>
+            <wp:docPr id="3" name="Picture 3" descr="Bound a student program. A toy sandbox forbids network access, allows at most two seconds and limits output to 20 MB. Supplied facts: A uses one second and writes 2 MB. B tries to contact a website. These are declared trial records."/>
             <wp:cNvGraphicFramePr>
               <a:graphicFrameLocks noChangeAspect="1"/>
             </wp:cNvGraphicFramePr>
@@ -4985,7 +5867,7 @@
                     <pic:cNvPicPr/>
                   </pic:nvPicPr>
                   <pic:blipFill>
-                    <a:blip r:embed="rId10"/>
+                    <a:blip r:embed="rId11"/>
                     <a:stretch>
                       <a:fillRect/>
                     </a:stretch>
@@ -5053,7 +5935,6 @@
     <w:p>
       <w:pPr>
         <w:spacing w:line="336" w:lineRule="auto" w:after="180"/>
-        <w:shd w:fill="F5F1FB"/>
       </w:pPr>
       <w:r>
         <w:rPr>
@@ -5064,27 +5945,18 @@
     </w:p>
     <w:p>
       <w:pPr>
-        <w:pStyle w:val="Heading3"/>
-      </w:pPr>
-      <w:r>
-        <w:t>Discuss while showing the picture</w:t>
+        <w:spacing w:line="336" w:lineRule="auto" w:after="180"/>
+      </w:pPr>
+      <w:r>
+        <w:rPr>
+          <w:b w:val="0"/>
+        </w:rPr>
+        <w:t>Teacher prompt: Point to the given fact that matters most. Explain why it matters. Ask learners to describe one label or arrow in ordinary words. Use the adjacent transcript if the image is difficult to see.</w:t>
       </w:r>
     </w:p>
     <w:p>
       <w:pPr>
-        <w:spacing w:line="336" w:lineRule="auto" w:after="180"/>
-        <w:shd w:fill="F1F6F8"/>
-      </w:pPr>
-      <w:r>
-        <w:rPr>
-          <w:b w:val="0"/>
-        </w:rPr>
-        <w:t>Teacher prompt: Point to the given fact that matters most. Explain why it matters. Ask learners to describe one label or arrow in ordinary words. Use the adjacent transcript if the image is difficult to see.</w:t>
-      </w:r>
-    </w:p>
-    <w:p>
-      <w:pPr>
-        <w:pStyle w:val="Heading3"/>
+        <w:pStyle w:val="Heading2"/>
       </w:pPr>
       <w:r>
         <w:t>02. Follow the deciding steps</w:t>
@@ -5095,7 +5967,7 @@
         <w:drawing>
           <wp:inline xmlns:a="http://schemas.openxmlformats.org/drawingml/2006/main" xmlns:pic="http://schemas.openxmlformats.org/drawingml/2006/picture">
             <wp:extent cx="5486400" cy="3182112"/>
-            <wp:docPr id="3" name="Picture 3" descr="Apply isolation: Neither program receives network permission. → Check A: One second and 2 MB fit both resource limits. → Deny B network call: Stop the prohibited network action regardless of its purpose."/>
+            <wp:docPr id="4" name="Picture 4" descr="Apply isolation: Neither program receives network permission. → Check A: One second and 2 MB fit both resource limits. → Deny B network call: Stop the prohibited network action regardless of its purpose."/>
             <wp:cNvGraphicFramePr>
               <a:graphicFrameLocks noChangeAspect="1"/>
             </wp:cNvGraphicFramePr>
@@ -5107,7 +5979,7 @@
                     <pic:cNvPicPr/>
                   </pic:nvPicPr>
                   <pic:blipFill>
-                    <a:blip r:embed="rId11"/>
+                    <a:blip r:embed="rId9"/>
                     <a:stretch>
                       <a:fillRect/>
                     </a:stretch>
@@ -5140,7 +6012,6 @@
     <w:p>
       <w:pPr>
         <w:spacing w:line="336" w:lineRule="auto" w:after="180"/>
-        <w:shd w:fill="F5F1FB"/>
       </w:pPr>
       <w:r>
         <w:rPr>
@@ -5163,39 +6034,30 @@
     </w:p>
     <w:p>
       <w:pPr>
-        <w:pStyle w:val="Heading3"/>
-      </w:pPr>
-      <w:r>
-        <w:t>Discuss while showing the picture</w:t>
+        <w:spacing w:line="336" w:lineRule="auto" w:after="180"/>
+      </w:pPr>
+      <w:r>
+        <w:rPr>
+          <w:b w:val="0"/>
+        </w:rPr>
+        <w:t xml:space="preserve">Teacher prompt: Point to each numbered stage and explain which recorded </w:t>
+      </w:r>
+      <w:r>
+        <w:rPr>
+          <w:b/>
+        </w:rPr>
+        <w:t>input</w:t>
+      </w:r>
+      <w:r>
+        <w:rPr>
+          <w:b w:val="0"/>
+        </w:rPr>
+        <w:t xml:space="preserve"> it uses. Ask learners to describe one label or arrow in ordinary words. Use the adjacent transcript if the image is difficult to see.</w:t>
       </w:r>
     </w:p>
     <w:p>
       <w:pPr>
-        <w:spacing w:line="336" w:lineRule="auto" w:after="180"/>
-        <w:shd w:fill="F1F6F8"/>
-      </w:pPr>
-      <w:r>
-        <w:rPr>
-          <w:b w:val="0"/>
-        </w:rPr>
-        <w:t xml:space="preserve">Teacher prompt: Point to each numbered stage and explain which recorded </w:t>
-      </w:r>
-      <w:r>
-        <w:rPr>
-          <w:b/>
-        </w:rPr>
-        <w:t>input</w:t>
-      </w:r>
-      <w:r>
-        <w:rPr>
-          <w:b w:val="0"/>
-        </w:rPr>
-        <w:t xml:space="preserve"> it uses. Ask learners to describe one label or arrow in ordinary words. Use the adjacent transcript if the image is difficult to see.</w:t>
-      </w:r>
-    </w:p>
-    <w:p>
-      <w:pPr>
-        <w:pStyle w:val="Heading3"/>
+        <w:pStyle w:val="Heading2"/>
       </w:pPr>
       <w:r>
         <w:t>03. Sandboxing and resource limits — evidence trace</w:t>
@@ -5206,7 +6068,7 @@
         <w:drawing>
           <wp:inline xmlns:a="http://schemas.openxmlformats.org/drawingml/2006/main" xmlns:pic="http://schemas.openxmlformats.org/drawingml/2006/picture">
             <wp:extent cx="5486400" cy="2996184"/>
-            <wp:docPr id="4" name="Picture 4" descr="Sandboxing and resource limits — evidence trace. A job requests a public webpage and a write outside its output directory. | The fictional job may read its fixture directory, write its output directory, use no network and run for at most 2 seconds with at most 10 queued tasks. Reject excess work before starting it. | Both operations violate the sandbox contract. Deny them; public availability does not grant network or filesystem authority."/>
+            <wp:docPr id="5" name="Picture 5" descr="Sandboxing and resource limits — evidence trace. A job requests a public webpage and a write outside its output directory. | The fictional job may read its fixture directory, write its output directory, use no network and run for at most 2 seconds with at most 10 queued tasks. Reject excess work before starting it. | Both operations violate the sandbox contract. Deny them; public availability does not grant network or filesystem authority."/>
             <wp:cNvGraphicFramePr>
               <a:graphicFrameLocks noChangeAspect="1"/>
             </wp:cNvGraphicFramePr>
@@ -5327,7 +6189,6 @@
     <w:p>
       <w:pPr>
         <w:spacing w:line="336" w:lineRule="auto" w:after="180"/>
-        <w:shd w:fill="F5F1FB"/>
       </w:pPr>
       <w:r>
         <w:rPr>
@@ -5338,27 +6199,18 @@
     </w:p>
     <w:p>
       <w:pPr>
-        <w:pStyle w:val="Heading3"/>
-      </w:pPr>
-      <w:r>
-        <w:t>Discuss while showing the picture</w:t>
+        <w:spacing w:line="336" w:lineRule="auto" w:after="180"/>
+      </w:pPr>
+      <w:r>
+        <w:rPr>
+          <w:b w:val="0"/>
+        </w:rPr>
+        <w:t>Teacher prompt: Read the labels and values. Explain the relationship the model shows. Ask learners to describe one label or arrow in ordinary words. Use the adjacent transcript if the image is difficult to see.</w:t>
       </w:r>
     </w:p>
     <w:p>
       <w:pPr>
-        <w:spacing w:line="336" w:lineRule="auto" w:after="180"/>
-        <w:shd w:fill="F1F6F8"/>
-      </w:pPr>
-      <w:r>
-        <w:rPr>
-          <w:b w:val="0"/>
-        </w:rPr>
-        <w:t>Teacher prompt: Read the labels and values. Explain the relationship the model shows. Ask learners to describe one label or arrow in ordinary words. Use the adjacent transcript if the image is difficult to see.</w:t>
-      </w:r>
-    </w:p>
-    <w:p>
-      <w:pPr>
-        <w:pStyle w:val="Heading3"/>
+        <w:pStyle w:val="Heading2"/>
       </w:pPr>
       <w:r>
         <w:t>04. Change one thing. Trace what follows.</w:t>
@@ -5369,7 +6221,7 @@
         <w:drawing>
           <wp:inline xmlns:a="http://schemas.openxmlformats.org/drawingml/2006/main" xmlns:pic="http://schemas.openxmlformats.org/drawingml/2006/picture">
             <wp:extent cx="5486400" cy="3026664"/>
-            <wp:docPr id="5" name="Picture 5" descr="Original case: Stop the prohibited network action regardless of its purpose. Changed condition: A takes three seconds but still writes 2 MB. Expected result: Stop A for exceeding the time allowance. Reason: The independent two-second limit remains binding."/>
+            <wp:docPr id="6" name="Picture 6" descr="Original case: Stop the prohibited network action regardless of its purpose. Changed condition: A takes three seconds but still writes 2 MB. Expected result: Stop A for exceeding the time allowance. Reason: The independent two-second limit remains binding."/>
             <wp:cNvGraphicFramePr>
               <a:graphicFrameLocks noChangeAspect="1"/>
             </wp:cNvGraphicFramePr>
@@ -5425,7 +6277,6 @@
     <w:p>
       <w:pPr>
         <w:spacing w:line="336" w:lineRule="auto" w:after="180"/>
-        <w:shd w:fill="F5F1FB"/>
       </w:pPr>
       <w:r>
         <w:rPr>
@@ -5436,39 +6287,29 @@
     </w:p>
     <w:p>
       <w:pPr>
-        <w:pStyle w:val="Heading3"/>
-      </w:pPr>
-      <w:r>
-        <w:t>Discuss while showing the picture</w:t>
+        <w:spacing w:line="336" w:lineRule="auto" w:after="180"/>
+      </w:pPr>
+      <w:r>
+        <w:rPr>
+          <w:b w:val="0"/>
+        </w:rPr>
+        <w:t>Teacher prompt: Predict before checking the worked changed-case result. Name what changed and what the supplied facts allow you to conclude. Ask learners to describe one label or arrow in ordinary words.</w:t>
       </w:r>
     </w:p>
     <w:p>
       <w:pPr>
         <w:spacing w:line="336" w:lineRule="auto" w:after="180"/>
-        <w:shd w:fill="F1F6F8"/>
       </w:pPr>
       <w:r>
         <w:rPr>
           <w:b w:val="0"/>
         </w:rPr>
-        <w:t>Teacher prompt: Predict before checking the worked changed-case result. Name what changed and what the supplied facts allow you to conclude. Ask learners to describe one label or arrow in ordinary words.</w:t>
+        <w:t>Use the adjacent transcript if the image is difficult to see. Changed-case reasoning: The independent two-second limit remains binding.</w:t>
       </w:r>
     </w:p>
     <w:p>
       <w:pPr>
-        <w:spacing w:line="336" w:lineRule="auto" w:after="180"/>
-        <w:shd w:fill="F1F6F8"/>
-      </w:pPr>
-      <w:r>
-        <w:rPr>
-          <w:b w:val="0"/>
-        </w:rPr>
-        <w:t>Use the adjacent transcript if the image is difficult to see. Changed-case reasoning: The independent two-second limit remains binding.</w:t>
-      </w:r>
-    </w:p>
-    <w:p>
-      <w:pPr>
-        <w:pStyle w:val="Heading3"/>
+        <w:pStyle w:val="Heading2"/>
       </w:pPr>
       <w:r>
         <w:t>05. Connect the explanation to its limit</w:t>
@@ -5479,7 +6320,7 @@
         <w:drawing>
           <wp:inline xmlns:a="http://schemas.openxmlformats.org/drawingml/2006/main" xmlns:pic="http://schemas.openxmlformats.org/drawingml/2006/picture">
             <wp:extent cx="5486400" cy="2834640"/>
-            <wp:docPr id="6" name="Picture 6" descr="Sandbox controls bound reach and resource use. Passing an output limit cannot cancel a network or time restriction. Limit: These controls are not a complete security proof; implementation and escape risks still require review."/>
+            <wp:docPr id="7" name="Picture 7" descr="Sandbox controls bound reach and resource use. Passing an output limit cannot cancel a network or time restriction. Limit: These controls are not a complete security proof; implementation and escape risks still require review."/>
             <wp:cNvGraphicFramePr>
               <a:graphicFrameLocks noChangeAspect="1"/>
             </wp:cNvGraphicFramePr>
@@ -5542,7 +6383,6 @@
     <w:p>
       <w:pPr>
         <w:spacing w:line="336" w:lineRule="auto" w:after="180"/>
-        <w:shd w:fill="F5F1FB"/>
       </w:pPr>
       <w:r>
         <w:rPr>
@@ -5553,39 +6393,29 @@
     </w:p>
     <w:p>
       <w:pPr>
-        <w:pStyle w:val="Heading3"/>
-      </w:pPr>
-      <w:r>
-        <w:t>Discuss while showing the picture</w:t>
+        <w:spacing w:line="336" w:lineRule="auto" w:after="180"/>
+      </w:pPr>
+      <w:r>
+        <w:rPr>
+          <w:b w:val="0"/>
+        </w:rPr>
+        <w:t>Teacher prompt: Explain the case, then point to a limit on the claim. Ask learners to describe one label or arrow in ordinary words. Use the adjacent transcript if the image is difficult to see.</w:t>
       </w:r>
     </w:p>
     <w:p>
       <w:pPr>
         <w:spacing w:line="336" w:lineRule="auto" w:after="180"/>
-        <w:shd w:fill="F1F6F8"/>
       </w:pPr>
       <w:r>
         <w:rPr>
           <w:b w:val="0"/>
         </w:rPr>
-        <w:t>Teacher prompt: Explain the case, then point to a limit on the claim. Ask learners to describe one label or arrow in ordinary words. Use the adjacent transcript if the image is difficult to see.</w:t>
+        <w:t>Keep the stated scope: These controls are not a complete security proof; implementation and escape risks still require review.</w:t>
       </w:r>
     </w:p>
     <w:p>
       <w:pPr>
-        <w:spacing w:line="336" w:lineRule="auto" w:after="180"/>
-        <w:shd w:fill="F1F6F8"/>
-      </w:pPr>
-      <w:r>
-        <w:rPr>
-          <w:b w:val="0"/>
-        </w:rPr>
-        <w:t>Keep the stated scope: These controls are not a complete security proof; implementation and escape risks still require review.</w:t>
-      </w:r>
-    </w:p>
-    <w:p>
-      <w:pPr>
-        <w:pStyle w:val="Heading3"/>
+        <w:pStyle w:val="Heading2"/>
       </w:pPr>
       <w:r>
         <w:t>06. Make the idea visible in your project</w:t>
@@ -5596,7 +6426,7 @@
         <w:drawing>
           <wp:inline xmlns:a="http://schemas.openxmlformats.org/drawingml/2006/main" xmlns:pic="http://schemas.openxmlformats.org/drawingml/2006/picture">
             <wp:extent cx="5486400" cy="3529584"/>
-            <wp:docPr id="7" name="Picture 7" descr="For the Grounded Learning Service, retain an annotated trace and the changed-case result. Name the contract or evidence that makes the deciding step valid, so another team can review it. Draw your input, deciding step, result and limit. Supported question: Check A against both resource limits and B against network isolation. Why must A stop after three seconds even if its output remains only 2 MB?"/>
+            <wp:docPr id="8" name="Picture 8" descr="For the Grounded Learning Service, retain an annotated trace and the changed-case result. Name the contract or evidence that makes the deciding step valid, so another team can review it. Draw your input, deciding step, result and limit. Supported question: Check A against both resource limits and B against network isolation. Why must A stop after three seconds even if its output remains only 2 MB?"/>
             <wp:cNvGraphicFramePr>
               <a:graphicFrameLocks noChangeAspect="1"/>
             </wp:cNvGraphicFramePr>
@@ -5688,7 +6518,6 @@
     <w:p>
       <w:pPr>
         <w:spacing w:line="336" w:lineRule="auto" w:after="180"/>
-        <w:shd w:fill="F5F1FB"/>
       </w:pPr>
       <w:r>
         <w:rPr>
@@ -5711,58 +6540,126 @@
     </w:p>
     <w:p>
       <w:pPr>
-        <w:pStyle w:val="Heading3"/>
-      </w:pPr>
-      <w:r>
-        <w:t>Discuss while showing the picture</w:t>
+        <w:spacing w:line="336" w:lineRule="auto" w:after="180"/>
+      </w:pPr>
+      <w:r>
+        <w:rPr>
+          <w:b w:val="0"/>
+        </w:rPr>
+        <w:t xml:space="preserve">Teacher prompt: Draw your project trace and justify the deciding step using </w:t>
+      </w:r>
+      <w:r>
+        <w:rPr>
+          <w:b/>
+        </w:rPr>
+        <w:t>evidence</w:t>
+      </w:r>
+      <w:r>
+        <w:rPr>
+          <w:b w:val="0"/>
+        </w:rPr>
+        <w:t>. Ask learners to describe one label or arrow in ordinary words. Use the adjacent transcript if the image is difficult to see.</w:t>
       </w:r>
     </w:p>
     <w:p>
       <w:pPr>
         <w:spacing w:line="336" w:lineRule="auto" w:after="180"/>
-        <w:shd w:fill="F1F6F8"/>
       </w:pPr>
       <w:r>
         <w:rPr>
           <w:b w:val="0"/>
         </w:rPr>
-        <w:t xml:space="preserve">Teacher prompt: Draw your project trace and justify the deciding step using </w:t>
-      </w:r>
-      <w:r>
-        <w:rPr>
-          <w:b/>
-        </w:rPr>
-        <w:t>evidence</w:t>
-      </w:r>
-      <w:r>
-        <w:rPr>
-          <w:b w:val="0"/>
-        </w:rPr>
-        <w:t>. Ask learners to describe one label or arrow in ordinary words. Use the adjacent transcript if the image is difficult to see.</w:t>
+        <w:t>Supported practice key: Neither program receives network permission. One second and 2 MB fit both resource limits. Stop the prohibited network action regardless of its purpose.</w:t>
       </w:r>
     </w:p>
     <w:p>
       <w:pPr>
         <w:spacing w:line="336" w:lineRule="auto" w:after="180"/>
-        <w:shd w:fill="F1F6F8"/>
       </w:pPr>
       <w:r>
         <w:rPr>
           <w:b w:val="0"/>
         </w:rPr>
-        <w:t>Supported practice key: Neither program receives network permission. One second and 2 MB fit both resource limits. Stop the prohibited network action regardless of its purpose.</w:t>
+        <w:t>Changed case: Stop A for exceeding the time allowance. The independent two-second limit remains binding.</w:t>
       </w:r>
     </w:p>
     <w:p>
       <w:pPr>
+        <w:pStyle w:val="Heading2"/>
+      </w:pPr>
+      <w:r>
+        <w:t>Earlier wording, alternatives and picture transcripts · reference / check after trying</w:t>
+      </w:r>
+    </w:p>
+    <w:p>
+      <w:pPr>
         <w:spacing w:line="336" w:lineRule="auto" w:after="180"/>
-        <w:shd w:fill="F1F6F8"/>
       </w:pPr>
       <w:r>
         <w:rPr>
           <w:b w:val="0"/>
         </w:rPr>
-        <w:t>Changed case: Stop A for exceeding the time allowance. The independent two-second limit remains binding.</w:t>
+        <w:t xml:space="preserve">Use one picture at a time. Hide a worked result before asking for a </w:t>
+      </w:r>
+      <w:r>
+        <w:rPr>
+          <w:b/>
+        </w:rPr>
+        <w:t>prediction</w:t>
+      </w:r>
+      <w:r>
+        <w:rPr>
+          <w:b w:val="0"/>
+        </w:rPr>
+        <w:t>, then reveal it for feedback. These are supported teaching cases; retain the separate independent assessment for a fresh first attempt.</w:t>
+      </w:r>
+    </w:p>
+    <w:p>
+      <w:pPr>
+        <w:pStyle w:val="Heading3"/>
+      </w:pPr>
+      <w:r>
+        <w:t>01. Sandboxing and resource limits: the case</w:t>
+      </w:r>
+    </w:p>
+    <w:p>
+      <w:pPr>
+        <w:pStyle w:val="Heading3"/>
+      </w:pPr>
+      <w:r>
+        <w:t>02. Follow the deciding steps</w:t>
+      </w:r>
+    </w:p>
+    <w:p>
+      <w:pPr>
+        <w:pStyle w:val="Heading3"/>
+      </w:pPr>
+      <w:r>
+        <w:t>03. Sandboxing and resource limits — evidence trace</w:t>
+      </w:r>
+    </w:p>
+    <w:p>
+      <w:pPr>
+        <w:pStyle w:val="Heading3"/>
+      </w:pPr>
+      <w:r>
+        <w:t>04. Change one thing. Trace what follows.</w:t>
+      </w:r>
+    </w:p>
+    <w:p>
+      <w:pPr>
+        <w:pStyle w:val="Heading3"/>
+      </w:pPr>
+      <w:r>
+        <w:t>05. Connect the explanation to its limit</w:t>
+      </w:r>
+    </w:p>
+    <w:p>
+      <w:pPr>
+        <w:pStyle w:val="Heading3"/>
+      </w:pPr>
+      <w:r>
+        <w:t>06. Make the idea visible in your project</w:t>
       </w:r>
     </w:p>
     <w:sectPr>
